--- a/Thesis.docx
+++ b/Thesis.docx
@@ -914,7 +914,7 @@
     </w:p>
     <w:bookmarkEnd w:id="45"/>
     <w:bookmarkEnd w:id="46"/>
-    <w:bookmarkStart w:id="47" w:name="acknowledgements"/>
+    <w:bookmarkStart w:id="49" w:name="acknowledgements"/>
     <w:p>
       <w:pPr>
         <w:pStyle w:val="Heading1"/>
@@ -923,8 +923,77 @@
         <w:t xml:space="preserve">Acknowledgements</w:t>
       </w:r>
     </w:p>
-    <w:bookmarkEnd w:id="47"/>
-    <w:bookmarkStart w:id="48" w:name="statement-of-integrity"/>
+    <w:p>
+      <w:pPr>
+        <w:pStyle w:val="FirstParagraph"/>
+      </w:pPr>
+      <w:r>
+        <w:t xml:space="preserve">This work received financial support from the PT national funds (FCT/MECI, Fundação para a</w:t>
+      </w:r>
+      <w:r>
+        <w:t xml:space="preserve"> </w:t>
+      </w:r>
+      <w:r>
+        <w:t xml:space="preserve">Ciência e Tecnologia and Ministério da Educação, Ciência e Inovação) through the project</w:t>
+      </w:r>
+      <w:r>
+        <w:t xml:space="preserve"> </w:t>
+      </w:r>
+      <w:r>
+        <w:t xml:space="preserve">UIDB/04423/2020 (CIIMAR), UIDP/04423/2020 (CIIMAR), and UIDB/04050/2020 (UMinho CBMA —</w:t>
+      </w:r>
+      <w:r>
+        <w:t xml:space="preserve"> </w:t>
+      </w:r>
+      <w:hyperlink r:id="rId47">
+        <w:r>
+          <w:rPr>
+            <w:rStyle w:val="Hyperlink"/>
+          </w:rPr>
+          <w:t xml:space="preserve">https://doi.org/10.54499/UIDB/04050/2020</w:t>
+        </w:r>
+      </w:hyperlink>
+      <w:r>
+        <w:t xml:space="preserve">). This work is carried out under contract</w:t>
+      </w:r>
+      <w:r>
+        <w:t xml:space="preserve"> </w:t>
+      </w:r>
+      <w:r>
+        <w:t xml:space="preserve">ref. 2023.15056.TENURE.043 funded by national funds through FCT — Fundação para a Ciência</w:t>
+      </w:r>
+      <w:r>
+        <w:t xml:space="preserve"> </w:t>
+      </w:r>
+      <w:r>
+        <w:t xml:space="preserve">e a Tecnologia, I.P. This work is also funded by national funds through FCT — Fundação para</w:t>
+      </w:r>
+      <w:r>
+        <w:t xml:space="preserve"> </w:t>
+      </w:r>
+      <w:r>
+        <w:t xml:space="preserve">a Ciência e a Tecnologia, within the scope of UID/50016/2025 and LA/P/0076/2020</w:t>
+      </w:r>
+      <w:r>
+        <w:t xml:space="preserve"> </w:t>
+      </w:r>
+      <w:r>
+        <w:t xml:space="preserve">(</w:t>
+      </w:r>
+      <w:hyperlink r:id="rId48">
+        <w:r>
+          <w:rPr>
+            <w:rStyle w:val="Hyperlink"/>
+          </w:rPr>
+          <w:t xml:space="preserve">https://doi.org/10.54499/LA/P/0076/2020</w:t>
+        </w:r>
+      </w:hyperlink>
+      <w:r>
+        <w:t xml:space="preserve">).</w:t>
+      </w:r>
+    </w:p>
+    <w:bookmarkEnd w:id="49"/>
+    <w:bookmarkStart w:id="50" w:name="statement-of-integrity"/>
     <w:p>
       <w:pPr>
         <w:pStyle w:val="Heading1"/>
@@ -977,8 +1046,8 @@
         <w:t xml:space="preserve">julyaugustseptemberoctobernovemberdecember</w:t>
       </w:r>
     </w:p>
-    <w:bookmarkEnd w:id="48"/>
-    <w:bookmarkStart w:id="50" w:name="abstract"/>
+    <w:bookmarkEnd w:id="50"/>
+    <w:bookmarkStart w:id="52" w:name="abstract"/>
     <w:p>
       <w:pPr>
         <w:pStyle w:val="Heading1"/>
@@ -1197,7 +1266,7 @@
         <w:t xml:space="preserve">configuration.</w:t>
       </w:r>
     </w:p>
-    <w:bookmarkStart w:id="49" w:name="keywords"/>
+    <w:bookmarkStart w:id="51" w:name="keywords"/>
     <w:p>
       <w:pPr>
         <w:pStyle w:val="Heading5"/>
@@ -1241,9 +1310,9 @@
         <w:t xml:space="preserve">No-fold score, 3D structure prediction, Debye length</w:t>
       </w:r>
     </w:p>
-    <w:bookmarkEnd w:id="49"/>
-    <w:bookmarkEnd w:id="50"/>
-    <w:bookmarkStart w:id="52" w:name="resumo"/>
+    <w:bookmarkEnd w:id="51"/>
+    <w:bookmarkEnd w:id="52"/>
+    <w:bookmarkStart w:id="54" w:name="resumo"/>
     <w:p>
       <w:pPr>
         <w:pStyle w:val="Heading1"/>
@@ -1480,7 +1549,7 @@
         <w:t xml:space="preserve">generalizável a novos genes e organismos com configuração mínima.</w:t>
       </w:r>
     </w:p>
-    <w:bookmarkStart w:id="51" w:name="palavras-chave"/>
+    <w:bookmarkStart w:id="53" w:name="palavras-chave"/>
     <w:p>
       <w:pPr>
         <w:pStyle w:val="Heading5"/>
@@ -1530,9 +1599,9 @@
         <w:t xml:space="preserve">previsão de estrutura 3D, comprimento de Debye</w:t>
       </w:r>
     </w:p>
-    <w:bookmarkEnd w:id="51"/>
-    <w:bookmarkEnd w:id="52"/>
-    <w:bookmarkStart w:id="59" w:name="introduction"/>
+    <w:bookmarkEnd w:id="53"/>
+    <w:bookmarkEnd w:id="54"/>
+    <w:bookmarkStart w:id="61" w:name="introduction"/>
     <w:p>
       <w:pPr>
         <w:pStyle w:val="Heading1"/>
@@ -1550,7 +1619,7 @@
         <w:t xml:space="preserve">Introduction</w:t>
       </w:r>
     </w:p>
-    <w:bookmarkStart w:id="53" w:name="context"/>
+    <w:bookmarkStart w:id="55" w:name="context"/>
     <w:p>
       <w:pPr>
         <w:pStyle w:val="Heading2"/>
@@ -2024,8 +2093,8 @@
         <w:t xml:space="preserve">prioritise a small number of promising candidates before any experimental effort is spent.</w:t>
       </w:r>
     </w:p>
-    <w:bookmarkEnd w:id="53"/>
-    <w:bookmarkStart w:id="54" w:name="problem-statement"/>
+    <w:bookmarkEnd w:id="55"/>
+    <w:bookmarkStart w:id="56" w:name="problem-statement"/>
     <w:p>
       <w:pPr>
         <w:pStyle w:val="Heading2"/>
@@ -2123,8 +2192,8 @@
         <w:t xml:space="preserve">.</w:t>
       </w:r>
     </w:p>
-    <w:bookmarkEnd w:id="54"/>
-    <w:bookmarkStart w:id="55" w:name="objectives"/>
+    <w:bookmarkEnd w:id="56"/>
+    <w:bookmarkStart w:id="57" w:name="sec:objectives"/>
     <w:p>
       <w:pPr>
         <w:pStyle w:val="Heading2"/>
@@ -2307,8 +2376,8 @@
         <w:t xml:space="preserve">produce curated, feature-rich datasets of the prioritised probe candidates.</w:t>
       </w:r>
     </w:p>
-    <w:bookmarkEnd w:id="55"/>
-    <w:bookmarkStart w:id="57" w:name="target-panel"/>
+    <w:bookmarkEnd w:id="57"/>
+    <w:bookmarkStart w:id="59" w:name="target-panel"/>
     <w:p>
       <w:pPr>
         <w:pStyle w:val="Heading2"/>
@@ -2534,7 +2603,7 @@
         <w:t xml:space="preserve">method.</w:t>
       </w:r>
     </w:p>
-    <w:bookmarkStart w:id="56" w:name="tab:targets"/>
+    <w:bookmarkStart w:id="58" w:name="tab:targets"/>
     <w:p>
       <w:pPr>
         <w:pStyle w:val="TableCaption"/>
@@ -2974,9 +3043,9 @@
         </w:tc>
       </w:tr>
     </w:tbl>
-    <w:bookmarkEnd w:id="56"/>
-    <w:bookmarkEnd w:id="57"/>
-    <w:bookmarkStart w:id="58" w:name="structure-of-the-dissertation"/>
+    <w:bookmarkEnd w:id="58"/>
+    <w:bookmarkEnd w:id="59"/>
+    <w:bookmarkStart w:id="60" w:name="structure-of-the-dissertation"/>
     <w:p>
       <w:pPr>
         <w:pStyle w:val="Heading2"/>
@@ -3050,9 +3119,9 @@
         <w:t xml:space="preserve">Chapter 5 draws the main conclusions and outlines future work.</w:t>
       </w:r>
     </w:p>
-    <w:bookmarkEnd w:id="58"/>
-    <w:bookmarkEnd w:id="59"/>
-    <w:bookmarkStart w:id="65" w:name="state-of-the-art"/>
+    <w:bookmarkEnd w:id="60"/>
+    <w:bookmarkEnd w:id="61"/>
+    <w:bookmarkStart w:id="67" w:name="state-of-the-art"/>
     <w:p>
       <w:pPr>
         <w:pStyle w:val="Heading1"/>
@@ -3108,7 +3177,7 @@
         <w:t xml:space="preserve">sequences.</w:t>
       </w:r>
     </w:p>
-    <w:bookmarkStart w:id="60" w:name="X1c11ecf708dc851a83aa14ea40994289bbcc332"/>
+    <w:bookmarkStart w:id="62" w:name="X1c11ecf708dc851a83aa14ea40994289bbcc332"/>
     <w:p>
       <w:pPr>
         <w:pStyle w:val="Heading2"/>
@@ -3248,7 +3317,7 @@
         <w:t xml:space="preserve"> </w:t>
       </w:r>
       <w:r>
-        <w:t xml:space="preserve">when no complementary sequence can be written — for proteins, small molecules or whole cells.</w:t>
+        <w:t xml:space="preserve">when no complementary sequence can be written, as for proteins, small molecules or whole cells.</w:t>
       </w:r>
       <w:r>
         <w:t xml:space="preserve"> </w:t>
@@ -3272,7 +3341,112 @@
         <w:t xml:space="preserve"> </w:t>
       </w:r>
       <w:r>
-        <w:t xml:space="preserve">selection campaign. The design problem then becomes one of choosing</w:t>
+        <w:t xml:space="preserve">selection campaign. Choosing a hybridisation probe is therefore not a search for a sequence that binds, since any</w:t>
+      </w:r>
+      <w:r>
+        <w:t xml:space="preserve"> </w:t>
+      </w:r>
+      <w:r>
+        <w:t xml:space="preserve">complement will bind, but a search for the right position in the genome. Two questions have to be</w:t>
+      </w:r>
+      <w:r>
+        <w:t xml:space="preserve"> </w:t>
+      </w:r>
+      <w:r>
+        <w:t xml:space="preserve">answered: which gene of the pathogen to target, and which window within that gene to copy. The</w:t>
+      </w:r>
+      <w:r>
+        <w:t xml:space="preserve"> </w:t>
+      </w:r>
+      <w:r>
+        <w:t xml:space="preserve">first determines whether the probe identifies the species at all; the second determines whether it</w:t>
+      </w:r>
+      <w:r>
+        <w:t xml:space="preserve"> </w:t>
+      </w:r>
+      <w:r>
+        <w:t xml:space="preserve">recognises every clinical strain of it and whether it behaves well as an oligonucleotide. Both</w:t>
+      </w:r>
+      <w:r>
+        <w:t xml:space="preserve"> </w:t>
+      </w:r>
+      <w:r>
+        <w:t xml:space="preserve">are addressed in this dissertation. The two</w:t>
+      </w:r>
+      <w:r>
+        <w:t xml:space="preserve"> </w:t>
+      </w:r>
+      <w:r>
+        <w:t xml:space="preserve">families also impose opposite structural requirements, a contrast that matters for the design criteria of</w:t>
+      </w:r>
+      <w:r>
+        <w:t xml:space="preserve"> </w:t>
+      </w:r>
+      <w:r>
+        <w:t xml:space="preserve">Chapter 3: an aptamer must fold to function, whereas a hybridisation probe must remain unfolded and</w:t>
+      </w:r>
+      <w:r>
+        <w:t xml:space="preserve"> </w:t>
+      </w:r>
+      <w:r>
+        <w:t xml:space="preserve">available to pair with its target. The two also differ in what it costs to obtain them, and the difference does not lie in the</w:t>
+      </w:r>
+      <w:r>
+        <w:t xml:space="preserve"> </w:t>
+      </w:r>
+      <w:r>
+        <w:t xml:space="preserve">synthesis. Once a sequence is known, both are made by the same solid-phase chemistry, which is</w:t>
+      </w:r>
+      <w:r>
+        <w:t xml:space="preserve"> </w:t>
+      </w:r>
+      <w:r>
+        <w:t xml:space="preserve">reproducible and allows terminal modifications to be introduced at will; on that basis aptamers</w:t>
+      </w:r>
+      <w:r>
+        <w:t xml:space="preserve"> </w:t>
+      </w:r>
+      <w:r>
+        <w:t xml:space="preserve">are routinely described as inexpensive by comparison with antibodies</w:t>
+      </w:r>
+      <w:r>
+        <w:t xml:space="preserve"> </w:t>
+      </w:r>
+      <w:r>
+        <w:t xml:space="preserve">(Stephens et al. 2025)</w:t>
+      </w:r>
+      <w:r>
+        <w:t xml:space="preserve">. The</w:t>
+      </w:r>
+      <w:r>
+        <w:t xml:space="preserve"> </w:t>
+      </w:r>
+      <w:r>
+        <w:t xml:space="preserve">expense of an aptamer lies upstream, in the selection campaign that discovers the sequence:</w:t>
+      </w:r>
+      <w:r>
+        <w:t xml:space="preserve"> </w:t>
+      </w:r>
+      <w:r>
+        <w:t xml:space="preserve">Kolm et al. (2020)</w:t>
+      </w:r>
+      <w:r>
+        <w:t xml:space="preserve"> </w:t>
+      </w:r>
+      <w:r>
+        <w:t xml:space="preserve">required eleven rounds of cell-</w:t>
+      </w:r>
+      <w:r>
+        <w:t xml:space="preserve">selex</w:t>
+      </w:r>
+      <w:r>
+        <w:t xml:space="preserve">, with repeated counter-selection</w:t>
+      </w:r>
+      <w:r>
+        <w:t xml:space="preserve"> </w:t>
+      </w:r>
+      <w:r>
+        <w:t xml:space="preserve">against non-target species, to obtain a single aptamer against</w:t>
       </w:r>
       <w:r>
         <w:t xml:space="preserve"> </w:t>
@@ -3282,59 +3456,34 @@
           <w:i/>
           <w:iCs/>
         </w:rPr>
-        <w:t xml:space="preserve">which</w:t>
-      </w:r>
-      <w:r>
-        <w:t xml:space="preserve"> </w:t>
-      </w:r>
-      <w:r>
-        <w:t xml:space="preserve">region of the genome to</w:t>
-      </w:r>
-      <w:r>
-        <w:t xml:space="preserve"> </w:t>
-      </w:r>
-      <w:r>
-        <w:t xml:space="preserve">target and</w:t>
-      </w:r>
-      <w:r>
-        <w:t xml:space="preserve"> </w:t>
-      </w:r>
-      <w:r>
-        <w:rPr>
-          <w:i/>
-          <w:iCs/>
-        </w:rPr>
-        <w:t xml:space="preserve">which</w:t>
-      </w:r>
-      <w:r>
-        <w:t xml:space="preserve"> </w:t>
-      </w:r>
-      <w:r>
-        <w:t xml:space="preserve">window within it, which is the problem this dissertation addresses. The two</w:t>
-      </w:r>
-      <w:r>
-        <w:t xml:space="preserve"> </w:t>
-      </w:r>
-      <w:r>
-        <w:t xml:space="preserve">families also impose opposite structural requirements, a contrast that matters for the design criteria of</w:t>
-      </w:r>
-      <w:r>
-        <w:t xml:space="preserve"> </w:t>
-      </w:r>
-      <w:r>
-        <w:t xml:space="preserve">Chapter 3: an aptamer must fold to function, whereas a hybridisation probe must remain unfolded and</w:t>
-      </w:r>
-      <w:r>
-        <w:t xml:space="preserve"> </w:t>
-      </w:r>
-      <w:r>
-        <w:t xml:space="preserve">available to pair with its target. Both, being chemically synthesised, are inexpensive, reproducible and</w:t>
-      </w:r>
-      <w:r>
-        <w:t xml:space="preserve"> </w:t>
-      </w:r>
-      <w:r>
-        <w:t xml:space="preserve">easily modified, which makes them well suited to solid-state biosensors and to</w:t>
+        <w:t xml:space="preserve">Enterococcus faecalis</w:t>
+      </w:r>
+      <w:r>
+        <w:t xml:space="preserve">, and</w:t>
+      </w:r>
+      <w:r>
+        <w:t xml:space="preserve"> </w:t>
+      </w:r>
+      <w:r>
+        <w:t xml:space="preserve">such campaigns are not always successful. A hybridisation probe incurs none of that, because its</w:t>
+      </w:r>
+      <w:r>
+        <w:t xml:space="preserve"> </w:t>
+      </w:r>
+      <w:r>
+        <w:t xml:space="preserve">sequence is read from the genome of the target. This asymmetry, rather than the cost of synthesis,</w:t>
+      </w:r>
+      <w:r>
+        <w:t xml:space="preserve"> </w:t>
+      </w:r>
+      <w:r>
+        <w:t xml:space="preserve">is what makes probes the practical choice when the target is a known nucleic-acid sequence, and it</w:t>
+      </w:r>
+      <w:r>
+        <w:t xml:space="preserve"> </w:t>
+      </w:r>
+      <w:r>
+        <w:t xml:space="preserve">is also what makes them amenable to</w:t>
       </w:r>
       <w:r>
         <w:t xml:space="preserve"> </w:t>
@@ -3362,8 +3511,8 @@
         <w:t xml:space="preserve">.</w:t>
       </w:r>
     </w:p>
-    <w:bookmarkEnd w:id="60"/>
-    <w:bookmarkStart w:id="61" w:name="X470f8a3c6eb5bb1ac2cae578dce4597cfa7b5d1"/>
+    <w:bookmarkEnd w:id="62"/>
+    <w:bookmarkStart w:id="63" w:name="X470f8a3c6eb5bb1ac2cae578dce4597cfa7b5d1"/>
     <w:p>
       <w:pPr>
         <w:pStyle w:val="Heading2"/>
@@ -4016,8 +4165,8 @@
         <w:t xml:space="preserve">aims to support.</w:t>
       </w:r>
     </w:p>
-    <w:bookmarkEnd w:id="61"/>
-    <w:bookmarkStart w:id="62" w:name="the-dnagraphene-interface"/>
+    <w:bookmarkEnd w:id="63"/>
+    <w:bookmarkStart w:id="64" w:name="the-dnagraphene-interface"/>
     <w:p>
       <w:pPr>
         <w:pStyle w:val="Heading2"/>
@@ -4170,8 +4319,8 @@
         <w:t xml:space="preserve">.</w:t>
       </w:r>
     </w:p>
-    <w:bookmarkEnd w:id="62"/>
-    <w:bookmarkStart w:id="63" w:name="Xe201b1aa829a3e9a4835c29390099654fd569d0"/>
+    <w:bookmarkEnd w:id="64"/>
+    <w:bookmarkStart w:id="65" w:name="Xe201b1aa829a3e9a4835c29390099654fd569d0"/>
     <w:p>
       <w:pPr>
         <w:pStyle w:val="Heading2"/>
@@ -4497,8 +4646,8 @@
         <w:t xml:space="preserve">computationally selected sequence.</w:t>
       </w:r>
     </w:p>
-    <w:bookmarkEnd w:id="63"/>
-    <w:bookmarkStart w:id="64" w:name="summary"/>
+    <w:bookmarkEnd w:id="65"/>
+    <w:bookmarkStart w:id="66" w:name="summary"/>
     <w:p>
       <w:pPr>
         <w:pStyle w:val="Heading2"/>
@@ -4566,9 +4715,9 @@
         <w:t xml:space="preserve">structurally. The methodology presented in the next chapter is designed to address that gap.</w:t>
       </w:r>
     </w:p>
-    <w:bookmarkEnd w:id="64"/>
-    <w:bookmarkEnd w:id="65"/>
-    <w:bookmarkStart w:id="93" w:name="methods"/>
+    <w:bookmarkEnd w:id="66"/>
+    <w:bookmarkEnd w:id="67"/>
+    <w:bookmarkStart w:id="95" w:name="methods"/>
     <w:p>
       <w:pPr>
         <w:pStyle w:val="Heading1"/>
@@ -4692,7 +4841,57 @@
         <w:t xml:space="preserve">).</w:t>
       </w:r>
     </w:p>
-    <w:bookmarkStart w:id="66" w:name="sequence-retrieval-from-ncbi"/>
+    <w:p>
+      <w:pPr>
+        <w:pStyle w:val="BodyText"/>
+      </w:pPr>
+      <w:r>
+        <w:t xml:space="preserve">The description follows the order in which the stages run, and falls into three parts. The</w:t>
+      </w:r>
+      <w:r>
+        <w:t xml:space="preserve"> </w:t>
+      </w:r>
+      <w:r>
+        <w:t xml:space="preserve">sequence stages take a gene name and return a ranked list of candidate sequences, by retrieving</w:t>
+      </w:r>
+      <w:r>
+        <w:t xml:space="preserve"> </w:t>
+      </w:r>
+      <w:r>
+        <w:t xml:space="preserve">public records, aligning them, scoring their conservation and screening the resulting windows on</w:t>
+      </w:r>
+      <w:r>
+        <w:t xml:space="preserve"> </w:t>
+      </w:r>
+      <w:r>
+        <w:t xml:space="preserve">biophysical criteria. The best of those candidates are then predicted in three dimensions.</w:t>
+      </w:r>
+      <w:r>
+        <w:t xml:space="preserve"> </w:t>
+      </w:r>
+      <w:r>
+        <w:t xml:space="preserve">Finally, the predicted structures are placed on a graphene sheet and the resulting interface is</w:t>
+      </w:r>
+      <w:r>
+        <w:t xml:space="preserve"> </w:t>
+      </w:r>
+      <w:r>
+        <w:t xml:space="preserve">measured. Three shorter sections close the chapter: the scoring of an existing probe panel by the</w:t>
+      </w:r>
+      <w:r>
+        <w:t xml:space="preserve"> </w:t>
+      </w:r>
+      <w:r>
+        <w:t xml:space="preserve">same metrics, the diversity analysis that justifies the sampling depth, and the handling of</w:t>
+      </w:r>
+      <w:r>
+        <w:t xml:space="preserve"> </w:t>
+      </w:r>
+      <w:r>
+        <w:t xml:space="preserve">intermediate results.</w:t>
+      </w:r>
+    </w:p>
+    <w:bookmarkStart w:id="68" w:name="sequence-retrieval-from-ncbi"/>
     <w:p>
       <w:pPr>
         <w:pStyle w:val="Heading2"/>
@@ -4866,8 +5065,8 @@
         <w:t xml:space="preserve">), a single-sequence mode is used.</w:t>
       </w:r>
     </w:p>
-    <w:bookmarkEnd w:id="66"/>
-    <w:bookmarkStart w:id="67" w:name="length-clustering"/>
+    <w:bookmarkEnd w:id="68"/>
+    <w:bookmarkStart w:id="69" w:name="length-clustering"/>
     <w:p>
       <w:pPr>
         <w:pStyle w:val="Heading2"/>
@@ -4955,8 +5154,8 @@
         <w:t xml:space="preserve">sequences.</w:t>
       </w:r>
     </w:p>
-    <w:bookmarkEnd w:id="67"/>
-    <w:bookmarkStart w:id="68" w:name="multiple-sequence-alignment"/>
+    <w:bookmarkEnd w:id="69"/>
+    <w:bookmarkStart w:id="70" w:name="multiple-sequence-alignment"/>
     <w:p>
       <w:pPr>
         <w:pStyle w:val="Heading2"/>
@@ -5027,8 +5226,8 @@
         <w:t xml:space="preserve">reported in this dissertation derive from a single retrieval, processed in this way.</w:t>
       </w:r>
     </w:p>
-    <w:bookmarkEnd w:id="68"/>
-    <w:bookmarkStart w:id="69" w:name="conservation-scoring-ppi"/>
+    <w:bookmarkEnd w:id="70"/>
+    <w:bookmarkStart w:id="71" w:name="conservation-scoring-ppi"/>
     <w:p>
       <w:pPr>
         <w:pStyle w:val="Heading2"/>
@@ -5049,6 +5248,26 @@
     <w:p>
       <w:pPr>
         <w:pStyle w:val="FirstParagraph"/>
+      </w:pPr>
+      <w:r>
+        <w:t xml:space="preserve">With the sequences aligned, the first design criterion can be applied. A probe is useless if the</w:t>
+      </w:r>
+      <w:r>
+        <w:t xml:space="preserve"> </w:t>
+      </w:r>
+      <w:r>
+        <w:t xml:space="preserve">region it targets is present in only part of the strains of the pathogen, since the strains it</w:t>
+      </w:r>
+      <w:r>
+        <w:t xml:space="preserve"> </w:t>
+      </w:r>
+      <w:r>
+        <w:t xml:space="preserve">misses become false negatives; the alignment is what makes that measurable, column by column.</w:t>
+      </w:r>
+    </w:p>
+    <w:p>
+      <w:pPr>
+        <w:pStyle w:val="BodyText"/>
       </w:pPr>
       <w:r>
         <w:t xml:space="preserve">Conservation is scored per alignment column using the</w:t>
@@ -5343,8 +5562,8 @@
         <w:t xml:space="preserve">end is irrelevant.</w:t>
       </w:r>
     </w:p>
-    <w:bookmarkEnd w:id="69"/>
-    <w:bookmarkStart w:id="70" w:name="candidate-generation"/>
+    <w:bookmarkEnd w:id="71"/>
+    <w:bookmarkStart w:id="72" w:name="candidate-generation"/>
     <w:p>
       <w:pPr>
         <w:pStyle w:val="Heading2"/>
@@ -5447,8 +5666,8 @@
         <w:t xml:space="preserve">per-column consensus (the most frequent non-gap base).</w:t>
       </w:r>
     </w:p>
-    <w:bookmarkEnd w:id="70"/>
-    <w:bookmarkStart w:id="72" w:name="sec:thermo"/>
+    <w:bookmarkEnd w:id="72"/>
+    <w:bookmarkStart w:id="74" w:name="sec:thermo"/>
     <w:p>
       <w:pPr>
         <w:pStyle w:val="Heading2"/>
@@ -5469,6 +5688,38 @@
     <w:p>
       <w:pPr>
         <w:pStyle w:val="FirstParagraph"/>
+      </w:pPr>
+      <w:r>
+        <w:t xml:space="preserve">Conservation establishes that a region is shared across strains. It says nothing about whether an</w:t>
+      </w:r>
+      <w:r>
+        <w:t xml:space="preserve"> </w:t>
+      </w:r>
+      <w:r>
+        <w:t xml:space="preserve">oligonucleotide copied from that region would hybridise usefully, which depends on the stability</w:t>
+      </w:r>
+      <w:r>
+        <w:t xml:space="preserve"> </w:t>
+      </w:r>
+      <w:r>
+        <w:t xml:space="preserve">of the duplex it forms and on whether the strand instead pairs with itself. Those are</w:t>
+      </w:r>
+      <w:r>
+        <w:t xml:space="preserve"> </w:t>
+      </w:r>
+      <w:r>
+        <w:t xml:space="preserve">thermodynamic questions, and they are answered under the conditions in which the probe is meant</w:t>
+      </w:r>
+      <w:r>
+        <w:t xml:space="preserve"> </w:t>
+      </w:r>
+      <w:r>
+        <w:t xml:space="preserve">to work.</w:t>
+      </w:r>
+    </w:p>
+    <w:p>
+      <w:pPr>
+        <w:pStyle w:val="BodyText"/>
       </w:pPr>
       <w:r>
         <w:t xml:space="preserve">Each candidate is scored with</w:t>
@@ -5770,13 +6021,13 @@
         </m:sSup>
       </m:oMath>
       <w:r>
-        <w:t xml:space="preserve">C. Four quantities are</w:t>
-      </w:r>
-      <w:r>
-        <w:t xml:space="preserve"> </w:t>
-      </w:r>
-      <w:r>
-        <w:t xml:space="preserve">computed: the melting temperature</w:t>
+        <w:t xml:space="preserve">C. Four parameters are</w:t>
+      </w:r>
+      <w:r>
+        <w:t xml:space="preserve"> </w:t>
+      </w:r>
+      <w:r>
+        <w:t xml:space="preserve">computed for every candidate: (i) the melting temperature</w:t>
       </w:r>
       <w:r>
         <w:t xml:space="preserve"> </w:t>
@@ -5785,10 +6036,10 @@
         <w:t xml:space="preserve">tm</w:t>
       </w:r>
       <w:r>
-        <w:t xml:space="preserve"> </w:t>
-      </w:r>
-      <w:r>
-        <w:t xml:space="preserve">(</w:t>
+        <w:t xml:space="preserve">, from the</w:t>
+      </w:r>
+      <w:r>
+        <w:t xml:space="preserve"> </w:t>
       </w:r>
       <w:r>
         <w:t xml:space="preserve">nn</w:t>
@@ -5797,7 +6048,7 @@
         <w:t xml:space="preserve"> </w:t>
       </w:r>
       <w:r>
-        <w:t xml:space="preserve">model</w:t>
+        <w:t xml:space="preserve">thermodynamic model</w:t>
       </w:r>
       <w:r>
         <w:t xml:space="preserve"> </w:t>
@@ -5806,19 +6057,19 @@
         <w:t xml:space="preserve">(SantaLucia Jr. and Hicks 2004)</w:t>
       </w:r>
       <w:r>
-        <w:t xml:space="preserve">), the GC</w:t>
-      </w:r>
-      <w:r>
-        <w:t xml:space="preserve"> </w:t>
-      </w:r>
-      <w:r>
-        <w:t xml:space="preserve">content (the fraction of G and C bases), the hairpin free energy and the homodimer (self-dimer) free</w:t>
-      </w:r>
-      <w:r>
-        <w:t xml:space="preserve"> </w:t>
-      </w:r>
-      <w:r>
-        <w:t xml:space="preserve">energy, the last two reported in kcal/mol and only when a structure is found. A candidate passes the</w:t>
+        <w:t xml:space="preserve">; (ii) the GC content, the fraction of G and C bases;</w:t>
+      </w:r>
+      <w:r>
+        <w:t xml:space="preserve"> </w:t>
+      </w:r>
+      <w:r>
+        <w:t xml:space="preserve">(iii) the hairpin free energy; and (iv) the homodimer, or self-dimer, free energy. The last two are</w:t>
+      </w:r>
+      <w:r>
+        <w:t xml:space="preserve"> </w:t>
+      </w:r>
+      <w:r>
+        <w:t xml:space="preserve">reported in kcal/mol and only when a structure is found. A candidate passes the</w:t>
       </w:r>
       <w:r>
         <w:t xml:space="preserve"> </w:t>
@@ -6232,7 +6483,7 @@
         <w:t xml:space="preserve">conditions of use.</w:t>
       </w:r>
     </w:p>
-    <w:bookmarkStart w:id="71" w:name="tab:params"/>
+    <w:bookmarkStart w:id="73" w:name="tab:params"/>
     <w:p>
       <w:pPr>
         <w:pStyle w:val="TableCaption"/>
@@ -7111,9 +7362,9 @@
         </w:tc>
       </w:tr>
     </w:tbl>
-    <w:bookmarkEnd w:id="71"/>
-    <w:bookmarkEnd w:id="72"/>
-    <w:bookmarkStart w:id="77" w:name="Xdd801350e5db1da084186aee06dd76b1f26d6b3"/>
+    <w:bookmarkEnd w:id="73"/>
+    <w:bookmarkEnd w:id="74"/>
+    <w:bookmarkStart w:id="79" w:name="Xdd801350e5db1da084186aee06dd76b1f26d6b3"/>
     <w:p>
       <w:pPr>
         <w:pStyle w:val="Heading2"/>
@@ -7309,7 +7560,7 @@
         <w:t xml:space="preserve">rather than always removing a fixed fraction of the data.</w:t>
       </w:r>
     </w:p>
-    <w:bookmarkStart w:id="76" w:name="fig:seqfold"/>
+    <w:bookmarkStart w:id="78" w:name="fig:seqfold"/>
     <w:tbl>
       <w:tblPr>
         <w:tblStyle w:val="FigureTable"/>
@@ -7333,18 +7584,18 @@
                 <wp:inline>
                   <wp:extent cx="3733800" cy="1306830"/>
                   <wp:effectExtent b="0" l="0" r="0" t="0"/>
-                  <wp:docPr descr="" title="" id="74" name="Picture"/>
+                  <wp:docPr descr="" title="" id="76" name="Picture"/>
                   <a:graphic>
                     <a:graphicData uri="http://schemas.openxmlformats.org/drawingml/2006/picture">
                       <pic:pic>
                         <pic:nvPicPr>
-                          <pic:cNvPr descr="images/seqfold_hist.png" id="75" name="Picture"/>
+                          <pic:cNvPr descr="images/seqfold_hist.png" id="77" name="Picture"/>
                           <pic:cNvPicPr>
                             <a:picLocks noChangeArrowheads="1" noChangeAspect="1"/>
                           </pic:cNvPicPr>
                         </pic:nvPicPr>
                         <pic:blipFill>
-                          <a:blip r:embed="rId73"/>
+                          <a:blip r:embed="rId75"/>
                           <a:stretch>
                             <a:fillRect/>
                           </a:stretch>
@@ -7470,7 +7721,7 @@
         <w:t xml:space="preserve"> kcal/mol threshold (fifth percentile).</w:t>
       </w:r>
     </w:p>
-    <w:bookmarkEnd w:id="76"/>
+    <w:bookmarkEnd w:id="78"/>
     <w:p>
       <w:pPr>
         <w:pStyle w:val="BodyText"/>
@@ -7922,8 +8173,8 @@
         <w:t xml:space="preserve">with conservation, to rank the candidates rather than merely to filter them.</w:t>
       </w:r>
     </w:p>
-    <w:bookmarkEnd w:id="77"/>
-    <w:bookmarkStart w:id="81" w:name="sec:params"/>
+    <w:bookmarkEnd w:id="79"/>
+    <w:bookmarkStart w:id="83" w:name="sec:params"/>
     <w:p>
       <w:pPr>
         <w:pStyle w:val="Heading2"/>
@@ -7944,6 +8195,32 @@
     <w:p>
       <w:pPr>
         <w:pStyle w:val="FirstParagraph"/>
+      </w:pPr>
+      <w:r>
+        <w:t xml:space="preserve">Both screens just described were expressed in terms of the windows into which a candidate’s</w:t>
+      </w:r>
+      <w:r>
+        <w:t xml:space="preserve"> </w:t>
+      </w:r>
+      <w:r>
+        <w:t xml:space="preserve">melting temperature and GC content must fall, without saying where those windows come from. This</w:t>
+      </w:r>
+      <w:r>
+        <w:t xml:space="preserve"> </w:t>
+      </w:r>
+      <w:r>
+        <w:t xml:space="preserve">section defines how they are resolved, which is what allows the method to transfer between</w:t>
+      </w:r>
+      <w:r>
+        <w:t xml:space="preserve"> </w:t>
+      </w:r>
+      <w:r>
+        <w:t xml:space="preserve">organisms.</w:t>
+      </w:r>
+    </w:p>
+    <w:p>
+      <w:pPr>
+        <w:pStyle w:val="BodyText"/>
       </w:pPr>
       <w:r>
         <w:t xml:space="preserve">Because the intended application spans pathogens with very different genomes, a single global set of</w:t>
@@ -8227,7 +8504,7 @@
         <w:t xml:space="preserve">).</w:t>
       </w:r>
     </w:p>
-    <w:bookmarkStart w:id="78" w:name="tab:types"/>
+    <w:bookmarkStart w:id="80" w:name="tab:types"/>
     <w:p>
       <w:pPr>
         <w:pStyle w:val="TableCaption"/>
@@ -8575,7 +8852,7 @@
         </w:tc>
       </w:tr>
     </w:tbl>
-    <w:bookmarkEnd w:id="78"/>
+    <w:bookmarkEnd w:id="80"/>
     <w:p>
       <w:pPr>
         <w:pStyle w:val="BodyText"/>
@@ -8602,7 +8879,7 @@
         <w:t xml:space="preserve">the suggested values without prompting.</w:t>
       </w:r>
     </w:p>
-    <w:bookmarkStart w:id="80" w:name="gene-profiles."/>
+    <w:bookmarkStart w:id="82" w:name="gene-profiles."/>
     <w:p>
       <w:pPr>
         <w:pStyle w:val="Heading5"/>
@@ -9124,7 +9401,7 @@
         <w:t xml:space="preserve">).</w:t>
       </w:r>
     </w:p>
-    <w:bookmarkStart w:id="79" w:name="tab:geneprofiles"/>
+    <w:bookmarkStart w:id="81" w:name="tab:geneprofiles"/>
     <w:p>
       <w:pPr>
         <w:pStyle w:val="TableCaption"/>
@@ -9708,10 +9985,10 @@
         </w:tc>
       </w:tr>
     </w:tbl>
-    <w:bookmarkEnd w:id="79"/>
-    <w:bookmarkEnd w:id="80"/>
     <w:bookmarkEnd w:id="81"/>
-    <w:bookmarkStart w:id="82" w:name="quality-based-selection"/>
+    <w:bookmarkEnd w:id="82"/>
+    <w:bookmarkEnd w:id="83"/>
+    <w:bookmarkStart w:id="84" w:name="quality-based-selection"/>
     <w:p>
       <w:pPr>
         <w:pStyle w:val="Heading2"/>
@@ -9807,8 +10084,8 @@
         <w:t xml:space="preserve">per gene) together with their sequence-level features.</w:t>
       </w:r>
     </w:p>
-    <w:bookmarkEnd w:id="82"/>
-    <w:bookmarkStart w:id="83" w:name="three-dimensional-validation"/>
+    <w:bookmarkEnd w:id="84"/>
+    <w:bookmarkStart w:id="85" w:name="three-dimensional-validation"/>
     <w:p>
       <w:pPr>
         <w:pStyle w:val="Heading2"/>
@@ -9831,6 +10108,32 @@
         <w:pStyle w:val="FirstParagraph"/>
       </w:pPr>
       <w:r>
+        <w:t xml:space="preserve">Every criterion applied so far judges a probe by its sequence. None of them says what that</w:t>
+      </w:r>
+      <w:r>
+        <w:t xml:space="preserve"> </w:t>
+      </w:r>
+      <w:r>
+        <w:t xml:space="preserve">sequence looks like once folded, or how compact the resulting molecule is. Those properties matter</w:t>
+      </w:r>
+      <w:r>
+        <w:t xml:space="preserve"> </w:t>
+      </w:r>
+      <w:r>
+        <w:t xml:space="preserve">at a surface, where only what lies close to it can be sensed, so the next stage predicts the</w:t>
+      </w:r>
+      <w:r>
+        <w:t xml:space="preserve"> </w:t>
+      </w:r>
+      <w:r>
+        <w:t xml:space="preserve">structure itself.</w:t>
+      </w:r>
+    </w:p>
+    <w:p>
+      <w:pPr>
+        <w:pStyle w:val="BodyText"/>
+      </w:pPr>
+      <w:r>
         <w:t xml:space="preserve">The selected probes are written one per file in the native Boltz-2 input format and submitted to Boltz-2</w:t>
       </w:r>
       <w:r>
@@ -9996,8 +10299,8 @@
         <w:t xml:space="preserve">.</w:t>
       </w:r>
     </w:p>
-    <w:bookmarkEnd w:id="83"/>
-    <w:bookmarkStart w:id="89" w:name="sec:complex"/>
+    <w:bookmarkEnd w:id="85"/>
+    <w:bookmarkStart w:id="91" w:name="sec:complex"/>
     <w:p>
       <w:pPr>
         <w:pStyle w:val="Heading2"/>
@@ -10020,6 +10323,32 @@
         <w:pStyle w:val="FirstParagraph"/>
       </w:pPr>
       <w:r>
+        <w:t xml:space="preserve">The structures predicted above are of the probe alone, free in solution. In a device the probe is</w:t>
+      </w:r>
+      <w:r>
+        <w:t xml:space="preserve"> </w:t>
+      </w:r>
+      <w:r>
+        <w:t xml:space="preserve">held against a graphene surface, and it is the geometry of that interface, not of the free</w:t>
+      </w:r>
+      <w:r>
+        <w:t xml:space="preserve"> </w:t>
+      </w:r>
+      <w:r>
+        <w:t xml:space="preserve">molecule, which determines how much of the probe’s charge the transistor can register. Building</w:t>
+      </w:r>
+      <w:r>
+        <w:t xml:space="preserve"> </w:t>
+      </w:r>
+      <w:r>
+        <w:t xml:space="preserve">that interface requires a model of the surface as well as of the probe.</w:t>
+      </w:r>
+    </w:p>
+    <w:p>
+      <w:pPr>
+        <w:pStyle w:val="BodyText"/>
+      </w:pPr>
+      <w:r>
         <w:t xml:space="preserve">To obtain atomistic models of the sensing interface, the predicted probe structures were combined</w:t>
       </w:r>
       <w:r>
@@ -10029,7 +10358,7 @@
         <w:t xml:space="preserve">with a graphene sheet.</w:t>
       </w:r>
     </w:p>
-    <w:bookmarkStart w:id="86" w:name="Xede743591d599d14ba03f2df3761b0790584453"/>
+    <w:bookmarkStart w:id="88" w:name="Xede743591d599d14ba03f2df3761b0790584453"/>
     <w:p>
       <w:pPr>
         <w:pStyle w:val="Heading3"/>
@@ -10157,7 +10486,7 @@
         <w:rPr>
           <w:rStyle w:val="FootnoteReference"/>
         </w:rPr>
-        <w:footnoteReference w:id="84"/>
+        <w:footnoteReference w:id="86"/>
       </w:r>
       <w:r>
         <w:t xml:space="preserve"> </w:t>
@@ -10508,8 +10837,8 @@
         <w:t xml:space="preserve">with a margin.</w:t>
       </w:r>
     </w:p>
-    <w:bookmarkEnd w:id="86"/>
-    <w:bookmarkStart w:id="87" w:name="assembly-of-the-probegraphene-models"/>
+    <w:bookmarkEnd w:id="88"/>
+    <w:bookmarkStart w:id="89" w:name="assembly-of-the-probegraphene-models"/>
     <w:p>
       <w:pPr>
         <w:pStyle w:val="Heading3"/>
@@ -11220,8 +11549,8 @@
         <w:t xml:space="preserve">molecular docking or force-field refinement, but no interaction energy is computed at this stage.</w:t>
       </w:r>
     </w:p>
-    <w:bookmarkEnd w:id="87"/>
-    <w:bookmarkStart w:id="88" w:name="sec:debyemethod"/>
+    <w:bookmarkEnd w:id="89"/>
+    <w:bookmarkStart w:id="90" w:name="sec:debyemethod"/>
     <w:p>
       <w:pPr>
         <w:pStyle w:val="Heading3"/>
@@ -11892,9 +12221,9 @@
         <w:t xml:space="preserve">arbitrary weighting of two quantities of different nature.</w:t>
       </w:r>
     </w:p>
-    <w:bookmarkEnd w:id="88"/>
-    <w:bookmarkEnd w:id="89"/>
-    <w:bookmarkStart w:id="90" w:name="integration-of-a-reference-probe-panel"/>
+    <w:bookmarkEnd w:id="90"/>
+    <w:bookmarkEnd w:id="91"/>
+    <w:bookmarkStart w:id="92" w:name="integration-of-a-reference-probe-panel"/>
     <w:p>
       <w:pPr>
         <w:pStyle w:val="Heading2"/>
@@ -11915,6 +12244,26 @@
     <w:p>
       <w:pPr>
         <w:pStyle w:val="FirstParagraph"/>
+      </w:pPr>
+      <w:r>
+        <w:t xml:space="preserve">The pipeline described so far designs probes from scratch. It can also score probes that already</w:t>
+      </w:r>
+      <w:r>
+        <w:t xml:space="preserve"> </w:t>
+      </w:r>
+      <w:r>
+        <w:t xml:space="preserve">exist, which provides a point of comparison external to the method and a test of whether the</w:t>
+      </w:r>
+      <w:r>
+        <w:t xml:space="preserve"> </w:t>
+      </w:r>
+      <w:r>
+        <w:t xml:space="preserve">thresholds behave sensibly on sequences they did not select.</w:t>
+      </w:r>
+    </w:p>
+    <w:p>
+      <w:pPr>
+        <w:pStyle w:val="BodyText"/>
       </w:pPr>
       <w:r>
         <w:t xml:space="preserve">An existing experimental probe panel was integrated into the same workflow for comparison. Each reference</w:t>
@@ -12005,8 +12354,8 @@
         <w:t xml:space="preserve">columns.</w:t>
       </w:r>
     </w:p>
-    <w:bookmarkEnd w:id="90"/>
-    <w:bookmarkStart w:id="91" w:name="sec:diversity"/>
+    <w:bookmarkEnd w:id="92"/>
+    <w:bookmarkStart w:id="93" w:name="sec:diversity"/>
     <w:p>
       <w:pPr>
         <w:pStyle w:val="Heading2"/>
@@ -12029,7 +12378,33 @@
         <w:pStyle w:val="FirstParagraph"/>
       </w:pPr>
       <w:r>
-        <w:t xml:space="preserve">To characterise each target and to justify the sampling depth, an alignment-free analysis based on</w:t>
+        <w:t xml:space="preserve">One parameter has so far been stated without justification: the number of sequences requested per</w:t>
+      </w:r>
+      <w:r>
+        <w:t xml:space="preserve"> </w:t>
+      </w:r>
+      <w:r>
+        <w:t xml:space="preserve">gene. Choosing it requires knowing how much variation each gene actually contains, which is also</w:t>
+      </w:r>
+      <w:r>
+        <w:t xml:space="preserve"> </w:t>
+      </w:r>
+      <w:r>
+        <w:t xml:space="preserve">worth knowing in its own right, since it governs how demanding the conservation criterion can be.</w:t>
+      </w:r>
+    </w:p>
+    <w:p>
+      <w:pPr>
+        <w:pStyle w:val="BodyText"/>
+      </w:pPr>
+      <w:r>
+        <w:t xml:space="preserve">The analysis is alignment-free, so that it does not inherit the assumptions of the alignment it is</w:t>
+      </w:r>
+      <w:r>
+        <w:t xml:space="preserve"> </w:t>
+      </w:r>
+      <w:r>
+        <w:t xml:space="preserve">meant to characterise. Each retrieved sequence is reduced to its vector of</w:t>
       </w:r>
       <w:r>
         <w:t xml:space="preserve"> </w:t>
@@ -12040,13 +12415,21 @@
         </m:r>
       </m:oMath>
       <w:r>
-        <w:t xml:space="preserve">-mer</w:t>
-      </w:r>
-      <w:r>
-        <w:t xml:space="preserve"> </w:t>
-      </w:r>
-      <w:r>
-        <w:t xml:space="preserve">composition is performed on the retrieved sequences. Each sequence is represented by its vector of</w:t>
+        <w:t xml:space="preserve">-mer counts over the</w:t>
+      </w:r>
+      <w:r>
+        <w:t xml:space="preserve"> </w:t>
+      </w:r>
+      <m:oMath>
+        <m:r>
+          <m:t>256</m:t>
+        </m:r>
+      </m:oMath>
+      <w:r>
+        <w:t xml:space="preserve"> </w:t>
+      </w:r>
+      <w:r>
+        <w:t xml:space="preserve">possible</w:t>
       </w:r>
       <w:r>
         <w:t xml:space="preserve"> </w:t>
@@ -12057,13 +12440,54 @@
         </m:r>
       </m:oMath>
       <w:r>
-        <w:t xml:space="preserve">-mer</w:t>
-      </w:r>
-      <w:r>
-        <w:t xml:space="preserve"> </w:t>
-      </w:r>
-      <w:r>
-        <w:t xml:space="preserve">frequencies, and pairwise cosine distances (on the frequency vectors) and Jaccard distances (on</w:t>
+        <w:t xml:space="preserve">-mers, normalised to frequencies. Two distances are then computed for every pair</w:t>
+      </w:r>
+      <w:r>
+        <w:t xml:space="preserve"> </w:t>
+      </w:r>
+      <w:r>
+        <w:t xml:space="preserve">of sequences of a gene: the cosine distance,</w:t>
+      </w:r>
+      <w:r>
+        <w:t xml:space="preserve"> </w:t>
+      </w:r>
+      <m:oMath>
+        <m:r>
+          <m:t>1</m:t>
+        </m:r>
+        <m:r>
+          <m:rPr>
+            <m:sty m:val="p"/>
+          </m:rPr>
+          <m:t>−</m:t>
+        </m:r>
+        <m:r>
+          <m:rPr>
+            <m:sty m:val="p"/>
+          </m:rPr>
+          <m:t>cos</m:t>
+        </m:r>
+        <m:r>
+          <m:t>θ</m:t>
+        </m:r>
+      </m:oMath>
+      <w:r>
+        <w:t xml:space="preserve"> </w:t>
+      </w:r>
+      <w:r>
+        <w:t xml:space="preserve">between the two frequency vectors,</w:t>
+      </w:r>
+      <w:r>
+        <w:t xml:space="preserve"> </w:t>
+      </w:r>
+      <w:r>
+        <w:t xml:space="preserve">which is sensitive to how often each word occurs; and the Jaccard distance, one minus the ratio of</w:t>
+      </w:r>
+      <w:r>
+        <w:t xml:space="preserve"> </w:t>
+      </w:r>
+      <w:r>
+        <w:t xml:space="preserve">the number of</w:t>
       </w:r>
       <w:r>
         <w:t xml:space="preserve"> </w:t>
@@ -12074,19 +12498,33 @@
         </m:r>
       </m:oMath>
       <w:r>
-        <w:t xml:space="preserve">-mer</w:t>
-      </w:r>
-      <w:r>
-        <w:t xml:space="preserve"> </w:t>
-      </w:r>
-      <w:r>
-        <w:t xml:space="preserve">presence/absence) are computed, together with the fraction of unique sequences, which detects exact</w:t>
-      </w:r>
-      <w:r>
-        <w:t xml:space="preserve"> </w:t>
-      </w:r>
-      <w:r>
-        <w:t xml:space="preserve">duplicates. A rarefaction analysis subsamples</w:t>
+        <w:t xml:space="preserve">-mers shared by the two sequences to the number present in either, which ignores</w:t>
+      </w:r>
+      <w:r>
+        <w:t xml:space="preserve"> </w:t>
+      </w:r>
+      <w:r>
+        <w:t xml:space="preserve">frequency and registers only which words occur. The two therefore measure different things, and</w:t>
+      </w:r>
+      <w:r>
+        <w:t xml:space="preserve"> </w:t>
+      </w:r>
+      <w:r>
+        <w:t xml:space="preserve">agreement between them is informative. The fraction of sequences that are distinct is reported</w:t>
+      </w:r>
+      <w:r>
+        <w:t xml:space="preserve"> </w:t>
+      </w:r>
+      <w:r>
+        <w:t xml:space="preserve">alongside, since it detects exact duplicate records.</w:t>
+      </w:r>
+    </w:p>
+    <w:p>
+      <w:pPr>
+        <w:pStyle w:val="BodyText"/>
+      </w:pPr>
+      <w:r>
+        <w:t xml:space="preserve">The sampling depth follows from a rarefaction analysis. For each gene and each</w:t>
       </w:r>
       <w:r>
         <w:t xml:space="preserve"> </w:t>
@@ -12100,7 +12538,33 @@
         <w:t xml:space="preserve"> </w:t>
       </w:r>
       <w:r>
-        <w:t xml:space="preserve">sequences per gene and measures the mean</w:t>
+        <w:t xml:space="preserve">in a fixed</w:t>
+      </w:r>
+      <w:r>
+        <w:t xml:space="preserve"> </w:t>
+      </w:r>
+      <w:r>
+        <w:t xml:space="preserve">schedule,</w:t>
+      </w:r>
+      <w:r>
+        <w:t xml:space="preserve"> </w:t>
+      </w:r>
+      <m:oMath>
+        <m:r>
+          <m:t>N</m:t>
+        </m:r>
+      </m:oMath>
+      <w:r>
+        <w:t xml:space="preserve"> </w:t>
+      </w:r>
+      <w:r>
+        <w:t xml:space="preserve">sequences are drawn at random without replacement, five times independently; the</w:t>
+      </w:r>
+      <w:r>
+        <w:t xml:space="preserve"> </w:t>
+      </w:r>
+      <w:r>
+        <w:t xml:space="preserve">mean pairwise cosine distance and the richness, meaning the number of distinct</w:t>
       </w:r>
       <w:r>
         <w:t xml:space="preserve"> </w:t>
@@ -12111,24 +12575,13 @@
         </m:r>
       </m:oMath>
       <w:r>
-        <w:t xml:space="preserve">-mer</w:t>
-      </w:r>
-      <w:r>
-        <w:t xml:space="preserve"> </w:t>
-      </w:r>
-      <w:r>
-        <w:t xml:space="preserve">diversity and the richness (number of distinct</w:t>
-      </w:r>
-      <w:r>
-        <w:t xml:space="preserve"> </w:t>
-      </w:r>
-      <m:oMath>
-        <m:r>
-          <m:t>4</m:t>
-        </m:r>
-      </m:oMath>
-      <w:r>
-        <w:t xml:space="preserve">-mers), to determine the value of</w:t>
+        <w:t xml:space="preserve">-mers present in</w:t>
+      </w:r>
+      <w:r>
+        <w:t xml:space="preserve"> </w:t>
+      </w:r>
+      <w:r>
+        <w:t xml:space="preserve">the subsample, are averaged over the five draws. Plotting both against</w:t>
       </w:r>
       <w:r>
         <w:t xml:space="preserve"> </w:t>
@@ -12142,17 +12595,17 @@
         <w:t xml:space="preserve"> </w:t>
       </w:r>
       <w:r>
-        <w:t xml:space="preserve">beyond which little</w:t>
-      </w:r>
-      <w:r>
-        <w:t xml:space="preserve"> </w:t>
-      </w:r>
-      <w:r>
-        <w:t xml:space="preserve">new information is gained.</w:t>
-      </w:r>
-    </w:p>
-    <w:bookmarkEnd w:id="91"/>
-    <w:bookmarkStart w:id="92" w:name="implementation-and-reproducibility"/>
+        <w:t xml:space="preserve">shows the value beyond</w:t>
+      </w:r>
+      <w:r>
+        <w:t xml:space="preserve"> </w:t>
+      </w:r>
+      <w:r>
+        <w:t xml:space="preserve">which further sequences add little, which is the value the retrieval step needs.</w:t>
+      </w:r>
+    </w:p>
+    <w:bookmarkEnd w:id="93"/>
+    <w:bookmarkStart w:id="94" w:name="implementation-and-reproducibility"/>
     <w:p>
       <w:pPr>
         <w:pStyle w:val="Heading2"/>
@@ -12202,9 +12655,23 @@
         <w:t xml:space="preserve">reproducibility the accession identifiers can be frozen.</w:t>
       </w:r>
     </w:p>
-    <w:bookmarkEnd w:id="92"/>
-    <w:bookmarkEnd w:id="93"/>
-    <w:bookmarkStart w:id="142" w:name="results-and-discussion"/>
+    <w:p>
+      <w:pPr>
+        <w:pStyle w:val="BodyText"/>
+      </w:pPr>
+      <w:r>
+        <w:t xml:space="preserve">The next chapter applies this method to the six-gene panel and reports, stage by stage, what it</w:t>
+      </w:r>
+      <w:r>
+        <w:t xml:space="preserve"> </w:t>
+      </w:r>
+      <w:r>
+        <w:t xml:space="preserve">produced.</w:t>
+      </w:r>
+    </w:p>
+    <w:bookmarkEnd w:id="94"/>
+    <w:bookmarkEnd w:id="95"/>
+    <w:bookmarkStart w:id="161" w:name="results-and-discussion"/>
     <w:p>
       <w:pPr>
         <w:pStyle w:val="Heading1"/>
@@ -12349,7 +12816,7 @@
         <w:t xml:space="preserve">the assembly of probe–graphene models, and the curated dataset of prioritised candidates.</w:t>
       </w:r>
     </w:p>
-    <w:bookmarkStart w:id="95" w:name="retrieval-and-length-curation"/>
+    <w:bookmarkStart w:id="97" w:name="retrieval-and-length-curation"/>
     <w:p>
       <w:pPr>
         <w:pStyle w:val="Heading2"/>
@@ -12466,7 +12933,7 @@
         <w:t xml:space="preserve">respectively), which, as shown below, is reflected in their behaviour through the pipeline.</w:t>
       </w:r>
     </w:p>
-    <w:bookmarkStart w:id="94" w:name="tab:retrieval"/>
+    <w:bookmarkStart w:id="96" w:name="tab:retrieval"/>
     <w:p>
       <w:pPr>
         <w:pStyle w:val="TableCaption"/>
@@ -12882,9 +13349,9 @@
         </w:tc>
       </w:tr>
     </w:tbl>
-    <w:bookmarkEnd w:id="94"/>
-    <w:bookmarkEnd w:id="95"/>
-    <w:bookmarkStart w:id="97" w:name="sec:funnel"/>
+    <w:bookmarkEnd w:id="96"/>
+    <w:bookmarkEnd w:id="97"/>
+    <w:bookmarkStart w:id="103" w:name="sec:funnel"/>
     <w:p>
       <w:pPr>
         <w:pStyle w:val="Heading2"/>
@@ -13295,8 +13762,154 @@
       <w:r>
         <w:t xml:space="preserve">most structurally problematic candidates are already eliminated by the thermodynamic filters.</w:t>
       </w:r>
-    </w:p>
-    <w:bookmarkStart w:id="96" w:name="tab:funnel"/>
+      <w:r>
+        <w:t xml:space="preserve"> </w:t>
+      </w:r>
+      <w:r>
+        <w:t xml:space="preserve">Figure </w:t>
+      </w:r>
+      <w:hyperlink w:anchor="fig:funnel">
+        <w:r>
+          <w:rPr>
+            <w:rStyle w:val="Hyperlink"/>
+          </w:rPr>
+          <w:t xml:space="preserve">4.1</w:t>
+        </w:r>
+      </w:hyperlink>
+      <w:r>
+        <w:t xml:space="preserve"> </w:t>
+      </w:r>
+      <w:r>
+        <w:t xml:space="preserve">places these counts against the stages of the method, so that the</w:t>
+      </w:r>
+      <w:r>
+        <w:t xml:space="preserve"> </w:t>
+      </w:r>
+      <w:r>
+        <w:t xml:space="preserve">procedure of Chapter 3 and its effect on the candidate pool can be read together.</w:t>
+      </w:r>
+    </w:p>
+    <w:bookmarkStart w:id="101" w:name="fig:funnel"/>
+    <w:tbl>
+      <w:tblPr>
+        <w:tblStyle w:val="FigureTable"/>
+        <w:tblW w:type="auto" w:w="0"/>
+        <w:jc w:val="center"/>
+        <w:tblLook w:firstRow="0" w:lastRow="0" w:firstColumn="0" w:lastColumn="0"/>
+      </w:tblPr>
+      <w:tblGrid>
+        <w:gridCol w:w="7920"/>
+      </w:tblGrid>
+      <w:tr>
+        <w:tc>
+          <w:tcPr/>
+          <w:p>
+            <w:pPr>
+              <w:pStyle w:val="Compact"/>
+              <w:jc w:val="center"/>
+            </w:pPr>
+            <w:r>
+              <w:drawing>
+                <wp:inline>
+                  <wp:extent cx="4480560" cy="4602836"/>
+                  <wp:effectExtent b="0" l="0" r="0" t="0"/>
+                  <wp:docPr descr="" title="" id="99" name="Picture"/>
+                  <a:graphic>
+                    <a:graphicData uri="http://schemas.openxmlformats.org/drawingml/2006/picture">
+                      <pic:pic>
+                        <pic:nvPicPr>
+                          <pic:cNvPr descr="images/pipeline_funnel.pdf" id="100" name="Picture"/>
+                          <pic:cNvPicPr>
+                            <a:picLocks noChangeArrowheads="1" noChangeAspect="1"/>
+                          </pic:cNvPicPr>
+                        </pic:nvPicPr>
+                        <pic:blipFill>
+                          <a:blip r:embed="rId98"/>
+                          <a:stretch>
+                            <a:fillRect/>
+                          </a:stretch>
+                        </pic:blipFill>
+                        <pic:spPr bwMode="auto">
+                          <a:xfrm>
+                            <a:off x="0" y="0"/>
+                            <a:ext cx="4480560" cy="4602836"/>
+                          </a:xfrm>
+                          <a:prstGeom prst="rect">
+                            <a:avLst/>
+                          </a:prstGeom>
+                          <a:noFill/>
+                          <a:ln w="9525">
+                            <a:noFill/>
+                            <a:headEnd/>
+                            <a:tailEnd/>
+                          </a:ln>
+                        </pic:spPr>
+                      </pic:pic>
+                    </a:graphicData>
+                  </a:graphic>
+                </wp:inline>
+              </w:drawing>
+            </w:r>
+          </w:p>
+        </w:tc>
+      </w:tr>
+    </w:tbl>
+    <w:p>
+      <w:pPr>
+        <w:pStyle w:val="ImageCaption"/>
+      </w:pPr>
+      <w:r>
+        <w:t xml:space="preserve">Stages of the pipeline and the number of candidates surviving each one. The first four</w:t>
+      </w:r>
+      <w:r>
+        <w:t xml:space="preserve"> </w:t>
+      </w:r>
+      <w:r>
+        <w:t xml:space="preserve">stages act on sequences rather than on candidate windows, so no count is given for them; the bars</w:t>
+      </w:r>
+      <w:r>
+        <w:t xml:space="preserve"> </w:t>
+      </w:r>
+      <w:r>
+        <w:t xml:space="preserve">begin with the windows produced by the sliding window and end with the final selection. The counts</w:t>
+      </w:r>
+      <w:r>
+        <w:t xml:space="preserve"> </w:t>
+      </w:r>
+      <w:r>
+        <w:t xml:space="preserve">are those of Table </w:t>
+      </w:r>
+      <w:hyperlink w:anchor="tab:funnel">
+        <w:r>
+          <w:rPr>
+            <w:rStyle w:val="Hyperlink"/>
+          </w:rPr>
+          <w:t xml:space="preserve">4.2</w:t>
+        </w:r>
+      </w:hyperlink>
+      <w:r>
+        <w:t xml:space="preserve">, obtained in</w:t>
+      </w:r>
+      <w:r>
+        <w:t xml:space="preserve"> </w:t>
+      </w:r>
+      <m:oMath>
+        <m:r>
+          <m:t>1</m:t>
+        </m:r>
+        <m:r>
+          <m:rPr>
+            <m:sty m:val="p"/>
+          </m:rPr>
+          <m:t>×</m:t>
+        </m:r>
+      </m:oMath>
+      <w:r>
+        <w:t xml:space="preserve"> PBS.</w:t>
+      </w:r>
+    </w:p>
+    <w:bookmarkEnd w:id="101"/>
+    <w:bookmarkStart w:id="102" w:name="tab:funnel"/>
     <w:p>
       <w:pPr>
         <w:pStyle w:val="TableCaption"/>
@@ -14147,9 +14760,9 @@
         </w:tc>
       </w:tr>
     </w:tbl>
-    <w:bookmarkEnd w:id="96"/>
-    <w:bookmarkEnd w:id="97"/>
-    <w:bookmarkStart w:id="103" w:name="sec:boltz"/>
+    <w:bookmarkEnd w:id="102"/>
+    <w:bookmarkEnd w:id="103"/>
+    <w:bookmarkStart w:id="109" w:name="sec:boltz"/>
     <w:p>
       <w:pPr>
         <w:pStyle w:val="Heading2"/>
@@ -14172,6 +14785,20 @@
         <w:pStyle w:val="FirstParagraph"/>
       </w:pPr>
       <w:r>
+        <w:t xml:space="preserve">The funnel leaves far more candidates than can reasonably be predicted in three dimensions, which</w:t>
+      </w:r>
+      <w:r>
+        <w:t xml:space="preserve"> </w:t>
+      </w:r>
+      <w:r>
+        <w:t xml:space="preserve">is what the quality ranking is for: it decides which sequences receive it.</w:t>
+      </w:r>
+    </w:p>
+    <w:p>
+      <w:pPr>
+        <w:pStyle w:val="BodyText"/>
+      </w:pPr>
+      <w:r>
         <w:t xml:space="preserve">From the candidates that passed screening, the five highest-quality per gene (</w:t>
       </w:r>
       <m:oMath>
@@ -14212,7 +14839,7 @@
         <w:t xml:space="preserve">predictions completed successfully.</w:t>
       </w:r>
     </w:p>
-    <w:bookmarkStart w:id="99" w:name="single-strands."/>
+    <w:bookmarkStart w:id="105" w:name="single-strands."/>
     <w:p>
       <w:pPr>
         <w:pStyle w:val="Heading5"/>
@@ -14455,7 +15082,7 @@
         <w:t xml:space="preserve">correctness.</w:t>
       </w:r>
     </w:p>
-    <w:bookmarkStart w:id="98" w:name="tab:boltz"/>
+    <w:bookmarkStart w:id="104" w:name="tab:boltz"/>
     <w:p>
       <w:pPr>
         <w:pStyle w:val="TableCaption"/>
@@ -14899,9 +15526,9 @@
         </w:tc>
       </w:tr>
     </w:tbl>
-    <w:bookmarkEnd w:id="98"/>
-    <w:bookmarkEnd w:id="99"/>
-    <w:bookmarkStart w:id="100" w:name="duplexes."/>
+    <w:bookmarkEnd w:id="104"/>
+    <w:bookmarkEnd w:id="105"/>
+    <w:bookmarkStart w:id="106" w:name="duplexes."/>
     <w:p>
       <w:pPr>
         <w:pStyle w:val="Heading5"/>
@@ -15097,8 +15724,8 @@
         <w:t xml:space="preserve">artefact of the prediction.</w:t>
       </w:r>
     </w:p>
-    <w:bookmarkEnd w:id="100"/>
-    <w:bookmarkStart w:id="101" w:name="relation-to-the-sequence-level-ranking."/>
+    <w:bookmarkEnd w:id="106"/>
+    <w:bookmarkStart w:id="107" w:name="relation-to-the-sequence-level-ranking."/>
     <w:p>
       <w:pPr>
         <w:pStyle w:val="Heading5"/>
@@ -15257,8 +15884,8 @@
         <w:t xml:space="preserve">with which it does not correlate.</w:t>
       </w:r>
     </w:p>
-    <w:bookmarkEnd w:id="101"/>
-    <w:bookmarkStart w:id="102" w:name="reproducibility-of-the-predictions."/>
+    <w:bookmarkEnd w:id="107"/>
+    <w:bookmarkStart w:id="108" w:name="reproducibility-of-the-predictions."/>
     <w:p>
       <w:pPr>
         <w:pStyle w:val="Heading5"/>
@@ -15404,9 +16031,9 @@
         <w:t xml:space="preserve">candidates it selects.</w:t>
       </w:r>
     </w:p>
-    <w:bookmarkEnd w:id="102"/>
-    <w:bookmarkEnd w:id="103"/>
-    <w:bookmarkStart w:id="109" w:name="genetic-diversity-of-the-targets"/>
+    <w:bookmarkEnd w:id="108"/>
+    <w:bookmarkEnd w:id="109"/>
+    <w:bookmarkStart w:id="115" w:name="sec:diversityres"/>
     <w:p>
       <w:pPr>
         <w:pStyle w:val="Heading2"/>
@@ -15429,7 +16056,34 @@
         <w:pStyle w:val="FirstParagraph"/>
       </w:pPr>
       <w:r>
-        <w:t xml:space="preserve">The alignment-free diversity analysis (Table </w:t>
+        <w:t xml:space="preserve">The genes did not behave uniformly through retrieval and screening, and part of that is a</w:t>
+      </w:r>
+      <w:r>
+        <w:t xml:space="preserve"> </w:t>
+      </w:r>
+      <w:r>
+        <w:t xml:space="preserve">property of the targets themselves rather than of the thresholds applied to them: how variable</w:t>
+      </w:r>
+      <w:r>
+        <w:t xml:space="preserve"> </w:t>
+      </w:r>
+      <w:r>
+        <w:t xml:space="preserve">each gene is across the strains deposited in</w:t>
+      </w:r>
+      <w:r>
+        <w:t xml:space="preserve"> </w:t>
+      </w:r>
+      <w:r>
+        <w:t xml:space="preserve">ncbi</w:t>
+      </w:r>
+      <w:r>
+        <w:t xml:space="preserve">. The alignment-free diversity</w:t>
+      </w:r>
+      <w:r>
+        <w:t xml:space="preserve"> </w:t>
+      </w:r>
+      <w:r>
+        <w:t xml:space="preserve">analysis (Table </w:t>
       </w:r>
       <w:hyperlink w:anchor="tab:diversity">
         <w:r>
@@ -15440,13 +16094,7 @@
         </w:r>
       </w:hyperlink>
       <w:r>
-        <w:t xml:space="preserve">) explains much of the</w:t>
-      </w:r>
-      <w:r>
-        <w:t xml:space="preserve"> </w:t>
-      </w:r>
-      <w:r>
-        <w:t xml:space="preserve">behaviour observed above.</w:t>
+        <w:t xml:space="preserve">) measures that directly.</w:t>
       </w:r>
       <w:r>
         <w:t xml:space="preserve"> </w:t>
@@ -15688,7 +16336,67 @@
         <w:t xml:space="preserve">reading of diversity.</w:t>
       </w:r>
     </w:p>
-    <w:bookmarkStart w:id="104" w:name="tab:diversity"/>
+    <w:p>
+      <w:pPr>
+        <w:pStyle w:val="BodyText"/>
+      </w:pPr>
+      <w:r>
+        <w:t xml:space="preserve">These values describe the sequences deposited in</w:t>
+      </w:r>
+      <w:r>
+        <w:t xml:space="preserve"> </w:t>
+      </w:r>
+      <w:r>
+        <w:t xml:space="preserve">ncbi</w:t>
+      </w:r>
+      <w:r>
+        <w:t xml:space="preserve">, not the strains circulating</w:t>
+      </w:r>
+      <w:r>
+        <w:t xml:space="preserve"> </w:t>
+      </w:r>
+      <w:r>
+        <w:t xml:space="preserve">clinically. Public records accumulate from sequencing efforts that are themselves uneven: outbreak</w:t>
+      </w:r>
+      <w:r>
+        <w:t xml:space="preserve"> </w:t>
+      </w:r>
+      <w:r>
+        <w:t xml:space="preserve">isolates and reference strains are over-represented, and some entries duplicate one another, as</w:t>
+      </w:r>
+      <w:r>
+        <w:t xml:space="preserve"> </w:t>
+      </w:r>
+      <w:r>
+        <w:t xml:space="preserve">the fraction of unique sequences shows directly for</w:t>
+      </w:r>
+      <w:r>
+        <w:t xml:space="preserve"> </w:t>
+      </w:r>
+      <w:r>
+        <w:rPr>
+          <w:i/>
+          <w:iCs/>
+        </w:rPr>
+        <w:t xml:space="preserve">frdB</w:t>
+      </w:r>
+      <w:r>
+        <w:t xml:space="preserve">. The diversity measured here is</w:t>
+      </w:r>
+      <w:r>
+        <w:t xml:space="preserve"> </w:t>
+      </w:r>
+      <w:r>
+        <w:t xml:space="preserve">therefore a lower bound on the diversity a probe would meet in practice, and the conservation</w:t>
+      </w:r>
+      <w:r>
+        <w:t xml:space="preserve"> </w:t>
+      </w:r>
+      <w:r>
+        <w:t xml:space="preserve">thresholds should be read in that light.</w:t>
+      </w:r>
+    </w:p>
+    <w:bookmarkStart w:id="110" w:name="tab:diversity"/>
     <w:p>
       <w:pPr>
         <w:pStyle w:val="TableCaption"/>
@@ -16333,8 +17041,8 @@
         </w:tc>
       </w:tr>
     </w:tbl>
-    <w:bookmarkEnd w:id="104"/>
-    <w:bookmarkStart w:id="108" w:name="fig:diversity"/>
+    <w:bookmarkEnd w:id="110"/>
+    <w:bookmarkStart w:id="114" w:name="fig:diversity"/>
     <w:tbl>
       <w:tblPr>
         <w:tblStyle w:val="FigureTable"/>
@@ -16358,18 +17066,18 @@
                 <wp:inline>
                   <wp:extent cx="5334000" cy="1119448"/>
                   <wp:effectExtent b="0" l="0" r="0" t="0"/>
-                  <wp:docPr descr="" title="" id="106" name="Picture"/>
+                  <wp:docPr descr="" title="" id="112" name="Picture"/>
                   <a:graphic>
                     <a:graphicData uri="http://schemas.openxmlformats.org/drawingml/2006/picture">
                       <pic:pic>
                         <pic:nvPicPr>
-                          <pic:cNvPr descr="images/diversity_heatmaps.png" id="107" name="Picture"/>
+                          <pic:cNvPr descr="images/diversity_heatmaps.png" id="113" name="Picture"/>
                           <pic:cNvPicPr>
                             <a:picLocks noChangeArrowheads="1" noChangeAspect="1"/>
                           </pic:cNvPicPr>
                         </pic:nvPicPr>
                         <pic:blipFill>
-                          <a:blip r:embed="rId105"/>
+                          <a:blip r:embed="rId111"/>
                           <a:stretch>
                             <a:fillRect/>
                           </a:stretch>
@@ -16435,9 +17143,9 @@
         <w:t xml:space="preserve">distance between two retrieved sequences of the gene.</w:t>
       </w:r>
     </w:p>
-    <w:bookmarkEnd w:id="108"/>
-    <w:bookmarkEnd w:id="109"/>
-    <w:bookmarkStart w:id="114" w:name="choice-of-sampling-depth"/>
+    <w:bookmarkEnd w:id="114"/>
+    <w:bookmarkEnd w:id="115"/>
+    <w:bookmarkStart w:id="120" w:name="choice-of-sampling-depth"/>
     <w:p>
       <w:pPr>
         <w:pStyle w:val="Heading2"/>
@@ -16574,7 +17282,7 @@
         <w:t xml:space="preserve">for the data-limited genes.</w:t>
       </w:r>
     </w:p>
-    <w:bookmarkStart w:id="113" w:name="fig:rarefaction"/>
+    <w:bookmarkStart w:id="119" w:name="fig:rarefaction"/>
     <w:tbl>
       <w:tblPr>
         <w:tblStyle w:val="FigureTable"/>
@@ -16598,18 +17306,18 @@
                 <wp:inline>
                   <wp:extent cx="5334000" cy="1887415"/>
                   <wp:effectExtent b="0" l="0" r="0" t="0"/>
-                  <wp:docPr descr="" title="" id="111" name="Picture"/>
+                  <wp:docPr descr="" title="" id="117" name="Picture"/>
                   <a:graphic>
                     <a:graphicData uri="http://schemas.openxmlformats.org/drawingml/2006/picture">
                       <pic:pic>
                         <pic:nvPicPr>
-                          <pic:cNvPr descr="images/rarefaction.png" id="112" name="Picture"/>
+                          <pic:cNvPr descr="images/rarefaction.png" id="118" name="Picture"/>
                           <pic:cNvPicPr>
                             <a:picLocks noChangeArrowheads="1" noChangeAspect="1"/>
                           </pic:cNvPicPr>
                         </pic:nvPicPr>
                         <pic:blipFill>
-                          <a:blip r:embed="rId110"/>
+                          <a:blip r:embed="rId116"/>
                           <a:stretch>
                             <a:fillRect/>
                           </a:stretch>
@@ -16675,9 +17383,9 @@
         <w:t xml:space="preserve">-mers (right), per gene, as a function of the number of subsampled sequences.</w:t>
       </w:r>
     </w:p>
-    <w:bookmarkEnd w:id="113"/>
-    <w:bookmarkEnd w:id="114"/>
-    <w:bookmarkStart w:id="115" w:name="effect-of-the-organism-aware-parameters"/>
+    <w:bookmarkEnd w:id="119"/>
+    <w:bookmarkEnd w:id="120"/>
+    <w:bookmarkStart w:id="125" w:name="effect-of-the-organism-aware-parameters"/>
     <w:p>
       <w:pPr>
         <w:pStyle w:val="Heading2"/>
@@ -16760,13 +17468,30 @@
         <w:t xml:space="preserve"> </w:t>
       </w:r>
       <w:r>
-        <w:t xml:space="preserve">passed. The additional probes are precisely those whose genome composition differs from</w:t>
-      </w:r>
-      <w:r>
-        <w:t xml:space="preserve"> </w:t>
-      </w:r>
-      <w:r>
-        <w:t xml:space="preserve">the balanced bacterial case — for example the AT-rich</w:t>
+        <w:t xml:space="preserve">passed. That net gain of nine is the result of two opposite movements, shown in</w:t>
+      </w:r>
+      <w:r>
+        <w:t xml:space="preserve"> </w:t>
+      </w:r>
+      <w:r>
+        <w:t xml:space="preserve">Figure </w:t>
+      </w:r>
+      <w:hyperlink w:anchor="fig:refpanel">
+        <w:r>
+          <w:rPr>
+            <w:rStyle w:val="Hyperlink"/>
+          </w:rPr>
+          <w:t xml:space="preserve">4.4</w:t>
+        </w:r>
+      </w:hyperlink>
+      <w:r>
+        <w:t xml:space="preserve">: ten probes are recovered and one is rejected. The ten recovered are</w:t>
+      </w:r>
+      <w:r>
+        <w:t xml:space="preserve"> </w:t>
+      </w:r>
+      <w:r>
+        <w:t xml:space="preserve">those whose genome composition departs from the balanced bacterial case: six from the GC-rich</w:t>
       </w:r>
       <w:r>
         <w:t xml:space="preserve"> </w:t>
@@ -16776,31 +17501,271 @@
           <w:i/>
           <w:iCs/>
         </w:rPr>
-        <w:t xml:space="preserve">Plasmodium</w:t>
-      </w:r>
-      <w:r>
-        <w:t xml:space="preserve"> </w:t>
-      </w:r>
-      <w:r>
-        <w:t xml:space="preserve">probe, which the</w:t>
-      </w:r>
-      <w:r>
-        <w:t xml:space="preserve"> </w:t>
-      </w:r>
-      <w:r>
-        <w:t xml:space="preserve">global GC window would reject but which is appropriate under the protozoan profile. This</w:t>
-      </w:r>
-      <w:r>
-        <w:t xml:space="preserve"> </w:t>
-      </w:r>
-      <w:r>
-        <w:t xml:space="preserve">confirms that organism-aware thresholds avoid unfair rejections without loosening the criteria</w:t>
-      </w:r>
-      <w:r>
-        <w:t xml:space="preserve"> </w:t>
-      </w:r>
-      <w:r>
-        <w:t xml:space="preserve">for the balanced targets. The gene-level profiles have the same effect on the designed probes:</w:t>
+        <w:t xml:space="preserve">P. aeruginosa</w:t>
+      </w:r>
+      <w:r>
+        <w:t xml:space="preserve">, two from</w:t>
+      </w:r>
+      <w:r>
+        <w:t xml:space="preserve"> </w:t>
+      </w:r>
+      <w:r>
+        <w:rPr>
+          <w:i/>
+          <w:iCs/>
+        </w:rPr>
+        <w:t xml:space="preserve">K. pneumoniae</w:t>
+      </w:r>
+      <w:r>
+        <w:t xml:space="preserve">, one from the AT-rich</w:t>
+      </w:r>
+      <w:r>
+        <w:t xml:space="preserve"> </w:t>
+      </w:r>
+      <w:r>
+        <w:rPr>
+          <w:i/>
+          <w:iCs/>
+        </w:rPr>
+        <w:t xml:space="preserve">S. aureus</w:t>
+      </w:r>
+      <w:r>
+        <w:t xml:space="preserve"> </w:t>
+      </w:r>
+      <w:r>
+        <w:t xml:space="preserve">and one from</w:t>
+      </w:r>
+      <w:r>
+        <w:t xml:space="preserve"> </w:t>
+      </w:r>
+      <w:r>
+        <w:rPr>
+          <w:i/>
+          <w:iCs/>
+        </w:rPr>
+        <w:t xml:space="preserve">P. falciparum</w:t>
+      </w:r>
+      <w:r>
+        <w:t xml:space="preserve">. The global GC window rejects the last of these although it is</w:t>
+      </w:r>
+      <w:r>
+        <w:t xml:space="preserve"> </w:t>
+      </w:r>
+      <w:r>
+        <w:t xml:space="preserve">unremarkable for a genome of</w:t>
+      </w:r>
+      <w:r>
+        <w:t xml:space="preserve"> </w:t>
+      </w:r>
+      <m:oMath>
+        <m:r>
+          <m:t>19</m:t>
+        </m:r>
+        <m:r>
+          <m:rPr>
+            <m:sty m:val="p"/>
+          </m:rPr>
+          <m:t>%</m:t>
+        </m:r>
+      </m:oMath>
+      <w:r>
+        <w:t xml:space="preserve"> </w:t>
+      </w:r>
+      <w:r>
+        <w:t xml:space="preserve">GC</w:t>
+      </w:r>
+      <w:r>
+        <w:t xml:space="preserve"> </w:t>
+      </w:r>
+      <w:r>
+        <w:t xml:space="preserve">(</w:t>
+      </w:r>
+      <w:r>
+        <w:t xml:space="preserve">Gardner et al.</w:t>
+      </w:r>
+      <w:r>
+        <w:t xml:space="preserve"> </w:t>
+      </w:r>
+      <w:r>
+        <w:t xml:space="preserve">2002)</w:t>
+      </w:r>
+      <w:r>
+        <w:t xml:space="preserve">. The probe that is lost is the</w:t>
+      </w:r>
+      <w:r>
+        <w:t xml:space="preserve"> </w:t>
+      </w:r>
+      <w:r>
+        <w:rPr>
+          <w:i/>
+          <w:iCs/>
+        </w:rPr>
+        <w:t xml:space="preserve">A. fumigatus</w:t>
+      </w:r>
+      <w:r>
+        <w:t xml:space="preserve"> </w:t>
+      </w:r>
+      <w:r>
+        <w:t xml:space="preserve">one, whose species profile (</w:t>
+      </w:r>
+      <m:oMath>
+        <m:r>
+          <m:t>42</m:t>
+        </m:r>
+      </m:oMath>
+      <w:r>
+        <w:t xml:space="preserve">–</w:t>
+      </w:r>
+      <m:oMath>
+        <m:r>
+          <m:t>58</m:t>
+        </m:r>
+        <m:r>
+          <m:rPr>
+            <m:sty m:val="p"/>
+          </m:rPr>
+          <m:t>%</m:t>
+        </m:r>
+      </m:oMath>
+      <w:r>
+        <w:t xml:space="preserve"> </w:t>
+      </w:r>
+      <w:r>
+        <w:t xml:space="preserve">GC) is narrower than the global</w:t>
+      </w:r>
+      <w:r>
+        <w:t xml:space="preserve"> </w:t>
+      </w:r>
+      <w:r>
+        <w:t xml:space="preserve">window it replaces.</w:t>
+      </w:r>
+    </w:p>
+    <w:p>
+      <w:pPr>
+        <w:pStyle w:val="BodyText"/>
+      </w:pPr>
+      <w:r>
+        <w:t xml:space="preserve">The rejection matters as much as the recoveries. It shows that the layered scheme is not a</w:t>
+      </w:r>
+      <w:r>
+        <w:t xml:space="preserve"> </w:t>
+      </w:r>
+      <w:r>
+        <w:t xml:space="preserve">relaxation applied to awkward targets, but the replacement of a generic criterion by one matched to</w:t>
+      </w:r>
+      <w:r>
+        <w:t xml:space="preserve"> </w:t>
+      </w:r>
+      <w:r>
+        <w:t xml:space="preserve">the composition of each genome, which can tighten the requirement as readily as loosen it.</w:t>
+      </w:r>
+    </w:p>
+    <w:bookmarkStart w:id="124" w:name="fig:refpanel"/>
+    <w:tbl>
+      <w:tblPr>
+        <w:tblStyle w:val="FigureTable"/>
+        <w:tblW w:type="auto" w:w="0"/>
+        <w:jc w:val="center"/>
+        <w:tblLook w:firstRow="0" w:lastRow="0" w:firstColumn="0" w:lastColumn="0"/>
+      </w:tblPr>
+      <w:tblGrid>
+        <w:gridCol w:w="7920"/>
+      </w:tblGrid>
+      <w:tr>
+        <w:tc>
+          <w:tcPr/>
+          <w:p>
+            <w:pPr>
+              <w:pStyle w:val="Compact"/>
+              <w:jc w:val="center"/>
+            </w:pPr>
+            <w:r>
+              <w:drawing>
+                <wp:inline>
+                  <wp:extent cx="5334000" cy="2116047"/>
+                  <wp:effectExtent b="0" l="0" r="0" t="0"/>
+                  <wp:docPr descr="" title="" id="122" name="Picture"/>
+                  <a:graphic>
+                    <a:graphicData uri="http://schemas.openxmlformats.org/drawingml/2006/picture">
+                      <pic:pic>
+                        <pic:nvPicPr>
+                          <pic:cNvPr descr="images/reference_panel.pdf" id="123" name="Picture"/>
+                          <pic:cNvPicPr>
+                            <a:picLocks noChangeArrowheads="1" noChangeAspect="1"/>
+                          </pic:cNvPicPr>
+                        </pic:nvPicPr>
+                        <pic:blipFill>
+                          <a:blip r:embed="rId121"/>
+                          <a:stretch>
+                            <a:fillRect/>
+                          </a:stretch>
+                        </pic:blipFill>
+                        <pic:spPr bwMode="auto">
+                          <a:xfrm>
+                            <a:off x="0" y="0"/>
+                            <a:ext cx="5334000" cy="2116047"/>
+                          </a:xfrm>
+                          <a:prstGeom prst="rect">
+                            <a:avLst/>
+                          </a:prstGeom>
+                          <a:noFill/>
+                          <a:ln w="9525">
+                            <a:noFill/>
+                            <a:headEnd/>
+                            <a:tailEnd/>
+                          </a:ln>
+                        </pic:spPr>
+                      </pic:pic>
+                    </a:graphicData>
+                  </a:graphic>
+                </wp:inline>
+              </w:drawing>
+            </w:r>
+          </w:p>
+        </w:tc>
+      </w:tr>
+    </w:tbl>
+    <w:p>
+      <w:pPr>
+        <w:pStyle w:val="ImageCaption"/>
+      </w:pPr>
+      <w:r>
+        <w:t xml:space="preserve">The</w:t>
+      </w:r>
+      <w:r>
+        <w:t xml:space="preserve"> </w:t>
+      </w:r>
+      <m:oMath>
+        <m:r>
+          <m:t>74</m:t>
+        </m:r>
+      </m:oMath>
+      <w:r>
+        <w:t xml:space="preserve"> </w:t>
+      </w:r>
+      <w:r>
+        <w:t xml:space="preserve">reference probes under a single global criterion and under the criteria of each</w:t>
+      </w:r>
+      <w:r>
+        <w:t xml:space="preserve"> </w:t>
+      </w:r>
+      <w:r>
+        <w:t xml:space="preserve">probe’s own species and type, by organism type (left), and the probes whose outcome changes</w:t>
+      </w:r>
+      <w:r>
+        <w:t xml:space="preserve"> </w:t>
+      </w:r>
+      <w:r>
+        <w:t xml:space="preserve">(right).</w:t>
+      </w:r>
+    </w:p>
+    <w:bookmarkEnd w:id="124"/>
+    <w:p>
+      <w:pPr>
+        <w:pStyle w:val="BodyText"/>
+      </w:pPr>
+      <w:r>
+        <w:t xml:space="preserve">The gene-level profiles have the same effect on the designed probes:</w:t>
       </w:r>
       <w:r>
         <w:t xml:space="preserve"> </w:t>
@@ -16915,8 +17880,8 @@
         <w:t xml:space="preserve">target.</w:t>
       </w:r>
     </w:p>
-    <w:bookmarkEnd w:id="115"/>
-    <w:bookmarkStart w:id="116" w:name="comparison-with-the-reference-panel"/>
+    <w:bookmarkEnd w:id="125"/>
+    <w:bookmarkStart w:id="126" w:name="comparison-with-the-reference-panel"/>
     <w:p>
       <w:pPr>
         <w:pStyle w:val="Heading2"/>
@@ -17047,8 +18012,8 @@
         <w:t xml:space="preserve">in sequence space.</w:t>
       </w:r>
     </w:p>
-    <w:bookmarkEnd w:id="116"/>
-    <w:bookmarkStart w:id="127" w:name="sec:complexres"/>
+    <w:bookmarkEnd w:id="126"/>
+    <w:bookmarkStart w:id="137" w:name="sec:complexres"/>
     <w:p>
       <w:pPr>
         <w:pStyle w:val="Heading2"/>
@@ -17069,6 +18034,26 @@
     <w:p>
       <w:pPr>
         <w:pStyle w:val="FirstParagraph"/>
+      </w:pPr>
+      <w:r>
+        <w:t xml:space="preserve">The results reported so far concern the probes as sequences and as isolated structures. None of</w:t>
+      </w:r>
+      <w:r>
+        <w:t xml:space="preserve"> </w:t>
+      </w:r>
+      <w:r>
+        <w:t xml:space="preserve">those criteria describes how a probe sits against the graphene, or how much of it lies where the</w:t>
+      </w:r>
+      <w:r>
+        <w:t xml:space="preserve"> </w:t>
+      </w:r>
+      <w:r>
+        <w:t xml:space="preserve">transistor can sense it, which is what the interface models were built to measure.</w:t>
+      </w:r>
+    </w:p>
+    <w:p>
+      <w:pPr>
+        <w:pStyle w:val="BodyText"/>
       </w:pPr>
       <w:r>
         <w:t xml:space="preserve">All</w:t>
@@ -17166,7 +18151,7 @@
         <w:t xml:space="preserve">nucleotides.</w:t>
       </w:r>
     </w:p>
-    <w:bookmarkStart w:id="117" w:name="sizing-the-sheet."/>
+    <w:bookmarkStart w:id="127" w:name="sizing-the-sheet."/>
     <w:p>
       <w:pPr>
         <w:pStyle w:val="Heading5"/>
@@ -17333,8 +18318,8 @@
         <w:t xml:space="preserve">27.2 Å on each side.</w:t>
       </w:r>
     </w:p>
-    <w:bookmarkEnd w:id="117"/>
-    <w:bookmarkStart w:id="126" w:name="assembled-models."/>
+    <w:bookmarkEnd w:id="127"/>
+    <w:bookmarkStart w:id="136" w:name="assembled-models."/>
     <w:p>
       <w:pPr>
         <w:pStyle w:val="Heading5"/>
@@ -17518,7 +18503,7 @@
         <w:t xml:space="preserve">.</w:t>
       </w:r>
     </w:p>
-    <w:bookmarkStart w:id="118" w:name="tab:complexes"/>
+    <w:bookmarkStart w:id="128" w:name="tab:complexes"/>
     <w:p>
       <w:pPr>
         <w:pStyle w:val="TableCaption"/>
@@ -18266,7 +19251,7 @@
         </w:tc>
       </w:tr>
     </w:tbl>
-    <w:bookmarkEnd w:id="118"/>
+    <w:bookmarkEnd w:id="128"/>
     <w:p>
       <w:pPr>
         <w:pStyle w:val="BodyText"/>
@@ -18279,7 +19264,7 @@
           <w:rPr>
             <w:rStyle w:val="Hyperlink"/>
           </w:rPr>
-          <w:t xml:space="preserve">4.3</w:t>
+          <w:t xml:space="preserve">4.5</w:t>
         </w:r>
       </w:hyperlink>
       <w:r>
@@ -18385,7 +19370,7 @@
         <w:t xml:space="preserve">37.6 Å.</w:t>
       </w:r>
     </w:p>
-    <w:bookmarkStart w:id="125" w:name="fig:complex"/>
+    <w:bookmarkStart w:id="135" w:name="fig:complex"/>
     <w:tbl>
       <w:tblPr>
         <w:tblStyle w:val="FigureTable"/>
@@ -18408,18 +19393,18 @@
                 <wp:inline>
                   <wp:extent cx="5334000" cy="2228157"/>
                   <wp:effectExtent b="0" l="0" r="0" t="0"/>
-                  <wp:docPr descr="image" title="" id="120" name="Picture"/>
+                  <wp:docPr descr="image" title="" id="130" name="Picture"/>
                   <a:graphic>
                     <a:graphicData uri="http://schemas.openxmlformats.org/drawingml/2006/picture">
                       <pic:pic>
                         <pic:nvPicPr>
-                          <pic:cNvPr descr="images/complex_p5178_algD.png" id="121" name="Picture"/>
+                          <pic:cNvPr descr="images/complex_p5178_algD.png" id="131" name="Picture"/>
                           <pic:cNvPicPr>
                             <a:picLocks noChangeArrowheads="1" noChangeAspect="1"/>
                           </pic:cNvPicPr>
                         </pic:nvPicPr>
                         <pic:blipFill>
-                          <a:blip r:embed="rId119"/>
+                          <a:blip r:embed="rId129"/>
                           <a:stretch>
                             <a:fillRect/>
                           </a:stretch>
@@ -18453,18 +19438,18 @@
                 <wp:inline>
                   <wp:extent cx="5334000" cy="2228157"/>
                   <wp:effectExtent b="0" l="0" r="0" t="0"/>
-                  <wp:docPr descr="image" title="" id="123" name="Picture"/>
+                  <wp:docPr descr="image" title="" id="133" name="Picture"/>
                   <a:graphic>
                     <a:graphicData uri="http://schemas.openxmlformats.org/drawingml/2006/picture">
                       <pic:pic>
                         <pic:nvPicPr>
-                          <pic:cNvPr descr="images/complex_p6922_frdB.png" id="124" name="Picture"/>
+                          <pic:cNvPr descr="images/complex_p6922_frdB.png" id="134" name="Picture"/>
                           <pic:cNvPicPr>
                             <a:picLocks noChangeArrowheads="1" noChangeAspect="1"/>
                           </pic:cNvPicPr>
                         </pic:nvPicPr>
                         <pic:blipFill>
-                          <a:blip r:embed="rId122"/>
+                          <a:blip r:embed="rId132"/>
                           <a:stretch>
                             <a:fillRect/>
                           </a:stretch>
@@ -18603,7 +19588,7 @@
         <w:t xml:space="preserve">graphene carbons are grey.</w:t>
       </w:r>
     </w:p>
-    <w:bookmarkEnd w:id="125"/>
+    <w:bookmarkEnd w:id="135"/>
     <w:p>
       <w:pPr>
         <w:pStyle w:val="BodyText"/>
@@ -18636,9 +19621,9 @@
         <w:t xml:space="preserve">models are suitable inputs for the refinement stages that follow.</w:t>
       </w:r>
     </w:p>
-    <w:bookmarkEnd w:id="126"/>
-    <w:bookmarkEnd w:id="127"/>
-    <w:bookmarkStart w:id="133" w:name="sec:buffer"/>
+    <w:bookmarkEnd w:id="136"/>
+    <w:bookmarkEnd w:id="137"/>
+    <w:bookmarkStart w:id="143" w:name="sec:buffer"/>
     <w:p>
       <w:pPr>
         <w:pStyle w:val="Heading2"/>
@@ -18685,7 +19670,7 @@
           <w:rPr>
             <w:rStyle w:val="Hyperlink"/>
           </w:rPr>
-          <w:t xml:space="preserve">4.4</w:t>
+          <w:t xml:space="preserve">4.6</w:t>
         </w:r>
       </w:hyperlink>
       <w:r>
@@ -18945,7 +19930,7 @@
         <w:t xml:space="preserve">specificity of the duplex without bringing it inside.</w:t>
       </w:r>
     </w:p>
-    <w:bookmarkStart w:id="131" w:name="fig:debyescale"/>
+    <w:bookmarkStart w:id="141" w:name="fig:debyescale"/>
     <w:tbl>
       <w:tblPr>
         <w:tblStyle w:val="FigureTable"/>
@@ -18969,18 +19954,18 @@
                 <wp:inline>
                   <wp:extent cx="4533900" cy="2455862"/>
                   <wp:effectExtent b="0" l="0" r="0" t="0"/>
-                  <wp:docPr descr="" title="" id="129" name="Picture"/>
+                  <wp:docPr descr="" title="" id="139" name="Picture"/>
                   <a:graphic>
                     <a:graphicData uri="http://schemas.openxmlformats.org/drawingml/2006/picture">
                       <pic:pic>
                         <pic:nvPicPr>
-                          <pic:cNvPr descr="images/debye_scale.png" id="130" name="Picture"/>
+                          <pic:cNvPr descr="images/debye_scale.png" id="140" name="Picture"/>
                           <pic:cNvPicPr>
                             <a:picLocks noChangeArrowheads="1" noChangeAspect="1"/>
                           </pic:cNvPicPr>
                         </pic:nvPicPr>
                         <pic:blipFill>
-                          <a:blip r:embed="rId128"/>
+                          <a:blip r:embed="rId138"/>
                           <a:stretch>
                             <a:fillRect/>
                           </a:stretch>
@@ -19138,117 +20123,52 @@
         </m:r>
       </m:oMath>
       <w:r>
-        <w:t xml:space="preserve"> PBS. The geometry is the most favourable one: a</w:t>
-      </w:r>
-      <w:r>
-        <w:t xml:space="preserve"> </w:t>
-      </w:r>
-      <w:r>
-        <w:t xml:space="preserve">duplex perpendicular to the surface and touching it, without a linker.</w:t>
-      </w:r>
-    </w:p>
-    <w:bookmarkEnd w:id="131"/>
-    <w:p>
-      <w:pPr>
-        <w:pStyle w:val="BodyText"/>
-      </w:pPr>
-      <w:r>
-        <w:t xml:space="preserve">Several further considerations support keeping</w:t>
-      </w:r>
-      <w:r>
-        <w:t xml:space="preserve"> </w:t>
-      </w:r>
-      <m:oMath>
-        <m:r>
-          <m:t>1</m:t>
-        </m:r>
-        <m:r>
-          <m:rPr>
-            <m:sty m:val="p"/>
-          </m:rPr>
-          <m:t>×</m:t>
-        </m:r>
-      </m:oMath>
-      <w:r>
-        <w:t xml:space="preserve"> PBS as the reference condition. It is the</w:t>
-      </w:r>
-      <w:r>
-        <w:t xml:space="preserve"> </w:t>
-      </w:r>
-      <w:r>
-        <w:t xml:space="preserve">medium the device is meant to face: its osmolarity and ion concentration approximate those of</w:t>
-      </w:r>
-      <w:r>
-        <w:t xml:space="preserve"> </w:t>
-      </w:r>
-      <w:r>
-        <w:t xml:space="preserve">physiological body fluids</w:t>
-      </w:r>
-      <w:r>
-        <w:t xml:space="preserve"> </w:t>
-      </w:r>
-      <w:r>
-        <w:t xml:space="preserve">(Purwidyantri et al. 2021)</w:t>
-      </w:r>
-      <w:r>
-        <w:t xml:space="preserve">, so optimising the probes for a diluted buffer would</w:t>
-      </w:r>
-      <w:r>
-        <w:t xml:space="preserve"> </w:t>
-      </w:r>
-      <w:r>
-        <w:t xml:space="preserve">optimise them for a condition that real samples do not have. Hybridisation is, moreover, still detected</w:t>
-      </w:r>
-      <w:r>
-        <w:t xml:space="preserve"> </w:t>
-      </w:r>
-      <w:r>
-        <w:t xml:space="preserve">in</w:t>
-      </w:r>
-      <w:r>
-        <w:t xml:space="preserve"> </w:t>
-      </w:r>
-      <m:oMath>
-        <m:r>
-          <m:t>1</m:t>
-        </m:r>
-        <m:r>
-          <m:rPr>
-            <m:sty m:val="p"/>
-          </m:rPr>
-          <m:t>×</m:t>
-        </m:r>
-      </m:oMath>
-      <w:r>
-        <w:t xml:space="preserve"> PBS. In the study from which the Debye lengths are taken, hybridisation of a</w:t>
-      </w:r>
-      <w:r>
-        <w:t xml:space="preserve"> </w:t>
-      </w:r>
-      <m:oMath>
-        <m:r>
-          <m:t>25</m:t>
-        </m:r>
-      </m:oMath>
-      <w:r>
-        <w:t xml:space="preserve">-nucleotide target was detected at attomolar concentrations in all three dilutions</w:t>
-      </w:r>
-      <w:r>
-        <w:t xml:space="preserve"> </w:t>
-      </w:r>
-      <w:r>
-        <w:t xml:space="preserve">(Table </w:t>
-      </w:r>
-      <w:hyperlink w:anchor="tab:inl">
-        <w:r>
-          <w:rPr>
-            <w:rStyle w:val="Hyperlink"/>
-          </w:rPr>
-          <w:t xml:space="preserve">4.6</w:t>
-        </w:r>
-      </w:hyperlink>
-      <w:r>
-        <w:t xml:space="preserve">), and a tenfold increase of</w:t>
+        <w:t xml:space="preserve"> PBS. The geometry drawn is the most favourable</w:t>
+      </w:r>
+      <w:r>
+        <w:t xml:space="preserve"> </w:t>
+      </w:r>
+      <w:r>
+        <w:t xml:space="preserve">one the duplex could adopt, so the dark segment is an upper bound: the duplex stands perpendicular</w:t>
+      </w:r>
+      <w:r>
+        <w:t xml:space="preserve"> </w:t>
+      </w:r>
+      <w:r>
+        <w:t xml:space="preserve">to the surface and touches it, and no linker is interposed. Any departure from that arrangement</w:t>
+      </w:r>
+      <w:r>
+        <w:t xml:space="preserve"> </w:t>
+      </w:r>
+      <w:r>
+        <w:t xml:space="preserve">lifts the duplex further away. Tilting it raises every base pair above the first, their height</w:t>
+      </w:r>
+      <w:r>
+        <w:t xml:space="preserve"> </w:t>
+      </w:r>
+      <w:r>
+        <w:t xml:space="preserve">becoming the rise along the helix multiplied by the cosine of the tilt; the pyrene linker used to</w:t>
+      </w:r>
+      <w:r>
+        <w:t xml:space="preserve"> </w:t>
+      </w:r>
+      <w:r>
+        <w:t xml:space="preserve">immobilise the probe adds its own length between the surface and the first nucleotide; and a</w:t>
+      </w:r>
+      <w:r>
+        <w:t xml:space="preserve"> </w:t>
+      </w:r>
+      <w:r>
+        <w:t xml:space="preserve">strand adsorbed flat rather than standing, as single-stranded DNA tends to be on graphene</w:t>
+      </w:r>
+      <w:r>
+        <w:t xml:space="preserve"> </w:t>
+      </w:r>
+      <w:r>
+        <w:t xml:space="preserve">(Green and Norton 2015)</w:t>
+      </w:r>
+      <w:r>
+        <w:t xml:space="preserve">, would lie within</w:t>
       </w:r>
       <w:r>
         <w:t xml:space="preserve"> </w:t>
@@ -19268,7 +20188,19 @@
         </m:sSub>
       </m:oMath>
       <w:r>
-        <w:t xml:space="preserve">, from</w:t>
+        <w:t xml:space="preserve"> </w:t>
+      </w:r>
+      <w:r>
+        <w:t xml:space="preserve">but would no longer be free to hybridise.</w:t>
+      </w:r>
+    </w:p>
+    <w:bookmarkEnd w:id="141"/>
+    <w:p>
+      <w:pPr>
+        <w:pStyle w:val="BodyText"/>
+      </w:pPr>
+      <w:r>
+        <w:t xml:space="preserve">Several further considerations support keeping</w:t>
       </w:r>
       <w:r>
         <w:t xml:space="preserve"> </w:t>
@@ -19285,17 +20217,47 @@
         </m:r>
       </m:oMath>
       <w:r>
-        <w:t xml:space="preserve"> </w:t>
-      </w:r>
-      <w:r>
-        <w:t xml:space="preserve">to</w:t>
-      </w:r>
-      <w:r>
-        <w:t xml:space="preserve"> </w:t>
-      </w:r>
-      <m:oMath>
-        <m:r>
-          <m:t>0.01</m:t>
+        <w:t xml:space="preserve"> PBS as the reference condition. It is the</w:t>
+      </w:r>
+      <w:r>
+        <w:t xml:space="preserve"> </w:t>
+      </w:r>
+      <w:r>
+        <w:t xml:space="preserve">medium the device is meant to face: its osmolarity and ion concentration approximate those of</w:t>
+      </w:r>
+      <w:r>
+        <w:t xml:space="preserve"> </w:t>
+      </w:r>
+      <w:r>
+        <w:t xml:space="preserve">physiological body fluids</w:t>
+      </w:r>
+      <w:r>
+        <w:t xml:space="preserve"> </w:t>
+      </w:r>
+      <w:r>
+        <w:t xml:space="preserve">(Purwidyantri et al. 2021)</w:t>
+      </w:r>
+      <w:r>
+        <w:t xml:space="preserve">, so optimising the probes for a diluted buffer would</w:t>
+      </w:r>
+      <w:r>
+        <w:t xml:space="preserve"> </w:t>
+      </w:r>
+      <w:r>
+        <w:t xml:space="preserve">optimise them for a condition that real samples do not have. Hybridisation is, moreover, still detected</w:t>
+      </w:r>
+      <w:r>
+        <w:t xml:space="preserve"> </w:t>
+      </w:r>
+      <w:r>
+        <w:t xml:space="preserve">in</w:t>
+      </w:r>
+      <w:r>
+        <w:t xml:space="preserve"> </w:t>
+      </w:r>
+      <m:oMath>
+        <m:r>
+          <m:t>1</m:t>
         </m:r>
         <m:r>
           <m:rPr>
@@ -19305,28 +20267,55 @@
         </m:r>
       </m:oMath>
       <w:r>
-        <w:t xml:space="preserve"> PBS, only</w:t>
-      </w:r>
-      <w:r>
-        <w:t xml:space="preserve"> </w:t>
-      </w:r>
-      <w:r>
-        <w:t xml:space="preserve">doubled the sensitivity. The Debye length derives from a simplified model of the double layer, valid</w:t>
-      </w:r>
-      <w:r>
-        <w:t xml:space="preserve"> </w:t>
-      </w:r>
-      <w:r>
-        <w:t xml:space="preserve">only for small potentials</w:t>
-      </w:r>
-      <w:r>
-        <w:t xml:space="preserve"> </w:t>
-      </w:r>
-      <w:r>
-        <w:t xml:space="preserve">(Kesler et al. 2020)</w:t>
-      </w:r>
-      <w:r>
-        <w:t xml:space="preserve">, and the authors of that study attribute the response in</w:t>
+        <w:t xml:space="preserve"> PBS. In the study from which the Debye lengths are taken, hybridisation of a</w:t>
+      </w:r>
+      <w:r>
+        <w:t xml:space="preserve"> </w:t>
+      </w:r>
+      <m:oMath>
+        <m:r>
+          <m:t>25</m:t>
+        </m:r>
+      </m:oMath>
+      <w:r>
+        <w:t xml:space="preserve">-nucleotide target was detected at attomolar concentrations in all three dilutions</w:t>
+      </w:r>
+      <w:r>
+        <w:t xml:space="preserve"> </w:t>
+      </w:r>
+      <w:r>
+        <w:t xml:space="preserve">(Table </w:t>
+      </w:r>
+      <w:hyperlink w:anchor="tab:inl">
+        <w:r>
+          <w:rPr>
+            <w:rStyle w:val="Hyperlink"/>
+          </w:rPr>
+          <w:t xml:space="preserve">4.6</w:t>
+        </w:r>
+      </w:hyperlink>
+      <w:r>
+        <w:t xml:space="preserve">), and a tenfold increase of</w:t>
+      </w:r>
+      <w:r>
+        <w:t xml:space="preserve"> </w:t>
+      </w:r>
+      <m:oMath>
+        <m:sSub>
+          <m:e>
+            <m:r>
+              <m:t>λ</m:t>
+            </m:r>
+          </m:e>
+          <m:sub>
+            <m:r>
+              <m:t>D</m:t>
+            </m:r>
+          </m:sub>
+        </m:sSub>
+      </m:oMath>
+      <w:r>
+        <w:t xml:space="preserve">, from</w:t>
       </w:r>
       <w:r>
         <w:t xml:space="preserve"> </w:t>
@@ -19343,6 +20332,64 @@
         </m:r>
       </m:oMath>
       <w:r>
+        <w:t xml:space="preserve"> </w:t>
+      </w:r>
+      <w:r>
+        <w:t xml:space="preserve">to</w:t>
+      </w:r>
+      <w:r>
+        <w:t xml:space="preserve"> </w:t>
+      </w:r>
+      <m:oMath>
+        <m:r>
+          <m:t>0.01</m:t>
+        </m:r>
+        <m:r>
+          <m:rPr>
+            <m:sty m:val="p"/>
+          </m:rPr>
+          <m:t>×</m:t>
+        </m:r>
+      </m:oMath>
+      <w:r>
+        <w:t xml:space="preserve"> PBS, only</w:t>
+      </w:r>
+      <w:r>
+        <w:t xml:space="preserve"> </w:t>
+      </w:r>
+      <w:r>
+        <w:t xml:space="preserve">doubled the sensitivity. The Debye length derives from a simplified model of the double layer, valid</w:t>
+      </w:r>
+      <w:r>
+        <w:t xml:space="preserve"> </w:t>
+      </w:r>
+      <w:r>
+        <w:t xml:space="preserve">only for small potentials</w:t>
+      </w:r>
+      <w:r>
+        <w:t xml:space="preserve"> </w:t>
+      </w:r>
+      <w:r>
+        <w:t xml:space="preserve">(Kesler et al. 2020)</w:t>
+      </w:r>
+      <w:r>
+        <w:t xml:space="preserve">, and the authors of that study attribute the response in</w:t>
+      </w:r>
+      <w:r>
+        <w:t xml:space="preserve"> </w:t>
+      </w:r>
+      <m:oMath>
+        <m:r>
+          <m:t>1</m:t>
+        </m:r>
+        <m:r>
+          <m:rPr>
+            <m:sty m:val="p"/>
+          </m:rPr>
+          <m:t>×</m:t>
+        </m:r>
+      </m:oMath>
+      <w:r>
         <w:t xml:space="preserve"> PBS to the contribution of the buffer ions to the ionic density of the Stern layer</w:t>
       </w:r>
       <w:r>
@@ -19355,7 +20402,7 @@
         <w:t xml:space="preserve">.</w:t>
       </w:r>
     </w:p>
-    <w:bookmarkStart w:id="132" w:name="tab:inl"/>
+    <w:bookmarkStart w:id="142" w:name="tab:inl"/>
     <w:p>
       <w:pPr>
         <w:pStyle w:val="TableCaption"/>
@@ -19800,7 +20847,7 @@
         </w:tc>
       </w:tr>
     </w:tbl>
-    <w:bookmarkEnd w:id="132"/>
+    <w:bookmarkEnd w:id="142"/>
     <w:p>
       <w:pPr>
         <w:pStyle w:val="BodyText"/>
@@ -20251,8 +21298,8 @@
         <w:t xml:space="preserve">reference, and the more dilute buffers as readout scenarios evaluated for sensitivity.</w:t>
       </w:r>
     </w:p>
-    <w:bookmarkEnd w:id="133"/>
-    <w:bookmarkStart w:id="140" w:name="sec:debyeres"/>
+    <w:bookmarkEnd w:id="143"/>
+    <w:bookmarkStart w:id="153" w:name="sec:debyeres"/>
     <w:p>
       <w:pPr>
         <w:pStyle w:val="Heading2"/>
@@ -20336,10 +21383,197 @@
         <w:t xml:space="preserve"> </w:t>
       </w:r>
       <w:r>
-        <w:t xml:space="preserve">differ by an order of magnitude.</w:t>
-      </w:r>
-    </w:p>
-    <w:bookmarkStart w:id="135" w:name="rigid-placement"/>
+        <w:t xml:space="preserve">differ by an order of magnitude. Figure </w:t>
+      </w:r>
+      <w:hyperlink w:anchor="fig:geometries">
+        <w:r>
+          <w:rPr>
+            <w:rStyle w:val="Hyperlink"/>
+          </w:rPr>
+          <w:t xml:space="preserve">4.7</w:t>
+        </w:r>
+      </w:hyperlink>
+      <w:r>
+        <w:t xml:space="preserve"> </w:t>
+      </w:r>
+      <w:r>
+        <w:t xml:space="preserve">shows what each geometry represents,</w:t>
+      </w:r>
+      <w:r>
+        <w:t xml:space="preserve"> </w:t>
+      </w:r>
+      <w:r>
+        <w:t xml:space="preserve">with the measured counts that the following sections report.</w:t>
+      </w:r>
+    </w:p>
+    <w:bookmarkStart w:id="147" w:name="fig:geometries"/>
+    <w:tbl>
+      <w:tblPr>
+        <w:tblStyle w:val="FigureTable"/>
+        <w:tblW w:type="auto" w:w="0"/>
+        <w:jc w:val="center"/>
+        <w:tblLook w:firstRow="0" w:lastRow="0" w:firstColumn="0" w:lastColumn="0"/>
+      </w:tblPr>
+      <w:tblGrid>
+        <w:gridCol w:w="7920"/>
+      </w:tblGrid>
+      <w:tr>
+        <w:tc>
+          <w:tcPr/>
+          <w:p>
+            <w:pPr>
+              <w:pStyle w:val="Compact"/>
+              <w:jc w:val="center"/>
+            </w:pPr>
+            <w:r>
+              <w:drawing>
+                <wp:inline>
+                  <wp:extent cx="5334000" cy="2484723"/>
+                  <wp:effectExtent b="0" l="0" r="0" t="0"/>
+                  <wp:docPr descr="" title="" id="145" name="Picture"/>
+                  <a:graphic>
+                    <a:graphicData uri="http://schemas.openxmlformats.org/drawingml/2006/picture">
+                      <pic:pic>
+                        <pic:nvPicPr>
+                          <pic:cNvPr descr="images/debye_geometries.pdf" id="146" name="Picture"/>
+                          <pic:cNvPicPr>
+                            <a:picLocks noChangeArrowheads="1" noChangeAspect="1"/>
+                          </pic:cNvPicPr>
+                        </pic:nvPicPr>
+                        <pic:blipFill>
+                          <a:blip r:embed="rId144"/>
+                          <a:stretch>
+                            <a:fillRect/>
+                          </a:stretch>
+                        </pic:blipFill>
+                        <pic:spPr bwMode="auto">
+                          <a:xfrm>
+                            <a:off x="0" y="0"/>
+                            <a:ext cx="5334000" cy="2484723"/>
+                          </a:xfrm>
+                          <a:prstGeom prst="rect">
+                            <a:avLst/>
+                          </a:prstGeom>
+                          <a:noFill/>
+                          <a:ln w="9525">
+                            <a:noFill/>
+                            <a:headEnd/>
+                            <a:tailEnd/>
+                          </a:ln>
+                        </pic:spPr>
+                      </pic:pic>
+                    </a:graphicData>
+                  </a:graphic>
+                </wp:inline>
+              </w:drawing>
+            </w:r>
+          </w:p>
+        </w:tc>
+      </w:tr>
+    </w:tbl>
+    <w:p>
+      <w:pPr>
+        <w:pStyle w:val="ImageCaption"/>
+      </w:pPr>
+      <w:r>
+        <w:t xml:space="preserve">The three geometries in which the Debye coverage is measured, drawn against the screening</w:t>
+      </w:r>
+      <w:r>
+        <w:t xml:space="preserve"> </w:t>
+      </w:r>
+      <w:r>
+        <w:t xml:space="preserve">length at</w:t>
+      </w:r>
+      <w:r>
+        <w:t xml:space="preserve"> </w:t>
+      </w:r>
+      <m:oMath>
+        <m:r>
+          <m:t>1</m:t>
+        </m:r>
+        <m:r>
+          <m:rPr>
+            <m:sty m:val="p"/>
+          </m:rPr>
+          <m:t>×</m:t>
+        </m:r>
+      </m:oMath>
+      <w:r>
+        <w:t xml:space="preserve"> PBS (shaded band). Left: the rigid placement, which preserves the orientation</w:t>
+      </w:r>
+      <w:r>
+        <w:t xml:space="preserve"> </w:t>
+      </w:r>
+      <w:r>
+        <w:t xml:space="preserve">predicted by Boltz-2 and rests the lowest atom at the contact distance. Centre: the probe tethered</w:t>
+      </w:r>
+      <w:r>
+        <w:t xml:space="preserve"> </w:t>
+      </w:r>
+      <w:r>
+        <w:t xml:space="preserve">by its</w:t>
+      </w:r>
+      <w:r>
+        <w:t xml:space="preserve"> </w:t>
+      </w:r>
+      <m:oMath>
+        <m:sSup>
+          <m:e>
+            <m:r>
+              <m:t>3</m:t>
+            </m:r>
+          </m:e>
+          <m:sup>
+            <m:r>
+              <m:rPr>
+                <m:sty m:val="p"/>
+              </m:rPr>
+              <m:t>′</m:t>
+            </m:r>
+          </m:sup>
+        </m:sSup>
+      </m:oMath>
+      <w:r>
+        <w:t xml:space="preserve"> </w:t>
+      </w:r>
+      <w:r>
+        <w:t xml:space="preserve">end, as it is immobilised experimentally. Right: the probe hybridised to its target,</w:t>
+      </w:r>
+      <w:r>
+        <w:t xml:space="preserve"> </w:t>
+      </w:r>
+      <w:r>
+        <w:t xml:space="preserve">the target running antiparallel so that its first phosphate sits one helical rise above the</w:t>
+      </w:r>
+      <w:r>
+        <w:t xml:space="preserve"> </w:t>
+      </w:r>
+      <w:r>
+        <w:t xml:space="preserve">anchor. The conformations are schematic; the counts beneath each panel are the medians measured</w:t>
+      </w:r>
+      <w:r>
+        <w:t xml:space="preserve"> </w:t>
+      </w:r>
+      <w:r>
+        <w:t xml:space="preserve">over the</w:t>
+      </w:r>
+      <w:r>
+        <w:t xml:space="preserve"> </w:t>
+      </w:r>
+      <m:oMath>
+        <m:r>
+          <m:t>30</m:t>
+        </m:r>
+      </m:oMath>
+      <w:r>
+        <w:t xml:space="preserve"> </w:t>
+      </w:r>
+      <w:r>
+        <w:t xml:space="preserve">models.</w:t>
+      </w:r>
+    </w:p>
+    <w:bookmarkEnd w:id="147"/>
+    <w:bookmarkStart w:id="149" w:name="rigid-placement"/>
     <w:p>
       <w:pPr>
         <w:pStyle w:val="Heading3"/>
@@ -20736,7 +21970,7 @@
         <w:t xml:space="preserve">to every candidate and therefore distinguishing none.</w:t>
       </w:r>
     </w:p>
-    <w:bookmarkStart w:id="134" w:name="tab:debyeclass"/>
+    <w:bookmarkStart w:id="148" w:name="tab:debyeclass"/>
     <w:p>
       <w:pPr>
         <w:pStyle w:val="TableCaption"/>
@@ -21473,7 +22707,7 @@
         </w:tc>
       </w:tr>
     </w:tbl>
-    <w:bookmarkEnd w:id="134"/>
+    <w:bookmarkEnd w:id="148"/>
     <w:p>
       <w:pPr>
         <w:pStyle w:val="BodyText"/>
@@ -21635,8 +22869,8 @@
         <w:t xml:space="preserve">neither the sequence screening nor the structure prediction captures.</w:t>
       </w:r>
     </w:p>
-    <w:bookmarkEnd w:id="135"/>
-    <w:bookmarkStart w:id="136" w:name="anchored-probe-and-hybridised-duplex"/>
+    <w:bookmarkEnd w:id="149"/>
+    <w:bookmarkStart w:id="150" w:name="anchored-probe-and-hybridised-duplex"/>
     <w:p>
       <w:pPr>
         <w:pStyle w:val="Heading3"/>
@@ -22444,8 +23678,8 @@
         <w:t xml:space="preserve">.</w:t>
       </w:r>
     </w:p>
-    <w:bookmarkEnd w:id="136"/>
-    <w:bookmarkStart w:id="138" w:name="sec:final"/>
+    <w:bookmarkEnd w:id="150"/>
+    <w:bookmarkStart w:id="152" w:name="sec:final"/>
     <w:p>
       <w:pPr>
         <w:pStyle w:val="Heading3"/>
@@ -22785,7 +24019,7 @@
         <w:t xml:space="preserve">least one candidate, and the probes selected on confidence are unaffected.</w:t>
       </w:r>
     </w:p>
-    <w:bookmarkStart w:id="137" w:name="tab:final"/>
+    <w:bookmarkStart w:id="151" w:name="tab:final"/>
     <w:p>
       <w:pPr>
         <w:pStyle w:val="TableCaption"/>
@@ -24060,24 +25294,25 @@
         </w:tc>
       </w:tr>
     </w:tbl>
-    <w:bookmarkEnd w:id="137"/>
-    <w:bookmarkEnd w:id="138"/>
-    <w:bookmarkStart w:id="139" w:name="caveats"/>
-    <w:p>
-      <w:pPr>
-        <w:pStyle w:val="Heading3"/>
+    <w:bookmarkEnd w:id="151"/>
+    <w:bookmarkEnd w:id="152"/>
+    <w:bookmarkEnd w:id="153"/>
+    <w:bookmarkStart w:id="159" w:name="sec:limitations"/>
+    <w:p>
+      <w:pPr>
+        <w:pStyle w:val="Heading2"/>
       </w:pPr>
       <w:r>
         <w:rPr>
           <w:rStyle w:val="SectionNumber"/>
         </w:rPr>
-        <w:t xml:space="preserve">4.10.4</w:t>
+        <w:t xml:space="preserve">4.11</w:t>
       </w:r>
       <w:r>
         <w:tab/>
       </w:r>
       <w:r>
-        <w:t xml:space="preserve">Caveats</w:t>
+        <w:t xml:space="preserve">Limitations</w:t>
       </w:r>
     </w:p>
     <w:p>
@@ -24085,19 +25320,278 @@
         <w:pStyle w:val="FirstParagraph"/>
       </w:pPr>
       <w:r>
-        <w:t xml:space="preserve">Three limitations bound the interpretation of these values. First, the rigid placement preserves the</w:t>
-      </w:r>
-      <w:r>
-        <w:t xml:space="preserve"> </w:t>
-      </w:r>
-      <w:r>
-        <w:t xml:space="preserve">orientation predicted by Boltz-2 and is not optimised against the surface; since single-stranded DNA</w:t>
-      </w:r>
-      <w:r>
-        <w:t xml:space="preserve"> </w:t>
-      </w:r>
-      <w:r>
-        <w:t xml:space="preserve">is known to adsorb flat on graphene through</w:t>
+        <w:t xml:space="preserve">The following considerations bound how far the results reported above can be taken.</w:t>
+      </w:r>
+    </w:p>
+    <w:bookmarkStart w:id="154" w:name="specificity-is-not-verified."/>
+    <w:p>
+      <w:pPr>
+        <w:pStyle w:val="Heading5"/>
+      </w:pPr>
+      <w:r>
+        <w:rPr>
+          <w:rStyle w:val="SectionNumber"/>
+        </w:rPr>
+        <w:t xml:space="preserve">4.11.0.0.1</w:t>
+      </w:r>
+      <w:r>
+        <w:tab/>
+      </w:r>
+      <w:r>
+        <w:t xml:space="preserve">Specificity is not verified.</w:t>
+      </w:r>
+    </w:p>
+    <w:p>
+      <w:pPr>
+        <w:pStyle w:val="FirstParagraph"/>
+      </w:pPr>
+      <w:r>
+        <w:t xml:space="preserve">The selection is driven by conservation, which is a</w:t>
+      </w:r>
+      <w:r>
+        <w:t xml:space="preserve"> </w:t>
+      </w:r>
+      <w:r>
+        <w:t xml:space="preserve">criterion of sensitivity: it requires that a probe match every strain of its target. It never asks</w:t>
+      </w:r>
+      <w:r>
+        <w:t xml:space="preserve"> </w:t>
+      </w:r>
+      <w:r>
+        <w:t xml:space="preserve">the complementary question, whether the probe also matches something it should not. A region may</w:t>
+      </w:r>
+      <w:r>
+        <w:t xml:space="preserve"> </w:t>
+      </w:r>
+      <w:r>
+        <w:t xml:space="preserve">be perfectly conserved within</w:t>
+      </w:r>
+      <w:r>
+        <w:t xml:space="preserve"> </w:t>
+      </w:r>
+      <w:r>
+        <w:rPr>
+          <w:i/>
+          <w:iCs/>
+        </w:rPr>
+        <w:t xml:space="preserve">S. aureus</w:t>
+      </w:r>
+      <w:r>
+        <w:t xml:space="preserve"> </w:t>
+      </w:r>
+      <w:r>
+        <w:t xml:space="preserve">and still be shared with a related species, or</w:t>
+      </w:r>
+      <w:r>
+        <w:t xml:space="preserve"> </w:t>
+      </w:r>
+      <w:r>
+        <w:t xml:space="preserve">with the human genome that is present in any clinical sample, and nothing in the pipeline would</w:t>
+      </w:r>
+      <w:r>
+        <w:t xml:space="preserve"> </w:t>
+      </w:r>
+      <w:r>
+        <w:t xml:space="preserve">detect it. The candidates reported here are therefore candidates for specificity testing rather</w:t>
+      </w:r>
+      <w:r>
+        <w:t xml:space="preserve"> </w:t>
+      </w:r>
+      <w:r>
+        <w:t xml:space="preserve">than a panel ready for use, and the automated check that would close this gap is the first item of</w:t>
+      </w:r>
+      <w:r>
+        <w:t xml:space="preserve"> </w:t>
+      </w:r>
+      <w:r>
+        <w:t xml:space="preserve">future work.</w:t>
+      </w:r>
+    </w:p>
+    <w:bookmarkEnd w:id="154"/>
+    <w:bookmarkStart w:id="155" w:name="no-experimental-validation."/>
+    <w:p>
+      <w:pPr>
+        <w:pStyle w:val="Heading5"/>
+      </w:pPr>
+      <w:r>
+        <w:rPr>
+          <w:rStyle w:val="SectionNumber"/>
+        </w:rPr>
+        <w:t xml:space="preserve">4.11.0.0.2</w:t>
+      </w:r>
+      <w:r>
+        <w:tab/>
+      </w:r>
+      <w:r>
+        <w:t xml:space="preserve">No experimental validation.</w:t>
+      </w:r>
+    </w:p>
+    <w:p>
+      <w:pPr>
+        <w:pStyle w:val="FirstParagraph"/>
+      </w:pPr>
+      <w:r>
+        <w:t xml:space="preserve">Every result is computational. No probe was synthesised,</w:t>
+      </w:r>
+      <w:r>
+        <w:t xml:space="preserve"> </w:t>
+      </w:r>
+      <w:r>
+        <w:t xml:space="preserve">no device was functionalised and no hybridisation was measured. The experimental quantities that</w:t>
+      </w:r>
+      <w:r>
+        <w:t xml:space="preserve"> </w:t>
+      </w:r>
+      <w:r>
+        <w:t xml:space="preserve">appear in this dissertation are taken from published work on comparable devices</w:t>
+      </w:r>
+      <w:r>
+        <w:t xml:space="preserve"> </w:t>
+      </w:r>
+      <w:r>
+        <w:t xml:space="preserve">(Campos et al. 2019; Purwidyantri et al. 2021)</w:t>
+      </w:r>
+      <w:r>
+        <w:t xml:space="preserve"> </w:t>
+      </w:r>
+      <w:r>
+        <w:t xml:space="preserve">and serve to frame the computational results, not to confirm</w:t>
+      </w:r>
+      <w:r>
+        <w:t xml:space="preserve"> </w:t>
+      </w:r>
+      <w:r>
+        <w:t xml:space="preserve">them. The structures are likewise predictions: the confidences obtained for the single strands are</w:t>
+      </w:r>
+      <w:r>
+        <w:t xml:space="preserve"> </w:t>
+      </w:r>
+      <w:r>
+        <w:t xml:space="preserve">modest (Section </w:t>
+      </w:r>
+      <w:hyperlink w:anchor="sec:boltz">
+        <w:r>
+          <w:rPr>
+            <w:rStyle w:val="Hyperlink"/>
+          </w:rPr>
+          <w:t xml:space="preserve">4.3</w:t>
+        </w:r>
+      </w:hyperlink>
+      <w:r>
+        <w:t xml:space="preserve">), and although the duplexes are predicted with high confidence and</w:t>
+      </w:r>
+      <w:r>
+        <w:t xml:space="preserve"> </w:t>
+      </w:r>
+      <w:r>
+        <w:t xml:space="preserve">canonical geometry, no experimental structure of these probes exists against which to check them.</w:t>
+      </w:r>
+    </w:p>
+    <w:bookmarkEnd w:id="155"/>
+    <w:bookmarkStart w:id="156" w:name="X8b536b9f5696a8dbebe46312296faca33373044"/>
+    <w:p>
+      <w:pPr>
+        <w:pStyle w:val="Heading5"/>
+      </w:pPr>
+      <w:r>
+        <w:rPr>
+          <w:rStyle w:val="SectionNumber"/>
+        </w:rPr>
+        <w:t xml:space="preserve">4.11.0.0.3</w:t>
+      </w:r>
+      <w:r>
+        <w:tab/>
+      </w:r>
+      <w:r>
+        <w:t xml:space="preserve">The sequence sample is what</w:t>
+      </w:r>
+      <w:r>
+        <w:t xml:space="preserve"> </w:t>
+      </w:r>
+      <w:r>
+        <w:t xml:space="preserve">ncbi</w:t>
+      </w:r>
+      <w:r>
+        <w:t xml:space="preserve"> </w:t>
+      </w:r>
+      <w:r>
+        <w:t xml:space="preserve">contains.</w:t>
+      </w:r>
+    </w:p>
+    <w:p>
+      <w:pPr>
+        <w:pStyle w:val="FirstParagraph"/>
+      </w:pPr>
+      <w:r>
+        <w:t xml:space="preserve">Conservation is measured over</w:t>
+      </w:r>
+      <w:r>
+        <w:t xml:space="preserve"> </w:t>
+      </w:r>
+      <w:r>
+        <w:t xml:space="preserve">deposited records, with the sampling bias described in Section </w:t>
+      </w:r>
+      <w:hyperlink w:anchor="sec:diversityres">
+        <w:r>
+          <w:rPr>
+            <w:rStyle w:val="Hyperlink"/>
+          </w:rPr>
+          <w:t xml:space="preserve">4.4</w:t>
+        </w:r>
+      </w:hyperlink>
+      <w:r>
+        <w:t xml:space="preserve">, and the</w:t>
+      </w:r>
+      <w:r>
+        <w:t xml:space="preserve"> </w:t>
+      </w:r>
+      <w:r>
+        <w:t xml:space="preserve">retrieval depends on queries by gene name and organism, which will miss records annotated</w:t>
+      </w:r>
+      <w:r>
+        <w:t xml:space="preserve"> </w:t>
+      </w:r>
+      <w:r>
+        <w:t xml:space="preserve">differently. Both affect which regions are judged conserved.</w:t>
+      </w:r>
+    </w:p>
+    <w:bookmarkEnd w:id="156"/>
+    <w:bookmarkStart w:id="157" w:name="the-interface-models-are-idealised."/>
+    <w:p>
+      <w:pPr>
+        <w:pStyle w:val="Heading5"/>
+      </w:pPr>
+      <w:r>
+        <w:rPr>
+          <w:rStyle w:val="SectionNumber"/>
+        </w:rPr>
+        <w:t xml:space="preserve">4.11.0.0.4</w:t>
+      </w:r>
+      <w:r>
+        <w:tab/>
+      </w:r>
+      <w:r>
+        <w:t xml:space="preserve">The interface models are idealised.</w:t>
+      </w:r>
+    </w:p>
+    <w:p>
+      <w:pPr>
+        <w:pStyle w:val="FirstParagraph"/>
+      </w:pPr>
+      <w:r>
+        <w:t xml:space="preserve">The rigid placement keeps the orientation</w:t>
+      </w:r>
+      <w:r>
+        <w:t xml:space="preserve"> </w:t>
+      </w:r>
+      <w:r>
+        <w:t xml:space="preserve">predicted by Boltz-2 and is not optimised against the surface. Since single-stranded DNA adsorbs</w:t>
+      </w:r>
+      <w:r>
+        <w:t xml:space="preserve"> </w:t>
+      </w:r>
+      <w:r>
+        <w:t xml:space="preserve">flat on graphene through</w:t>
       </w:r>
       <w:r>
         <w:t xml:space="preserve"> </w:t>
@@ -24128,25 +25622,25 @@
         <w:t xml:space="preserve">(Green and Norton 2015)</w:t>
       </w:r>
       <w:r>
-        <w:t xml:space="preserve">, the</w:t>
-      </w:r>
-      <w:r>
-        <w:t xml:space="preserve"> </w:t>
-      </w:r>
-      <w:r>
-        <w:t xml:space="preserve">orientations adopted after docking or molecular dynamics will differ, and with them the exact</w:t>
-      </w:r>
-      <w:r>
-        <w:t xml:space="preserve"> </w:t>
-      </w:r>
-      <w:r>
-        <w:t xml:space="preserve">coverage. The anchored geometry is less exposed to this objection, as it averages over orientations</w:t>
-      </w:r>
-      <w:r>
-        <w:t xml:space="preserve"> </w:t>
-      </w:r>
-      <w:r>
-        <w:t xml:space="preserve">instead of trusting one, but it also idealises the tether: no linker length is added, so the</w:t>
+        <w:t xml:space="preserve">, the orientations reached after</w:t>
+      </w:r>
+      <w:r>
+        <w:t xml:space="preserve"> </w:t>
+      </w:r>
+      <w:r>
+        <w:t xml:space="preserve">docking or molecular dynamics will differ, and so will the coverage. The anchored geometry is less</w:t>
+      </w:r>
+      <w:r>
+        <w:t xml:space="preserve"> </w:t>
+      </w:r>
+      <w:r>
+        <w:t xml:space="preserve">exposed to that objection, because it averages over orientations rather than trusting one, but it</w:t>
+      </w:r>
+      <w:r>
+        <w:t xml:space="preserve"> </w:t>
+      </w:r>
+      <w:r>
+        <w:t xml:space="preserve">idealises the tether in turn: no linker length is added, so the</w:t>
       </w:r>
       <w:r>
         <w:t xml:space="preserve"> </w:t>
@@ -24172,13 +25666,13 @@
         <w:t xml:space="preserve"> </w:t>
       </w:r>
       <w:r>
-        <w:t xml:space="preserve">end sits as close to the sheet as it can, and the reported coverage is an upper bound. It is,</w:t>
-      </w:r>
-      <w:r>
-        <w:t xml:space="preserve"> </w:t>
-      </w:r>
-      <w:r>
-        <w:t xml:space="preserve">besides, sensitive to the predicted position of the</w:t>
+        <w:t xml:space="preserve">end sits as close to the sheet</w:t>
+      </w:r>
+      <w:r>
+        <w:t xml:space="preserve"> </w:t>
+      </w:r>
+      <w:r>
+        <w:t xml:space="preserve">as it can, and the coverage is an upper bound. It also depends on where the</w:t>
       </w:r>
       <w:r>
         <w:t xml:space="preserve"> </w:t>
@@ -24204,21 +25698,72 @@
         <w:t xml:space="preserve"> </w:t>
       </w:r>
       <w:r>
-        <w:t xml:space="preserve">terminus, as shown above.</w:t>
-      </w:r>
-    </w:p>
-    <w:p>
-      <w:pPr>
-        <w:pStyle w:val="BodyText"/>
-      </w:pPr>
-      <w:r>
-        <w:t xml:space="preserve">Second, the coverage is a geometric index derived from the Debye–Hückel picture, and that picture</w:t>
-      </w:r>
-      <w:r>
-        <w:t xml:space="preserve"> </w:t>
-      </w:r>
-      <w:r>
-        <w:t xml:space="preserve">overstates the practical penalty of a concentrated buffer, as the experimental response of the same</w:t>
+        <w:t xml:space="preserve">terminus falls in</w:t>
+      </w:r>
+      <w:r>
+        <w:t xml:space="preserve"> </w:t>
+      </w:r>
+      <w:r>
+        <w:t xml:space="preserve">the predicted conformation, as Section </w:t>
+      </w:r>
+      <w:hyperlink w:anchor="sec:debyeres">
+        <w:r>
+          <w:rPr>
+            <w:rStyle w:val="Hyperlink"/>
+          </w:rPr>
+          <w:t xml:space="preserve">4.10</w:t>
+        </w:r>
+      </w:hyperlink>
+      <w:r>
+        <w:t xml:space="preserve"> </w:t>
+      </w:r>
+      <w:r>
+        <w:t xml:space="preserve">shows. The models further omit the</w:t>
+      </w:r>
+      <w:r>
+        <w:t xml:space="preserve"> </w:t>
+      </w:r>
+      <w:r>
+        <w:t xml:space="preserve">pyrene linker itself, the surface density of probes, which in practice is high enough for</w:t>
+      </w:r>
+      <w:r>
+        <w:t xml:space="preserve"> </w:t>
+      </w:r>
+      <w:r>
+        <w:t xml:space="preserve">neighbours to interact, and the blocking agent used to passivate unreacted linker.</w:t>
+      </w:r>
+    </w:p>
+    <w:bookmarkEnd w:id="157"/>
+    <w:bookmarkStart w:id="158" w:name="the-coverage-is-a-geometric-index."/>
+    <w:p>
+      <w:pPr>
+        <w:pStyle w:val="Heading5"/>
+      </w:pPr>
+      <w:r>
+        <w:rPr>
+          <w:rStyle w:val="SectionNumber"/>
+        </w:rPr>
+        <w:t xml:space="preserve">4.11.0.0.5</w:t>
+      </w:r>
+      <w:r>
+        <w:tab/>
+      </w:r>
+      <w:r>
+        <w:t xml:space="preserve">The coverage is a geometric index.</w:t>
+      </w:r>
+    </w:p>
+    <w:p>
+      <w:pPr>
+        <w:pStyle w:val="FirstParagraph"/>
+      </w:pPr>
+      <w:r>
+        <w:t xml:space="preserve">It follows from the Debye–Hückel picture, which</w:t>
+      </w:r>
+      <w:r>
+        <w:t xml:space="preserve"> </w:t>
+      </w:r>
+      <w:r>
+        <w:t xml:space="preserve">overstates the practical penalty of a concentrated buffer, as the measured response of the same</w:t>
       </w:r>
       <w:r>
         <w:t xml:space="preserve"> </w:t>
@@ -24235,55 +25780,18 @@
         </w:r>
       </w:hyperlink>
       <w:r>
-        <w:t xml:space="preserve">). The values should therefore be used to compare candidates</w:t>
-      </w:r>
-      <w:r>
-        <w:t xml:space="preserve"> </w:t>
-      </w:r>
-      <w:r>
-        <w:t xml:space="preserve">with one another, which is how they enter the selection, and not to predict whether a device will</w:t>
-      </w:r>
-      <w:r>
-        <w:t xml:space="preserve"> </w:t>
-      </w:r>
-      <w:r>
-        <w:t xml:space="preserve">respond.</w:t>
-      </w:r>
-    </w:p>
-    <w:p>
-      <w:pPr>
-        <w:pStyle w:val="BodyText"/>
-      </w:pPr>
-      <w:r>
-        <w:t xml:space="preserve">Third, the structures themselves are predictions. The confidences of the single strands are modest</w:t>
-      </w:r>
-      <w:r>
-        <w:t xml:space="preserve"> </w:t>
-      </w:r>
-      <w:r>
-        <w:t xml:space="preserve">(Section </w:t>
-      </w:r>
-      <w:hyperlink w:anchor="sec:boltz">
-        <w:r>
-          <w:rPr>
-            <w:rStyle w:val="Hyperlink"/>
-          </w:rPr>
-          <w:t xml:space="preserve">4.3</w:t>
-        </w:r>
-      </w:hyperlink>
-      <w:r>
-        <w:t xml:space="preserve">), and although the duplexes are predicted with high confidence and</w:t>
-      </w:r>
-      <w:r>
-        <w:t xml:space="preserve"> </w:t>
-      </w:r>
-      <w:r>
-        <w:t xml:space="preserve">canonical geometry, no experimental structure of these probes exists against which to verify them.</w:t>
-      </w:r>
-    </w:p>
-    <w:bookmarkEnd w:id="139"/>
-    <w:bookmarkEnd w:id="140"/>
-    <w:bookmarkStart w:id="141" w:name="X9623e63b1d82e37c1bea850340ff09550c57664"/>
+        <w:t xml:space="preserve">). The values serve to compare candidates with one another,</w:t>
+      </w:r>
+      <w:r>
+        <w:t xml:space="preserve"> </w:t>
+      </w:r>
+      <w:r>
+        <w:t xml:space="preserve">which is how they enter the selection, and not to predict whether a device will respond.</w:t>
+      </w:r>
+    </w:p>
+    <w:bookmarkEnd w:id="158"/>
+    <w:bookmarkEnd w:id="159"/>
+    <w:bookmarkStart w:id="160" w:name="X9623e63b1d82e37c1bea850340ff09550c57664"/>
     <w:p>
       <w:pPr>
         <w:pStyle w:val="Heading2"/>
@@ -24292,7 +25800,7 @@
         <w:rPr>
           <w:rStyle w:val="SectionNumber"/>
         </w:rPr>
-        <w:t xml:space="preserve">4.11</w:t>
+        <w:t xml:space="preserve">4.12</w:t>
       </w:r>
       <w:r>
         <w:tab/>
@@ -24372,9 +25880,9 @@
         <w:t xml:space="preserve">candidates per gene.</w:t>
       </w:r>
     </w:p>
-    <w:bookmarkEnd w:id="141"/>
-    <w:bookmarkEnd w:id="142"/>
-    <w:bookmarkStart w:id="245" w:name="conclusions-and-future-work"/>
+    <w:bookmarkEnd w:id="160"/>
+    <w:bookmarkEnd w:id="161"/>
+    <w:bookmarkStart w:id="265" w:name="conclusions-and-future-work"/>
     <w:p>
       <w:pPr>
         <w:pStyle w:val="Heading1"/>
@@ -24392,7 +25900,7 @@
         <w:t xml:space="preserve">Conclusions and Future Work</w:t>
       </w:r>
     </w:p>
-    <w:bookmarkStart w:id="143" w:name="conclusions"/>
+    <w:bookmarkStart w:id="163" w:name="conclusions"/>
     <w:p>
       <w:pPr>
         <w:pStyle w:val="Heading2"/>
@@ -24737,25 +26245,25 @@
         <w:t xml:space="preserve"> </w:t>
       </w:r>
       <w:r>
-        <w:t xml:space="preserve">highest-quality candidates per gene was produced. Screening in the reference buffer proved to be</w:t>
-      </w:r>
-      <w:r>
-        <w:t xml:space="preserve"> </w:t>
-      </w:r>
-      <w:r>
-        <w:t xml:space="preserve">more than a change of units: it altered which candidates survive, and it is what gives the melting</w:t>
-      </w:r>
-      <w:r>
-        <w:t xml:space="preserve"> </w:t>
-      </w:r>
-      <w:r>
-        <w:t xml:space="preserve">temperature, hairpin and homodimer thresholds a defensible meaning, since they then refer to the</w:t>
-      </w:r>
-      <w:r>
-        <w:t xml:space="preserve"> </w:t>
-      </w:r>
-      <w:r>
-        <w:t xml:space="preserve">solution in which the probes are meant to work.</w:t>
+        <w:t xml:space="preserve">highest-quality candidates per gene was produced. Screening in the reference buffer changed which</w:t>
+      </w:r>
+      <w:r>
+        <w:t xml:space="preserve"> </w:t>
+      </w:r>
+      <w:r>
+        <w:t xml:space="preserve">candidates survive, and it is what gives the melting temperature, hairpin and homodimer thresholds</w:t>
+      </w:r>
+      <w:r>
+        <w:t xml:space="preserve"> </w:t>
+      </w:r>
+      <w:r>
+        <w:t xml:space="preserve">a defensible meaning, since they then refer to the solution in which the probes are meant to</w:t>
+      </w:r>
+      <w:r>
+        <w:t xml:space="preserve"> </w:t>
+      </w:r>
+      <w:r>
+        <w:t xml:space="preserve">work.</w:t>
       </w:r>
     </w:p>
     <w:p>
@@ -25136,12 +26644,396 @@
         <w:t xml:space="preserve">obtained in dilute buffer.</w:t>
       </w:r>
     </w:p>
+    <w:bookmarkStart w:id="162" w:name="objectives"/>
+    <w:p>
+      <w:pPr>
+        <w:pStyle w:val="Heading3"/>
+      </w:pPr>
+      <w:r>
+        <w:t xml:space="preserve">Objectives</w:t>
+      </w:r>
+    </w:p>
+    <w:p>
+      <w:pPr>
+        <w:pStyle w:val="FirstParagraph"/>
+      </w:pPr>
+      <w:r>
+        <w:t xml:space="preserve">Measured against the six specific objectives set out in Section </w:t>
+      </w:r>
+      <w:hyperlink w:anchor="sec:objectives">
+        <w:r>
+          <w:rPr>
+            <w:rStyle w:val="Hyperlink"/>
+          </w:rPr>
+          <w:t xml:space="preserve">1.3</w:t>
+        </w:r>
+      </w:hyperlink>
+      <w:r>
+        <w:t xml:space="preserve">, the outcome</w:t>
+      </w:r>
+      <w:r>
+        <w:t xml:space="preserve"> </w:t>
+      </w:r>
+      <w:r>
+        <w:t xml:space="preserve">is as follows.</w:t>
+      </w:r>
+    </w:p>
+    <w:p>
+      <w:pPr>
+        <w:numPr>
+          <w:ilvl w:val="0"/>
+          <w:numId w:val="1002"/>
+        </w:numPr>
+      </w:pPr>
+      <w:r>
+        <w:rPr>
+          <w:b/>
+          <w:bCs/>
+        </w:rPr>
+        <w:t xml:space="preserve">A panel of targets, with automated retrieval and curation.</w:t>
+      </w:r>
+      <w:r>
+        <w:t xml:space="preserve"> </w:t>
+      </w:r>
+      <w:r>
+        <w:t xml:space="preserve">Met. Six marker genes</w:t>
+      </w:r>
+      <w:r>
+        <w:t xml:space="preserve"> </w:t>
+      </w:r>
+      <w:r>
+        <w:t xml:space="preserve">from six species were defined, and their sequences are retrieved from</w:t>
+      </w:r>
+      <w:r>
+        <w:t xml:space="preserve"> </w:t>
+      </w:r>
+      <w:r>
+        <w:t xml:space="preserve">ncbi</w:t>
+      </w:r>
+      <w:r>
+        <w:t xml:space="preserve"> </w:t>
+      </w:r>
+      <w:r>
+        <w:t xml:space="preserve">and</w:t>
+      </w:r>
+      <w:r>
+        <w:t xml:space="preserve"> </w:t>
+      </w:r>
+      <w:r>
+        <w:t xml:space="preserve">curated by automatic length clustering without per-gene tuning.</w:t>
+      </w:r>
+    </w:p>
+    <w:p>
+      <w:pPr>
+        <w:numPr>
+          <w:ilvl w:val="0"/>
+          <w:numId w:val="1002"/>
+        </w:numPr>
+      </w:pPr>
+      <w:r>
+        <w:rPr>
+          <w:b/>
+          <w:bCs/>
+        </w:rPr>
+        <w:t xml:space="preserve">Conserved regions identified by alignment and per-column scoring.</w:t>
+      </w:r>
+      <w:r>
+        <w:t xml:space="preserve"> </w:t>
+      </w:r>
+      <w:r>
+        <w:t xml:space="preserve">Met. Alignment</w:t>
+      </w:r>
+      <w:r>
+        <w:t xml:space="preserve"> </w:t>
+      </w:r>
+      <w:r>
+        <w:t xml:space="preserve">is performed with MAFFT and conservation scored by the</w:t>
+      </w:r>
+      <w:r>
+        <w:t xml:space="preserve"> </w:t>
+      </w:r>
+      <w:r>
+        <w:t xml:space="preserve">ppi</w:t>
+      </w:r>
+      <w:r>
+        <w:t xml:space="preserve">, which drove the</w:t>
+      </w:r>
+      <w:r>
+        <w:t xml:space="preserve"> </w:t>
+      </w:r>
+      <w:r>
+        <w:t xml:space="preserve">selection of all candidates reported here.</w:t>
+      </w:r>
+    </w:p>
+    <w:p>
+      <w:pPr>
+        <w:numPr>
+          <w:ilvl w:val="0"/>
+          <w:numId w:val="1002"/>
+        </w:numPr>
+      </w:pPr>
+      <w:r>
+        <w:rPr>
+          <w:b/>
+          <w:bCs/>
+        </w:rPr>
+        <w:t xml:space="preserve">Screening on well-founded biophysical criteria, combined into transparent</w:t>
+      </w:r>
+      <w:r>
+        <w:rPr>
+          <w:b/>
+          <w:bCs/>
+        </w:rPr>
+        <w:t xml:space="preserve"> </w:t>
+      </w:r>
+      <w:r>
+        <w:rPr>
+          <w:b/>
+          <w:bCs/>
+        </w:rPr>
+        <w:t xml:space="preserve">scores.</w:t>
+      </w:r>
+      <w:r>
+        <w:t xml:space="preserve"> </w:t>
+      </w:r>
+      <w:r>
+        <w:t xml:space="preserve">Met, and strengthened relative to the original formulation: every criterion is</w:t>
+      </w:r>
+      <w:r>
+        <w:t xml:space="preserve"> </w:t>
+      </w:r>
+      <w:r>
+        <w:t xml:space="preserve">evaluated in</w:t>
+      </w:r>
+      <w:r>
+        <w:t xml:space="preserve"> </w:t>
+      </w:r>
+      <m:oMath>
+        <m:r>
+          <m:t>1</m:t>
+        </m:r>
+        <m:r>
+          <m:rPr>
+            <m:sty m:val="p"/>
+          </m:rPr>
+          <m:t>×</m:t>
+        </m:r>
+      </m:oMath>
+      <w:r>
+        <w:t xml:space="preserve"> PBS at</w:t>
+      </w:r>
+      <w:r>
+        <w:t xml:space="preserve"> </w:t>
+      </w:r>
+      <m:oMath>
+        <m:r>
+          <m:t>37</m:t>
+        </m:r>
+        <m:sSup>
+          <m:e>
+            <m:r>
+              <m:t> </m:t>
+            </m:r>
+          </m:e>
+          <m:sup>
+            <m:r>
+              <m:rPr>
+                <m:sty m:val="p"/>
+              </m:rPr>
+              <m:t>∘</m:t>
+            </m:r>
+          </m:sup>
+        </m:sSup>
+      </m:oMath>
+      <w:r>
+        <w:t xml:space="preserve">C, so that each threshold refers to the solution</w:t>
+      </w:r>
+      <w:r>
+        <w:t xml:space="preserve"> </w:t>
+      </w:r>
+      <w:r>
+        <w:t xml:space="preserve">in which the probe is meant to work, and the folding energies are combined into a single</w:t>
+      </w:r>
+      <w:r>
+        <w:t xml:space="preserve"> </w:t>
+      </w:r>
+      <w:r>
+        <w:t xml:space="preserve">continuous No-fold score.</w:t>
+      </w:r>
+    </w:p>
+    <w:p>
+      <w:pPr>
+        <w:numPr>
+          <w:ilvl w:val="0"/>
+          <w:numId w:val="1002"/>
+        </w:numPr>
+      </w:pPr>
+      <w:r>
+        <w:rPr>
+          <w:b/>
+          <w:bCs/>
+        </w:rPr>
+        <w:t xml:space="preserve">Organism-aware design criteria.</w:t>
+      </w:r>
+      <w:r>
+        <w:t xml:space="preserve"> </w:t>
+      </w:r>
+      <w:r>
+        <w:t xml:space="preserve">Met. Thresholds resolve through a layered scheme,</w:t>
+      </w:r>
+      <w:r>
+        <w:t xml:space="preserve"> </w:t>
+      </w:r>
+      <w:r>
+        <w:t xml:space="preserve">which recovered ten reference probes that a global rule rejects and rejected one that it</w:t>
+      </w:r>
+      <w:r>
+        <w:t xml:space="preserve"> </w:t>
+      </w:r>
+      <w:r>
+        <w:t xml:space="preserve">accepts.</w:t>
+      </w:r>
+    </w:p>
+    <w:p>
+      <w:pPr>
+        <w:numPr>
+          <w:ilvl w:val="0"/>
+          <w:numId w:val="1002"/>
+        </w:numPr>
+      </w:pPr>
+      <w:r>
+        <w:rPr>
+          <w:b/>
+          <w:bCs/>
+        </w:rPr>
+        <w:t xml:space="preserve">Prioritisation and validation by three-dimensional prediction.</w:t>
+      </w:r>
+      <w:r>
+        <w:t xml:space="preserve"> </w:t>
+      </w:r>
+      <w:r>
+        <w:t xml:space="preserve">Met, with a</w:t>
+      </w:r>
+      <w:r>
+        <w:t xml:space="preserve"> </w:t>
+      </w:r>
+      <w:r>
+        <w:t xml:space="preserve">qualification. The candidates were predicted as single strands and as duplexes, and the</w:t>
+      </w:r>
+      <w:r>
+        <w:t xml:space="preserve"> </w:t>
+      </w:r>
+      <w:r>
+        <w:t xml:space="preserve">predictions proved stable between runs; but the confidence of a short single strand is a</w:t>
+      </w:r>
+      <w:r>
+        <w:t xml:space="preserve"> </w:t>
+      </w:r>
+      <w:r>
+        <w:t xml:space="preserve">relative indicator rather than a validation, and the structures remain unverified against</w:t>
+      </w:r>
+      <w:r>
+        <w:t xml:space="preserve"> </w:t>
+      </w:r>
+      <w:r>
+        <w:t xml:space="preserve">experiment.</w:t>
+      </w:r>
+    </w:p>
+    <w:p>
+      <w:pPr>
+        <w:numPr>
+          <w:ilvl w:val="0"/>
+          <w:numId w:val="1002"/>
+        </w:numPr>
+      </w:pPr>
+      <w:r>
+        <w:rPr>
+          <w:b/>
+          <w:bCs/>
+        </w:rPr>
+        <w:t xml:space="preserve">Curated, feature-rich datasets of the prioritised candidates.</w:t>
+      </w:r>
+      <w:r>
+        <w:t xml:space="preserve"> </w:t>
+      </w:r>
+      <w:r>
+        <w:t xml:space="preserve">Met. A set of</w:t>
+      </w:r>
+      <w:r>
+        <w:t xml:space="preserve"> </w:t>
+      </w:r>
+      <m:oMath>
+        <m:r>
+          <m:t>150</m:t>
+        </m:r>
+      </m:oMath>
+      <w:r>
+        <w:t xml:space="preserve"> </w:t>
+      </w:r>
+      <w:r>
+        <w:t xml:space="preserve">probes with their sequence-level features, the</w:t>
+      </w:r>
+      <w:r>
+        <w:t xml:space="preserve"> </w:t>
+      </w:r>
+      <m:oMath>
+        <m:r>
+          <m:t>30</m:t>
+        </m:r>
+      </m:oMath>
+      <w:r>
+        <w:t xml:space="preserve"> </w:t>
+      </w:r>
+      <w:r>
+        <w:t xml:space="preserve">predicted structures and the</w:t>
+      </w:r>
+      <w:r>
+        <w:t xml:space="preserve"> </w:t>
+      </w:r>
+      <m:oMath>
+        <m:r>
+          <m:t>30</m:t>
+        </m:r>
+      </m:oMath>
+      <w:r>
+        <w:t xml:space="preserve"> </w:t>
+      </w:r>
+      <w:r>
+        <w:t xml:space="preserve">interface models are all produced by the workflow.</w:t>
+      </w:r>
+    </w:p>
+    <w:p>
+      <w:pPr>
+        <w:pStyle w:val="FirstParagraph"/>
+      </w:pPr>
+      <w:r>
+        <w:t xml:space="preserve">The work also produced a result that was not among the original objectives: a measure of how much</w:t>
+      </w:r>
+      <w:r>
+        <w:t xml:space="preserve"> </w:t>
+      </w:r>
+      <w:r>
+        <w:t xml:space="preserve">of a probe, and of its hybridised target, lies within the sensing volume of the device, together</w:t>
+      </w:r>
+      <w:r>
+        <w:t xml:space="preserve"> </w:t>
+      </w:r>
+      <w:r>
+        <w:t xml:space="preserve">with the finding that this quantity is independent of both the sequence-level ranking and the</w:t>
+      </w:r>
+      <w:r>
+        <w:t xml:space="preserve"> </w:t>
+      </w:r>
+      <w:r>
+        <w:t xml:space="preserve">structural confidence.</w:t>
+      </w:r>
+    </w:p>
     <w:p>
       <w:pPr>
         <w:pStyle w:val="BodyText"/>
       </w:pPr>
       <w:r>
-        <w:t xml:space="preserve">Overall, the work delivers a solid, extensible foundation for the computational stage of</w:t>
+        <w:t xml:space="preserve">Overall, the work delivers an extensible foundation for the computational stage of</w:t>
       </w:r>
       <w:r>
         <w:t xml:space="preserve"> </w:t>
@@ -25153,23 +27045,35 @@
         <w:t xml:space="preserve"> </w:t>
       </w:r>
       <w:r>
-        <w:t xml:space="preserve">biosensor development: it produces prioritised, structurally sound probe candidates,</w:t>
-      </w:r>
-      <w:r>
-        <w:t xml:space="preserve"> </w:t>
-      </w:r>
-      <w:r>
-        <w:t xml:space="preserve">under conditions that match the intended application, and generalises to new genes and organisms</w:t>
-      </w:r>
-      <w:r>
-        <w:t xml:space="preserve"> </w:t>
-      </w:r>
-      <w:r>
-        <w:t xml:space="preserve">with minimal configuration.</w:t>
-      </w:r>
-    </w:p>
-    <w:bookmarkEnd w:id="143"/>
-    <w:bookmarkStart w:id="244" w:name="prospects-for-future-work"/>
+        <w:t xml:space="preserve">biosensor development. It produces prioritised probe candidates under conditions</w:t>
+      </w:r>
+      <w:r>
+        <w:t xml:space="preserve"> </w:t>
+      </w:r>
+      <w:r>
+        <w:t xml:space="preserve">that match the intended application and generalises to new genes and organisms with minimal</w:t>
+      </w:r>
+      <w:r>
+        <w:t xml:space="preserve"> </w:t>
+      </w:r>
+      <w:r>
+        <w:t xml:space="preserve">configuration, within the limits set out in Section </w:t>
+      </w:r>
+      <w:hyperlink w:anchor="sec:limitations">
+        <w:r>
+          <w:rPr>
+            <w:rStyle w:val="Hyperlink"/>
+          </w:rPr>
+          <w:t xml:space="preserve">4.11</w:t>
+        </w:r>
+      </w:hyperlink>
+      <w:r>
+        <w:t xml:space="preserve">.</w:t>
+      </w:r>
+    </w:p>
+    <w:bookmarkEnd w:id="162"/>
+    <w:bookmarkEnd w:id="163"/>
+    <w:bookmarkStart w:id="264" w:name="prospects-for-future-work"/>
     <w:p>
       <w:pPr>
         <w:pStyle w:val="Heading2"/>
@@ -25199,7 +27103,7 @@
       <w:pPr>
         <w:numPr>
           <w:ilvl w:val="0"/>
-          <w:numId w:val="1002"/>
+          <w:numId w:val="1003"/>
         </w:numPr>
       </w:pPr>
       <w:r>
@@ -25244,7 +27148,7 @@
       <w:pPr>
         <w:numPr>
           <w:ilvl w:val="0"/>
-          <w:numId w:val="1002"/>
+          <w:numId w:val="1003"/>
         </w:numPr>
       </w:pPr>
       <w:r>
@@ -25277,7 +27181,7 @@
       <w:pPr>
         <w:numPr>
           <w:ilvl w:val="0"/>
-          <w:numId w:val="1002"/>
+          <w:numId w:val="1003"/>
         </w:numPr>
       </w:pPr>
       <w:r>
@@ -25316,7 +27220,7 @@
       <w:pPr>
         <w:numPr>
           <w:ilvl w:val="0"/>
-          <w:numId w:val="1002"/>
+          <w:numId w:val="1003"/>
         </w:numPr>
       </w:pPr>
       <w:r>
@@ -25349,7 +27253,7 @@
       <w:pPr>
         <w:numPr>
           <w:ilvl w:val="0"/>
-          <w:numId w:val="1002"/>
+          <w:numId w:val="1003"/>
         </w:numPr>
       </w:pPr>
       <w:r>
@@ -25378,8 +27282,8 @@
         <w:t xml:space="preserve">largely a matter of configuration.</w:t>
       </w:r>
     </w:p>
-    <w:bookmarkStart w:id="243" w:name="refs"/>
-    <w:bookmarkStart w:id="145" w:name="ref-abramson2024"/>
+    <w:bookmarkStart w:id="263" w:name="refs"/>
+    <w:bookmarkStart w:id="165" w:name="ref-abramson2024"/>
     <w:p>
       <w:pPr>
         <w:pStyle w:val="Bibliography"/>
@@ -25424,7 +27328,7 @@
       <w:r>
         <w:t xml:space="preserve"> </w:t>
       </w:r>
-      <w:hyperlink r:id="rId144">
+      <w:hyperlink r:id="rId164">
         <w:r>
           <w:rPr>
             <w:rStyle w:val="Hyperlink"/>
@@ -25436,8 +27340,8 @@
         <w:t xml:space="preserve">.</w:t>
       </w:r>
     </w:p>
-    <w:bookmarkEnd w:id="145"/>
-    <w:bookmarkStart w:id="147" w:name="ref-bhattacharyya2020"/>
+    <w:bookmarkEnd w:id="165"/>
+    <w:bookmarkStart w:id="167" w:name="ref-bhattacharyya2020"/>
     <w:p>
       <w:pPr>
         <w:pStyle w:val="Bibliography"/>
@@ -25479,7 +27383,7 @@
       <w:r>
         <w:t xml:space="preserve"> </w:t>
       </w:r>
-      <w:hyperlink r:id="rId146">
+      <w:hyperlink r:id="rId166">
         <w:r>
           <w:rPr>
             <w:rStyle w:val="Hyperlink"/>
@@ -25491,8 +27395,8 @@
         <w:t xml:space="preserve">.</w:t>
       </w:r>
     </w:p>
-    <w:bookmarkEnd w:id="147"/>
-    <w:bookmarkStart w:id="149" w:name="ref-brakstad1992"/>
+    <w:bookmarkEnd w:id="167"/>
+    <w:bookmarkStart w:id="169" w:name="ref-brakstad1992"/>
     <w:p>
       <w:pPr>
         <w:pStyle w:val="Bibliography"/>
@@ -25557,7 +27461,7 @@
       <w:r>
         <w:t xml:space="preserve"> </w:t>
       </w:r>
-      <w:hyperlink r:id="rId148">
+      <w:hyperlink r:id="rId168">
         <w:r>
           <w:rPr>
             <w:rStyle w:val="Hyperlink"/>
@@ -25569,8 +27473,8 @@
         <w:t xml:space="preserve">.</w:t>
       </w:r>
     </w:p>
-    <w:bookmarkEnd w:id="149"/>
-    <w:bookmarkStart w:id="151" w:name="ref-campos2019"/>
+    <w:bookmarkEnd w:id="169"/>
+    <w:bookmarkStart w:id="171" w:name="ref-campos2019"/>
     <w:p>
       <w:pPr>
         <w:pStyle w:val="Bibliography"/>
@@ -25615,7 +27519,7 @@
       <w:r>
         <w:t xml:space="preserve"> </w:t>
       </w:r>
-      <w:hyperlink r:id="rId150">
+      <w:hyperlink r:id="rId170">
         <w:r>
           <w:rPr>
             <w:rStyle w:val="Hyperlink"/>
@@ -25627,8 +27531,8 @@
         <w:t xml:space="preserve">.</w:t>
       </w:r>
     </w:p>
-    <w:bookmarkEnd w:id="151"/>
-    <w:bookmarkStart w:id="153" w:name="ref-carvalho2007"/>
+    <w:bookmarkEnd w:id="171"/>
+    <w:bookmarkStart w:id="173" w:name="ref-carvalho2007"/>
     <w:p>
       <w:pPr>
         <w:pStyle w:val="Bibliography"/>
@@ -25727,7 +27631,7 @@
       <w:r>
         <w:t xml:space="preserve"> </w:t>
       </w:r>
-      <w:hyperlink r:id="rId152">
+      <w:hyperlink r:id="rId172">
         <w:r>
           <w:rPr>
             <w:rStyle w:val="Hyperlink"/>
@@ -25739,8 +27643,8 @@
         <w:t xml:space="preserve">.</w:t>
       </w:r>
     </w:p>
-    <w:bookmarkEnd w:id="153"/>
-    <w:bookmarkStart w:id="155" w:name="ref-cock2009"/>
+    <w:bookmarkEnd w:id="173"/>
+    <w:bookmarkStart w:id="175" w:name="ref-cock2009"/>
     <w:p>
       <w:pPr>
         <w:pStyle w:val="Bibliography"/>
@@ -25785,7 +27689,7 @@
       <w:r>
         <w:t xml:space="preserve"> </w:t>
       </w:r>
-      <w:hyperlink r:id="rId154">
+      <w:hyperlink r:id="rId174">
         <w:r>
           <w:rPr>
             <w:rStyle w:val="Hyperlink"/>
@@ -25797,8 +27701,8 @@
         <w:t xml:space="preserve">.</w:t>
       </w:r>
     </w:p>
-    <w:bookmarkEnd w:id="155"/>
-    <w:bookmarkStart w:id="157" w:name="ref-cshpbs2006"/>
+    <w:bookmarkEnd w:id="175"/>
+    <w:bookmarkStart w:id="177" w:name="ref-cshpbs2006"/>
     <w:p>
       <w:pPr>
         <w:pStyle w:val="Bibliography"/>
@@ -25837,7 +27741,7 @@
       <w:r>
         <w:t xml:space="preserve"> </w:t>
       </w:r>
-      <w:hyperlink r:id="rId156">
+      <w:hyperlink r:id="rId176">
         <w:r>
           <w:rPr>
             <w:rStyle w:val="Hyperlink"/>
@@ -25849,8 +27753,8 @@
         <w:t xml:space="preserve">.</w:t>
       </w:r>
     </w:p>
-    <w:bookmarkEnd w:id="157"/>
-    <w:bookmarkStart w:id="159" w:name="ref-devos1997"/>
+    <w:bookmarkEnd w:id="177"/>
+    <w:bookmarkStart w:id="179" w:name="ref-devos1997"/>
     <w:p>
       <w:pPr>
         <w:pStyle w:val="Bibliography"/>
@@ -25940,7 +27844,7 @@
       <w:r>
         <w:t xml:space="preserve"> </w:t>
       </w:r>
-      <w:hyperlink r:id="rId158">
+      <w:hyperlink r:id="rId178">
         <w:r>
           <w:rPr>
             <w:rStyle w:val="Hyperlink"/>
@@ -25952,8 +27856,8 @@
         <w:t xml:space="preserve">.</w:t>
       </w:r>
     </w:p>
-    <w:bookmarkEnd w:id="159"/>
-    <w:bookmarkStart w:id="161" w:name="ref-ellington1990"/>
+    <w:bookmarkEnd w:id="179"/>
+    <w:bookmarkStart w:id="181" w:name="ref-ellington1990"/>
     <w:p>
       <w:pPr>
         <w:pStyle w:val="Bibliography"/>
@@ -25998,7 +27902,7 @@
       <w:r>
         <w:t xml:space="preserve"> </w:t>
       </w:r>
-      <w:hyperlink r:id="rId160">
+      <w:hyperlink r:id="rId180">
         <w:r>
           <w:rPr>
             <w:rStyle w:val="Hyperlink"/>
@@ -26010,8 +27914,8 @@
         <w:t xml:space="preserve">.</w:t>
       </w:r>
     </w:p>
-    <w:bookmarkEnd w:id="161"/>
-    <w:bookmarkStart w:id="163" w:name="ref-gao2016"/>
+    <w:bookmarkEnd w:id="181"/>
+    <w:bookmarkStart w:id="183" w:name="ref-gao2016"/>
     <w:p>
       <w:pPr>
         <w:pStyle w:val="Bibliography"/>
@@ -26044,7 +27948,7 @@
       <w:r>
         <w:t xml:space="preserve"> </w:t>
       </w:r>
-      <w:hyperlink r:id="rId162">
+      <w:hyperlink r:id="rId182">
         <w:r>
           <w:rPr>
             <w:rStyle w:val="Hyperlink"/>
@@ -26056,8 +27960,8 @@
         <w:t xml:space="preserve">.</w:t>
       </w:r>
     </w:p>
-    <w:bookmarkEnd w:id="163"/>
-    <w:bookmarkStart w:id="165" w:name="ref-gao2015"/>
+    <w:bookmarkEnd w:id="183"/>
+    <w:bookmarkStart w:id="185" w:name="ref-gao2015"/>
     <w:p>
       <w:pPr>
         <w:pStyle w:val="Bibliography"/>
@@ -26090,7 +27994,7 @@
       <w:r>
         <w:t xml:space="preserve"> </w:t>
       </w:r>
-      <w:hyperlink r:id="rId164">
+      <w:hyperlink r:id="rId184">
         <w:r>
           <w:rPr>
             <w:rStyle w:val="Hyperlink"/>
@@ -26102,8 +28006,8 @@
         <w:t xml:space="preserve">.</w:t>
       </w:r>
     </w:p>
-    <w:bookmarkEnd w:id="165"/>
-    <w:bookmarkStart w:id="167" w:name="ref-gardner2002"/>
+    <w:bookmarkEnd w:id="185"/>
+    <w:bookmarkStart w:id="187" w:name="ref-gardner2002"/>
     <w:p>
       <w:pPr>
         <w:pStyle w:val="Bibliography"/>
@@ -26152,7 +28056,7 @@
       <w:r>
         <w:t xml:space="preserve"> </w:t>
       </w:r>
-      <w:hyperlink r:id="rId166">
+      <w:hyperlink r:id="rId186">
         <w:r>
           <w:rPr>
             <w:rStyle w:val="Hyperlink"/>
@@ -26164,8 +28068,8 @@
         <w:t xml:space="preserve">.</w:t>
       </w:r>
     </w:p>
-    <w:bookmarkEnd w:id="167"/>
-    <w:bookmarkStart w:id="169" w:name="ref-green2015"/>
+    <w:bookmarkEnd w:id="187"/>
+    <w:bookmarkStart w:id="189" w:name="ref-green2015"/>
     <w:p>
       <w:pPr>
         <w:pStyle w:val="Bibliography"/>
@@ -26210,7 +28114,7 @@
       <w:r>
         <w:t xml:space="preserve"> </w:t>
       </w:r>
-      <w:hyperlink r:id="rId168">
+      <w:hyperlink r:id="rId188">
         <w:r>
           <w:rPr>
             <w:rStyle w:val="Hyperlink"/>
@@ -26222,8 +28126,8 @@
         <w:t xml:space="preserve">.</w:t>
       </w:r>
     </w:p>
-    <w:bookmarkEnd w:id="169"/>
-    <w:bookmarkStart w:id="171" w:name="ref-hu2024"/>
+    <w:bookmarkEnd w:id="189"/>
+    <w:bookmarkStart w:id="191" w:name="ref-hu2024"/>
     <w:p>
       <w:pPr>
         <w:pStyle w:val="Bibliography"/>
@@ -26256,7 +28160,7 @@
       <w:r>
         <w:t xml:space="preserve"> </w:t>
       </w:r>
-      <w:hyperlink r:id="rId170">
+      <w:hyperlink r:id="rId190">
         <w:r>
           <w:rPr>
             <w:rStyle w:val="Hyperlink"/>
@@ -26268,8 +28172,8 @@
         <w:t xml:space="preserve">.</w:t>
       </w:r>
     </w:p>
-    <w:bookmarkEnd w:id="171"/>
-    <w:bookmarkStart w:id="173" w:name="ref-hwang2020"/>
+    <w:bookmarkEnd w:id="191"/>
+    <w:bookmarkStart w:id="193" w:name="ref-hwang2020"/>
     <w:p>
       <w:pPr>
         <w:pStyle w:val="Bibliography"/>
@@ -26302,7 +28206,7 @@
       <w:r>
         <w:t xml:space="preserve"> </w:t>
       </w:r>
-      <w:hyperlink r:id="rId172">
+      <w:hyperlink r:id="rId192">
         <w:r>
           <w:rPr>
             <w:rStyle w:val="Hyperlink"/>
@@ -26314,8 +28218,8 @@
         <w:t xml:space="preserve">.</w:t>
       </w:r>
     </w:p>
-    <w:bookmarkEnd w:id="173"/>
-    <w:bookmarkStart w:id="175" w:name="ref-idtoligo"/>
+    <w:bookmarkEnd w:id="193"/>
+    <w:bookmarkStart w:id="195" w:name="ref-idtoligo"/>
     <w:p>
       <w:pPr>
         <w:pStyle w:val="Bibliography"/>
@@ -26353,7 +28257,7 @@
       <w:r>
         <w:t xml:space="preserve"> </w:t>
       </w:r>
-      <w:hyperlink r:id="rId174">
+      <w:hyperlink r:id="rId194">
         <w:r>
           <w:rPr>
             <w:rStyle w:val="Hyperlink"/>
@@ -26365,8 +28269,8 @@
         <w:t xml:space="preserve">.</w:t>
       </w:r>
     </w:p>
-    <w:bookmarkEnd w:id="175"/>
-    <w:bookmarkStart w:id="177" w:name="ref-jumper2021"/>
+    <w:bookmarkEnd w:id="195"/>
+    <w:bookmarkStart w:id="197" w:name="ref-jumper2021"/>
     <w:p>
       <w:pPr>
         <w:pStyle w:val="Bibliography"/>
@@ -26411,7 +28315,7 @@
       <w:r>
         <w:t xml:space="preserve"> </w:t>
       </w:r>
-      <w:hyperlink r:id="rId176">
+      <w:hyperlink r:id="rId196">
         <w:r>
           <w:rPr>
             <w:rStyle w:val="Hyperlink"/>
@@ -26423,8 +28327,8 @@
         <w:t xml:space="preserve">.</w:t>
       </w:r>
     </w:p>
-    <w:bookmarkEnd w:id="177"/>
-    <w:bookmarkStart w:id="179" w:name="ref-katoh2013"/>
+    <w:bookmarkEnd w:id="197"/>
+    <w:bookmarkStart w:id="199" w:name="ref-katoh2013"/>
     <w:p>
       <w:pPr>
         <w:pStyle w:val="Bibliography"/>
@@ -26466,7 +28370,7 @@
       <w:r>
         <w:t xml:space="preserve"> </w:t>
       </w:r>
-      <w:hyperlink r:id="rId178">
+      <w:hyperlink r:id="rId198">
         <w:r>
           <w:rPr>
             <w:rStyle w:val="Hyperlink"/>
@@ -26478,8 +28382,8 @@
         <w:t xml:space="preserve">.</w:t>
       </w:r>
     </w:p>
-    <w:bookmarkEnd w:id="179"/>
-    <w:bookmarkStart w:id="181" w:name="ref-kesler2020"/>
+    <w:bookmarkEnd w:id="199"/>
+    <w:bookmarkStart w:id="201" w:name="ref-kesler2020"/>
     <w:p>
       <w:pPr>
         <w:pStyle w:val="Bibliography"/>
@@ -26521,7 +28425,7 @@
       <w:r>
         <w:t xml:space="preserve"> </w:t>
       </w:r>
-      <w:hyperlink r:id="rId180">
+      <w:hyperlink r:id="rId200">
         <w:r>
           <w:rPr>
             <w:rStyle w:val="Hyperlink"/>
@@ -26533,8 +28437,8 @@
         <w:t xml:space="preserve">.</w:t>
       </w:r>
     </w:p>
-    <w:bookmarkEnd w:id="181"/>
-    <w:bookmarkStart w:id="183" w:name="ref-kolm2020"/>
+    <w:bookmarkEnd w:id="201"/>
+    <w:bookmarkStart w:id="203" w:name="ref-kolm2020"/>
     <w:p>
       <w:pPr>
         <w:pStyle w:val="Bibliography"/>
@@ -26600,7 +28504,7 @@
       <w:r>
         <w:t xml:space="preserve"> </w:t>
       </w:r>
-      <w:hyperlink r:id="rId182">
+      <w:hyperlink r:id="rId202">
         <w:r>
           <w:rPr>
             <w:rStyle w:val="Hyperlink"/>
@@ -26612,8 +28516,8 @@
         <w:t xml:space="preserve">.</w:t>
       </w:r>
     </w:p>
-    <w:bookmarkEnd w:id="183"/>
-    <w:bookmarkStart w:id="185" w:name="ref-kozel2017"/>
+    <w:bookmarkEnd w:id="203"/>
+    <w:bookmarkStart w:id="205" w:name="ref-kozel2017"/>
     <w:p>
       <w:pPr>
         <w:pStyle w:val="Bibliography"/>
@@ -26646,7 +28550,7 @@
       <w:r>
         <w:t xml:space="preserve"> </w:t>
       </w:r>
-      <w:hyperlink r:id="rId184">
+      <w:hyperlink r:id="rId204">
         <w:r>
           <w:rPr>
             <w:rStyle w:val="Hyperlink"/>
@@ -26658,8 +28562,8 @@
         <w:t xml:space="preserve">.</w:t>
       </w:r>
     </w:p>
-    <w:bookmarkEnd w:id="185"/>
-    <w:bookmarkStart w:id="187" w:name="ref-krishnan2023"/>
+    <w:bookmarkEnd w:id="205"/>
+    <w:bookmarkStart w:id="207" w:name="ref-krishnan2023"/>
     <w:p>
       <w:pPr>
         <w:pStyle w:val="Bibliography"/>
@@ -26692,7 +28596,7 @@
       <w:r>
         <w:t xml:space="preserve"> </w:t>
       </w:r>
-      <w:hyperlink r:id="rId186">
+      <w:hyperlink r:id="rId206">
         <w:r>
           <w:rPr>
             <w:rStyle w:val="Hyperlink"/>
@@ -26704,8 +28608,8 @@
         <w:t xml:space="preserve">.</w:t>
       </w:r>
     </w:p>
-    <w:bookmarkEnd w:id="187"/>
-    <w:bookmarkStart w:id="189" w:name="ref-lee2013"/>
+    <w:bookmarkEnd w:id="207"/>
+    <w:bookmarkStart w:id="209" w:name="ref-lee2013"/>
     <w:p>
       <w:pPr>
         <w:pStyle w:val="Bibliography"/>
@@ -26783,7 +28687,7 @@
       <w:r>
         <w:t xml:space="preserve"> </w:t>
       </w:r>
-      <w:hyperlink r:id="rId188">
+      <w:hyperlink r:id="rId208">
         <w:r>
           <w:rPr>
             <w:rStyle w:val="Hyperlink"/>
@@ -26795,8 +28699,8 @@
         <w:t xml:space="preserve">.</w:t>
       </w:r>
     </w:p>
-    <w:bookmarkEnd w:id="189"/>
-    <w:bookmarkStart w:id="191" w:name="ref-viruscope"/>
+    <w:bookmarkEnd w:id="209"/>
+    <w:bookmarkStart w:id="211" w:name="ref-viruscope"/>
     <w:p>
       <w:pPr>
         <w:pStyle w:val="Bibliography"/>
@@ -26841,7 +28745,7 @@
       <w:r>
         <w:t xml:space="preserve"> </w:t>
       </w:r>
-      <w:hyperlink r:id="rId190">
+      <w:hyperlink r:id="rId210">
         <w:r>
           <w:rPr>
             <w:rStyle w:val="Hyperlink"/>
@@ -26853,8 +28757,8 @@
         <w:t xml:space="preserve">.</w:t>
       </w:r>
     </w:p>
-    <w:bookmarkEnd w:id="191"/>
-    <w:bookmarkStart w:id="193" w:name="ref-lu2009"/>
+    <w:bookmarkEnd w:id="211"/>
+    <w:bookmarkStart w:id="213" w:name="ref-lu2009"/>
     <w:p>
       <w:pPr>
         <w:pStyle w:val="Bibliography"/>
@@ -26887,7 +28791,7 @@
       <w:r>
         <w:t xml:space="preserve"> </w:t>
       </w:r>
-      <w:hyperlink r:id="rId192">
+      <w:hyperlink r:id="rId212">
         <w:r>
           <w:rPr>
             <w:rStyle w:val="Hyperlink"/>
@@ -26899,8 +28803,8 @@
         <w:t xml:space="preserve">.</w:t>
       </w:r>
     </w:p>
-    <w:bookmarkEnd w:id="193"/>
-    <w:bookmarkStart w:id="195" w:name="ref-muraru2020"/>
+    <w:bookmarkEnd w:id="213"/>
+    <w:bookmarkStart w:id="215" w:name="ref-muraru2020"/>
     <w:p>
       <w:pPr>
         <w:pStyle w:val="Bibliography"/>
@@ -26951,7 +28855,7 @@
       <w:r>
         <w:t xml:space="preserve"> </w:t>
       </w:r>
-      <w:hyperlink r:id="rId194">
+      <w:hyperlink r:id="rId214">
         <w:r>
           <w:rPr>
             <w:rStyle w:val="Hyperlink"/>
@@ -26963,8 +28867,8 @@
         <w:t xml:space="preserve">.</w:t>
       </w:r>
     </w:p>
-    <w:bookmarkEnd w:id="195"/>
-    <w:bookmarkStart w:id="197" w:name="ref-murray2022"/>
+    <w:bookmarkEnd w:id="215"/>
+    <w:bookmarkStart w:id="217" w:name="ref-murray2022"/>
     <w:p>
       <w:pPr>
         <w:pStyle w:val="Bibliography"/>
@@ -27000,7 +28904,7 @@
       <w:r>
         <w:t xml:space="preserve"> </w:t>
       </w:r>
-      <w:hyperlink r:id="rId196">
+      <w:hyperlink r:id="rId216">
         <w:r>
           <w:rPr>
             <w:rStyle w:val="Hyperlink"/>
@@ -27012,8 +28916,8 @@
         <w:t xml:space="preserve">.</w:t>
       </w:r>
     </w:p>
-    <w:bookmarkEnd w:id="197"/>
-    <w:bookmarkStart w:id="199" w:name="ref-nakatsuka2018"/>
+    <w:bookmarkEnd w:id="217"/>
+    <w:bookmarkStart w:id="219" w:name="ref-nakatsuka2018"/>
     <w:p>
       <w:pPr>
         <w:pStyle w:val="Bibliography"/>
@@ -27049,7 +28953,7 @@
       <w:r>
         <w:t xml:space="preserve"> </w:t>
       </w:r>
-      <w:hyperlink r:id="rId198">
+      <w:hyperlink r:id="rId218">
         <w:r>
           <w:rPr>
             <w:rStyle w:val="Hyperlink"/>
@@ -27061,8 +28965,8 @@
         <w:t xml:space="preserve">.</w:t>
       </w:r>
     </w:p>
-    <w:bookmarkEnd w:id="199"/>
-    <w:bookmarkStart w:id="201" w:name="ref-nierman2005"/>
+    <w:bookmarkEnd w:id="219"/>
+    <w:bookmarkStart w:id="221" w:name="ref-nierman2005"/>
     <w:p>
       <w:pPr>
         <w:pStyle w:val="Bibliography"/>
@@ -27117,7 +29021,7 @@
       <w:r>
         <w:t xml:space="preserve"> </w:t>
       </w:r>
-      <w:hyperlink r:id="rId200">
+      <w:hyperlink r:id="rId220">
         <w:r>
           <w:rPr>
             <w:rStyle w:val="Hyperlink"/>
@@ -27129,8 +29033,8 @@
         <w:t xml:space="preserve">.</w:t>
       </w:r>
     </w:p>
-    <w:bookmarkEnd w:id="201"/>
-    <w:bookmarkStart w:id="203" w:name="ref-novoselov2004"/>
+    <w:bookmarkEnd w:id="221"/>
+    <w:bookmarkStart w:id="223" w:name="ref-novoselov2004"/>
     <w:p>
       <w:pPr>
         <w:pStyle w:val="Bibliography"/>
@@ -27163,7 +29067,7 @@
       <w:r>
         <w:t xml:space="preserve"> </w:t>
       </w:r>
-      <w:hyperlink r:id="rId202">
+      <w:hyperlink r:id="rId222">
         <w:r>
           <w:rPr>
             <w:rStyle w:val="Hyperlink"/>
@@ -27175,8 +29079,8 @@
         <w:t xml:space="preserve">.</w:t>
       </w:r>
     </w:p>
-    <w:bookmarkEnd w:id="203"/>
-    <w:bookmarkStart w:id="205" w:name="ref-obregon2002"/>
+    <w:bookmarkEnd w:id="223"/>
+    <w:bookmarkStart w:id="225" w:name="ref-obregon2002"/>
     <w:p>
       <w:pPr>
         <w:pStyle w:val="Bibliography"/>
@@ -27225,7 +29129,7 @@
       <w:r>
         <w:t xml:space="preserve"> </w:t>
       </w:r>
-      <w:hyperlink r:id="rId204">
+      <w:hyperlink r:id="rId224">
         <w:r>
           <w:rPr>
             <w:rStyle w:val="Hyperlink"/>
@@ -27237,8 +29141,8 @@
         <w:t xml:space="preserve">.</w:t>
       </w:r>
     </w:p>
-    <w:bookmarkEnd w:id="205"/>
-    <w:bookmarkStart w:id="207" w:name="ref-ping2016"/>
+    <w:bookmarkEnd w:id="225"/>
+    <w:bookmarkStart w:id="227" w:name="ref-ping2016"/>
     <w:p>
       <w:pPr>
         <w:pStyle w:val="Bibliography"/>
@@ -27283,7 +29187,7 @@
       <w:r>
         <w:t xml:space="preserve"> </w:t>
       </w:r>
-      <w:hyperlink r:id="rId206">
+      <w:hyperlink r:id="rId226">
         <w:r>
           <w:rPr>
             <w:rStyle w:val="Hyperlink"/>
@@ -27295,8 +29199,8 @@
         <w:t xml:space="preserve">.</w:t>
       </w:r>
     </w:p>
-    <w:bookmarkEnd w:id="207"/>
-    <w:bookmarkStart w:id="209" w:name="ref-purwidyantri2021"/>
+    <w:bookmarkEnd w:id="227"/>
+    <w:bookmarkStart w:id="229" w:name="ref-purwidyantri2021"/>
     <w:p>
       <w:pPr>
         <w:pStyle w:val="Bibliography"/>
@@ -27341,7 +29245,7 @@
       <w:r>
         <w:t xml:space="preserve"> </w:t>
       </w:r>
-      <w:hyperlink r:id="rId208">
+      <w:hyperlink r:id="rId228">
         <w:r>
           <w:rPr>
             <w:rStyle w:val="Hyperlink"/>
@@ -27353,8 +29257,8 @@
         <w:t xml:space="preserve">.</w:t>
       </w:r>
     </w:p>
-    <w:bookmarkEnd w:id="209"/>
-    <w:bookmarkStart w:id="211" w:name="ref-purwidyantri2022"/>
+    <w:bookmarkEnd w:id="229"/>
+    <w:bookmarkStart w:id="231" w:name="ref-purwidyantri2022"/>
     <w:p>
       <w:pPr>
         <w:pStyle w:val="Bibliography"/>
@@ -27399,7 +29303,7 @@
       <w:r>
         <w:t xml:space="preserve"> </w:t>
       </w:r>
-      <w:hyperlink r:id="rId210">
+      <w:hyperlink r:id="rId230">
         <w:r>
           <w:rPr>
             <w:rStyle w:val="Hyperlink"/>
@@ -27411,8 +29315,8 @@
         <w:t xml:space="preserve">.</w:t>
       </w:r>
     </w:p>
-    <w:bookmarkEnd w:id="211"/>
-    <w:bookmarkStart w:id="213" w:name="ref-santalucia2004"/>
+    <w:bookmarkEnd w:id="231"/>
+    <w:bookmarkStart w:id="233" w:name="ref-santalucia2004"/>
     <w:p>
       <w:pPr>
         <w:pStyle w:val="Bibliography"/>
@@ -27457,7 +29361,7 @@
       <w:r>
         <w:t xml:space="preserve"> </w:t>
       </w:r>
-      <w:hyperlink r:id="rId212">
+      <w:hyperlink r:id="rId232">
         <w:r>
           <w:rPr>
             <w:rStyle w:val="Hyperlink"/>
@@ -27469,8 +29373,8 @@
         <w:t xml:space="preserve">.</w:t>
       </w:r>
     </w:p>
-    <w:bookmarkEnd w:id="213"/>
-    <w:bookmarkStart w:id="215" w:name="ref-schedin2007"/>
+    <w:bookmarkEnd w:id="233"/>
+    <w:bookmarkStart w:id="235" w:name="ref-schedin2007"/>
     <w:p>
       <w:pPr>
         <w:pStyle w:val="Bibliography"/>
@@ -27503,7 +29407,7 @@
       <w:r>
         <w:t xml:space="preserve"> </w:t>
       </w:r>
-      <w:hyperlink r:id="rId214">
+      <w:hyperlink r:id="rId234">
         <w:r>
           <w:rPr>
             <w:rStyle w:val="Hyperlink"/>
@@ -27515,8 +29419,8 @@
         <w:t xml:space="preserve">.</w:t>
       </w:r>
     </w:p>
-    <w:bookmarkEnd w:id="215"/>
-    <w:bookmarkStart w:id="217" w:name="ref-stephens2025"/>
+    <w:bookmarkEnd w:id="235"/>
+    <w:bookmarkStart w:id="237" w:name="ref-stephens2025"/>
     <w:p>
       <w:pPr>
         <w:pStyle w:val="Bibliography"/>
@@ -27573,7 +29477,7 @@
       <w:r>
         <w:t xml:space="preserve"> </w:t>
       </w:r>
-      <w:hyperlink r:id="rId216">
+      <w:hyperlink r:id="rId236">
         <w:r>
           <w:rPr>
             <w:rStyle w:val="Hyperlink"/>
@@ -27585,8 +29489,8 @@
         <w:t xml:space="preserve">.</w:t>
       </w:r>
     </w:p>
-    <w:bookmarkEnd w:id="217"/>
-    <w:bookmarkStart w:id="219" w:name="ref-stover2000"/>
+    <w:bookmarkEnd w:id="237"/>
+    <w:bookmarkStart w:id="239" w:name="ref-stover2000"/>
     <w:p>
       <w:pPr>
         <w:pStyle w:val="Bibliography"/>
@@ -27641,7 +29545,7 @@
       <w:r>
         <w:t xml:space="preserve"> </w:t>
       </w:r>
-      <w:hyperlink r:id="rId218">
+      <w:hyperlink r:id="rId238">
         <w:r>
           <w:rPr>
             <w:rStyle w:val="Hyperlink"/>
@@ -27653,8 +29557,8 @@
         <w:t xml:space="preserve">.</w:t>
       </w:r>
     </w:p>
-    <w:bookmarkEnd w:id="219"/>
-    <w:bookmarkStart w:id="221" w:name="ref-sun2022"/>
+    <w:bookmarkEnd w:id="239"/>
+    <w:bookmarkStart w:id="241" w:name="ref-sun2022"/>
     <w:p>
       <w:pPr>
         <w:pStyle w:val="Bibliography"/>
@@ -27687,7 +29591,7 @@
       <w:r>
         <w:t xml:space="preserve"> </w:t>
       </w:r>
-      <w:hyperlink r:id="rId220">
+      <w:hyperlink r:id="rId240">
         <w:r>
           <w:rPr>
             <w:rStyle w:val="Hyperlink"/>
@@ -27699,8 +29603,8 @@
         <w:t xml:space="preserve">.</w:t>
       </w:r>
     </w:p>
-    <w:bookmarkEnd w:id="221"/>
-    <w:bookmarkStart w:id="223" w:name="ref-tayo2023"/>
+    <w:bookmarkEnd w:id="241"/>
+    <w:bookmarkStart w:id="243" w:name="ref-tayo2023"/>
     <w:p>
       <w:pPr>
         <w:pStyle w:val="Bibliography"/>
@@ -27827,7 +29731,7 @@
       <w:r>
         <w:t xml:space="preserve"> </w:t>
       </w:r>
-      <w:hyperlink r:id="rId222">
+      <w:hyperlink r:id="rId242">
         <w:r>
           <w:rPr>
             <w:rStyle w:val="Hyperlink"/>
@@ -27839,8 +29743,8 @@
         <w:t xml:space="preserve">.</w:t>
       </w:r>
     </w:p>
-    <w:bookmarkEnd w:id="223"/>
-    <w:bookmarkStart w:id="225" w:name="ref-seqfold"/>
+    <w:bookmarkEnd w:id="243"/>
+    <w:bookmarkStart w:id="245" w:name="ref-seqfold"/>
     <w:p>
       <w:pPr>
         <w:pStyle w:val="Bibliography"/>
@@ -27885,7 +29789,7 @@
       <w:r>
         <w:t xml:space="preserve"> </w:t>
       </w:r>
-      <w:hyperlink r:id="rId224">
+      <w:hyperlink r:id="rId244">
         <w:r>
           <w:rPr>
             <w:rStyle w:val="Hyperlink"/>
@@ -27897,8 +29801,8 @@
         <w:t xml:space="preserve">.</w:t>
       </w:r>
     </w:p>
-    <w:bookmarkEnd w:id="225"/>
-    <w:bookmarkStart w:id="227" w:name="ref-tuerk1990"/>
+    <w:bookmarkEnd w:id="245"/>
+    <w:bookmarkStart w:id="247" w:name="ref-tuerk1990"/>
     <w:p>
       <w:pPr>
         <w:pStyle w:val="Bibliography"/>
@@ -27961,7 +29865,7 @@
       <w:r>
         <w:t xml:space="preserve"> </w:t>
       </w:r>
-      <w:hyperlink r:id="rId226">
+      <w:hyperlink r:id="rId246">
         <w:r>
           <w:rPr>
             <w:rStyle w:val="Hyperlink"/>
@@ -27973,8 +29877,8 @@
         <w:t xml:space="preserve">.</w:t>
       </w:r>
     </w:p>
-    <w:bookmarkEnd w:id="227"/>
-    <w:bookmarkStart w:id="229" w:name="ref-turner2010"/>
+    <w:bookmarkEnd w:id="247"/>
+    <w:bookmarkStart w:id="249" w:name="ref-turner2010"/>
     <w:p>
       <w:pPr>
         <w:pStyle w:val="Bibliography"/>
@@ -28013,7 +29917,7 @@
       <w:r>
         <w:t xml:space="preserve"> </w:t>
       </w:r>
-      <w:hyperlink r:id="rId228">
+      <w:hyperlink r:id="rId248">
         <w:r>
           <w:rPr>
             <w:rStyle w:val="Hyperlink"/>
@@ -28025,8 +29929,8 @@
         <w:t xml:space="preserve">.</w:t>
       </w:r>
     </w:p>
-    <w:bookmarkEnd w:id="229"/>
-    <w:bookmarkStart w:id="231" w:name="ref-untergasser2012"/>
+    <w:bookmarkEnd w:id="249"/>
+    <w:bookmarkStart w:id="251" w:name="ref-untergasser2012"/>
     <w:p>
       <w:pPr>
         <w:pStyle w:val="Bibliography"/>
@@ -28059,7 +29963,7 @@
       <w:r>
         <w:t xml:space="preserve"> </w:t>
       </w:r>
-      <w:hyperlink r:id="rId230">
+      <w:hyperlink r:id="rId250">
         <w:r>
           <w:rPr>
             <w:rStyle w:val="Hyperlink"/>
@@ -28071,8 +29975,8 @@
         <w:t xml:space="preserve">.</w:t>
       </w:r>
     </w:p>
-    <w:bookmarkEnd w:id="231"/>
-    <w:bookmarkStart w:id="233" w:name="ref-watsoncrick1953"/>
+    <w:bookmarkEnd w:id="251"/>
+    <w:bookmarkStart w:id="253" w:name="ref-watsoncrick1953"/>
     <w:p>
       <w:pPr>
         <w:pStyle w:val="Bibliography"/>
@@ -28105,7 +30009,7 @@
       <w:r>
         <w:t xml:space="preserve"> </w:t>
       </w:r>
-      <w:hyperlink r:id="rId232">
+      <w:hyperlink r:id="rId252">
         <w:r>
           <w:rPr>
             <w:rStyle w:val="Hyperlink"/>
@@ -28117,8 +30021,8 @@
         <w:t xml:space="preserve">.</w:t>
       </w:r>
     </w:p>
-    <w:bookmarkEnd w:id="233"/>
-    <w:bookmarkStart w:id="235" w:name="ref-wetmur1991"/>
+    <w:bookmarkEnd w:id="253"/>
+    <w:bookmarkStart w:id="255" w:name="ref-wetmur1991"/>
     <w:p>
       <w:pPr>
         <w:pStyle w:val="Bibliography"/>
@@ -28160,7 +30064,7 @@
       <w:r>
         <w:t xml:space="preserve"> </w:t>
       </w:r>
-      <w:hyperlink r:id="rId234">
+      <w:hyperlink r:id="rId254">
         <w:r>
           <w:rPr>
             <w:rStyle w:val="Hyperlink"/>
@@ -28172,8 +30076,8 @@
         <w:t xml:space="preserve">.</w:t>
       </w:r>
     </w:p>
-    <w:bookmarkEnd w:id="235"/>
-    <w:bookmarkStart w:id="237" w:name="ref-wohlwend2024"/>
+    <w:bookmarkEnd w:id="255"/>
+    <w:bookmarkStart w:id="257" w:name="ref-wohlwend2024"/>
     <w:p>
       <w:pPr>
         <w:pStyle w:val="Bibliography"/>
@@ -28212,7 +30116,7 @@
       <w:r>
         <w:t xml:space="preserve"> </w:t>
       </w:r>
-      <w:hyperlink r:id="rId236">
+      <w:hyperlink r:id="rId256">
         <w:r>
           <w:rPr>
             <w:rStyle w:val="Hyperlink"/>
@@ -28224,8 +30128,8 @@
         <w:t xml:space="preserve">.</w:t>
       </w:r>
     </w:p>
-    <w:bookmarkEnd w:id="237"/>
-    <w:bookmarkStart w:id="238" w:name="ref-who2024bppl"/>
+    <w:bookmarkEnd w:id="257"/>
+    <w:bookmarkStart w:id="258" w:name="ref-who2024bppl"/>
     <w:p>
       <w:pPr>
         <w:pStyle w:val="Bibliography"/>
@@ -28261,8 +30165,8 @@
         <w:t xml:space="preserve">. World Health Organization.</w:t>
       </w:r>
     </w:p>
-    <w:bookmarkEnd w:id="238"/>
-    <w:bookmarkStart w:id="240" w:name="ref-zadeh2011"/>
+    <w:bookmarkEnd w:id="258"/>
+    <w:bookmarkStart w:id="260" w:name="ref-zadeh2011"/>
     <w:p>
       <w:pPr>
         <w:pStyle w:val="Bibliography"/>
@@ -28301,7 +30205,7 @@
       <w:r>
         <w:t xml:space="preserve"> </w:t>
       </w:r>
-      <w:hyperlink r:id="rId239">
+      <w:hyperlink r:id="rId259">
         <w:r>
           <w:rPr>
             <w:rStyle w:val="Hyperlink"/>
@@ -28313,8 +30217,8 @@
         <w:t xml:space="preserve">.</w:t>
       </w:r>
     </w:p>
-    <w:bookmarkEnd w:id="240"/>
-    <w:bookmarkStart w:id="242" w:name="ref-zhu2015"/>
+    <w:bookmarkEnd w:id="260"/>
+    <w:bookmarkStart w:id="262" w:name="ref-zhu2015"/>
     <w:p>
       <w:pPr>
         <w:pStyle w:val="Bibliography"/>
@@ -28368,7 +30272,7 @@
       <w:r>
         <w:t xml:space="preserve"> </w:t>
       </w:r>
-      <w:hyperlink r:id="rId241">
+      <w:hyperlink r:id="rId261">
         <w:r>
           <w:rPr>
             <w:rStyle w:val="Hyperlink"/>
@@ -28380,10 +30284,10 @@
         <w:t xml:space="preserve">.</w:t>
       </w:r>
     </w:p>
-    <w:bookmarkEnd w:id="242"/>
-    <w:bookmarkEnd w:id="243"/>
-    <w:bookmarkEnd w:id="244"/>
-    <w:bookmarkEnd w:id="245"/>
+    <w:bookmarkEnd w:id="262"/>
+    <w:bookmarkEnd w:id="263"/>
+    <w:bookmarkEnd w:id="264"/>
+    <w:bookmarkEnd w:id="265"/>
     <w:sectPr>
       <w:footnotePr>
         <w:numRestart w:val="eachSect"/>
@@ -28413,7 +30317,7 @@
       </w:r>
     </w:p>
   </w:footnote>
-  <w:footnote w:id="84">
+  <w:footnote w:id="86">
     <w:p>
       <w:pPr>
         <w:pStyle w:val="FootnoteText"/>
@@ -28427,7 +30331,7 @@
       <w:r>
         <w:t xml:space="preserve"> </w:t>
       </w:r>
-      <w:hyperlink r:id="rId85">
+      <w:hyperlink r:id="rId87">
         <w:r>
           <w:rPr>
             <w:rStyle w:val="Hyperlink"/>
@@ -28628,6 +30532,9 @@
     <w:abstractNumId w:val="991"/>
   </w:num>
   <w:num w:numId="1002">
+    <w:abstractNumId w:val="991"/>
+  </w:num>
+  <w:num w:numId="1003">
     <w:abstractNumId w:val="991"/>
   </w:num>
 </w:numbering>

--- a/Thesis.docx
+++ b/Thesis.docx
@@ -390,7 +390,7 @@
         <w:t xml:space="preserve"> </w:t>
       </w:r>
     </w:p>
-    <w:bookmarkStart w:id="46" w:name="X0a22487a1d7e67a24cc09935c335da3c06e36da"/>
+    <w:bookmarkStart w:id="26" w:name="X0a22487a1d7e67a24cc09935c335da3c06e36da"/>
     <w:p>
       <w:pPr>
         <w:pStyle w:val="Heading1"/>
@@ -423,7 +423,7 @@
         <w:t xml:space="preserve">Readers needing authorization conditions not provided for in the indicated licensing should contact the author through the RepositóriUM of the University of Minho.</w:t>
       </w:r>
     </w:p>
-    <w:bookmarkStart w:id="45" w:name="license-granted-to-users-of-this-work"/>
+    <w:bookmarkStart w:id="25" w:name="license-granted-to-users-of-this-work"/>
     <w:p>
       <w:pPr>
         <w:pStyle w:val="Heading2"/>
@@ -435,18 +435,6 @@
     <w:p>
       <w:pPr>
         <w:pStyle w:val="FirstParagraph"/>
-      </w:pPr>
-      <w:r>
-        <w:rPr>
-          <w:i/>
-          <w:iCs/>
-        </w:rPr>
-        <w:t xml:space="preserve">[Caso o autor pretenda usar uma das licenças Creative Commons, deve escolher e deixar apenas um dos seguintes ícones e respetivo lettering e URL, eliminando o texto em itálico que se lhe segue. Contudo, é possível optar por outro tipo de licença, devendo, nesse caso, ser incluída a informação necessária adaptando devidamente esta minuta]</w:t>
-      </w:r>
-    </w:p>
-    <w:p>
-      <w:pPr>
-        <w:pStyle w:val="BodyText"/>
       </w:pPr>
       <w:r>
         <w:drawing>
@@ -511,420 +499,20 @@
           <w:t xml:space="preserve">https://creativecommons.org/licenses/by/4.0/</w:t>
         </w:r>
       </w:hyperlink>
-      <w:r>
-        <w:t xml:space="preserve"> </w:t>
-      </w:r>
-      <w:r>
-        <w:rPr>
-          <w:i/>
-          <w:iCs/>
-        </w:rPr>
-        <w:t xml:space="preserve">[Esta licença permite que outros distribuam, remixem, adaptem e criem a partir do seu trabalho, mesmo para fins comerciais, desde que lhe atribuam o devido crédito pela criação original. É a licença mais flexível de todas as licenças disponíveis. É recomendada para maximizar a disseminação e uso dos materiais licenciados.]</w:t>
+    </w:p>
+    <w:bookmarkEnd w:id="25"/>
+    <w:bookmarkEnd w:id="26"/>
+    <w:bookmarkStart w:id="29" w:name="acknowledgements"/>
+    <w:p>
+      <w:pPr>
+        <w:pStyle w:val="Heading1"/>
+      </w:pPr>
+      <w:r>
+        <w:t xml:space="preserve">Acknowledgements</w:t>
       </w:r>
     </w:p>
     <w:p>
       <w:pPr>
-        <w:pStyle w:val="BodyText"/>
-      </w:pPr>
-      <w:r>
-        <w:drawing>
-          <wp:inline>
-            <wp:extent cx="844061" cy="306931"/>
-            <wp:effectExtent b="0" l="0" r="0" t="0"/>
-            <wp:docPr descr="image" title="" id="26" name="Picture"/>
-            <a:graphic>
-              <a:graphicData uri="http://schemas.openxmlformats.org/drawingml/2006/picture">
-                <pic:pic>
-                  <pic:nvPicPr>
-                    <pic:cNvPr descr="images/CCBYSA.png" id="27" name="Picture"/>
-                    <pic:cNvPicPr>
-                      <a:picLocks noChangeArrowheads="1" noChangeAspect="1"/>
-                    </pic:cNvPicPr>
-                  </pic:nvPicPr>
-                  <pic:blipFill>
-                    <a:blip r:embed="rId25"/>
-                    <a:stretch>
-                      <a:fillRect/>
-                    </a:stretch>
-                  </pic:blipFill>
-                  <pic:spPr bwMode="auto">
-                    <a:xfrm>
-                      <a:off x="0" y="0"/>
-                      <a:ext cx="844061" cy="306931"/>
-                    </a:xfrm>
-                    <a:prstGeom prst="rect">
-                      <a:avLst/>
-                    </a:prstGeom>
-                    <a:noFill/>
-                    <a:ln w="9525">
-                      <a:noFill/>
-                      <a:headEnd/>
-                      <a:tailEnd/>
-                    </a:ln>
-                  </pic:spPr>
-                </pic:pic>
-              </a:graphicData>
-            </a:graphic>
-          </wp:inline>
-        </w:drawing>
-      </w:r>
-      <w:r>
-        <w:br/>
-      </w:r>
-      <w:r>
-        <w:rPr>
-          <w:b/>
-          <w:bCs/>
-        </w:rPr>
-        <w:t xml:space="preserve">CC BY-SA</w:t>
-      </w:r>
-      <w:r>
-        <w:br/>
-      </w:r>
-      <w:hyperlink r:id="rId28">
-        <w:r>
-          <w:rPr>
-            <w:rStyle w:val="Hyperlink"/>
-          </w:rPr>
-          <w:t xml:space="preserve">https://creativecommons.org/licenses/by-sa/4.0/</w:t>
-        </w:r>
-      </w:hyperlink>
-      <w:r>
-        <w:t xml:space="preserve"> </w:t>
-      </w:r>
-      <w:r>
-        <w:rPr>
-          <w:i/>
-          <w:iCs/>
-        </w:rPr>
-        <w:t xml:space="preserve">[Esta licença permite que outros remisturem, adaptem e criem a partir do seu trabalho, mesmo para fins comerciais, desde que lhe atribuam o devido crédito e que licenciem as novas criações ao abrigo de termos idênticos. Esta licença costuma ser comparada com as licenças de software livre e de código aberto «copyleft». Todos os trabalhos novos baseados no seu terão a mesma licença, portanto quaisquer trabalhos derivados também permitirão o uso comercial. Esta é a licença usada pela Wikipédia e é recomendada para materiais que seriam beneficiados com a incorporação de conteúdos da Wikipédia e de outros projetos com licenciamento semelhante.]</w:t>
-      </w:r>
-    </w:p>
-    <w:p>
-      <w:pPr>
-        <w:pStyle w:val="BodyText"/>
-      </w:pPr>
-      <w:r>
-        <w:drawing>
-          <wp:inline>
-            <wp:extent cx="844061" cy="306931"/>
-            <wp:effectExtent b="0" l="0" r="0" t="0"/>
-            <wp:docPr descr="image" title="" id="30" name="Picture"/>
-            <a:graphic>
-              <a:graphicData uri="http://schemas.openxmlformats.org/drawingml/2006/picture">
-                <pic:pic>
-                  <pic:nvPicPr>
-                    <pic:cNvPr descr="images/CCBYND.png" id="31" name="Picture"/>
-                    <pic:cNvPicPr>
-                      <a:picLocks noChangeArrowheads="1" noChangeAspect="1"/>
-                    </pic:cNvPicPr>
-                  </pic:nvPicPr>
-                  <pic:blipFill>
-                    <a:blip r:embed="rId29"/>
-                    <a:stretch>
-                      <a:fillRect/>
-                    </a:stretch>
-                  </pic:blipFill>
-                  <pic:spPr bwMode="auto">
-                    <a:xfrm>
-                      <a:off x="0" y="0"/>
-                      <a:ext cx="844061" cy="306931"/>
-                    </a:xfrm>
-                    <a:prstGeom prst="rect">
-                      <a:avLst/>
-                    </a:prstGeom>
-                    <a:noFill/>
-                    <a:ln w="9525">
-                      <a:noFill/>
-                      <a:headEnd/>
-                      <a:tailEnd/>
-                    </a:ln>
-                  </pic:spPr>
-                </pic:pic>
-              </a:graphicData>
-            </a:graphic>
-          </wp:inline>
-        </w:drawing>
-      </w:r>
-      <w:r>
-        <w:br/>
-      </w:r>
-      <w:r>
-        <w:rPr>
-          <w:b/>
-          <w:bCs/>
-        </w:rPr>
-        <w:t xml:space="preserve">CC BY-ND</w:t>
-      </w:r>
-      <w:r>
-        <w:br/>
-      </w:r>
-      <w:hyperlink r:id="rId32">
-        <w:r>
-          <w:rPr>
-            <w:rStyle w:val="Hyperlink"/>
-          </w:rPr>
-          <w:t xml:space="preserve">https://creativecommons.org/licenses/by-nd/4.0/</w:t>
-        </w:r>
-      </w:hyperlink>
-      <w:r>
-        <w:t xml:space="preserve"> </w:t>
-      </w:r>
-      <w:r>
-        <w:rPr>
-          <w:i/>
-          <w:iCs/>
-        </w:rPr>
-        <w:t xml:space="preserve">[Esta licença permite que outras pessoas usem o seu trabalho para qualquer fim, incluindo para fins comerciais. Contudo, o trabalho, na forma adaptada, não poderá ser partilhado com outras pessoas e têm que lhe ser atribuídos os devidos créditos.]</w:t>
-      </w:r>
-    </w:p>
-    <w:p>
-      <w:pPr>
-        <w:pStyle w:val="BodyText"/>
-      </w:pPr>
-      <w:r>
-        <w:drawing>
-          <wp:inline>
-            <wp:extent cx="844061" cy="306931"/>
-            <wp:effectExtent b="0" l="0" r="0" t="0"/>
-            <wp:docPr descr="image" title="" id="34" name="Picture"/>
-            <a:graphic>
-              <a:graphicData uri="http://schemas.openxmlformats.org/drawingml/2006/picture">
-                <pic:pic>
-                  <pic:nvPicPr>
-                    <pic:cNvPr descr="images/CCBYNC.png" id="35" name="Picture"/>
-                    <pic:cNvPicPr>
-                      <a:picLocks noChangeArrowheads="1" noChangeAspect="1"/>
-                    </pic:cNvPicPr>
-                  </pic:nvPicPr>
-                  <pic:blipFill>
-                    <a:blip r:embed="rId33"/>
-                    <a:stretch>
-                      <a:fillRect/>
-                    </a:stretch>
-                  </pic:blipFill>
-                  <pic:spPr bwMode="auto">
-                    <a:xfrm>
-                      <a:off x="0" y="0"/>
-                      <a:ext cx="844061" cy="306931"/>
-                    </a:xfrm>
-                    <a:prstGeom prst="rect">
-                      <a:avLst/>
-                    </a:prstGeom>
-                    <a:noFill/>
-                    <a:ln w="9525">
-                      <a:noFill/>
-                      <a:headEnd/>
-                      <a:tailEnd/>
-                    </a:ln>
-                  </pic:spPr>
-                </pic:pic>
-              </a:graphicData>
-            </a:graphic>
-          </wp:inline>
-        </w:drawing>
-      </w:r>
-      <w:r>
-        <w:br/>
-      </w:r>
-      <w:r>
-        <w:rPr>
-          <w:b/>
-          <w:bCs/>
-        </w:rPr>
-        <w:t xml:space="preserve">CC BY-NC</w:t>
-      </w:r>
-      <w:r>
-        <w:br/>
-      </w:r>
-      <w:hyperlink r:id="rId36">
-        <w:r>
-          <w:rPr>
-            <w:rStyle w:val="Hyperlink"/>
-          </w:rPr>
-          <w:t xml:space="preserve">https://creativecommons.org/licenses/by-nc/4.0/</w:t>
-        </w:r>
-      </w:hyperlink>
-      <w:r>
-        <w:t xml:space="preserve"> </w:t>
-      </w:r>
-      <w:r>
-        <w:rPr>
-          <w:i/>
-          <w:iCs/>
-        </w:rPr>
-        <w:t xml:space="preserve">[Esta licença permite que outros remisturem, adaptem e criem a partir do seu trabalho para fins não comerciais, e embora os novos trabalhos tenham de lhe atribuir o devido crédito e não possam ser usados para fins comerciais, eles não têm de licenciar esses trabalhos derivados ao abrigo dos mesmos termos.]</w:t>
-      </w:r>
-    </w:p>
-    <w:p>
-      <w:pPr>
-        <w:pStyle w:val="BodyText"/>
-      </w:pPr>
-      <w:r>
-        <w:drawing>
-          <wp:inline>
-            <wp:extent cx="844061" cy="306931"/>
-            <wp:effectExtent b="0" l="0" r="0" t="0"/>
-            <wp:docPr descr="image" title="" id="38" name="Picture"/>
-            <a:graphic>
-              <a:graphicData uri="http://schemas.openxmlformats.org/drawingml/2006/picture">
-                <pic:pic>
-                  <pic:nvPicPr>
-                    <pic:cNvPr descr="images/CCBYNCSA.png" id="39" name="Picture"/>
-                    <pic:cNvPicPr>
-                      <a:picLocks noChangeArrowheads="1" noChangeAspect="1"/>
-                    </pic:cNvPicPr>
-                  </pic:nvPicPr>
-                  <pic:blipFill>
-                    <a:blip r:embed="rId37"/>
-                    <a:stretch>
-                      <a:fillRect/>
-                    </a:stretch>
-                  </pic:blipFill>
-                  <pic:spPr bwMode="auto">
-                    <a:xfrm>
-                      <a:off x="0" y="0"/>
-                      <a:ext cx="844061" cy="306931"/>
-                    </a:xfrm>
-                    <a:prstGeom prst="rect">
-                      <a:avLst/>
-                    </a:prstGeom>
-                    <a:noFill/>
-                    <a:ln w="9525">
-                      <a:noFill/>
-                      <a:headEnd/>
-                      <a:tailEnd/>
-                    </a:ln>
-                  </pic:spPr>
-                </pic:pic>
-              </a:graphicData>
-            </a:graphic>
-          </wp:inline>
-        </w:drawing>
-      </w:r>
-      <w:r>
-        <w:br/>
-      </w:r>
-      <w:r>
-        <w:rPr>
-          <w:b/>
-          <w:bCs/>
-        </w:rPr>
-        <w:t xml:space="preserve">CC BY-NC-SA</w:t>
-      </w:r>
-      <w:r>
-        <w:br/>
-      </w:r>
-      <w:hyperlink r:id="rId40">
-        <w:r>
-          <w:rPr>
-            <w:rStyle w:val="Hyperlink"/>
-          </w:rPr>
-          <w:t xml:space="preserve">https://creativecommons.org/licenses/by-nc-sa/4.0/</w:t>
-        </w:r>
-      </w:hyperlink>
-      <w:r>
-        <w:t xml:space="preserve"> </w:t>
-      </w:r>
-      <w:r>
-        <w:rPr>
-          <w:i/>
-          <w:iCs/>
-        </w:rPr>
-        <w:t xml:space="preserve">[Esta licença permite que outros remisturem, adaptem e criem a partir do seu trabalho para fins não comerciais, desde que lhe atribuam a si o devido crédito e que licenciem as novas criações ao abrigo de termos idênticos.]</w:t>
-      </w:r>
-    </w:p>
-    <w:p>
-      <w:pPr>
-        <w:pStyle w:val="BodyText"/>
-      </w:pPr>
-      <w:r>
-        <w:drawing>
-          <wp:inline>
-            <wp:extent cx="844061" cy="306931"/>
-            <wp:effectExtent b="0" l="0" r="0" t="0"/>
-            <wp:docPr descr="image" title="" id="42" name="Picture"/>
-            <a:graphic>
-              <a:graphicData uri="http://schemas.openxmlformats.org/drawingml/2006/picture">
-                <pic:pic>
-                  <pic:nvPicPr>
-                    <pic:cNvPr descr="images/CCBYNCND.png" id="43" name="Picture"/>
-                    <pic:cNvPicPr>
-                      <a:picLocks noChangeArrowheads="1" noChangeAspect="1"/>
-                    </pic:cNvPicPr>
-                  </pic:nvPicPr>
-                  <pic:blipFill>
-                    <a:blip r:embed="rId41"/>
-                    <a:stretch>
-                      <a:fillRect/>
-                    </a:stretch>
-                  </pic:blipFill>
-                  <pic:spPr bwMode="auto">
-                    <a:xfrm>
-                      <a:off x="0" y="0"/>
-                      <a:ext cx="844061" cy="306931"/>
-                    </a:xfrm>
-                    <a:prstGeom prst="rect">
-                      <a:avLst/>
-                    </a:prstGeom>
-                    <a:noFill/>
-                    <a:ln w="9525">
-                      <a:noFill/>
-                      <a:headEnd/>
-                      <a:tailEnd/>
-                    </a:ln>
-                  </pic:spPr>
-                </pic:pic>
-              </a:graphicData>
-            </a:graphic>
-          </wp:inline>
-        </w:drawing>
-      </w:r>
-      <w:r>
-        <w:br/>
-      </w:r>
-      <w:r>
-        <w:rPr>
-          <w:b/>
-          <w:bCs/>
-        </w:rPr>
-        <w:t xml:space="preserve">CC BY-NC-ND</w:t>
-      </w:r>
-      <w:r>
-        <w:br/>
-      </w:r>
-      <w:hyperlink r:id="rId44">
-        <w:r>
-          <w:rPr>
-            <w:rStyle w:val="Hyperlink"/>
-          </w:rPr>
-          <w:t xml:space="preserve">https://creativecommons.org/licenses/by-nc-nd/4.0/</w:t>
-        </w:r>
-      </w:hyperlink>
-      <w:r>
-        <w:t xml:space="preserve"> </w:t>
-      </w:r>
-      <w:r>
-        <w:rPr>
-          <w:i/>
-          <w:iCs/>
-        </w:rPr>
-        <w:t xml:space="preserve">[Esta é a mais restritiva das nossas seis licenças principais, só permitindo que outros façam download dos seus trabalhos e os compartilhem desde que lhe sejam atribuídos a si os devidos créditos, mas sem que possam alterá- los de nenhuma forma ou utilizá-los para fins comerciais.]</w:t>
-      </w:r>
-    </w:p>
-    <w:bookmarkEnd w:id="45"/>
-    <w:bookmarkEnd w:id="46"/>
-    <w:bookmarkStart w:id="49" w:name="acknowledgements"/>
-    <w:p>
-      <w:pPr>
-        <w:pStyle w:val="Heading1"/>
-      </w:pPr>
-      <w:r>
-        <w:t xml:space="preserve">Acknowledgements</w:t>
-      </w:r>
-    </w:p>
-    <w:p>
-      <w:pPr>
         <w:pStyle w:val="FirstParagraph"/>
       </w:pPr>
       <w:r>
@@ -945,7 +533,7 @@
       <w:r>
         <w:t xml:space="preserve"> </w:t>
       </w:r>
-      <w:hyperlink r:id="rId47">
+      <w:hyperlink r:id="rId27">
         <w:r>
           <w:rPr>
             <w:rStyle w:val="Hyperlink"/>
@@ -980,7 +568,7 @@
       <w:r>
         <w:t xml:space="preserve">(</w:t>
       </w:r>
-      <w:hyperlink r:id="rId48">
+      <w:hyperlink r:id="rId28">
         <w:r>
           <w:rPr>
             <w:rStyle w:val="Hyperlink"/>
@@ -992,8 +580,8 @@
         <w:t xml:space="preserve">).</w:t>
       </w:r>
     </w:p>
-    <w:bookmarkEnd w:id="49"/>
-    <w:bookmarkStart w:id="50" w:name="statement-of-integrity"/>
+    <w:bookmarkEnd w:id="29"/>
+    <w:bookmarkStart w:id="31" w:name="statement-of-integrity"/>
     <w:p>
       <w:pPr>
         <w:pStyle w:val="Heading1"/>
@@ -1023,14 +611,47 @@
         <w:pStyle w:val="BodyText"/>
       </w:pPr>
       <w:r>
-        <w:t xml:space="preserve">I further declare that I have fully acknowledged the Code of Ethical Conduct of the University of Minho.</w:t>
+        <w:t xml:space="preserve">I further declare that I have fully acknowledged the Code of Ethics and Conduct of the University of Minho.</w:t>
+      </w:r>
+    </w:p>
+    <w:bookmarkStart w:id="30" w:name="X6b8d63fd6b592b1059954f99a32d62eae1a6459"/>
+    <w:p>
+      <w:pPr>
+        <w:pStyle w:val="Heading2"/>
+      </w:pPr>
+      <w:r>
+        <w:t xml:space="preserve">Declaration on the Use of Artificial Intelligence (AI) Tools</w:t>
       </w:r>
     </w:p>
     <w:p>
       <w:pPr>
+        <w:pStyle w:val="FirstParagraph"/>
+      </w:pPr>
+      <w:r>
+        <w:t xml:space="preserve">I hereby declare having acted this academic work with integrity and confirm that I have not resorted to any form of undue use of AI tools, nor to the falsification or omission of information, sources, data, results or processes in any of the stages leading to its elaboration.</w:t>
+      </w:r>
+    </w:p>
+    <w:p>
+      <w:pPr>
         <w:pStyle w:val="BodyText"/>
       </w:pPr>
       <w:r>
+        <w:t xml:space="preserve">I further declare that any use of AI tools was done in a transparent and responsible manner, being duly noted in the work, and that I critically verified the accuracy of the content produced with their support, assuming full responsibility for what I submit.</w:t>
+      </w:r>
+    </w:p>
+    <w:p>
+      <w:pPr>
+        <w:pStyle w:val="BodyText"/>
+      </w:pPr>
+      <w:r>
+        <w:t xml:space="preserve">I further declare that I have fully acknowledged the Code of Ethics and Conduct of the University of Minho, as well as the applicable standards of academic integrity and data protection.</w:t>
+      </w:r>
+    </w:p>
+    <w:p>
+      <w:pPr>
+        <w:pStyle w:val="BodyText"/>
+      </w:pPr>
+      <w:r>
         <w:t xml:space="preserve">University of Minho, Braga,</w:t>
       </w:r>
       <w:r>
@@ -1046,8 +667,9 @@
         <w:t xml:space="preserve">julyaugustseptemberoctobernovemberdecember</w:t>
       </w:r>
     </w:p>
-    <w:bookmarkEnd w:id="50"/>
-    <w:bookmarkStart w:id="52" w:name="abstract"/>
+    <w:bookmarkEnd w:id="30"/>
+    <w:bookmarkEnd w:id="31"/>
+    <w:bookmarkStart w:id="33" w:name="abstract"/>
     <w:p>
       <w:pPr>
         <w:pStyle w:val="Heading1"/>
@@ -1187,13 +809,13 @@
         <w:t xml:space="preserve"> </w:t>
       </w:r>
       <w:r>
-        <w:t xml:space="preserve">highest-quality candidates are prioritised and validated three-dimensionally, and a curated, feature-rich</w:t>
-      </w:r>
-      <w:r>
-        <w:t xml:space="preserve"> </w:t>
-      </w:r>
-      <w:r>
-        <w:t xml:space="preserve">dataset of the best candidates per gene is produced.</w:t>
+        <w:t xml:space="preserve">highest-quality candidates are prioritised and their structures predicted in three dimensions, and a</w:t>
+      </w:r>
+      <w:r>
+        <w:t xml:space="preserve"> </w:t>
+      </w:r>
+      <w:r>
+        <w:t xml:space="preserve">curated, feature-rich dataset of the best candidates per gene is produced.</w:t>
       </w:r>
     </w:p>
     <w:p>
@@ -1233,7 +855,7 @@
         <w:t xml:space="preserve"> </w:t>
       </w:r>
       <w:r>
-        <w:t xml:space="preserve">screening, from which the best probes per gene were validated in 3D.</w:t>
+        <w:t xml:space="preserve">screening, from which the best probes per gene were predicted in 3D.</w:t>
       </w:r>
       <w:r>
         <w:t xml:space="preserve"> </w:t>
@@ -1263,10 +885,28 @@
         <w:t xml:space="preserve"> </w:t>
       </w:r>
       <w:r>
-        <w:t xml:space="preserve">configuration.</w:t>
+        <w:t xml:space="preserve">configuration. The pipeline identifies regions conserved within each target gene but does not</w:t>
+      </w:r>
+      <w:r>
+        <w:t xml:space="preserve"> </w:t>
+      </w:r>
+      <w:r>
+        <w:t xml:space="preserve">screen candidates against other organisms; cross-hybridisation with non-target sequences therefore</w:t>
+      </w:r>
+      <w:r>
+        <w:t xml:space="preserve"> </w:t>
+      </w:r>
+      <w:r>
+        <w:t xml:space="preserve">remains to be excluded by a BLAST-based specificity step, and the candidates reported here are</w:t>
+      </w:r>
+      <w:r>
+        <w:t xml:space="preserve"> </w:t>
+      </w:r>
+      <w:r>
+        <w:t xml:space="preserve">candidates for specificity testing rather than a finished panel.</w:t>
       </w:r>
     </w:p>
-    <w:bookmarkStart w:id="51" w:name="keywords"/>
+    <w:bookmarkStart w:id="32" w:name="keywords"/>
     <w:p>
       <w:pPr>
         <w:pStyle w:val="Heading5"/>
@@ -1310,9 +950,9 @@
         <w:t xml:space="preserve">No-fold score, 3D structure prediction, Debye length</w:t>
       </w:r>
     </w:p>
-    <w:bookmarkEnd w:id="51"/>
-    <w:bookmarkEnd w:id="52"/>
-    <w:bookmarkStart w:id="54" w:name="resumo"/>
+    <w:bookmarkEnd w:id="32"/>
+    <w:bookmarkEnd w:id="33"/>
+    <w:bookmarkStart w:id="35" w:name="resumo"/>
     <w:p>
       <w:pPr>
         <w:pStyle w:val="Heading1"/>
@@ -1467,13 +1107,19 @@
         <w:t xml:space="preserve"> </w:t>
       </w:r>
       <w:r>
-        <w:t xml:space="preserve">forma justa. As candidatas de maior qualidade são priorizadas e validadas tridimensionalmente, e é</w:t>
-      </w:r>
-      <w:r>
-        <w:t xml:space="preserve"> </w:t>
-      </w:r>
-      <w:r>
-        <w:t xml:space="preserve">produzido um conjunto de dados curado e rico em atributos com as melhores candidatas por gene.</w:t>
+        <w:t xml:space="preserve">forma justa. As candidatas de maior qualidade são priorizadas e as suas estruturas previstas em três</w:t>
+      </w:r>
+      <w:r>
+        <w:t xml:space="preserve"> </w:t>
+      </w:r>
+      <w:r>
+        <w:t xml:space="preserve">dimensões, e é produzido um conjunto de dados curado e rico em atributos com as melhores candidatas</w:t>
+      </w:r>
+      <w:r>
+        <w:t xml:space="preserve"> </w:t>
+      </w:r>
+      <w:r>
+        <w:t xml:space="preserve">por gene.</w:t>
       </w:r>
     </w:p>
     <w:p>
@@ -1516,7 +1162,7 @@
         <w:t xml:space="preserve"> </w:t>
       </w:r>
       <w:r>
-        <w:t xml:space="preserve">quais as melhores sondas por gene foram validadas em 3D. Análises de diversidade sem alinhamento e de rarefação</w:t>
+        <w:t xml:space="preserve">quais as melhores sondas por gene foram previstas em 3D. Análises de diversidade sem alinhamento e de rarefação</w:t>
       </w:r>
       <w:r>
         <w:t xml:space="preserve"> </w:t>
@@ -1546,10 +1192,34 @@
         <w:t xml:space="preserve"> </w:t>
       </w:r>
       <w:r>
-        <w:t xml:space="preserve">generalizável a novos genes e organismos com configuração mínima.</w:t>
+        <w:t xml:space="preserve">generalizável a novos genes e organismos com configuração mínima. O pipeline identifica regiões</w:t>
+      </w:r>
+      <w:r>
+        <w:t xml:space="preserve"> </w:t>
+      </w:r>
+      <w:r>
+        <w:t xml:space="preserve">conservadas dentro de cada gene-alvo, mas não compara as candidatas com outros organismos; a</w:t>
+      </w:r>
+      <w:r>
+        <w:t xml:space="preserve"> </w:t>
+      </w:r>
+      <w:r>
+        <w:t xml:space="preserve">hibridação cruzada com sequências não-alvo fica, por isso, por excluir através de uma etapa de</w:t>
+      </w:r>
+      <w:r>
+        <w:t xml:space="preserve"> </w:t>
+      </w:r>
+      <w:r>
+        <w:t xml:space="preserve">especificidade baseada em BLAST, e as candidatas aqui reportadas são candidatas a teste de</w:t>
+      </w:r>
+      <w:r>
+        <w:t xml:space="preserve"> </w:t>
+      </w:r>
+      <w:r>
+        <w:t xml:space="preserve">especificidade e não um painel terminado.</w:t>
       </w:r>
     </w:p>
-    <w:bookmarkStart w:id="53" w:name="palavras-chave"/>
+    <w:bookmarkStart w:id="34" w:name="palavras-chave"/>
     <w:p>
       <w:pPr>
         <w:pStyle w:val="Heading5"/>
@@ -1599,9 +1269,9 @@
         <w:t xml:space="preserve">previsão de estrutura 3D, comprimento de Debye</w:t>
       </w:r>
     </w:p>
-    <w:bookmarkEnd w:id="53"/>
-    <w:bookmarkEnd w:id="54"/>
-    <w:bookmarkStart w:id="61" w:name="introduction"/>
+    <w:bookmarkEnd w:id="34"/>
+    <w:bookmarkEnd w:id="35"/>
+    <w:bookmarkStart w:id="42" w:name="introduction"/>
     <w:p>
       <w:pPr>
         <w:pStyle w:val="Heading1"/>
@@ -1619,7 +1289,7 @@
         <w:t xml:space="preserve">Introduction</w:t>
       </w:r>
     </w:p>
-    <w:bookmarkStart w:id="55" w:name="context"/>
+    <w:bookmarkStart w:id="36" w:name="context"/>
     <w:p>
       <w:pPr>
         <w:pStyle w:val="Heading2"/>
@@ -1741,7 +1411,7 @@
         <w:t xml:space="preserve"> </w:t>
       </w:r>
       <w:r>
-        <w:t xml:space="preserve">WHO</w:t>
+        <w:t xml:space="preserve">who</w:t>
       </w:r>
       <w:r>
         <w:t xml:space="preserve"> </w:t>
@@ -2093,8 +1763,8 @@
         <w:t xml:space="preserve">prioritise a small number of promising candidates before any experimental effort is spent.</w:t>
       </w:r>
     </w:p>
-    <w:bookmarkEnd w:id="55"/>
-    <w:bookmarkStart w:id="56" w:name="problem-statement"/>
+    <w:bookmarkEnd w:id="36"/>
+    <w:bookmarkStart w:id="37" w:name="problem-statement"/>
     <w:p>
       <w:pPr>
         <w:pStyle w:val="Heading2"/>
@@ -2192,8 +1862,8 @@
         <w:t xml:space="preserve">.</w:t>
       </w:r>
     </w:p>
-    <w:bookmarkEnd w:id="56"/>
-    <w:bookmarkStart w:id="57" w:name="sec:objectives"/>
+    <w:bookmarkEnd w:id="37"/>
+    <w:bookmarkStart w:id="38" w:name="sec:objectives"/>
     <w:p>
       <w:pPr>
         <w:pStyle w:val="Heading2"/>
@@ -2222,7 +1892,7 @@
         <w:t xml:space="preserve"> </w:t>
       </w:r>
       <w:r>
-        <w:t xml:space="preserve">set of ranked, biophysically validated</w:t>
+        <w:t xml:space="preserve">set of ranked, biophysically screened</w:t>
       </w:r>
       <w:r>
         <w:t xml:space="preserve"> </w:t>
@@ -2362,7 +2032,13 @@
         </w:numPr>
       </w:pPr>
       <w:r>
-        <w:t xml:space="preserve">prioritise and validate the most promising candidates by three-dimensional structure prediction; and</w:t>
+        <w:t xml:space="preserve">prioritise the most promising candidates and characterise them by three-dimensional structure</w:t>
+      </w:r>
+      <w:r>
+        <w:t xml:space="preserve"> </w:t>
+      </w:r>
+      <w:r>
+        <w:t xml:space="preserve">prediction; and</w:t>
       </w:r>
     </w:p>
     <w:p>
@@ -2376,8 +2052,8 @@
         <w:t xml:space="preserve">produce curated, feature-rich datasets of the prioritised probe candidates.</w:t>
       </w:r>
     </w:p>
-    <w:bookmarkEnd w:id="57"/>
-    <w:bookmarkStart w:id="59" w:name="target-panel"/>
+    <w:bookmarkEnd w:id="38"/>
+    <w:bookmarkStart w:id="40" w:name="target-panel"/>
     <w:p>
       <w:pPr>
         <w:pStyle w:val="Heading2"/>
@@ -2400,13 +2076,26 @@
         <w:pStyle w:val="FirstParagraph"/>
       </w:pPr>
       <w:r>
-        <w:t xml:space="preserve">Six marker genes from six clinically important bacterial species were used as the working panel throughout</w:t>
-      </w:r>
-      <w:r>
-        <w:t xml:space="preserve"> </w:t>
-      </w:r>
-      <w:r>
-        <w:t xml:space="preserve">this work (Table </w:t>
+        <w:t xml:space="preserve">Six marker genes from five clinically important bacterial species (two of them from</w:t>
+      </w:r>
+      <w:r>
+        <w:t xml:space="preserve"> </w:t>
+      </w:r>
+      <w:r>
+        <w:rPr>
+          <w:i/>
+          <w:iCs/>
+        </w:rPr>
+        <w:t xml:space="preserve">Pseudomonas aeruginosa</w:t>
+      </w:r>
+      <w:r>
+        <w:t xml:space="preserve">) were used as the working panel throughout this work</w:t>
+      </w:r>
+      <w:r>
+        <w:t xml:space="preserve"> </w:t>
+      </w:r>
+      <w:r>
+        <w:t xml:space="preserve">(Table </w:t>
       </w:r>
       <w:hyperlink w:anchor="tab:targets">
         <w:r>
@@ -2603,13 +2292,65 @@
         <w:t xml:space="preserve">method.</w:t>
       </w:r>
     </w:p>
-    <w:bookmarkStart w:id="58" w:name="tab:targets"/>
+    <w:bookmarkStart w:id="39" w:name="tab:targets"/>
     <w:p>
       <w:pPr>
         <w:pStyle w:val="TableCaption"/>
       </w:pPr>
       <w:r>
         <w:t xml:space="preserve">Target genes and their host organisms used as the working panel.</w:t>
+      </w:r>
+      <w:r>
+        <w:t xml:space="preserve"> </w:t>
+      </w:r>
+      <w:r>
+        <w:t xml:space="preserve">“GC”</w:t>
+      </w:r>
+      <w:r>
+        <w:t xml:space="preserve"> </w:t>
+      </w:r>
+      <w:r>
+        <w:t xml:space="preserve">is</w:t>
+      </w:r>
+      <w:r>
+        <w:t xml:space="preserve"> </w:t>
+      </w:r>
+      <w:r>
+        <w:t xml:space="preserve">the mean GC content of the sequences retrieved for each gene, which spans</w:t>
+      </w:r>
+      <w:r>
+        <w:t xml:space="preserve"> </w:t>
+      </w:r>
+      <m:oMath>
+        <m:r>
+          <m:t>29</m:t>
+        </m:r>
+      </m:oMath>
+      <w:r>
+        <w:t xml:space="preserve"> </w:t>
+      </w:r>
+      <w:r>
+        <w:t xml:space="preserve">percentage points</w:t>
+      </w:r>
+      <w:r>
+        <w:t xml:space="preserve"> </w:t>
+      </w:r>
+      <w:r>
+        <w:t xml:space="preserve">across the panel and is what the organism-aware thresholds of Section </w:t>
+      </w:r>
+      <w:hyperlink w:anchor="sec:params">
+        <w:r>
+          <w:rPr>
+            <w:rStyle w:val="Hyperlink"/>
+          </w:rPr>
+          <w:t xml:space="preserve">3.8</w:t>
+        </w:r>
+      </w:hyperlink>
+      <w:r>
+        <w:t xml:space="preserve"> </w:t>
+      </w:r>
+      <w:r>
+        <w:t xml:space="preserve">respond to.</w:t>
       </w:r>
     </w:p>
     <w:tbl>
@@ -2617,7 +2358,7 @@
         <w:tblStyle w:val="Table"/>
         <w:tblW w:type="auto" w:w="0"/>
         <w:tblLook w:firstRow="1" w:lastRow="0" w:firstColumn="0" w:lastColumn="0" w:noHBand="0" w:noVBand="0" w:val="0020"/>
-        <w:tblCaption w:val="Target genes and their host organisms used as the working panel."/>
+        <w:tblCaption w:val="Target genes and their host organisms used as the working panel. “GC” is the mean GC content of the sequences retrieved for each gene, which spans 29 percentage points across the panel and is what the organism-aware thresholds of Section 3.8 respond to."/>
       </w:tblPr>
       <w:tblGrid>
         <w:gridCol w:w="1980"/>
@@ -2673,7 +2414,7 @@
                 <w:b/>
                 <w:bCs/>
               </w:rPr>
-              <w:t xml:space="preserve">Group</w:t>
+              <w:t xml:space="preserve">GC</w:t>
             </w:r>
           </w:p>
         </w:tc>
@@ -2735,7 +2476,7 @@
               <w:jc w:val="center"/>
             </w:pPr>
             <w:r>
-              <w:t xml:space="preserve">A</w:t>
+              <w:t xml:space="preserve">35.5%</w:t>
             </w:r>
           </w:p>
         </w:tc>
@@ -2793,7 +2534,7 @@
               <w:jc w:val="center"/>
             </w:pPr>
             <w:r>
-              <w:t xml:space="preserve">A</w:t>
+              <w:t xml:space="preserve">52.2%</w:t>
             </w:r>
           </w:p>
         </w:tc>
@@ -2851,7 +2592,7 @@
               <w:jc w:val="center"/>
             </w:pPr>
             <w:r>
-              <w:t xml:space="preserve">B</w:t>
+              <w:t xml:space="preserve">44.9%</w:t>
             </w:r>
           </w:p>
         </w:tc>
@@ -2909,7 +2650,7 @@
               <w:jc w:val="center"/>
             </w:pPr>
             <w:r>
-              <w:t xml:space="preserve">B</w:t>
+              <w:t xml:space="preserve">63.5%</w:t>
             </w:r>
           </w:p>
         </w:tc>
@@ -2967,7 +2708,7 @@
               <w:jc w:val="center"/>
             </w:pPr>
             <w:r>
-              <w:t xml:space="preserve">B</w:t>
+              <w:t xml:space="preserve">64.6%</w:t>
             </w:r>
           </w:p>
         </w:tc>
@@ -3025,7 +2766,7 @@
               <w:jc w:val="center"/>
             </w:pPr>
             <w:r>
-              <w:t xml:space="preserve">B</w:t>
+              <w:t xml:space="preserve">39.2%</w:t>
             </w:r>
           </w:p>
         </w:tc>
@@ -3043,9 +2784,9 @@
         </w:tc>
       </w:tr>
     </w:tbl>
-    <w:bookmarkEnd w:id="58"/>
-    <w:bookmarkEnd w:id="59"/>
-    <w:bookmarkStart w:id="60" w:name="structure-of-the-dissertation"/>
+    <w:bookmarkEnd w:id="39"/>
+    <w:bookmarkEnd w:id="40"/>
+    <w:bookmarkStart w:id="41" w:name="structure-of-the-dissertation"/>
     <w:p>
       <w:pPr>
         <w:pStyle w:val="Heading2"/>
@@ -3092,7 +2833,7 @@
         <w:t xml:space="preserve"> </w:t>
       </w:r>
       <w:r>
-        <w:t xml:space="preserve">computational methods used to design and validate probe sequences. Chapter 3 describes the methods,</w:t>
+        <w:t xml:space="preserve">computational methods used to design and evaluate probe sequences. Chapter 3 describes the methods,</w:t>
       </w:r>
       <w:r>
         <w:t xml:space="preserve"> </w:t>
@@ -3110,7 +2851,13 @@
         <w:t xml:space="preserve"> </w:t>
       </w:r>
       <w:r>
-        <w:t xml:space="preserve">validation, the diversity and rarefaction analyses, and the comparison with a reference probe panel.</w:t>
+        <w:t xml:space="preserve">structure prediction, the diversity and rarefaction analyses, and the comparison with a reference</w:t>
+      </w:r>
+      <w:r>
+        <w:t xml:space="preserve"> </w:t>
+      </w:r>
+      <w:r>
+        <w:t xml:space="preserve">probe panel.</w:t>
       </w:r>
       <w:r>
         <w:t xml:space="preserve"> </w:t>
@@ -3119,9 +2866,9 @@
         <w:t xml:space="preserve">Chapter 5 draws the main conclusions and outlines future work.</w:t>
       </w:r>
     </w:p>
-    <w:bookmarkEnd w:id="60"/>
-    <w:bookmarkEnd w:id="61"/>
-    <w:bookmarkStart w:id="67" w:name="state-of-the-art"/>
+    <w:bookmarkEnd w:id="41"/>
+    <w:bookmarkEnd w:id="42"/>
+    <w:bookmarkStart w:id="52" w:name="state-of-the-art"/>
     <w:p>
       <w:pPr>
         <w:pStyle w:val="Heading1"/>
@@ -3168,7 +2915,7 @@
         <w:t xml:space="preserve"> </w:t>
       </w:r>
       <w:r>
-        <w:t xml:space="preserve">of the DNA–graphene interface, and the computational methods used to design and validate probe</w:t>
+        <w:t xml:space="preserve">of the DNA–graphene interface, and the computational methods used to design and evaluate probe</w:t>
       </w:r>
       <w:r>
         <w:t xml:space="preserve"> </w:t>
@@ -3177,7 +2924,7 @@
         <w:t xml:space="preserve">sequences.</w:t>
       </w:r>
     </w:p>
-    <w:bookmarkStart w:id="62" w:name="X1c11ecf708dc851a83aa14ea40994289bbcc332"/>
+    <w:bookmarkStart w:id="43" w:name="X1c11ecf708dc851a83aa14ea40994289bbcc332"/>
     <w:p>
       <w:pPr>
         <w:pStyle w:val="Heading2"/>
@@ -3511,8 +3258,8 @@
         <w:t xml:space="preserve">.</w:t>
       </w:r>
     </w:p>
-    <w:bookmarkEnd w:id="62"/>
-    <w:bookmarkStart w:id="63" w:name="X470f8a3c6eb5bb1ac2cae578dce4597cfa7b5d1"/>
+    <w:bookmarkEnd w:id="43"/>
+    <w:bookmarkStart w:id="48" w:name="X470f8a3c6eb5bb1ac2cae578dce4597cfa7b5d1"/>
     <w:p>
       <w:pPr>
         <w:pStyle w:val="Heading2"/>
@@ -3672,7 +3419,205 @@
       <w:r>
         <w:t xml:space="preserve">.</w:t>
       </w:r>
+      <w:r>
+        <w:t xml:space="preserve"> </w:t>
+      </w:r>
+      <w:r>
+        <w:t xml:space="preserve">Figure </w:t>
+      </w:r>
+      <w:hyperlink w:anchor="fig:gfet">
+        <w:r>
+          <w:rPr>
+            <w:rStyle w:val="Hyperlink"/>
+          </w:rPr>
+          <w:t xml:space="preserve">2.1</w:t>
+        </w:r>
+      </w:hyperlink>
+      <w:r>
+        <w:t xml:space="preserve"> </w:t>
+      </w:r>
+      <w:r>
+        <w:t xml:space="preserve">shows the arrangement and the quantity that is measured.</w:t>
+      </w:r>
     </w:p>
+    <w:bookmarkStart w:id="47" w:name="fig:gfet"/>
+    <w:tbl>
+      <w:tblPr>
+        <w:tblStyle w:val="FigureTable"/>
+        <w:tblW w:type="auto" w:w="0"/>
+        <w:jc w:val="center"/>
+        <w:tblLook w:firstRow="0" w:lastRow="0" w:firstColumn="0" w:lastColumn="0"/>
+      </w:tblPr>
+      <w:tblGrid>
+        <w:gridCol w:w="7920"/>
+      </w:tblGrid>
+      <w:tr>
+        <w:tc>
+          <w:tcPr/>
+          <w:p>
+            <w:pPr>
+              <w:pStyle w:val="Compact"/>
+              <w:jc w:val="center"/>
+            </w:pPr>
+            <w:r>
+              <w:drawing>
+                <wp:inline>
+                  <wp:extent cx="5334000" cy="2331226"/>
+                  <wp:effectExtent b="0" l="0" r="0" t="0"/>
+                  <wp:docPr descr="" title="" id="45" name="Picture"/>
+                  <a:graphic>
+                    <a:graphicData uri="http://schemas.openxmlformats.org/drawingml/2006/picture">
+                      <pic:pic>
+                        <pic:nvPicPr>
+                          <pic:cNvPr descr="images/gfet_schematic.pdf" id="46" name="Picture"/>
+                          <pic:cNvPicPr>
+                            <a:picLocks noChangeArrowheads="1" noChangeAspect="1"/>
+                          </pic:cNvPicPr>
+                        </pic:nvPicPr>
+                        <pic:blipFill>
+                          <a:blip r:embed="rId44"/>
+                          <a:stretch>
+                            <a:fillRect/>
+                          </a:stretch>
+                        </pic:blipFill>
+                        <pic:spPr bwMode="auto">
+                          <a:xfrm>
+                            <a:off x="0" y="0"/>
+                            <a:ext cx="5334000" cy="2331226"/>
+                          </a:xfrm>
+                          <a:prstGeom prst="rect">
+                            <a:avLst/>
+                          </a:prstGeom>
+                          <a:noFill/>
+                          <a:ln w="9525">
+                            <a:noFill/>
+                            <a:headEnd/>
+                            <a:tailEnd/>
+                          </a:ln>
+                        </pic:spPr>
+                      </pic:pic>
+                    </a:graphicData>
+                  </a:graphic>
+                </wp:inline>
+              </w:drawing>
+            </w:r>
+          </w:p>
+        </w:tc>
+      </w:tr>
+    </w:tbl>
+    <w:p>
+      <w:pPr>
+        <w:pStyle w:val="ImageCaption"/>
+      </w:pPr>
+      <w:r>
+        <w:t xml:space="preserve">Sensing principle of an electrolyte-gated</w:t>
+      </w:r>
+      <w:r>
+        <w:t xml:space="preserve"> </w:t>
+      </w:r>
+      <w:r>
+        <w:t xml:space="preserve">gfet</w:t>
+      </w:r>
+      <w:r>
+        <w:t xml:space="preserve">.</w:t>
+      </w:r>
+      <w:r>
+        <w:t xml:space="preserve"> </w:t>
+      </w:r>
+      <w:r>
+        <w:t xml:space="preserve">Left: the probe is held on the graphene channel by a pyrene linker and captures its complementary</w:t>
+      </w:r>
+      <w:r>
+        <w:t xml:space="preserve"> </w:t>
+      </w:r>
+      <w:r>
+        <w:t xml:space="preserve">target, forming a duplex that carries one negative charge per phosphate. The vertical axis is drawn</w:t>
+      </w:r>
+      <w:r>
+        <w:t xml:space="preserve"> </w:t>
+      </w:r>
+      <w:r>
+        <w:t xml:space="preserve">to scale, so the screening length of</w:t>
+      </w:r>
+      <w:r>
+        <w:t xml:space="preserve"> </w:t>
+      </w:r>
+      <m:oMath>
+        <m:r>
+          <m:t>1</m:t>
+        </m:r>
+        <m:r>
+          <m:rPr>
+            <m:sty m:val="p"/>
+          </m:rPr>
+          <m:t>×</m:t>
+        </m:r>
+      </m:oMath>
+      <w:r>
+        <w:t xml:space="preserve"> PBS (</w:t>
+      </w:r>
+      <m:oMath>
+        <m:sSub>
+          <m:e>
+            <m:r>
+              <m:t>λ</m:t>
+            </m:r>
+          </m:e>
+          <m:sub>
+            <m:r>
+              <m:t>D</m:t>
+            </m:r>
+          </m:sub>
+        </m:sSub>
+        <m:r>
+          <m:rPr>
+            <m:sty m:val="p"/>
+          </m:rPr>
+          <m:t>=</m:t>
+        </m:r>
+        <m:r>
+          <m:t>0.76</m:t>
+        </m:r>
+      </m:oMath>
+      <w:r>
+        <w:t xml:space="preserve"> nm, shaded) can be compared</w:t>
+      </w:r>
+      <w:r>
+        <w:t xml:space="preserve"> </w:t>
+      </w:r>
+      <w:r>
+        <w:t xml:space="preserve">with the</w:t>
+      </w:r>
+      <w:r>
+        <w:t xml:space="preserve"> </w:t>
+      </w:r>
+      <m:oMath>
+        <m:r>
+          <m:t>6.8</m:t>
+        </m:r>
+      </m:oMath>
+      <w:r>
+        <w:t xml:space="preserve"> nm of a</w:t>
+      </w:r>
+      <w:r>
+        <w:t xml:space="preserve"> </w:t>
+      </w:r>
+      <m:oMath>
+        <m:r>
+          <m:t>20</m:t>
+        </m:r>
+      </m:oMath>
+      <w:r>
+        <w:t xml:space="preserve">-base-pair duplex. Right: hybridisation displaces the charge-neutrality</w:t>
+      </w:r>
+      <w:r>
+        <w:t xml:space="preserve"> </w:t>
+      </w:r>
+      <w:r>
+        <w:t xml:space="preserve">point of the transfer characteristic, and that displacement is the signal.</w:t>
+      </w:r>
+    </w:p>
+    <w:bookmarkEnd w:id="47"/>
     <w:p>
       <w:pPr>
         <w:pStyle w:val="BodyText"/>
@@ -4165,8 +4110,8 @@
         <w:t xml:space="preserve">aims to support.</w:t>
       </w:r>
     </w:p>
-    <w:bookmarkEnd w:id="63"/>
-    <w:bookmarkStart w:id="64" w:name="the-dnagraphene-interface"/>
+    <w:bookmarkEnd w:id="48"/>
+    <w:bookmarkStart w:id="49" w:name="the-dnagraphene-interface"/>
     <w:p>
       <w:pPr>
         <w:pStyle w:val="Heading2"/>
@@ -4295,19 +4240,100 @@
         <w:t xml:space="preserve"> </w:t>
       </w:r>
       <w:r>
-        <w:t xml:space="preserve">Adsorption can, however, perturb DNA folding and kinetics, which matters especially for structured</w:t>
-      </w:r>
-      <w:r>
-        <w:t xml:space="preserve"> </w:t>
-      </w:r>
-      <w:r>
-        <w:t xml:space="preserve">recognition elements: a useful probe must retain its ability to hybridise its target while still producing a</w:t>
-      </w:r>
-      <w:r>
-        <w:t xml:space="preserve"> </w:t>
-      </w:r>
-      <w:r>
-        <w:t xml:space="preserve">detectable electronic perturbation at the surface</w:t>
+        <w:t xml:space="preserve">The contact is close and non-covalent: van der Waals-corrected density-functional calculations</w:t>
+      </w:r>
+      <w:r>
+        <w:t xml:space="preserve"> </w:t>
+      </w:r>
+      <w:r>
+        <w:t xml:space="preserve">place the four nucleobases at</w:t>
+      </w:r>
+      <w:r>
+        <w:t xml:space="preserve"> </w:t>
+      </w:r>
+      <m:oMath>
+        <m:r>
+          <m:t>3.16</m:t>
+        </m:r>
+      </m:oMath>
+      <w:r>
+        <w:t xml:space="preserve">–</w:t>
+      </w:r>
+      <m:oMath>
+        <m:r>
+          <m:t>3.22</m:t>
+        </m:r>
+      </m:oMath>
+      <w:r>
+        <w:t xml:space="preserve"> Å above the plane, in a regime of strong</w:t>
+      </w:r>
+      <w:r>
+        <w:t xml:space="preserve"> </w:t>
+      </w:r>
+      <w:r>
+        <w:t xml:space="preserve">physisorption</w:t>
+      </w:r>
+      <w:r>
+        <w:t xml:space="preserve"> </w:t>
+      </w:r>
+      <w:r>
+        <w:t xml:space="preserve">(Tayo et al. 2023)</w:t>
+      </w:r>
+      <w:r>
+        <w:t xml:space="preserve">, consistent with the picture established for the bases on graphene</w:t>
+      </w:r>
+      <w:r>
+        <w:t xml:space="preserve"> </w:t>
+      </w:r>
+      <w:r>
+        <w:t xml:space="preserve">and on hexagonal boron nitride</w:t>
+      </w:r>
+      <w:r>
+        <w:t xml:space="preserve"> </w:t>
+      </w:r>
+      <w:r>
+        <w:t xml:space="preserve">(Lee et al. 2013)</w:t>
+      </w:r>
+      <w:r>
+        <w:t xml:space="preserve">.</w:t>
+      </w:r>
+    </w:p>
+    <w:p>
+      <w:pPr>
+        <w:pStyle w:val="BodyText"/>
+      </w:pPr>
+      <w:r>
+        <w:t xml:space="preserve">This creates the tension that governs the design of the sensing interface. Charge is only</w:t>
+      </w:r>
+      <w:r>
+        <w:t xml:space="preserve"> </w:t>
+      </w:r>
+      <w:r>
+        <w:t xml:space="preserve">detectable within the screening length, so a strand lying flat on the sheet would place its entire</w:t>
+      </w:r>
+      <w:r>
+        <w:t xml:space="preserve"> </w:t>
+      </w:r>
+      <w:r>
+        <w:t xml:space="preserve">backbone where the transistor can register it; but a strand whose bases are stacked against the</w:t>
+      </w:r>
+      <w:r>
+        <w:t xml:space="preserve"> </w:t>
+      </w:r>
+      <w:r>
+        <w:t xml:space="preserve">graphene has those bases unavailable for Watson–Crick pairing, and therefore cannot capture its</w:t>
+      </w:r>
+      <w:r>
+        <w:t xml:space="preserve"> </w:t>
+      </w:r>
+      <w:r>
+        <w:t xml:space="preserve">target. Adsorption also perturbs folding and kinetics, which matters most for structured</w:t>
+      </w:r>
+      <w:r>
+        <w:t xml:space="preserve"> </w:t>
+      </w:r>
+      <w:r>
+        <w:t xml:space="preserve">recognition elements</w:t>
       </w:r>
       <w:r>
         <w:t xml:space="preserve"> </w:t>
@@ -4316,11 +4342,70 @@
         <w:t xml:space="preserve">(Green and Norton 2015)</w:t>
       </w:r>
       <w:r>
+        <w:t xml:space="preserve">. The practical resolution is to immobilise the probe</w:t>
+      </w:r>
+      <w:r>
+        <w:t xml:space="preserve"> </w:t>
+      </w:r>
+      <w:r>
+        <w:t xml:space="preserve">through a linker rather than let it adsorb: in the devices that define the experimental context of</w:t>
+      </w:r>
+      <w:r>
+        <w:t xml:space="preserve"> </w:t>
+      </w:r>
+      <w:r>
+        <w:t xml:space="preserve">this work the probe carries an amino modification at one terminus and is bound through a pyrene</w:t>
+      </w:r>
+      <w:r>
+        <w:t xml:space="preserve"> </w:t>
+      </w:r>
+      <w:r>
+        <w:t xml:space="preserve">derivative, which itself stacks on the graphene and holds the oligonucleotide off the surface</w:t>
+      </w:r>
+      <w:r>
+        <w:t xml:space="preserve"> </w:t>
+      </w:r>
+      <w:r>
+        <w:t xml:space="preserve">(Campos et al. 2019; Purwidyantri et al. 2021)</w:t>
+      </w:r>
+      <w:r>
+        <w:t xml:space="preserve">. A useful probe must therefore retain its ability to hybridise</w:t>
+      </w:r>
+      <w:r>
+        <w:t xml:space="preserve"> </w:t>
+      </w:r>
+      <w:r>
+        <w:t xml:space="preserve">while still producing a detectable electronic perturbation at the surface</w:t>
+      </w:r>
+      <w:r>
+        <w:t xml:space="preserve"> </w:t>
+      </w:r>
+      <w:r>
+        <w:t xml:space="preserve">(Green and Norton 2015)</w:t>
+      </w:r>
+      <w:r>
+        <w:t xml:space="preserve">, and</w:t>
+      </w:r>
+      <w:r>
+        <w:t xml:space="preserve"> </w:t>
+      </w:r>
+      <w:r>
+        <w:t xml:space="preserve">the geometry that follows from this compromise is measured directly in Section </w:t>
+      </w:r>
+      <w:hyperlink w:anchor="sec:debyeres">
+        <w:r>
+          <w:rPr>
+            <w:rStyle w:val="Hyperlink"/>
+          </w:rPr>
+          <w:t xml:space="preserve">4.10</w:t>
+        </w:r>
+      </w:hyperlink>
+      <w:r>
         <w:t xml:space="preserve">.</w:t>
       </w:r>
     </w:p>
-    <w:bookmarkEnd w:id="64"/>
-    <w:bookmarkStart w:id="65" w:name="Xe201b1aa829a3e9a4835c29390099654fd569d0"/>
+    <w:bookmarkEnd w:id="49"/>
+    <w:bookmarkStart w:id="50" w:name="Xaec57036126fdcd60dd27a74c5d9f8e3132c96b"/>
     <w:p>
       <w:pPr>
         <w:pStyle w:val="Heading2"/>
@@ -4335,7 +4420,7 @@
         <w:tab/>
       </w:r>
       <w:r>
-        <w:t xml:space="preserve">Computational design and validation of probe sequences</w:t>
+        <w:t xml:space="preserve">Computational design and evaluation of probe sequences</w:t>
       </w:r>
     </w:p>
     <w:p>
@@ -4646,8 +4731,8 @@
         <w:t xml:space="preserve">computationally selected sequence.</w:t>
       </w:r>
     </w:p>
-    <w:bookmarkEnd w:id="65"/>
-    <w:bookmarkStart w:id="66" w:name="summary"/>
+    <w:bookmarkEnd w:id="50"/>
+    <w:bookmarkStart w:id="51" w:name="summary"/>
     <w:p>
       <w:pPr>
         <w:pStyle w:val="Heading2"/>
@@ -4706,18 +4791,18 @@
         <w:t xml:space="preserve"> </w:t>
       </w:r>
       <w:r>
-        <w:t xml:space="preserve">single, reproducible and organism-aware pipeline that also ranks the candidates and validates them</w:t>
-      </w:r>
-      <w:r>
-        <w:t xml:space="preserve"> </w:t>
-      </w:r>
-      <w:r>
-        <w:t xml:space="preserve">structurally. The methodology presented in the next chapter is designed to address that gap.</w:t>
+        <w:t xml:space="preserve">single, reproducible and organism-aware pipeline that also ranks the candidates and predicts their</w:t>
+      </w:r>
+      <w:r>
+        <w:t xml:space="preserve"> </w:t>
+      </w:r>
+      <w:r>
+        <w:t xml:space="preserve">structures. The methodology presented in the next chapter is designed to address that gap.</w:t>
       </w:r>
     </w:p>
-    <w:bookmarkEnd w:id="66"/>
-    <w:bookmarkEnd w:id="67"/>
-    <w:bookmarkStart w:id="95" w:name="methods"/>
+    <w:bookmarkEnd w:id="51"/>
+    <w:bookmarkEnd w:id="52"/>
+    <w:bookmarkStart w:id="80" w:name="methods"/>
     <w:p>
       <w:pPr>
         <w:pStyle w:val="Heading1"/>
@@ -4806,7 +4891,7 @@
         <w:t xml:space="preserve"> </w:t>
       </w:r>
       <w:r>
-        <w:t xml:space="preserve">three-dimensional validation is run separately with Boltz-2 on a</w:t>
+        <w:t xml:space="preserve">three-dimensional structure prediction is run separately with Boltz-2 on a</w:t>
       </w:r>
       <w:r>
         <w:t xml:space="preserve"> </w:t>
@@ -4891,7 +4976,7 @@
         <w:t xml:space="preserve">intermediate results.</w:t>
       </w:r>
     </w:p>
-    <w:bookmarkStart w:id="68" w:name="sequence-retrieval-from-ncbi"/>
+    <w:bookmarkStart w:id="53" w:name="sequence-retrieval-from-ncbi"/>
     <w:p>
       <w:pPr>
         <w:pStyle w:val="Heading2"/>
@@ -5043,30 +5128,17 @@
         <w:t xml:space="preserve"> </w:t>
       </w:r>
       <w:r>
-        <w:t xml:space="preserve">accession. Records outside a coarse per-gene length range are discarded at this stage. For genes with a</w:t>
-      </w:r>
-      <w:r>
-        <w:t xml:space="preserve"> </w:t>
-      </w:r>
-      <w:r>
-        <w:t xml:space="preserve">single usable record (allowed only for</w:t>
-      </w:r>
-      <w:r>
-        <w:t xml:space="preserve"> </w:t>
-      </w:r>
-      <w:r>
-        <w:rPr>
-          <w:i/>
-          <w:iCs/>
-        </w:rPr>
-        <w:t xml:space="preserve">rmpM</w:t>
-      </w:r>
-      <w:r>
-        <w:t xml:space="preserve">), a single-sequence mode is used.</w:t>
+        <w:t xml:space="preserve">accession. Records outside a coarse per-gene length range are discarded at this stage. For a gene with a</w:t>
+      </w:r>
+      <w:r>
+        <w:t xml:space="preserve"> </w:t>
+      </w:r>
+      <w:r>
+        <w:t xml:space="preserve">single usable record, a single-sequence mode is used.</w:t>
       </w:r>
     </w:p>
-    <w:bookmarkEnd w:id="68"/>
-    <w:bookmarkStart w:id="69" w:name="length-clustering"/>
+    <w:bookmarkEnd w:id="53"/>
+    <w:bookmarkStart w:id="54" w:name="length-clustering"/>
     <w:p>
       <w:pPr>
         <w:pStyle w:val="Heading2"/>
@@ -5154,8 +5226,8 @@
         <w:t xml:space="preserve">sequences.</w:t>
       </w:r>
     </w:p>
-    <w:bookmarkEnd w:id="69"/>
-    <w:bookmarkStart w:id="70" w:name="multiple-sequence-alignment"/>
+    <w:bookmarkEnd w:id="54"/>
+    <w:bookmarkStart w:id="55" w:name="multiple-sequence-alignment"/>
     <w:p>
       <w:pPr>
         <w:pStyle w:val="Heading2"/>
@@ -5226,8 +5298,8 @@
         <w:t xml:space="preserve">reported in this dissertation derive from a single retrieval, processed in this way.</w:t>
       </w:r>
     </w:p>
-    <w:bookmarkEnd w:id="70"/>
-    <w:bookmarkStart w:id="71" w:name="conservation-scoring-ppi"/>
+    <w:bookmarkEnd w:id="55"/>
+    <w:bookmarkStart w:id="56" w:name="conservation-scoring-ppi"/>
     <w:p>
       <w:pPr>
         <w:pStyle w:val="Heading2"/>
@@ -5562,8 +5634,8 @@
         <w:t xml:space="preserve">end is irrelevant.</w:t>
       </w:r>
     </w:p>
-    <w:bookmarkEnd w:id="71"/>
-    <w:bookmarkStart w:id="72" w:name="candidate-generation"/>
+    <w:bookmarkEnd w:id="56"/>
+    <w:bookmarkStart w:id="57" w:name="candidate-generation"/>
     <w:p>
       <w:pPr>
         <w:pStyle w:val="Heading2"/>
@@ -5666,8 +5738,8 @@
         <w:t xml:space="preserve">per-column consensus (the most frequent non-gap base).</w:t>
       </w:r>
     </w:p>
-    <w:bookmarkEnd w:id="72"/>
-    <w:bookmarkStart w:id="74" w:name="sec:thermo"/>
+    <w:bookmarkEnd w:id="57"/>
+    <w:bookmarkStart w:id="59" w:name="sec:thermo"/>
     <w:p>
       <w:pPr>
         <w:pStyle w:val="Heading2"/>
@@ -6351,7 +6423,7 @@
           <m:t>+</m:t>
         </m:r>
         <m:r>
-          <m:t>15</m:t>
+          <m:t>16</m:t>
         </m:r>
         <m:r>
           <m:rPr>
@@ -6483,7 +6555,7 @@
         <w:t xml:space="preserve">conditions of use.</w:t>
       </w:r>
     </w:p>
-    <w:bookmarkStart w:id="73" w:name="tab:params"/>
+    <w:bookmarkStart w:id="58" w:name="tab:params"/>
     <w:p>
       <w:pPr>
         <w:pStyle w:val="TableCaption"/>
@@ -7362,9 +7434,9 @@
         </w:tc>
       </w:tr>
     </w:tbl>
-    <w:bookmarkEnd w:id="73"/>
-    <w:bookmarkEnd w:id="74"/>
-    <w:bookmarkStart w:id="79" w:name="Xdd801350e5db1da084186aee06dd76b1f26d6b3"/>
+    <w:bookmarkEnd w:id="58"/>
+    <w:bookmarkEnd w:id="59"/>
+    <w:bookmarkStart w:id="64" w:name="Xdd801350e5db1da084186aee06dd76b1f26d6b3"/>
     <w:p>
       <w:pPr>
         <w:pStyle w:val="Heading2"/>
@@ -7560,7 +7632,7 @@
         <w:t xml:space="preserve">rather than always removing a fixed fraction of the data.</w:t>
       </w:r>
     </w:p>
-    <w:bookmarkStart w:id="78" w:name="fig:seqfold"/>
+    <w:bookmarkStart w:id="63" w:name="fig:seqfold"/>
     <w:tbl>
       <w:tblPr>
         <w:tblStyle w:val="FigureTable"/>
@@ -7584,18 +7656,18 @@
                 <wp:inline>
                   <wp:extent cx="3733800" cy="1306830"/>
                   <wp:effectExtent b="0" l="0" r="0" t="0"/>
-                  <wp:docPr descr="" title="" id="76" name="Picture"/>
+                  <wp:docPr descr="" title="" id="61" name="Picture"/>
                   <a:graphic>
                     <a:graphicData uri="http://schemas.openxmlformats.org/drawingml/2006/picture">
                       <pic:pic>
                         <pic:nvPicPr>
-                          <pic:cNvPr descr="images/seqfold_hist.png" id="77" name="Picture"/>
+                          <pic:cNvPr descr="images/seqfold_hist.png" id="62" name="Picture"/>
                           <pic:cNvPicPr>
                             <a:picLocks noChangeArrowheads="1" noChangeAspect="1"/>
                           </pic:cNvPicPr>
                         </pic:nvPicPr>
                         <pic:blipFill>
-                          <a:blip r:embed="rId75"/>
+                          <a:blip r:embed="rId60"/>
                           <a:stretch>
                             <a:fillRect/>
                           </a:stretch>
@@ -7630,7 +7702,7 @@
         <w:pStyle w:val="ImageCaption"/>
       </w:pPr>
       <w:r>
-        <w:t xml:space="preserve">Distribution of the</w:t>
+        <w:t xml:space="preserve">Folding-energy screen: distribution of the</w:t>
       </w:r>
       <w:r>
         <w:t xml:space="preserve"> </w:t>
@@ -7721,7 +7793,7 @@
         <w:t xml:space="preserve"> kcal/mol threshold (fifth percentile).</w:t>
       </w:r>
     </w:p>
-    <w:bookmarkEnd w:id="78"/>
+    <w:bookmarkEnd w:id="63"/>
     <w:p>
       <w:pPr>
         <w:pStyle w:val="BodyText"/>
@@ -8173,8 +8245,8 @@
         <w:t xml:space="preserve">with conservation, to rank the candidates rather than merely to filter them.</w:t>
       </w:r>
     </w:p>
-    <w:bookmarkEnd w:id="79"/>
-    <w:bookmarkStart w:id="83" w:name="sec:params"/>
+    <w:bookmarkEnd w:id="64"/>
+    <w:bookmarkStart w:id="68" w:name="sec:params"/>
     <w:p>
       <w:pPr>
         <w:pStyle w:val="Heading2"/>
@@ -8504,7 +8576,7 @@
         <w:t xml:space="preserve">).</w:t>
       </w:r>
     </w:p>
-    <w:bookmarkStart w:id="80" w:name="tab:types"/>
+    <w:bookmarkStart w:id="65" w:name="tab:types"/>
     <w:p>
       <w:pPr>
         <w:pStyle w:val="TableCaption"/>
@@ -8852,7 +8924,7 @@
         </w:tc>
       </w:tr>
     </w:tbl>
-    <w:bookmarkEnd w:id="80"/>
+    <w:bookmarkEnd w:id="65"/>
     <w:p>
       <w:pPr>
         <w:pStyle w:val="BodyText"/>
@@ -8879,7 +8951,7 @@
         <w:t xml:space="preserve">the suggested values without prompting.</w:t>
       </w:r>
     </w:p>
-    <w:bookmarkStart w:id="82" w:name="gene-profiles."/>
+    <w:bookmarkStart w:id="67" w:name="gene-profiles."/>
     <w:p>
       <w:pPr>
         <w:pStyle w:val="Heading5"/>
@@ -9401,7 +9473,7 @@
         <w:t xml:space="preserve">).</w:t>
       </w:r>
     </w:p>
-    <w:bookmarkStart w:id="81" w:name="tab:geneprofiles"/>
+    <w:bookmarkStart w:id="66" w:name="tab:geneprofiles"/>
     <w:p>
       <w:pPr>
         <w:pStyle w:val="TableCaption"/>
@@ -9985,10 +10057,10 @@
         </w:tc>
       </w:tr>
     </w:tbl>
-    <w:bookmarkEnd w:id="81"/>
-    <w:bookmarkEnd w:id="82"/>
-    <w:bookmarkEnd w:id="83"/>
-    <w:bookmarkStart w:id="84" w:name="quality-based-selection"/>
+    <w:bookmarkEnd w:id="66"/>
+    <w:bookmarkEnd w:id="67"/>
+    <w:bookmarkEnd w:id="68"/>
+    <w:bookmarkStart w:id="69" w:name="quality-based-selection"/>
     <w:p>
       <w:pPr>
         <w:pStyle w:val="Heading2"/>
@@ -10061,7 +10133,7 @@
         <w:pStyle w:val="FirstParagraph"/>
       </w:pPr>
       <w:r>
-        <w:t xml:space="preserve">The top-ranked candidates of each gene are exported for 3D validation, and the same ranking is used to</w:t>
+        <w:t xml:space="preserve">The top-ranked candidates of each gene are exported for 3D structure prediction, and the same ranking is used to</w:t>
       </w:r>
       <w:r>
         <w:t xml:space="preserve"> </w:t>
@@ -10084,8 +10156,8 @@
         <w:t xml:space="preserve">per gene) together with their sequence-level features.</w:t>
       </w:r>
     </w:p>
-    <w:bookmarkEnd w:id="84"/>
-    <w:bookmarkStart w:id="85" w:name="three-dimensional-validation"/>
+    <w:bookmarkEnd w:id="69"/>
+    <w:bookmarkStart w:id="70" w:name="three-dimensional-structure-prediction"/>
     <w:p>
       <w:pPr>
         <w:pStyle w:val="Heading2"/>
@@ -10100,7 +10172,7 @@
         <w:tab/>
       </w:r>
       <w:r>
-        <w:t xml:space="preserve">Three-dimensional validation</w:t>
+        <w:t xml:space="preserve">Three-dimensional structure prediction</w:t>
       </w:r>
     </w:p>
     <w:p>
@@ -10299,8 +10371,8 @@
         <w:t xml:space="preserve">.</w:t>
       </w:r>
     </w:p>
-    <w:bookmarkEnd w:id="85"/>
-    <w:bookmarkStart w:id="91" w:name="sec:complex"/>
+    <w:bookmarkEnd w:id="70"/>
+    <w:bookmarkStart w:id="76" w:name="sec:complex"/>
     <w:p>
       <w:pPr>
         <w:pStyle w:val="Heading2"/>
@@ -10344,21 +10416,7 @@
         <w:t xml:space="preserve">that interface requires a model of the surface as well as of the probe.</w:t>
       </w:r>
     </w:p>
-    <w:p>
-      <w:pPr>
-        <w:pStyle w:val="BodyText"/>
-      </w:pPr>
-      <w:r>
-        <w:t xml:space="preserve">To obtain atomistic models of the sensing interface, the predicted probe structures were combined</w:t>
-      </w:r>
-      <w:r>
-        <w:t xml:space="preserve"> </w:t>
-      </w:r>
-      <w:r>
-        <w:t xml:space="preserve">with a graphene sheet.</w:t>
-      </w:r>
-    </w:p>
-    <w:bookmarkStart w:id="88" w:name="Xede743591d599d14ba03f2df3761b0790584453"/>
+    <w:bookmarkStart w:id="73" w:name="Xede743591d599d14ba03f2df3761b0790584453"/>
     <w:p>
       <w:pPr>
         <w:pStyle w:val="Heading3"/>
@@ -10412,166 +10470,55 @@
         <w:t xml:space="preserve"> </w:t>
       </w:r>
       <w:r>
-        <w:t xml:space="preserve">Building such models by hand is slow and introduces bias, because the position of every atom —</w:t>
-      </w:r>
-      <w:r>
-        <w:t xml:space="preserve"> </w:t>
-      </w:r>
-      <w:r>
-        <w:t xml:space="preserve">and, in functionalised variants, of every chemical group — has to be placed manually; GOPY</w:t>
-      </w:r>
-      <w:r>
-        <w:t xml:space="preserve"> </w:t>
-      </w:r>
-      <w:r>
-        <w:t xml:space="preserve">generates them programmatically instead, which makes larger and more complex sheets practical and</w:t>
-      </w:r>
-      <w:r>
-        <w:t xml:space="preserve"> </w:t>
-      </w:r>
-      <w:r>
-        <w:t xml:space="preserve">reproducible. Besides pristine graphene, the tool can produce graphene oxide and its derivatives</w:t>
-      </w:r>
-      <w:r>
-        <w:t xml:space="preserve"> </w:t>
-      </w:r>
-      <w:r>
-        <w:t xml:space="preserve">(reduced graphene oxide, carboxyl-, epoxy- and hydroxyl-functionalised forms, PEG-aminated reduced</w:t>
-      </w:r>
-      <w:r>
-        <w:t xml:space="preserve"> </w:t>
-      </w:r>
-      <w:r>
-        <w:t xml:space="preserve">graphene oxide and nitrogen-doped graphene), and can introduce vacancy defects (</w:t>
-      </w:r>
-      <w:r>
-        <w:t xml:space="preserve">“holes”</w:t>
-      </w:r>
-      <w:r>
-        <w:t xml:space="preserve">) in a</w:t>
-      </w:r>
-      <w:r>
-        <w:t xml:space="preserve"> </w:t>
-      </w:r>
-      <w:r>
-        <w:t xml:space="preserve">layer. Each model is written directly in PDB format, which makes it usable by standard structural</w:t>
-      </w:r>
-      <w:r>
-        <w:t xml:space="preserve"> </w:t>
-      </w:r>
-      <w:r>
-        <w:t xml:space="preserve">biology and molecular modelling software without conversion.</w:t>
-      </w:r>
-    </w:p>
-    <w:p>
-      <w:pPr>
-        <w:pStyle w:val="BodyText"/>
-      </w:pPr>
-      <w:r>
-        <w:t xml:space="preserve">A note on how the tool was obtained is warranted, since it conditions reproducibility. GOPY is not</w:t>
-      </w:r>
-      <w:r>
-        <w:t xml:space="preserve"> </w:t>
-      </w:r>
-      <w:r>
-        <w:t xml:space="preserve">published on a package index: it is released by its authors as a standalone Python script under the</w:t>
-      </w:r>
-      <w:r>
-        <w:t xml:space="preserve"> </w:t>
-      </w:r>
-      <w:r>
-        <w:t xml:space="preserve">GNU General Public License, hosted in a public repository,</w:t>
+        <w:t xml:space="preserve">Building such a lattice by hand is slow and error-prone, since every atom has to be positioned</w:t>
+      </w:r>
+      <w:r>
+        <w:t xml:space="preserve"> </w:t>
+      </w:r>
+      <w:r>
+        <w:t xml:space="preserve">individually; GOPY generates it programmatically, which makes a sheet of the size needed here</w:t>
+      </w:r>
+      <w:r>
+        <w:t xml:space="preserve"> </w:t>
+      </w:r>
+      <w:r>
+        <w:t xml:space="preserve">practical and reproducible. It writes the model directly in PDB format, so it can be read by</w:t>
+      </w:r>
+      <w:r>
+        <w:t xml:space="preserve"> </w:t>
+      </w:r>
+      <w:r>
+        <w:t xml:space="preserve">standard structural-biology software without conversion. The tool is distributed as a standalone</w:t>
+      </w:r>
+      <w:r>
+        <w:t xml:space="preserve"> </w:t>
+      </w:r>
+      <w:r>
+        <w:t xml:space="preserve">script under the GNU General Public License rather than through a package</w:t>
+      </w:r>
+      <w:r>
+        <w:t xml:space="preserve"> </w:t>
+      </w:r>
+      <w:r>
+        <w:t xml:space="preserve">index,</w:t>
       </w:r>
       <w:r>
         <w:rPr>
           <w:rStyle w:val="FootnoteReference"/>
         </w:rPr>
-        <w:footnoteReference w:id="86"/>
-      </w:r>
-      <w:r>
-        <w:t xml:space="preserve"> </w:t>
-      </w:r>
-      <w:r>
-        <w:t xml:space="preserve">and contains no packaging metadata that would allow installation through</w:t>
-      </w:r>
-      <w:r>
-        <w:t xml:space="preserve"> </w:t>
-      </w:r>
-      <w:r>
-        <w:rPr>
-          <w:rStyle w:val="VerbatimChar"/>
-        </w:rPr>
-        <w:t xml:space="preserve">pip</w:t>
-      </w:r>
-      <w:r>
-        <w:t xml:space="preserve">. Retrieving</w:t>
-      </w:r>
-      <w:r>
-        <w:t xml:space="preserve"> </w:t>
-      </w:r>
-      <w:r>
-        <w:t xml:space="preserve">the source directly from that repository and executing it locally is therefore the only available</w:t>
-      </w:r>
-      <w:r>
-        <w:t xml:space="preserve"> </w:t>
-      </w:r>
-      <w:r>
-        <w:t xml:space="preserve">distribution route, and it is the one used here. Care is needed because the name</w:t>
-      </w:r>
-      <w:r>
-        <w:t xml:space="preserve"> </w:t>
-      </w:r>
-      <w:r>
-        <w:rPr>
-          <w:i/>
-          <w:iCs/>
-        </w:rPr>
-        <w:t xml:space="preserve">gopy</w:t>
-      </w:r>
-      <w:r>
-        <w:t xml:space="preserve"> </w:t>
-      </w:r>
-      <w:r>
-        <w:t xml:space="preserve">is</w:t>
-      </w:r>
-      <w:r>
-        <w:t xml:space="preserve"> </w:t>
-      </w:r>
-      <w:r>
-        <w:t xml:space="preserve">shared by at least two unrelated projects — a Go-to-Python bindings generator and a</w:t>
-      </w:r>
-      <w:r>
-        <w:t xml:space="preserve"> </w:t>
-      </w:r>
-      <w:r>
-        <w:t xml:space="preserve">data-structures package published on PyPI — neither of which has any connection to graphene</w:t>
-      </w:r>
-      <w:r>
-        <w:t xml:space="preserve"> </w:t>
-      </w:r>
-      <w:r>
-        <w:t xml:space="preserve">modelling; the tool used in this work is specifically the one accompanying</w:t>
-      </w:r>
-      <w:r>
-        <w:t xml:space="preserve"> </w:t>
-      </w:r>
-      <w:r>
-        <w:t xml:space="preserve">Muraru et al. (2020)</w:t>
-      </w:r>
-      <w:r>
-        <w:t xml:space="preserve">,</w:t>
-      </w:r>
-      <w:r>
-        <w:t xml:space="preserve"> </w:t>
-      </w:r>
-      <w:r>
-        <w:t xml:space="preserve">developed by S. Muraru, J. S. Burns and M. Ioniţă, to whom credit for it belongs. Only</w:t>
-      </w:r>
-      <w:r>
-        <w:t xml:space="preserve"> </w:t>
-      </w:r>
-      <w:r>
-        <w:t xml:space="preserve">Python 3 with</w:t>
+        <w:footnoteReference w:id="71"/>
+      </w:r>
+      <w:r>
+        <w:t xml:space="preserve"> </w:t>
+      </w:r>
+      <w:r>
+        <w:t xml:space="preserve">and is run from the source obtained there,</w:t>
+      </w:r>
+      <w:r>
+        <w:t xml:space="preserve"> </w:t>
+      </w:r>
+      <w:r>
+        <w:t xml:space="preserve">which requires only Python 3 with</w:t>
       </w:r>
       <w:r>
         <w:t xml:space="preserve"> </w:t>
@@ -10598,10 +10545,7 @@
         <w:t xml:space="preserve">scipy</w:t>
       </w:r>
       <w:r>
-        <w:t xml:space="preserve"> </w:t>
-      </w:r>
-      <w:r>
-        <w:t xml:space="preserve">is required to run it.</w:t>
+        <w:t xml:space="preserve">.</w:t>
       </w:r>
     </w:p>
     <w:p>
@@ -10837,8 +10781,8 @@
         <w:t xml:space="preserve">with a margin.</w:t>
       </w:r>
     </w:p>
-    <w:bookmarkEnd w:id="88"/>
-    <w:bookmarkStart w:id="89" w:name="assembly-of-the-probegraphene-models"/>
+    <w:bookmarkEnd w:id="73"/>
+    <w:bookmarkStart w:id="74" w:name="assembly-of-the-probegraphene-models"/>
     <w:p>
       <w:pPr>
         <w:pStyle w:val="Heading3"/>
@@ -10861,7 +10805,7 @@
         <w:pStyle w:val="FirstParagraph"/>
       </w:pPr>
       <w:r>
-        <w:t xml:space="preserve">Each probe was placed above the sheet by a rigid-body translation, computed with a script built on</w:t>
+        <w:t xml:space="preserve">Each probe is placed above the sheet by a rigid-body translation, computed with a script built on</w:t>
       </w:r>
       <w:r>
         <w:t xml:space="preserve"> </w:t>
@@ -11237,7 +11181,7 @@
         <w:t xml:space="preserve"> </w:t>
       </w:r>
       <w:r>
-        <w:t xml:space="preserve">was taken from the literature rather than chosen arbitrarily. Van der</w:t>
+        <w:t xml:space="preserve">is taken from the literature rather than chosen arbitrarily. Van der</w:t>
       </w:r>
       <w:r>
         <w:t xml:space="preserve"> </w:t>
@@ -11312,7 +11256,7 @@
         </m:r>
       </m:oMath>
       <w:r>
-        <w:t xml:space="preserve"> Å was used as the</w:t>
+        <w:t xml:space="preserve"> Å is used as the</w:t>
       </w:r>
       <w:r>
         <w:t xml:space="preserve"> </w:t>
@@ -11549,8 +11493,8 @@
         <w:t xml:space="preserve">molecular docking or force-field refinement, but no interaction energy is computed at this stage.</w:t>
       </w:r>
     </w:p>
-    <w:bookmarkEnd w:id="89"/>
-    <w:bookmarkStart w:id="90" w:name="sec:debyemethod"/>
+    <w:bookmarkEnd w:id="74"/>
+    <w:bookmarkStart w:id="75" w:name="sec:debyemethod"/>
     <w:p>
       <w:pPr>
         <w:pStyle w:val="Heading3"/>
@@ -11579,7 +11523,7 @@
         <w:t xml:space="preserve"> </w:t>
       </w:r>
       <w:r>
-        <w:t xml:space="preserve">screening was measured. The mean</w:t>
+        <w:t xml:space="preserve">screening is measured. The mean</w:t>
       </w:r>
       <w:r>
         <w:t xml:space="preserve"> </w:t>
@@ -11781,7 +11725,7 @@
         <w:pStyle w:val="BodyText"/>
       </w:pPr>
       <w:r>
-        <w:t xml:space="preserve">Three geometries were measured. The first is the rigid placement described above, which keeps the</w:t>
+        <w:t xml:space="preserve">Three geometries are measured. The first is the rigid placement described above, which keeps the</w:t>
       </w:r>
       <w:r>
         <w:t xml:space="preserve"> </w:t>
@@ -11897,7 +11841,7 @@
         <w:t xml:space="preserve"> </w:t>
       </w:r>
       <w:r>
-        <w:t xml:space="preserve">end. To sample the orientations such a tether allows, each predicted structure was given</w:t>
+        <w:t xml:space="preserve">end. To sample the orientations such a tether allows, each predicted structure is given</w:t>
       </w:r>
       <w:r>
         <w:t xml:space="preserve"> </w:t>
@@ -12106,7 +12050,7 @@
         <w:t xml:space="preserve"> </w:t>
       </w:r>
       <w:r>
-        <w:t xml:space="preserve">duplex geometry, its rise per base pair was computed from the midpoints of the C1</w:t>
+        <w:t xml:space="preserve">duplex geometry, its rise per base pair is computed from the midpoints of the C1</w:t>
       </w:r>
       <m:oMath>
         <m:r>
@@ -12154,7 +12098,7 @@
         <w:pStyle w:val="BodyText"/>
       </w:pPr>
       <w:r>
-        <w:t xml:space="preserve">The probes of each gene were finally compared on two independent axes, the Boltz-2 confidence and the</w:t>
+        <w:t xml:space="preserve">The probes of each gene are finally compared on two independent axes, the Boltz-2 confidence and the</w:t>
       </w:r>
       <w:r>
         <w:t xml:space="preserve"> </w:t>
@@ -12221,9 +12165,9 @@
         <w:t xml:space="preserve">arbitrary weighting of two quantities of different nature.</w:t>
       </w:r>
     </w:p>
-    <w:bookmarkEnd w:id="90"/>
-    <w:bookmarkEnd w:id="91"/>
-    <w:bookmarkStart w:id="92" w:name="integration-of-a-reference-probe-panel"/>
+    <w:bookmarkEnd w:id="75"/>
+    <w:bookmarkEnd w:id="76"/>
+    <w:bookmarkStart w:id="77" w:name="integration-of-a-reference-probe-panel"/>
     <w:p>
       <w:pPr>
         <w:pStyle w:val="Heading2"/>
@@ -12354,8 +12298,8 @@
         <w:t xml:space="preserve">columns.</w:t>
       </w:r>
     </w:p>
-    <w:bookmarkEnd w:id="92"/>
-    <w:bookmarkStart w:id="93" w:name="sec:diversity"/>
+    <w:bookmarkEnd w:id="77"/>
+    <w:bookmarkStart w:id="78" w:name="sec:diversity"/>
     <w:p>
       <w:pPr>
         <w:pStyle w:val="Heading2"/>
@@ -12604,8 +12548,8 @@
         <w:t xml:space="preserve">which further sequences add little, which is the value the retrieval step needs.</w:t>
       </w:r>
     </w:p>
-    <w:bookmarkEnd w:id="93"/>
-    <w:bookmarkStart w:id="94" w:name="implementation-and-reproducibility"/>
+    <w:bookmarkEnd w:id="78"/>
+    <w:bookmarkStart w:id="79" w:name="implementation-and-reproducibility"/>
     <w:p>
       <w:pPr>
         <w:pStyle w:val="Heading2"/>
@@ -12669,9 +12613,9 @@
         <w:t xml:space="preserve">produced.</w:t>
       </w:r>
     </w:p>
-    <w:bookmarkEnd w:id="94"/>
-    <w:bookmarkEnd w:id="95"/>
-    <w:bookmarkStart w:id="161" w:name="results-and-discussion"/>
+    <w:bookmarkEnd w:id="79"/>
+    <w:bookmarkEnd w:id="80"/>
+    <w:bookmarkStart w:id="150" w:name="results-and-discussion"/>
     <w:p>
       <w:pPr>
         <w:pStyle w:val="Heading1"/>
@@ -12801,7 +12745,7 @@
         <w:t xml:space="preserve"> </w:t>
       </w:r>
       <w:r>
-        <w:t xml:space="preserve">curation, the screening funnel, three-dimensional validation, the diversity and rarefaction</w:t>
+        <w:t xml:space="preserve">curation, the screening funnel, three-dimensional structure prediction, the diversity and rarefaction</w:t>
       </w:r>
       <w:r>
         <w:t xml:space="preserve"> </w:t>
@@ -12816,7 +12760,7 @@
         <w:t xml:space="preserve">the assembly of probe–graphene models, and the curated dataset of prioritised candidates.</w:t>
       </w:r>
     </w:p>
-    <w:bookmarkStart w:id="97" w:name="retrieval-and-length-curation"/>
+    <w:bookmarkStart w:id="82" w:name="retrieval-and-length-curation"/>
     <w:p>
       <w:pPr>
         <w:pStyle w:val="Heading2"/>
@@ -12933,7 +12877,202 @@
         <w:t xml:space="preserve">respectively), which, as shown below, is reflected in their behaviour through the pipeline.</w:t>
       </w:r>
     </w:p>
-    <w:bookmarkStart w:id="96" w:name="tab:retrieval"/>
+    <w:p>
+      <w:pPr>
+        <w:pStyle w:val="BodyText"/>
+      </w:pPr>
+      <w:r>
+        <w:t xml:space="preserve">The clustering removed between</w:t>
+      </w:r>
+      <w:r>
+        <w:t xml:space="preserve"> </w:t>
+      </w:r>
+      <m:oMath>
+        <m:r>
+          <m:t>0</m:t>
+        </m:r>
+      </m:oMath>
+      <w:r>
+        <w:t xml:space="preserve"> </w:t>
+      </w:r>
+      <w:r>
+        <w:t xml:space="preserve">and</w:t>
+      </w:r>
+      <w:r>
+        <w:t xml:space="preserve"> </w:t>
+      </w:r>
+      <m:oMath>
+        <m:r>
+          <m:t>37</m:t>
+        </m:r>
+        <m:r>
+          <m:rPr>
+            <m:sty m:val="p"/>
+          </m:rPr>
+          <m:t>%</m:t>
+        </m:r>
+      </m:oMath>
+      <w:r>
+        <w:t xml:space="preserve"> </w:t>
+      </w:r>
+      <w:r>
+        <w:t xml:space="preserve">of the records depending on the gene. It discarded</w:t>
+      </w:r>
+      <w:r>
+        <w:t xml:space="preserve"> </w:t>
+      </w:r>
+      <w:r>
+        <w:t xml:space="preserve">nothing at all for</w:t>
+      </w:r>
+      <w:r>
+        <w:t xml:space="preserve"> </w:t>
+      </w:r>
+      <w:r>
+        <w:rPr>
+          <w:i/>
+          <w:iCs/>
+        </w:rPr>
+        <w:t xml:space="preserve">frdB</w:t>
+      </w:r>
+      <w:r>
+        <w:t xml:space="preserve">, whose</w:t>
+      </w:r>
+      <w:r>
+        <w:t xml:space="preserve"> </w:t>
+      </w:r>
+      <m:oMath>
+        <m:r>
+          <m:t>82</m:t>
+        </m:r>
+      </m:oMath>
+      <w:r>
+        <w:t xml:space="preserve"> </w:t>
+      </w:r>
+      <w:r>
+        <w:t xml:space="preserve">records all fall within the dominant length band, and</w:t>
+      </w:r>
+      <w:r>
+        <w:t xml:space="preserve"> </w:t>
+      </w:r>
+      <w:r>
+        <w:t xml:space="preserve">most for</w:t>
+      </w:r>
+      <w:r>
+        <w:t xml:space="preserve"> </w:t>
+      </w:r>
+      <w:r>
+        <w:rPr>
+          <w:i/>
+          <w:iCs/>
+        </w:rPr>
+        <w:t xml:space="preserve">algD</w:t>
+      </w:r>
+      <w:r>
+        <w:t xml:space="preserve">, which lost seven of its nineteen. The alignment widths that result differ by</w:t>
+      </w:r>
+      <w:r>
+        <w:t xml:space="preserve"> </w:t>
+      </w:r>
+      <w:r>
+        <w:t xml:space="preserve">a factor of five, from the</w:t>
+      </w:r>
+      <w:r>
+        <w:t xml:space="preserve"> </w:t>
+      </w:r>
+      <m:oMath>
+        <m:r>
+          <m:t>489</m:t>
+        </m:r>
+      </m:oMath>
+      <w:r>
+        <w:t xml:space="preserve"> </w:t>
+      </w:r>
+      <w:r>
+        <w:t xml:space="preserve">columns of</w:t>
+      </w:r>
+      <w:r>
+        <w:t xml:space="preserve"> </w:t>
+      </w:r>
+      <w:r>
+        <w:rPr>
+          <w:i/>
+          <w:iCs/>
+        </w:rPr>
+        <w:t xml:space="preserve">frdB</w:t>
+      </w:r>
+      <w:r>
+        <w:t xml:space="preserve"> </w:t>
+      </w:r>
+      <w:r>
+        <w:t xml:space="preserve">to the</w:t>
+      </w:r>
+      <w:r>
+        <w:t xml:space="preserve"> </w:t>
+      </w:r>
+      <m:oMath>
+        <m:r>
+          <m:t>2594</m:t>
+        </m:r>
+      </m:oMath>
+      <w:r>
+        <w:t xml:space="preserve"> </w:t>
+      </w:r>
+      <w:r>
+        <w:t xml:space="preserve">of</w:t>
+      </w:r>
+      <w:r>
+        <w:t xml:space="preserve"> </w:t>
+      </w:r>
+      <w:r>
+        <w:rPr>
+          <w:i/>
+          <w:iCs/>
+        </w:rPr>
+        <w:t xml:space="preserve">lytA</w:t>
+      </w:r>
+      <w:r>
+        <w:t xml:space="preserve">: an alignment</w:t>
+      </w:r>
+      <w:r>
+        <w:t xml:space="preserve"> </w:t>
+      </w:r>
+      <w:r>
+        <w:t xml:space="preserve">is as wide as the longest record plus every insertion, so a gene whose records are uniform in</w:t>
+      </w:r>
+      <w:r>
+        <w:t xml:space="preserve"> </w:t>
+      </w:r>
+      <w:r>
+        <w:t xml:space="preserve">length yields a compact alignment, while one with divergent alleles yields a sparse and much wider</w:t>
+      </w:r>
+      <w:r>
+        <w:t xml:space="preserve"> </w:t>
+      </w:r>
+      <w:r>
+        <w:t xml:space="preserve">one. These two extremes recur throughout the chapter, and Section </w:t>
+      </w:r>
+      <w:hyperlink w:anchor="sec:diversityres">
+        <w:r>
+          <w:rPr>
+            <w:rStyle w:val="Hyperlink"/>
+          </w:rPr>
+          <w:t xml:space="preserve">4.4</w:t>
+        </w:r>
+      </w:hyperlink>
+      <w:r>
+        <w:t xml:space="preserve"> </w:t>
+      </w:r>
+      <w:r>
+        <w:t xml:space="preserve">shows</w:t>
+      </w:r>
+      <w:r>
+        <w:t xml:space="preserve"> </w:t>
+      </w:r>
+      <w:r>
+        <w:t xml:space="preserve">that they are a property of the genes rather than of the retrieval.</w:t>
+      </w:r>
+    </w:p>
+    <w:bookmarkStart w:id="81" w:name="tab:retrieval"/>
     <w:p>
       <w:pPr>
         <w:pStyle w:val="TableCaption"/>
@@ -13349,9 +13488,9 @@
         </w:tc>
       </w:tr>
     </w:tbl>
-    <w:bookmarkEnd w:id="96"/>
-    <w:bookmarkEnd w:id="97"/>
-    <w:bookmarkStart w:id="103" w:name="sec:funnel"/>
+    <w:bookmarkEnd w:id="81"/>
+    <w:bookmarkEnd w:id="82"/>
+    <w:bookmarkStart w:id="88" w:name="sec:funnel"/>
     <w:p>
       <w:pPr>
         <w:pStyle w:val="Heading2"/>
@@ -13789,7 +13928,7 @@
         <w:t xml:space="preserve">procedure of Chapter 3 and its effect on the candidate pool can be read together.</w:t>
       </w:r>
     </w:p>
-    <w:bookmarkStart w:id="101" w:name="fig:funnel"/>
+    <w:bookmarkStart w:id="86" w:name="fig:funnel"/>
     <w:tbl>
       <w:tblPr>
         <w:tblStyle w:val="FigureTable"/>
@@ -13813,18 +13952,18 @@
                 <wp:inline>
                   <wp:extent cx="4480560" cy="4602836"/>
                   <wp:effectExtent b="0" l="0" r="0" t="0"/>
-                  <wp:docPr descr="" title="" id="99" name="Picture"/>
+                  <wp:docPr descr="" title="" id="84" name="Picture"/>
                   <a:graphic>
                     <a:graphicData uri="http://schemas.openxmlformats.org/drawingml/2006/picture">
                       <pic:pic>
                         <pic:nvPicPr>
-                          <pic:cNvPr descr="images/pipeline_funnel.pdf" id="100" name="Picture"/>
+                          <pic:cNvPr descr="images/pipeline_funnel.pdf" id="85" name="Picture"/>
                           <pic:cNvPicPr>
                             <a:picLocks noChangeArrowheads="1" noChangeAspect="1"/>
                           </pic:cNvPicPr>
                         </pic:nvPicPr>
                         <pic:blipFill>
-                          <a:blip r:embed="rId98"/>
+                          <a:blip r:embed="rId83"/>
                           <a:stretch>
                             <a:fillRect/>
                           </a:stretch>
@@ -13859,7 +13998,13 @@
         <w:pStyle w:val="ImageCaption"/>
       </w:pPr>
       <w:r>
-        <w:t xml:space="preserve">Stages of the pipeline and the number of candidates surviving each one. The first four</w:t>
+        <w:t xml:space="preserve">Screening funnel: stages of the pipeline and the number of candidates</w:t>
+      </w:r>
+      <w:r>
+        <w:t xml:space="preserve"> </w:t>
+      </w:r>
+      <w:r>
+        <w:t xml:space="preserve">surviving each one. The first four</w:t>
       </w:r>
       <w:r>
         <w:t xml:space="preserve"> </w:t>
@@ -13908,8 +14053,8 @@
         <w:t xml:space="preserve"> PBS.</w:t>
       </w:r>
     </w:p>
-    <w:bookmarkEnd w:id="101"/>
-    <w:bookmarkStart w:id="102" w:name="tab:funnel"/>
+    <w:bookmarkEnd w:id="86"/>
+    <w:bookmarkStart w:id="87" w:name="tab:funnel"/>
     <w:p>
       <w:pPr>
         <w:pStyle w:val="TableCaption"/>
@@ -13932,7 +14077,13 @@
         </m:r>
       </m:oMath>
       <w:r>
-        <w:t xml:space="preserve"> PBS: candidate windows surviving each successive filter.</w:t>
+        <w:t xml:space="preserve"> PBS: candidate windows</w:t>
+      </w:r>
+      <w:r>
+        <w:t xml:space="preserve"> </w:t>
+      </w:r>
+      <w:r>
+        <w:t xml:space="preserve">surviving each successive filter.</w:t>
       </w:r>
       <w:r>
         <w:t xml:space="preserve"> </w:t>
@@ -14760,9 +14911,9 @@
         </w:tc>
       </w:tr>
     </w:tbl>
-    <w:bookmarkEnd w:id="102"/>
-    <w:bookmarkEnd w:id="103"/>
-    <w:bookmarkStart w:id="109" w:name="sec:boltz"/>
+    <w:bookmarkEnd w:id="87"/>
+    <w:bookmarkEnd w:id="88"/>
+    <w:bookmarkStart w:id="94" w:name="sec:boltz"/>
     <w:p>
       <w:pPr>
         <w:pStyle w:val="Heading2"/>
@@ -14777,7 +14928,7 @@
         <w:tab/>
       </w:r>
       <w:r>
-        <w:t xml:space="preserve">Three-dimensional validation</w:t>
+        <w:t xml:space="preserve">Three-dimensional structure prediction</w:t>
       </w:r>
     </w:p>
     <w:p>
@@ -14839,7 +14990,7 @@
         <w:t xml:space="preserve">predictions completed successfully.</w:t>
       </w:r>
     </w:p>
-    <w:bookmarkStart w:id="105" w:name="single-strands."/>
+    <w:bookmarkStart w:id="90" w:name="single-strands."/>
     <w:p>
       <w:pPr>
         <w:pStyle w:val="Heading5"/>
@@ -15082,7 +15233,7 @@
         <w:t xml:space="preserve">correctness.</w:t>
       </w:r>
     </w:p>
-    <w:bookmarkStart w:id="104" w:name="tab:boltz"/>
+    <w:bookmarkStart w:id="89" w:name="tab:boltz"/>
     <w:p>
       <w:pPr>
         <w:pStyle w:val="TableCaption"/>
@@ -15526,9 +15677,9 @@
         </w:tc>
       </w:tr>
     </w:tbl>
-    <w:bookmarkEnd w:id="104"/>
-    <w:bookmarkEnd w:id="105"/>
-    <w:bookmarkStart w:id="106" w:name="duplexes."/>
+    <w:bookmarkEnd w:id="89"/>
+    <w:bookmarkEnd w:id="90"/>
+    <w:bookmarkStart w:id="91" w:name="duplexes."/>
     <w:p>
       <w:pPr>
         <w:pStyle w:val="Heading5"/>
@@ -15627,19 +15778,19 @@
         <w:t xml:space="preserve"> </w:t>
       </w:r>
       <w:r>
-        <w:t xml:space="preserve">fall in the highest class. The contrast with the single strands is itself informative: a</w:t>
-      </w:r>
-      <w:r>
-        <w:t xml:space="preserve"> </w:t>
-      </w:r>
-      <w:r>
-        <w:t xml:space="preserve">fully complementary duplex has a defined, canonical structure, whereas an unpaired strand does not,</w:t>
-      </w:r>
-      <w:r>
-        <w:t xml:space="preserve"> </w:t>
-      </w:r>
-      <w:r>
-        <w:t xml:space="preserve">and the model reflects that difference. The predicted duplexes are indeed canonical, with a rise of</w:t>
+        <w:t xml:space="preserve">fall in the highest class. The contrast with the single strands follows from what is being</w:t>
+      </w:r>
+      <w:r>
+        <w:t xml:space="preserve"> </w:t>
+      </w:r>
+      <w:r>
+        <w:t xml:space="preserve">predicted: a fully complementary duplex has a defined, canonical structure, whereas an unpaired</w:t>
+      </w:r>
+      <w:r>
+        <w:t xml:space="preserve"> </w:t>
+      </w:r>
+      <w:r>
+        <w:t xml:space="preserve">strand does not. The predicted duplexes are indeed canonical, with a rise of</w:t>
       </w:r>
       <w:r>
         <w:t xml:space="preserve"> </w:t>
@@ -15724,8 +15875,8 @@
         <w:t xml:space="preserve">artefact of the prediction.</w:t>
       </w:r>
     </w:p>
-    <w:bookmarkEnd w:id="106"/>
-    <w:bookmarkStart w:id="107" w:name="relation-to-the-sequence-level-ranking."/>
+    <w:bookmarkEnd w:id="91"/>
+    <w:bookmarkStart w:id="92" w:name="relation-to-the-sequence-level-ranking."/>
     <w:p>
       <w:pPr>
         <w:pStyle w:val="Heading5"/>
@@ -15884,8 +16035,8 @@
         <w:t xml:space="preserve">with which it does not correlate.</w:t>
       </w:r>
     </w:p>
-    <w:bookmarkEnd w:id="107"/>
-    <w:bookmarkStart w:id="108" w:name="reproducibility-of-the-predictions."/>
+    <w:bookmarkEnd w:id="92"/>
+    <w:bookmarkStart w:id="93" w:name="reproducibility-of-the-predictions."/>
     <w:p>
       <w:pPr>
         <w:pStyle w:val="Heading5"/>
@@ -16031,9 +16182,9 @@
         <w:t xml:space="preserve">candidates it selects.</w:t>
       </w:r>
     </w:p>
-    <w:bookmarkEnd w:id="108"/>
-    <w:bookmarkEnd w:id="109"/>
-    <w:bookmarkStart w:id="115" w:name="sec:diversityres"/>
+    <w:bookmarkEnd w:id="93"/>
+    <w:bookmarkEnd w:id="94"/>
+    <w:bookmarkStart w:id="100" w:name="sec:diversityres"/>
     <w:p>
       <w:pPr>
         <w:pStyle w:val="Heading2"/>
@@ -16333,42 +16484,27 @@
         <w:t xml:space="preserve"> </w:t>
       </w:r>
       <w:r>
-        <w:t xml:space="preserve">reading of diversity.</w:t>
-      </w:r>
-    </w:p>
-    <w:p>
-      <w:pPr>
-        <w:pStyle w:val="BodyText"/>
-      </w:pPr>
-      <w:r>
-        <w:t xml:space="preserve">These values describe the sequences deposited in</w:t>
-      </w:r>
-      <w:r>
-        <w:t xml:space="preserve"> </w:t>
-      </w:r>
-      <w:r>
-        <w:t xml:space="preserve">ncbi</w:t>
-      </w:r>
-      <w:r>
-        <w:t xml:space="preserve">, not the strains circulating</w:t>
-      </w:r>
-      <w:r>
-        <w:t xml:space="preserve"> </w:t>
-      </w:r>
-      <w:r>
-        <w:t xml:space="preserve">clinically. Public records accumulate from sequencing efforts that are themselves uneven: outbreak</w:t>
-      </w:r>
-      <w:r>
-        <w:t xml:space="preserve"> </w:t>
-      </w:r>
-      <w:r>
-        <w:t xml:space="preserve">isolates and reference strains are over-represented, and some entries duplicate one another, as</w:t>
-      </w:r>
-      <w:r>
-        <w:t xml:space="preserve"> </w:t>
-      </w:r>
-      <w:r>
-        <w:t xml:space="preserve">the fraction of unique sequences shows directly for</w:t>
+        <w:t xml:space="preserve">reading of diversity. Figure </w:t>
+      </w:r>
+      <w:hyperlink w:anchor="fig:diversity">
+        <w:r>
+          <w:rPr>
+            <w:rStyle w:val="Hyperlink"/>
+          </w:rPr>
+          <w:t xml:space="preserve">4.2</w:t>
+        </w:r>
+      </w:hyperlink>
+      <w:r>
+        <w:t xml:space="preserve"> </w:t>
+      </w:r>
+      <w:r>
+        <w:t xml:space="preserve">shows the same comparison pair by pair: the</w:t>
+      </w:r>
+      <w:r>
+        <w:t xml:space="preserve"> </w:t>
+      </w:r>
+      <w:r>
+        <w:t xml:space="preserve">near-uniform dark field of</w:t>
       </w:r>
       <w:r>
         <w:t xml:space="preserve"> </w:t>
@@ -16381,6 +16517,70 @@
         <w:t xml:space="preserve">frdB</w:t>
       </w:r>
       <w:r>
+        <w:t xml:space="preserve"> </w:t>
+      </w:r>
+      <w:r>
+        <w:t xml:space="preserve">against the mottled one of</w:t>
+      </w:r>
+      <w:r>
+        <w:t xml:space="preserve"> </w:t>
+      </w:r>
+      <w:r>
+        <w:rPr>
+          <w:i/>
+          <w:iCs/>
+        </w:rPr>
+        <w:t xml:space="preserve">lytA</w:t>
+      </w:r>
+      <w:r>
+        <w:t xml:space="preserve">.</w:t>
+      </w:r>
+    </w:p>
+    <w:p>
+      <w:pPr>
+        <w:pStyle w:val="BodyText"/>
+      </w:pPr>
+      <w:r>
+        <w:t xml:space="preserve">These values describe the sequences deposited in</w:t>
+      </w:r>
+      <w:r>
+        <w:t xml:space="preserve"> </w:t>
+      </w:r>
+      <w:r>
+        <w:t xml:space="preserve">ncbi</w:t>
+      </w:r>
+      <w:r>
+        <w:t xml:space="preserve">, not the strains circulating</w:t>
+      </w:r>
+      <w:r>
+        <w:t xml:space="preserve"> </w:t>
+      </w:r>
+      <w:r>
+        <w:t xml:space="preserve">clinically. Public records accumulate from sequencing efforts that are themselves uneven: outbreak</w:t>
+      </w:r>
+      <w:r>
+        <w:t xml:space="preserve"> </w:t>
+      </w:r>
+      <w:r>
+        <w:t xml:space="preserve">isolates and reference strains are over-represented, and some entries duplicate one another, as</w:t>
+      </w:r>
+      <w:r>
+        <w:t xml:space="preserve"> </w:t>
+      </w:r>
+      <w:r>
+        <w:t xml:space="preserve">the fraction of unique sequences shows directly for</w:t>
+      </w:r>
+      <w:r>
+        <w:t xml:space="preserve"> </w:t>
+      </w:r>
+      <w:r>
+        <w:rPr>
+          <w:i/>
+          <w:iCs/>
+        </w:rPr>
+        <w:t xml:space="preserve">frdB</w:t>
+      </w:r>
+      <w:r>
         <w:t xml:space="preserve">. The diversity measured here is</w:t>
       </w:r>
       <w:r>
@@ -16396,7 +16596,7 @@
         <w:t xml:space="preserve">thresholds should be read in that light.</w:t>
       </w:r>
     </w:p>
-    <w:bookmarkStart w:id="110" w:name="tab:diversity"/>
+    <w:bookmarkStart w:id="95" w:name="tab:diversity"/>
     <w:p>
       <w:pPr>
         <w:pStyle w:val="TableCaption"/>
@@ -17041,8 +17241,8 @@
         </w:tc>
       </w:tr>
     </w:tbl>
-    <w:bookmarkEnd w:id="110"/>
-    <w:bookmarkStart w:id="114" w:name="fig:diversity"/>
+    <w:bookmarkEnd w:id="95"/>
+    <w:bookmarkStart w:id="99" w:name="fig:diversity"/>
     <w:tbl>
       <w:tblPr>
         <w:tblStyle w:val="FigureTable"/>
@@ -17066,18 +17266,18 @@
                 <wp:inline>
                   <wp:extent cx="5334000" cy="1119448"/>
                   <wp:effectExtent b="0" l="0" r="0" t="0"/>
-                  <wp:docPr descr="" title="" id="112" name="Picture"/>
+                  <wp:docPr descr="" title="" id="97" name="Picture"/>
                   <a:graphic>
                     <a:graphicData uri="http://schemas.openxmlformats.org/drawingml/2006/picture">
                       <pic:pic>
                         <pic:nvPicPr>
-                          <pic:cNvPr descr="images/diversity_heatmaps.png" id="113" name="Picture"/>
+                          <pic:cNvPr descr="images/diversity_heatmaps.png" id="98" name="Picture"/>
                           <pic:cNvPicPr>
                             <a:picLocks noChangeArrowheads="1" noChangeAspect="1"/>
                           </pic:cNvPicPr>
                         </pic:nvPicPr>
                         <pic:blipFill>
-                          <a:blip r:embed="rId111"/>
+                          <a:blip r:embed="rId96"/>
                           <a:stretch>
                             <a:fillRect/>
                           </a:stretch>
@@ -17112,7 +17312,7 @@
         <w:pStyle w:val="ImageCaption"/>
       </w:pPr>
       <w:r>
-        <w:t xml:space="preserve">Pairwise</w:t>
+        <w:t xml:space="preserve">Sequence diversity per gene: pairwise</w:t>
       </w:r>
       <w:r>
         <w:t xml:space="preserve"> </w:t>
@@ -17123,7 +17323,13 @@
         </m:r>
       </m:oMath>
       <w:r>
-        <w:t xml:space="preserve">-mer distance heatmaps per gene (alignment-free). Each cell is the</w:t>
+        <w:t xml:space="preserve">-mer distance</w:t>
+      </w:r>
+      <w:r>
+        <w:t xml:space="preserve"> </w:t>
+      </w:r>
+      <w:r>
+        <w:t xml:space="preserve">heatmaps (alignment-free). Each cell is the</w:t>
       </w:r>
       <w:r>
         <w:t xml:space="preserve"> </w:t>
@@ -17143,9 +17349,9 @@
         <w:t xml:space="preserve">distance between two retrieved sequences of the gene.</w:t>
       </w:r>
     </w:p>
-    <w:bookmarkEnd w:id="114"/>
-    <w:bookmarkEnd w:id="115"/>
-    <w:bookmarkStart w:id="120" w:name="choice-of-sampling-depth"/>
+    <w:bookmarkEnd w:id="99"/>
+    <w:bookmarkEnd w:id="100"/>
+    <w:bookmarkStart w:id="105" w:name="choice-of-sampling-depth"/>
     <w:p>
       <w:pPr>
         <w:pStyle w:val="Heading2"/>
@@ -17168,7 +17374,18 @@
         <w:pStyle w:val="FirstParagraph"/>
       </w:pPr>
       <w:r>
-        <w:t xml:space="preserve">The rarefaction analysis showed that both the</w:t>
+        <w:t xml:space="preserve">The rarefaction analysis (Figure </w:t>
+      </w:r>
+      <w:hyperlink w:anchor="fig:rarefaction">
+        <w:r>
+          <w:rPr>
+            <w:rStyle w:val="Hyperlink"/>
+          </w:rPr>
+          <w:t xml:space="preserve">4.3</w:t>
+        </w:r>
+      </w:hyperlink>
+      <w:r>
+        <w:t xml:space="preserve">) showed that both the</w:t>
       </w:r>
       <w:r>
         <w:t xml:space="preserve"> </w:t>
@@ -17179,7 +17396,13 @@
         </m:r>
       </m:oMath>
       <w:r>
-        <w:t xml:space="preserve">-mer diversity and the</w:t>
+        <w:t xml:space="preserve">-mer diversity</w:t>
+      </w:r>
+      <w:r>
+        <w:t xml:space="preserve"> </w:t>
+      </w:r>
+      <w:r>
+        <w:t xml:space="preserve">and the</w:t>
       </w:r>
       <w:r>
         <w:t xml:space="preserve"> </w:t>
@@ -17190,13 +17413,7 @@
         </m:r>
       </m:oMath>
       <w:r>
-        <w:t xml:space="preserve">-mer richness</w:t>
-      </w:r>
-      <w:r>
-        <w:t xml:space="preserve"> </w:t>
-      </w:r>
-      <w:r>
-        <w:t xml:space="preserve">saturate at around</w:t>
+        <w:t xml:space="preserve">-mer richness saturate at around</w:t>
       </w:r>
       <w:r>
         <w:t xml:space="preserve"> </w:t>
@@ -17219,7 +17436,13 @@
         <w:t xml:space="preserve"> </w:t>
       </w:r>
       <w:r>
-        <w:t xml:space="preserve">sequences for the most demanding gene (</w:t>
+        <w:t xml:space="preserve">sequences for the most demanding gene</w:t>
+      </w:r>
+      <w:r>
+        <w:t xml:space="preserve"> </w:t>
+      </w:r>
+      <w:r>
+        <w:t xml:space="preserve">(</w:t>
       </w:r>
       <w:r>
         <w:rPr>
@@ -17229,13 +17452,7 @@
         <w:t xml:space="preserve">nuc</w:t>
       </w:r>
       <w:r>
-        <w:t xml:space="preserve">), and much</w:t>
-      </w:r>
-      <w:r>
-        <w:t xml:space="preserve"> </w:t>
-      </w:r>
-      <w:r>
-        <w:t xml:space="preserve">earlier for the others. Requesting up to</w:t>
+        <w:t xml:space="preserve">), and much earlier for the others. Requesting up to</w:t>
       </w:r>
       <w:r>
         <w:t xml:space="preserve"> </w:t>
@@ -17282,7 +17499,223 @@
         <w:t xml:space="preserve">for the data-limited genes.</w:t>
       </w:r>
     </w:p>
-    <w:bookmarkStart w:id="119" w:name="fig:rarefaction"/>
+    <w:p>
+      <w:pPr>
+        <w:pStyle w:val="BodyText"/>
+      </w:pPr>
+      <w:r>
+        <w:t xml:space="preserve">The distinction matters for how the conservation values of each gene should be read. For</w:t>
+      </w:r>
+      <w:r>
+        <w:t xml:space="preserve"> </w:t>
+      </w:r>
+      <w:r>
+        <w:rPr>
+          <w:i/>
+          <w:iCs/>
+        </w:rPr>
+        <w:t xml:space="preserve">nuc</w:t>
+      </w:r>
+      <w:r>
+        <w:t xml:space="preserve">,</w:t>
+      </w:r>
+      <w:r>
+        <w:t xml:space="preserve"> </w:t>
+      </w:r>
+      <w:r>
+        <w:rPr>
+          <w:i/>
+          <w:iCs/>
+        </w:rPr>
+        <w:t xml:space="preserve">rmpM</w:t>
+      </w:r>
+      <w:r>
+        <w:t xml:space="preserve">,</w:t>
+      </w:r>
+      <w:r>
+        <w:t xml:space="preserve"> </w:t>
+      </w:r>
+      <w:r>
+        <w:rPr>
+          <w:i/>
+          <w:iCs/>
+        </w:rPr>
+        <w:t xml:space="preserve">lytA</w:t>
+      </w:r>
+      <w:r>
+        <w:t xml:space="preserve"> </w:t>
+      </w:r>
+      <w:r>
+        <w:t xml:space="preserve">and</w:t>
+      </w:r>
+      <w:r>
+        <w:t xml:space="preserve"> </w:t>
+      </w:r>
+      <w:r>
+        <w:rPr>
+          <w:i/>
+          <w:iCs/>
+        </w:rPr>
+        <w:t xml:space="preserve">frdB</w:t>
+      </w:r>
+      <w:r>
+        <w:t xml:space="preserve">, between</w:t>
+      </w:r>
+      <w:r>
+        <w:t xml:space="preserve"> </w:t>
+      </w:r>
+      <m:oMath>
+        <m:r>
+          <m:t>76</m:t>
+        </m:r>
+      </m:oMath>
+      <w:r>
+        <w:t xml:space="preserve"> </w:t>
+      </w:r>
+      <w:r>
+        <w:t xml:space="preserve">and</w:t>
+      </w:r>
+      <w:r>
+        <w:t xml:space="preserve"> </w:t>
+      </w:r>
+      <m:oMath>
+        <m:r>
+          <m:t>87</m:t>
+        </m:r>
+      </m:oMath>
+      <w:r>
+        <w:t xml:space="preserve"> </w:t>
+      </w:r>
+      <w:r>
+        <w:t xml:space="preserve">sequences survive</w:t>
+      </w:r>
+      <w:r>
+        <w:t xml:space="preserve"> </w:t>
+      </w:r>
+      <w:r>
+        <w:t xml:space="preserve">curation, comfortably past the saturation point, so their conservation scores rest on a sample</w:t>
+      </w:r>
+      <w:r>
+        <w:t xml:space="preserve"> </w:t>
+      </w:r>
+      <w:r>
+        <w:t xml:space="preserve">that further records would not materially change. For</w:t>
+      </w:r>
+      <w:r>
+        <w:t xml:space="preserve"> </w:t>
+      </w:r>
+      <w:r>
+        <w:rPr>
+          <w:i/>
+          <w:iCs/>
+        </w:rPr>
+        <w:t xml:space="preserve">oprL</w:t>
+      </w:r>
+      <w:r>
+        <w:t xml:space="preserve"> </w:t>
+      </w:r>
+      <w:r>
+        <w:t xml:space="preserve">(</w:t>
+      </w:r>
+      <m:oMath>
+        <m:r>
+          <m:t>24</m:t>
+        </m:r>
+      </m:oMath>
+      <w:r>
+        <w:t xml:space="preserve">) and</w:t>
+      </w:r>
+      <w:r>
+        <w:t xml:space="preserve"> </w:t>
+      </w:r>
+      <w:r>
+        <w:rPr>
+          <w:i/>
+          <w:iCs/>
+        </w:rPr>
+        <w:t xml:space="preserve">algD</w:t>
+      </w:r>
+      <w:r>
+        <w:t xml:space="preserve"> </w:t>
+      </w:r>
+      <w:r>
+        <w:t xml:space="preserve">(</w:t>
+      </w:r>
+      <m:oMath>
+        <m:r>
+          <m:t>12</m:t>
+        </m:r>
+      </m:oMath>
+      <w:r>
+        <w:t xml:space="preserve">)</w:t>
+      </w:r>
+      <w:r>
+        <w:t xml:space="preserve"> </w:t>
+      </w:r>
+      <w:r>
+        <w:t xml:space="preserve">they do not reach it, and the per-gene allowance of</w:t>
+      </w:r>
+      <w:r>
+        <w:t xml:space="preserve"> </w:t>
+      </w:r>
+      <m:oMath>
+        <m:r>
+          <m:t>200</m:t>
+        </m:r>
+      </m:oMath>
+      <w:r>
+        <w:t xml:space="preserve"> </w:t>
+      </w:r>
+      <w:r>
+        <w:t xml:space="preserve">records for</w:t>
+      </w:r>
+      <w:r>
+        <w:t xml:space="preserve"> </w:t>
+      </w:r>
+      <w:r>
+        <w:rPr>
+          <w:i/>
+          <w:iCs/>
+        </w:rPr>
+        <w:t xml:space="preserve">algD</w:t>
+      </w:r>
+      <w:r>
+        <w:t xml:space="preserve"> </w:t>
+      </w:r>
+      <w:r>
+        <w:t xml:space="preserve">changes nothing,</w:t>
+      </w:r>
+      <w:r>
+        <w:t xml:space="preserve"> </w:t>
+      </w:r>
+      <w:r>
+        <w:t xml:space="preserve">because the database holds only</w:t>
+      </w:r>
+      <w:r>
+        <w:t xml:space="preserve"> </w:t>
+      </w:r>
+      <m:oMath>
+        <m:r>
+          <m:t>19</m:t>
+        </m:r>
+      </m:oMath>
+      <w:r>
+        <w:t xml:space="preserve">. The conservation measured for those two genes is therefore</w:t>
+      </w:r>
+      <w:r>
+        <w:t xml:space="preserve"> </w:t>
+      </w:r>
+      <w:r>
+        <w:t xml:space="preserve">the less firmly established of the panel, and this is a limitation of the public record rather</w:t>
+      </w:r>
+      <w:r>
+        <w:t xml:space="preserve"> </w:t>
+      </w:r>
+      <w:r>
+        <w:t xml:space="preserve">than of the sampling strategy.</w:t>
+      </w:r>
+    </w:p>
+    <w:bookmarkStart w:id="104" w:name="fig:rarefaction"/>
     <w:tbl>
       <w:tblPr>
         <w:tblStyle w:val="FigureTable"/>
@@ -17306,18 +17739,18 @@
                 <wp:inline>
                   <wp:extent cx="5334000" cy="1887415"/>
                   <wp:effectExtent b="0" l="0" r="0" t="0"/>
-                  <wp:docPr descr="" title="" id="117" name="Picture"/>
+                  <wp:docPr descr="" title="" id="102" name="Picture"/>
                   <a:graphic>
                     <a:graphicData uri="http://schemas.openxmlformats.org/drawingml/2006/picture">
                       <pic:pic>
                         <pic:nvPicPr>
-                          <pic:cNvPr descr="images/rarefaction.png" id="118" name="Picture"/>
+                          <pic:cNvPr descr="images/rarefaction.png" id="103" name="Picture"/>
                           <pic:cNvPicPr>
                             <a:picLocks noChangeArrowheads="1" noChangeAspect="1"/>
                           </pic:cNvPicPr>
                         </pic:nvPicPr>
                         <pic:blipFill>
-                          <a:blip r:embed="rId116"/>
+                          <a:blip r:embed="rId101"/>
                           <a:stretch>
                             <a:fillRect/>
                           </a:stretch>
@@ -17352,7 +17785,7 @@
         <w:pStyle w:val="ImageCaption"/>
       </w:pPr>
       <w:r>
-        <w:t xml:space="preserve">Rarefaction of the mean</w:t>
+        <w:t xml:space="preserve">Choice of sampling depth: rarefaction of the mean</w:t>
       </w:r>
       <w:r>
         <w:t xml:space="preserve"> </w:t>
@@ -17363,7 +17796,13 @@
         </m:r>
       </m:oMath>
       <w:r>
-        <w:t xml:space="preserve">-mer diversity (left) and of the richness, i.e. the number</w:t>
+        <w:t xml:space="preserve">-mer</w:t>
+      </w:r>
+      <w:r>
+        <w:t xml:space="preserve"> </w:t>
+      </w:r>
+      <w:r>
+        <w:t xml:space="preserve">diversity (left) and of the richness, i.e. the number</w:t>
       </w:r>
       <w:r>
         <w:t xml:space="preserve"> </w:t>
@@ -17383,9 +17822,9 @@
         <w:t xml:space="preserve">-mers (right), per gene, as a function of the number of subsampled sequences.</w:t>
       </w:r>
     </w:p>
-    <w:bookmarkEnd w:id="119"/>
-    <w:bookmarkEnd w:id="120"/>
-    <w:bookmarkStart w:id="125" w:name="effect-of-the-organism-aware-parameters"/>
+    <w:bookmarkEnd w:id="104"/>
+    <w:bookmarkEnd w:id="105"/>
+    <w:bookmarkStart w:id="110" w:name="effect-of-the-organism-aware-parameters"/>
     <w:p>
       <w:pPr>
         <w:pStyle w:val="Heading2"/>
@@ -17645,22 +18084,22 @@
         <w:pStyle w:val="BodyText"/>
       </w:pPr>
       <w:r>
-        <w:t xml:space="preserve">The rejection matters as much as the recoveries. It shows that the layered scheme is not a</w:t>
-      </w:r>
-      <w:r>
-        <w:t xml:space="preserve"> </w:t>
-      </w:r>
-      <w:r>
-        <w:t xml:space="preserve">relaxation applied to awkward targets, but the replacement of a generic criterion by one matched to</w:t>
-      </w:r>
-      <w:r>
-        <w:t xml:space="preserve"> </w:t>
-      </w:r>
-      <w:r>
-        <w:t xml:space="preserve">the composition of each genome, which can tighten the requirement as readily as loosen it.</w:t>
+        <w:t xml:space="preserve">The rejection is as informative as the recoveries, because it shows that the layered scheme is not</w:t>
+      </w:r>
+      <w:r>
+        <w:t xml:space="preserve"> </w:t>
+      </w:r>
+      <w:r>
+        <w:t xml:space="preserve">a relaxation applied to awkward targets, but the replacement of a generic criterion by one matched</w:t>
+      </w:r>
+      <w:r>
+        <w:t xml:space="preserve"> </w:t>
+      </w:r>
+      <w:r>
+        <w:t xml:space="preserve">to the composition of each genome, which can tighten the requirement as readily as loosen it.</w:t>
       </w:r>
     </w:p>
-    <w:bookmarkStart w:id="124" w:name="fig:refpanel"/>
+    <w:bookmarkStart w:id="109" w:name="fig:refpanel"/>
     <w:tbl>
       <w:tblPr>
         <w:tblStyle w:val="FigureTable"/>
@@ -17684,18 +18123,18 @@
                 <wp:inline>
                   <wp:extent cx="5334000" cy="2116047"/>
                   <wp:effectExtent b="0" l="0" r="0" t="0"/>
-                  <wp:docPr descr="" title="" id="122" name="Picture"/>
+                  <wp:docPr descr="" title="" id="107" name="Picture"/>
                   <a:graphic>
                     <a:graphicData uri="http://schemas.openxmlformats.org/drawingml/2006/picture">
                       <pic:pic>
                         <pic:nvPicPr>
-                          <pic:cNvPr descr="images/reference_panel.pdf" id="123" name="Picture"/>
+                          <pic:cNvPr descr="images/reference_panel.pdf" id="108" name="Picture"/>
                           <pic:cNvPicPr>
                             <a:picLocks noChangeArrowheads="1" noChangeAspect="1"/>
                           </pic:cNvPicPr>
                         </pic:nvPicPr>
                         <pic:blipFill>
-                          <a:blip r:embed="rId121"/>
+                          <a:blip r:embed="rId106"/>
                           <a:stretch>
                             <a:fillRect/>
                           </a:stretch>
@@ -17730,7 +18169,13 @@
         <w:pStyle w:val="ImageCaption"/>
       </w:pPr>
       <w:r>
-        <w:t xml:space="preserve">The</w:t>
+        <w:t xml:space="preserve">Organism-aware criteria on the reference</w:t>
+      </w:r>
+      <w:r>
+        <w:t xml:space="preserve"> </w:t>
+      </w:r>
+      <w:r>
+        <w:t xml:space="preserve">panel: the</w:t>
       </w:r>
       <w:r>
         <w:t xml:space="preserve"> </w:t>
@@ -17759,7 +18204,7 @@
         <w:t xml:space="preserve">(right).</w:t>
       </w:r>
     </w:p>
-    <w:bookmarkEnd w:id="124"/>
+    <w:bookmarkEnd w:id="109"/>
     <w:p>
       <w:pPr>
         <w:pStyle w:val="BodyText"/>
@@ -17880,8 +18325,8 @@
         <w:t xml:space="preserve">target.</w:t>
       </w:r>
     </w:p>
-    <w:bookmarkEnd w:id="125"/>
-    <w:bookmarkStart w:id="126" w:name="comparison-with-the-reference-panel"/>
+    <w:bookmarkEnd w:id="110"/>
+    <w:bookmarkStart w:id="111" w:name="comparison-with-the-reference-panel"/>
     <w:p>
       <w:pPr>
         <w:pStyle w:val="Heading2"/>
@@ -17997,23 +18442,73 @@
         </m:r>
       </m:oMath>
       <w:r>
-        <w:t xml:space="preserve">). Because both sets carry a source label and share every column, they can also be</w:t>
-      </w:r>
-      <w:r>
-        <w:t xml:space="preserve"> </w:t>
-      </w:r>
-      <w:r>
-        <w:t xml:space="preserve">submitted together to Boltz-2, enabling a like-for-like comparison in three dimensions as well as</w:t>
-      </w:r>
-      <w:r>
-        <w:t xml:space="preserve"> </w:t>
-      </w:r>
-      <w:r>
-        <w:t xml:space="preserve">in sequence space.</w:t>
+        <w:t xml:space="preserve">).</w:t>
       </w:r>
     </w:p>
-    <w:bookmarkEnd w:id="126"/>
-    <w:bookmarkStart w:id="137" w:name="sec:complexres"/>
+    <w:p>
+      <w:pPr>
+        <w:pStyle w:val="BodyText"/>
+      </w:pPr>
+      <w:r>
+        <w:t xml:space="preserve">None of these differences is large, and that is the useful outcome. The reference probes were</w:t>
+      </w:r>
+      <w:r>
+        <w:t xml:space="preserve"> </w:t>
+      </w:r>
+      <w:r>
+        <w:t xml:space="preserve">selected experimentally, by criteria external to this pipeline, so the fact that the designed</w:t>
+      </w:r>
+      <w:r>
+        <w:t xml:space="preserve"> </w:t>
+      </w:r>
+      <w:r>
+        <w:t xml:space="preserve">probes fall in the same region of melting temperature and composition indicates that the</w:t>
+      </w:r>
+      <w:r>
+        <w:t xml:space="preserve"> </w:t>
+      </w:r>
+      <w:r>
+        <w:t xml:space="preserve">thresholds are not drifting away from what works in practice. The No-fold comparison is the more</w:t>
+      </w:r>
+      <w:r>
+        <w:t xml:space="preserve"> </w:t>
+      </w:r>
+      <w:r>
+        <w:t xml:space="preserve">pointed of the three: the designed probes are screened and ranked partly on that very score, so</w:t>
+      </w:r>
+      <w:r>
+        <w:t xml:space="preserve"> </w:t>
+      </w:r>
+      <w:r>
+        <w:t xml:space="preserve">one would expect them to lead on it, and they do not. Experimentally selected probes are at least</w:t>
+      </w:r>
+      <w:r>
+        <w:t xml:space="preserve"> </w:t>
+      </w:r>
+      <w:r>
+        <w:t xml:space="preserve">as free of self-structure as the ones this method produces, which means the score is measuring a</w:t>
+      </w:r>
+      <w:r>
+        <w:t xml:space="preserve"> </w:t>
+      </w:r>
+      <w:r>
+        <w:t xml:space="preserve">property real probes possess rather than rewarding the output of the method that uses it.</w:t>
+      </w:r>
+      <w:r>
+        <w:t xml:space="preserve"> </w:t>
+      </w:r>
+      <w:r>
+        <w:t xml:space="preserve">Conservation cannot enter the comparison at all, since it is defined only for a probe derived</w:t>
+      </w:r>
+      <w:r>
+        <w:t xml:space="preserve"> </w:t>
+      </w:r>
+      <w:r>
+        <w:t xml:space="preserve">from an alignment, and the reference probes are not.</w:t>
+      </w:r>
+    </w:p>
+    <w:bookmarkEnd w:id="111"/>
+    <w:bookmarkStart w:id="122" w:name="sec:complexres"/>
     <w:p>
       <w:pPr>
         <w:pStyle w:val="Heading2"/>
@@ -18151,7 +18646,7 @@
         <w:t xml:space="preserve">nucleotides.</w:t>
       </w:r>
     </w:p>
-    <w:bookmarkStart w:id="127" w:name="sizing-the-sheet."/>
+    <w:bookmarkStart w:id="112" w:name="sizing-the-sheet."/>
     <w:p>
       <w:pPr>
         <w:pStyle w:val="Heading5"/>
@@ -18318,8 +18813,8 @@
         <w:t xml:space="preserve">27.2 Å on each side.</w:t>
       </w:r>
     </w:p>
-    <w:bookmarkEnd w:id="127"/>
-    <w:bookmarkStart w:id="136" w:name="assembled-models."/>
+    <w:bookmarkEnd w:id="112"/>
+    <w:bookmarkStart w:id="121" w:name="assembled-models."/>
     <w:p>
       <w:pPr>
         <w:pStyle w:val="Heading5"/>
@@ -18503,7 +18998,7 @@
         <w:t xml:space="preserve">.</w:t>
       </w:r>
     </w:p>
-    <w:bookmarkStart w:id="128" w:name="tab:complexes"/>
+    <w:bookmarkStart w:id="113" w:name="tab:complexes"/>
     <w:p>
       <w:pPr>
         <w:pStyle w:val="TableCaption"/>
@@ -19251,7 +19746,7 @@
         </w:tc>
       </w:tr>
     </w:tbl>
-    <w:bookmarkEnd w:id="128"/>
+    <w:bookmarkEnd w:id="113"/>
     <w:p>
       <w:pPr>
         <w:pStyle w:val="BodyText"/>
@@ -19370,7 +19865,7 @@
         <w:t xml:space="preserve">37.6 Å.</w:t>
       </w:r>
     </w:p>
-    <w:bookmarkStart w:id="135" w:name="fig:complex"/>
+    <w:bookmarkStart w:id="120" w:name="fig:complex"/>
     <w:tbl>
       <w:tblPr>
         <w:tblStyle w:val="FigureTable"/>
@@ -19393,18 +19888,18 @@
                 <wp:inline>
                   <wp:extent cx="5334000" cy="2228157"/>
                   <wp:effectExtent b="0" l="0" r="0" t="0"/>
-                  <wp:docPr descr="image" title="" id="130" name="Picture"/>
+                  <wp:docPr descr="image" title="" id="115" name="Picture"/>
                   <a:graphic>
                     <a:graphicData uri="http://schemas.openxmlformats.org/drawingml/2006/picture">
                       <pic:pic>
                         <pic:nvPicPr>
-                          <pic:cNvPr descr="images/complex_p5178_algD.png" id="131" name="Picture"/>
+                          <pic:cNvPr descr="images/complex_p5178_algD.png" id="116" name="Picture"/>
                           <pic:cNvPicPr>
                             <a:picLocks noChangeArrowheads="1" noChangeAspect="1"/>
                           </pic:cNvPicPr>
                         </pic:nvPicPr>
                         <pic:blipFill>
-                          <a:blip r:embed="rId129"/>
+                          <a:blip r:embed="rId114"/>
                           <a:stretch>
                             <a:fillRect/>
                           </a:stretch>
@@ -19438,18 +19933,18 @@
                 <wp:inline>
                   <wp:extent cx="5334000" cy="2228157"/>
                   <wp:effectExtent b="0" l="0" r="0" t="0"/>
-                  <wp:docPr descr="image" title="" id="133" name="Picture"/>
+                  <wp:docPr descr="image" title="" id="118" name="Picture"/>
                   <a:graphic>
                     <a:graphicData uri="http://schemas.openxmlformats.org/drawingml/2006/picture">
                       <pic:pic>
                         <pic:nvPicPr>
-                          <pic:cNvPr descr="images/complex_p6922_frdB.png" id="134" name="Picture"/>
+                          <pic:cNvPr descr="images/complex_p6922_frdB.png" id="119" name="Picture"/>
                           <pic:cNvPicPr>
                             <a:picLocks noChangeArrowheads="1" noChangeAspect="1"/>
                           </pic:cNvPicPr>
                         </pic:nvPicPr>
                         <pic:blipFill>
-                          <a:blip r:embed="rId132"/>
+                          <a:blip r:embed="rId117"/>
                           <a:stretch>
                             <a:fillRect/>
                           </a:stretch>
@@ -19588,7 +20083,7 @@
         <w:t xml:space="preserve">graphene carbons are grey.</w:t>
       </w:r>
     </w:p>
-    <w:bookmarkEnd w:id="135"/>
+    <w:bookmarkEnd w:id="120"/>
     <w:p>
       <w:pPr>
         <w:pStyle w:val="BodyText"/>
@@ -19621,9 +20116,9 @@
         <w:t xml:space="preserve">models are suitable inputs for the refinement stages that follow.</w:t>
       </w:r>
     </w:p>
-    <w:bookmarkEnd w:id="136"/>
-    <w:bookmarkEnd w:id="137"/>
-    <w:bookmarkStart w:id="143" w:name="sec:buffer"/>
+    <w:bookmarkEnd w:id="121"/>
+    <w:bookmarkEnd w:id="122"/>
+    <w:bookmarkStart w:id="128" w:name="sec:buffer"/>
     <w:p>
       <w:pPr>
         <w:pStyle w:val="Heading2"/>
@@ -19663,7 +20158,50 @@
         <w:pStyle w:val="FirstParagraph"/>
       </w:pPr>
       <w:r>
-        <w:t xml:space="preserve">These coverage values do not argue for diluting the buffer. Figure </w:t>
+        <w:t xml:space="preserve">A probe designed for</w:t>
+      </w:r>
+      <w:r>
+        <w:t xml:space="preserve"> </w:t>
+      </w:r>
+      <m:oMath>
+        <m:r>
+          <m:t>1</m:t>
+        </m:r>
+        <m:r>
+          <m:rPr>
+            <m:sty m:val="p"/>
+          </m:rPr>
+          <m:t>×</m:t>
+        </m:r>
+      </m:oMath>
+      <w:r>
+        <w:t xml:space="preserve"> PBS will lie largely outside the screening length of that buffer,</w:t>
+      </w:r>
+      <w:r>
+        <w:t xml:space="preserve"> </w:t>
+      </w:r>
+      <w:r>
+        <w:t xml:space="preserve">as Section </w:t>
+      </w:r>
+      <w:hyperlink w:anchor="sec:debyeres">
+        <w:r>
+          <w:rPr>
+            <w:rStyle w:val="Hyperlink"/>
+          </w:rPr>
+          <w:t xml:space="preserve">4.10</w:t>
+        </w:r>
+      </w:hyperlink>
+      <w:r>
+        <w:t xml:space="preserve"> </w:t>
+      </w:r>
+      <w:r>
+        <w:t xml:space="preserve">measures. That is not an argument for diluting it, and the reason is</w:t>
+      </w:r>
+      <w:r>
+        <w:t xml:space="preserve"> </w:t>
+      </w:r>
+      <w:r>
+        <w:t xml:space="preserve">dimensional. Figure </w:t>
       </w:r>
       <w:hyperlink w:anchor="fig:debyescale">
         <w:r>
@@ -19677,13 +20215,7 @@
         <w:t xml:space="preserve"> </w:t>
       </w:r>
       <w:r>
-        <w:t xml:space="preserve">sets the</w:t>
-      </w:r>
-      <w:r>
-        <w:t xml:space="preserve"> </w:t>
-      </w:r>
-      <w:r>
-        <w:t xml:space="preserve">relevant dimensions side by side. In B-form DNA the base pairs are</w:t>
+        <w:t xml:space="preserve">sets the relevant lengths side by side. In B-form DNA the base pairs are</w:t>
       </w:r>
       <w:r>
         <w:t xml:space="preserve"> </w:t>
@@ -19930,7 +20462,7 @@
         <w:t xml:space="preserve">specificity of the duplex without bringing it inside.</w:t>
       </w:r>
     </w:p>
-    <w:bookmarkStart w:id="141" w:name="fig:debyescale"/>
+    <w:bookmarkStart w:id="126" w:name="fig:debyescale"/>
     <w:tbl>
       <w:tblPr>
         <w:tblStyle w:val="FigureTable"/>
@@ -19954,18 +20486,18 @@
                 <wp:inline>
                   <wp:extent cx="4533900" cy="2455862"/>
                   <wp:effectExtent b="0" l="0" r="0" t="0"/>
-                  <wp:docPr descr="" title="" id="139" name="Picture"/>
+                  <wp:docPr descr="" title="" id="124" name="Picture"/>
                   <a:graphic>
                     <a:graphicData uri="http://schemas.openxmlformats.org/drawingml/2006/picture">
                       <pic:pic>
                         <pic:nvPicPr>
-                          <pic:cNvPr descr="images/debye_scale.png" id="140" name="Picture"/>
+                          <pic:cNvPr descr="images/debye_scale.png" id="125" name="Picture"/>
                           <pic:cNvPicPr>
                             <a:picLocks noChangeArrowheads="1" noChangeAspect="1"/>
                           </pic:cNvPicPr>
                         </pic:nvPicPr>
                         <pic:blipFill>
-                          <a:blip r:embed="rId138"/>
+                          <a:blip r:embed="rId123"/>
                           <a:stretch>
                             <a:fillRect/>
                           </a:stretch>
@@ -20000,7 +20532,13 @@
         <w:pStyle w:val="ImageCaption"/>
       </w:pPr>
       <w:r>
-        <w:t xml:space="preserve">Length of a hybridised probe (B-form duplex,</w:t>
+        <w:t xml:space="preserve">Probe length against the Debye length: a hybridised</w:t>
+      </w:r>
+      <w:r>
+        <w:t xml:space="preserve"> </w:t>
+      </w:r>
+      <w:r>
+        <w:t xml:space="preserve">probe (B-form duplex,</w:t>
       </w:r>
       <w:r>
         <w:t xml:space="preserve"> </w:t>
@@ -20194,7 +20732,7 @@
         <w:t xml:space="preserve">but would no longer be free to hybridise.</w:t>
       </w:r>
     </w:p>
-    <w:bookmarkEnd w:id="141"/>
+    <w:bookmarkEnd w:id="126"/>
     <w:p>
       <w:pPr>
         <w:pStyle w:val="BodyText"/>
@@ -20402,13 +20940,19 @@
         <w:t xml:space="preserve">.</w:t>
       </w:r>
     </w:p>
-    <w:bookmarkStart w:id="142" w:name="tab:inl"/>
+    <w:bookmarkStart w:id="127" w:name="tab:inl"/>
     <w:p>
       <w:pPr>
         <w:pStyle w:val="TableCaption"/>
       </w:pPr>
       <w:r>
-        <w:t xml:space="preserve">Debye length of the three PBS dilutions, the corresponding number of base pairs of a B-form</w:t>
+        <w:t xml:space="preserve">Debye length of the three PBS dilutions,</w:t>
+      </w:r>
+      <w:r>
+        <w:t xml:space="preserve"> </w:t>
+      </w:r>
+      <w:r>
+        <w:t xml:space="preserve">the corresponding number of base pairs of a B-form</w:t>
       </w:r>
       <w:r>
         <w:t xml:space="preserve"> </w:t>
@@ -20847,7 +21391,7 @@
         </w:tc>
       </w:tr>
     </w:tbl>
-    <w:bookmarkEnd w:id="142"/>
+    <w:bookmarkEnd w:id="127"/>
     <w:p>
       <w:pPr>
         <w:pStyle w:val="BodyText"/>
@@ -21298,8 +21842,8 @@
         <w:t xml:space="preserve">reference, and the more dilute buffers as readout scenarios evaluated for sensitivity.</w:t>
       </w:r>
     </w:p>
-    <w:bookmarkEnd w:id="143"/>
-    <w:bookmarkStart w:id="153" w:name="sec:debyeres"/>
+    <w:bookmarkEnd w:id="128"/>
+    <w:bookmarkStart w:id="142" w:name="sec:debyeres"/>
     <w:p>
       <w:pPr>
         <w:pStyle w:val="Heading2"/>
@@ -21406,7 +21950,7 @@
         <w:t xml:space="preserve">with the measured counts that the following sections report.</w:t>
       </w:r>
     </w:p>
-    <w:bookmarkStart w:id="147" w:name="fig:geometries"/>
+    <w:bookmarkStart w:id="132" w:name="fig:geometries"/>
     <w:tbl>
       <w:tblPr>
         <w:tblStyle w:val="FigureTable"/>
@@ -21430,18 +21974,18 @@
                 <wp:inline>
                   <wp:extent cx="5334000" cy="2484723"/>
                   <wp:effectExtent b="0" l="0" r="0" t="0"/>
-                  <wp:docPr descr="" title="" id="145" name="Picture"/>
+                  <wp:docPr descr="" title="" id="130" name="Picture"/>
                   <a:graphic>
                     <a:graphicData uri="http://schemas.openxmlformats.org/drawingml/2006/picture">
                       <pic:pic>
                         <pic:nvPicPr>
-                          <pic:cNvPr descr="images/debye_geometries.pdf" id="146" name="Picture"/>
+                          <pic:cNvPr descr="images/debye_geometries.pdf" id="131" name="Picture"/>
                           <pic:cNvPicPr>
                             <a:picLocks noChangeArrowheads="1" noChangeAspect="1"/>
                           </pic:cNvPicPr>
                         </pic:nvPicPr>
                         <pic:blipFill>
-                          <a:blip r:embed="rId144"/>
+                          <a:blip r:embed="rId129"/>
                           <a:stretch>
                             <a:fillRect/>
                           </a:stretch>
@@ -21476,7 +22020,13 @@
         <w:pStyle w:val="ImageCaption"/>
       </w:pPr>
       <w:r>
-        <w:t xml:space="preserve">The three geometries in which the Debye coverage is measured, drawn against the screening</w:t>
+        <w:t xml:space="preserve">Geometries of the Debye measurement, drawn against</w:t>
+      </w:r>
+      <w:r>
+        <w:t xml:space="preserve"> </w:t>
+      </w:r>
+      <w:r>
+        <w:t xml:space="preserve">the screening</w:t>
       </w:r>
       <w:r>
         <w:t xml:space="preserve"> </w:t>
@@ -21572,8 +22122,8 @@
         <w:t xml:space="preserve">models.</w:t>
       </w:r>
     </w:p>
-    <w:bookmarkEnd w:id="147"/>
-    <w:bookmarkStart w:id="149" w:name="rigid-placement"/>
+    <w:bookmarkEnd w:id="132"/>
+    <w:bookmarkStart w:id="134" w:name="rigid-placement"/>
     <w:p>
       <w:pPr>
         <w:pStyle w:val="Heading3"/>
@@ -21798,13 +22348,7 @@
         <w:t xml:space="preserve"> </w:t>
       </w:r>
       <w:r>
-        <w:t xml:space="preserve">breaks these values down by Boltz-2 confidence class. Three observations</w:t>
-      </w:r>
-      <w:r>
-        <w:t xml:space="preserve"> </w:t>
-      </w:r>
-      <w:r>
-        <w:t xml:space="preserve">follow. At</w:t>
+        <w:t xml:space="preserve">breaks these values down by Boltz-2 confidence class. At</w:t>
       </w:r>
       <w:r>
         <w:t xml:space="preserve"> </w:t>
@@ -21970,7 +22514,7 @@
         <w:t xml:space="preserve">to every candidate and therefore distinguishing none.</w:t>
       </w:r>
     </w:p>
-    <w:bookmarkStart w:id="148" w:name="tab:debyeclass"/>
+    <w:bookmarkStart w:id="133" w:name="tab:debyeclass"/>
     <w:p>
       <w:pPr>
         <w:pStyle w:val="TableCaption"/>
@@ -21990,7 +22534,13 @@
         <w:t xml:space="preserve"> </w:t>
       </w:r>
       <w:r>
-        <w:t xml:space="preserve">models by Boltz-2 confidence class.</w:t>
+        <w:t xml:space="preserve">models by Boltz-2</w:t>
+      </w:r>
+      <w:r>
+        <w:t xml:space="preserve"> </w:t>
+      </w:r>
+      <w:r>
+        <w:t xml:space="preserve">confidence class.</w:t>
       </w:r>
       <w:r>
         <w:t xml:space="preserve"> </w:t>
@@ -22707,7 +23257,7 @@
         </w:tc>
       </w:tr>
     </w:tbl>
-    <w:bookmarkEnd w:id="148"/>
+    <w:bookmarkEnd w:id="133"/>
     <w:p>
       <w:pPr>
         <w:pStyle w:val="BodyText"/>
@@ -22831,13 +23381,13 @@
         <w:t xml:space="preserve"> </w:t>
       </w:r>
       <w:r>
-        <w:t xml:space="preserve">coverage is the same for every probe, so no correlation is defined). A well-predicted probe is thus</w:t>
-      </w:r>
-      <w:r>
-        <w:t xml:space="preserve"> </w:t>
-      </w:r>
-      <w:r>
-        <w:t xml:space="preserve">not a more visible one. This is consistent with the independence already observed between the 3D</w:t>
+        <w:t xml:space="preserve">coverage is the same for every probe, so no correlation is defined), so a probe that is better</w:t>
+      </w:r>
+      <w:r>
+        <w:t xml:space="preserve"> </w:t>
+      </w:r>
+      <w:r>
+        <w:t xml:space="preserve">predicted is not thereby more visible to the device. This is consistent with the independence already observed between the 3D</w:t>
       </w:r>
       <w:r>
         <w:t xml:space="preserve"> </w:t>
@@ -22869,8 +23419,8 @@
         <w:t xml:space="preserve">neither the sequence screening nor the structure prediction captures.</w:t>
       </w:r>
     </w:p>
-    <w:bookmarkEnd w:id="149"/>
-    <w:bookmarkStart w:id="150" w:name="anchored-probe-and-hybridised-duplex"/>
+    <w:bookmarkEnd w:id="134"/>
+    <w:bookmarkStart w:id="135" w:name="anchored-probe-and-hybridised-duplex"/>
     <w:p>
       <w:pPr>
         <w:pStyle w:val="Heading3"/>
@@ -23401,7 +23951,7 @@
         <w:pStyle w:val="BodyText"/>
       </w:pPr>
       <w:r>
-        <w:t xml:space="preserve">Two consequences follow. The anchored metric is not a property of the sequence alone: it is governed</w:t>
+        <w:t xml:space="preserve">This has two consequences. The anchored metric is not a property of the sequence alone: it is governed</w:t>
       </w:r>
       <w:r>
         <w:t xml:space="preserve"> </w:t>
@@ -23465,13 +24015,7 @@
         <w:t xml:space="preserve"> </w:t>
       </w:r>
       <w:r>
-        <w:t xml:space="preserve">that changes the charge at the surface. Measured on the anchored duplexes, the result is</w:t>
-      </w:r>
-      <w:r>
-        <w:t xml:space="preserve"> </w:t>
-      </w:r>
-      <w:r>
-        <w:t xml:space="preserve">unambiguous: in</w:t>
+        <w:t xml:space="preserve">that changes the charge at the surface. Measured on the anchored duplexes, in</w:t>
       </w:r>
       <w:r>
         <w:t xml:space="preserve"> </w:t>
@@ -23678,8 +24222,8 @@
         <w:t xml:space="preserve">.</w:t>
       </w:r>
     </w:p>
-    <w:bookmarkEnd w:id="150"/>
-    <w:bookmarkStart w:id="152" w:name="sec:final"/>
+    <w:bookmarkEnd w:id="135"/>
+    <w:bookmarkStart w:id="141" w:name="sec:final"/>
     <w:p>
       <w:pPr>
         <w:pStyle w:val="Heading3"/>
@@ -24018,14 +24562,286 @@
       <w:r>
         <w:t xml:space="preserve">least one candidate, and the probes selected on confidence are unaffected.</w:t>
       </w:r>
+      <w:r>
+        <w:t xml:space="preserve"> </w:t>
+      </w:r>
+      <w:r>
+        <w:t xml:space="preserve">Figure </w:t>
+      </w:r>
+      <w:hyperlink w:anchor="fig:pareto">
+        <w:r>
+          <w:rPr>
+            <w:rStyle w:val="Hyperlink"/>
+          </w:rPr>
+          <w:t xml:space="preserve">4.8</w:t>
+        </w:r>
+      </w:hyperlink>
+      <w:r>
+        <w:t xml:space="preserve"> </w:t>
+      </w:r>
+      <w:r>
+        <w:t xml:space="preserve">shows the front of each gene against the candidates it dominates.</w:t>
+      </w:r>
     </w:p>
-    <w:bookmarkStart w:id="151" w:name="tab:final"/>
+    <w:bookmarkStart w:id="139" w:name="fig:pareto"/>
+    <w:tbl>
+      <w:tblPr>
+        <w:tblStyle w:val="FigureTable"/>
+        <w:tblW w:type="auto" w:w="0"/>
+        <w:jc w:val="center"/>
+        <w:tblLook w:firstRow="0" w:lastRow="0" w:firstColumn="0" w:lastColumn="0"/>
+      </w:tblPr>
+      <w:tblGrid>
+        <w:gridCol w:w="7920"/>
+      </w:tblGrid>
+      <w:tr>
+        <w:tc>
+          <w:tcPr/>
+          <w:p>
+            <w:pPr>
+              <w:pStyle w:val="Compact"/>
+              <w:jc w:val="center"/>
+            </w:pPr>
+            <w:r>
+              <w:drawing>
+                <wp:inline>
+                  <wp:extent cx="5334000" cy="3326580"/>
+                  <wp:effectExtent b="0" l="0" r="0" t="0"/>
+                  <wp:docPr descr="" title="" id="137" name="Picture"/>
+                  <a:graphic>
+                    <a:graphicData uri="http://schemas.openxmlformats.org/drawingml/2006/picture">
+                      <pic:pic>
+                        <pic:nvPicPr>
+                          <pic:cNvPr descr="images/pareto_front.pdf" id="138" name="Picture"/>
+                          <pic:cNvPicPr>
+                            <a:picLocks noChangeArrowheads="1" noChangeAspect="1"/>
+                          </pic:cNvPicPr>
+                        </pic:nvPicPr>
+                        <pic:blipFill>
+                          <a:blip r:embed="rId136"/>
+                          <a:stretch>
+                            <a:fillRect/>
+                          </a:stretch>
+                        </pic:blipFill>
+                        <pic:spPr bwMode="auto">
+                          <a:xfrm>
+                            <a:off x="0" y="0"/>
+                            <a:ext cx="5334000" cy="3326580"/>
+                          </a:xfrm>
+                          <a:prstGeom prst="rect">
+                            <a:avLst/>
+                          </a:prstGeom>
+                          <a:noFill/>
+                          <a:ln w="9525">
+                            <a:noFill/>
+                            <a:headEnd/>
+                            <a:tailEnd/>
+                          </a:ln>
+                        </pic:spPr>
+                      </pic:pic>
+                    </a:graphicData>
+                  </a:graphic>
+                </wp:inline>
+              </w:drawing>
+            </w:r>
+          </w:p>
+        </w:tc>
+      </w:tr>
+    </w:tbl>
     <w:p>
       <w:pPr>
+        <w:pStyle w:val="ImageCaption"/>
+      </w:pPr>
+      <w:r>
+        <w:t xml:space="preserve">Boltz-2 confidence against the median number of anchored</w:t>
+      </w:r>
+      <w:r>
+        <w:t xml:space="preserve"> </w:t>
+      </w:r>
+      <w:r>
+        <w:t xml:space="preserve">phosphates within</w:t>
+      </w:r>
+      <w:r>
+        <w:t xml:space="preserve"> </w:t>
+      </w:r>
+      <m:oMath>
+        <m:sSub>
+          <m:e>
+            <m:r>
+              <m:t>λ</m:t>
+            </m:r>
+          </m:e>
+          <m:sub>
+            <m:r>
+              <m:t>D</m:t>
+            </m:r>
+          </m:sub>
+        </m:sSub>
+      </m:oMath>
+      <w:r>
+        <w:t xml:space="preserve"> </w:t>
+      </w:r>
+      <w:r>
+        <w:t xml:space="preserve">in</w:t>
+      </w:r>
+      <w:r>
+        <w:t xml:space="preserve"> </w:t>
+      </w:r>
+      <m:oMath>
+        <m:r>
+          <m:t>1</m:t>
+        </m:r>
+        <m:r>
+          <m:rPr>
+            <m:sty m:val="p"/>
+          </m:rPr>
+          <m:t>×</m:t>
+        </m:r>
+      </m:oMath>
+      <w:r>
+        <w:t xml:space="preserve"> PBS, for the five candidates of each gene. Filled</w:t>
+      </w:r>
+      <w:r>
+        <w:t xml:space="preserve"> </w:t>
+      </w:r>
+      <w:r>
+        <w:t xml:space="preserve">points lie on the Pareto front and enter the final selection; hollow points are dominated, that is,</w:t>
+      </w:r>
+      <w:r>
+        <w:t xml:space="preserve"> </w:t>
+      </w:r>
+      <w:r>
+        <w:t xml:space="preserve">another candidate of the same gene is at least as good on both axes and better on one. The dashed</w:t>
+      </w:r>
+      <w:r>
+        <w:t xml:space="preserve"> </w:t>
+      </w:r>
+      <w:r>
+        <w:t xml:space="preserve">line traces the front. Because the two axes are uncorrelated across the panel</w:t>
+      </w:r>
+      <w:r>
+        <w:t xml:space="preserve"> </w:t>
+      </w:r>
+      <w:r>
+        <w:t xml:space="preserve">(Section </w:t>
+      </w:r>
+      <w:hyperlink w:anchor="sec:boltz">
+        <w:r>
+          <w:rPr>
+            <w:rStyle w:val="Hyperlink"/>
+          </w:rPr>
+          <w:t xml:space="preserve">4.3</w:t>
+        </w:r>
+      </w:hyperlink>
+      <w:r>
+        <w:t xml:space="preserve">), the fronts are not single points:</w:t>
+      </w:r>
+      <w:r>
+        <w:t xml:space="preserve"> </w:t>
+      </w:r>
+      <w:r>
+        <w:rPr>
+          <w:i/>
+          <w:iCs/>
+        </w:rPr>
+        <w:t xml:space="preserve">oprL</w:t>
+      </w:r>
+      <w:r>
+        <w:t xml:space="preserve"> </w:t>
+      </w:r>
+      <w:r>
+        <w:t xml:space="preserve">retains three candidates</w:t>
+      </w:r>
+      <w:r>
+        <w:t xml:space="preserve"> </w:t>
+      </w:r>
+      <w:r>
+        <w:t xml:space="preserve">and</w:t>
+      </w:r>
+      <w:r>
+        <w:t xml:space="preserve"> </w:t>
+      </w:r>
+      <w:r>
+        <w:rPr>
+          <w:i/>
+          <w:iCs/>
+        </w:rPr>
+        <w:t xml:space="preserve">algD</w:t>
+      </w:r>
+      <w:r>
+        <w:t xml:space="preserve"> </w:t>
+      </w:r>
+      <w:r>
+        <w:t xml:space="preserve">and</w:t>
+      </w:r>
+      <w:r>
+        <w:t xml:space="preserve"> </w:t>
+      </w:r>
+      <w:r>
+        <w:rPr>
+          <w:i/>
+          <w:iCs/>
+        </w:rPr>
+        <w:t xml:space="preserve">frdB</w:t>
+      </w:r>
+      <w:r>
+        <w:t xml:space="preserve"> </w:t>
+      </w:r>
+      <w:r>
+        <w:t xml:space="preserve">one each.</w:t>
+      </w:r>
+    </w:p>
+    <w:bookmarkEnd w:id="139"/>
+    <w:p>
+      <w:pPr>
+        <w:pStyle w:val="BodyText"/>
+      </w:pPr>
+      <w:r>
+        <w:t xml:space="preserve">Neither list has been screened for cross-hybridisation with organisms outside the target panel.</w:t>
+      </w:r>
+      <w:r>
+        <w:t xml:space="preserve"> </w:t>
+      </w:r>
+      <w:r>
+        <w:t xml:space="preserve">The probes on it are conserved within their own gene, which is a criterion of sensitivity; whether</w:t>
+      </w:r>
+      <w:r>
+        <w:t xml:space="preserve"> </w:t>
+      </w:r>
+      <w:r>
+        <w:t xml:space="preserve">they also match sequences they should not is a separate question that this work does not answer,</w:t>
+      </w:r>
+      <w:r>
+        <w:t xml:space="preserve"> </w:t>
+      </w:r>
+      <w:r>
+        <w:t xml:space="preserve">and it is set out in Section </w:t>
+      </w:r>
+      <w:hyperlink w:anchor="sec:limitations">
+        <w:r>
+          <w:rPr>
+            <w:rStyle w:val="Hyperlink"/>
+          </w:rPr>
+          <w:t xml:space="preserve">4.11</w:t>
+        </w:r>
+      </w:hyperlink>
+      <w:r>
+        <w:t xml:space="preserve">.</w:t>
+      </w:r>
+    </w:p>
+    <w:bookmarkStart w:id="140" w:name="tab:final"/>
+    <w:p>
+      <w:pPr>
         <w:pStyle w:val="TableCaption"/>
       </w:pPr>
       <w:r>
-        <w:t xml:space="preserve">Final selection: the probes on the Pareto front of Boltz-2 confidence and anchored</w:t>
+        <w:t xml:space="preserve">Final selection: the probes on the Pareto front of Boltz-2 confidence</w:t>
+      </w:r>
+      <w:r>
+        <w:t xml:space="preserve"> </w:t>
+      </w:r>
+      <w:r>
+        <w:t xml:space="preserve">and anchored</w:t>
       </w:r>
       <w:r>
         <w:t xml:space="preserve"> </w:t>
@@ -25294,10 +26110,10 @@
         </w:tc>
       </w:tr>
     </w:tbl>
-    <w:bookmarkEnd w:id="151"/>
-    <w:bookmarkEnd w:id="152"/>
-    <w:bookmarkEnd w:id="153"/>
-    <w:bookmarkStart w:id="159" w:name="sec:limitations"/>
+    <w:bookmarkEnd w:id="140"/>
+    <w:bookmarkEnd w:id="141"/>
+    <w:bookmarkEnd w:id="142"/>
+    <w:bookmarkStart w:id="148" w:name="sec:limitations"/>
     <w:p>
       <w:pPr>
         <w:pStyle w:val="Heading2"/>
@@ -25323,7 +26139,7 @@
         <w:t xml:space="preserve">The following considerations bound how far the results reported above can be taken.</w:t>
       </w:r>
     </w:p>
-    <w:bookmarkStart w:id="154" w:name="specificity-is-not-verified."/>
+    <w:bookmarkStart w:id="143" w:name="specificity-is-not-verified."/>
     <w:p>
       <w:pPr>
         <w:pStyle w:val="Heading5"/>
@@ -25398,17 +26214,17 @@
         <w:t xml:space="preserve"> </w:t>
       </w:r>
       <w:r>
-        <w:t xml:space="preserve">than a panel ready for use, and the automated check that would close this gap is the first item of</w:t>
-      </w:r>
-      <w:r>
-        <w:t xml:space="preserve"> </w:t>
-      </w:r>
-      <w:r>
-        <w:t xml:space="preserve">future work.</w:t>
+        <w:t xml:space="preserve">than a panel ready for use, and a BLAST-based specificity screen against non-target genomes and</w:t>
+      </w:r>
+      <w:r>
+        <w:t xml:space="preserve"> </w:t>
+      </w:r>
+      <w:r>
+        <w:t xml:space="preserve">the host is the first item of future work.</w:t>
       </w:r>
     </w:p>
-    <w:bookmarkEnd w:id="154"/>
-    <w:bookmarkStart w:id="155" w:name="no-experimental-validation."/>
+    <w:bookmarkEnd w:id="143"/>
+    <w:bookmarkStart w:id="144" w:name="no-experimental-validation."/>
     <w:p>
       <w:pPr>
         <w:pStyle w:val="Heading5"/>
@@ -25487,8 +26303,8 @@
         <w:t xml:space="preserve">canonical geometry, no experimental structure of these probes exists against which to check them.</w:t>
       </w:r>
     </w:p>
-    <w:bookmarkEnd w:id="155"/>
-    <w:bookmarkStart w:id="156" w:name="X8b536b9f5696a8dbebe46312296faca33373044"/>
+    <w:bookmarkEnd w:id="144"/>
+    <w:bookmarkStart w:id="145" w:name="X8b536b9f5696a8dbebe46312296faca33373044"/>
     <w:p>
       <w:pPr>
         <w:pStyle w:val="Heading5"/>
@@ -25555,8 +26371,8 @@
         <w:t xml:space="preserve">differently. Both affect which regions are judged conserved.</w:t>
       </w:r>
     </w:p>
-    <w:bookmarkEnd w:id="156"/>
-    <w:bookmarkStart w:id="157" w:name="the-interface-models-are-idealised."/>
+    <w:bookmarkEnd w:id="145"/>
+    <w:bookmarkStart w:id="146" w:name="the-interface-models-are-idealised."/>
     <w:p>
       <w:pPr>
         <w:pStyle w:val="Heading5"/>
@@ -25733,8 +26549,8 @@
         <w:t xml:space="preserve">neighbours to interact, and the blocking agent used to passivate unreacted linker.</w:t>
       </w:r>
     </w:p>
-    <w:bookmarkEnd w:id="157"/>
-    <w:bookmarkStart w:id="158" w:name="the-coverage-is-a-geometric-index."/>
+    <w:bookmarkEnd w:id="146"/>
+    <w:bookmarkStart w:id="147" w:name="the-coverage-is-a-geometric-index."/>
     <w:p>
       <w:pPr>
         <w:pStyle w:val="Heading5"/>
@@ -25789,9 +26605,9 @@
         <w:t xml:space="preserve">which is how they enter the selection, and not to predict whether a device will respond.</w:t>
       </w:r>
     </w:p>
-    <w:bookmarkEnd w:id="158"/>
-    <w:bookmarkEnd w:id="159"/>
-    <w:bookmarkStart w:id="160" w:name="X9623e63b1d82e37c1bea850340ff09550c57664"/>
+    <w:bookmarkEnd w:id="147"/>
+    <w:bookmarkEnd w:id="148"/>
+    <w:bookmarkStart w:id="149" w:name="X9623e63b1d82e37c1bea850340ff09550c57664"/>
     <w:p>
       <w:pPr>
         <w:pStyle w:val="Heading2"/>
@@ -25871,7 +26687,7 @@
         <w:t xml:space="preserve"> </w:t>
       </w:r>
       <w:r>
-        <w:t xml:space="preserve">validated in 3D to a broader, biophysically annotated selection of the highest-quality</w:t>
+        <w:t xml:space="preserve">predicted in 3D to a broader, biophysically annotated selection of the highest-quality</w:t>
       </w:r>
       <w:r>
         <w:t xml:space="preserve"> </w:t>
@@ -25880,9 +26696,84 @@
         <w:t xml:space="preserve">candidates per gene.</w:t>
       </w:r>
     </w:p>
-    <w:bookmarkEnd w:id="160"/>
-    <w:bookmarkEnd w:id="161"/>
-    <w:bookmarkStart w:id="265" w:name="conclusions-and-future-work"/>
+    <w:p>
+      <w:pPr>
+        <w:pStyle w:val="BodyText"/>
+      </w:pPr>
+      <w:r>
+        <w:t xml:space="preserve">Its purpose is to keep the work usable beyond the eleven probes finally selected. The structural</w:t>
+      </w:r>
+      <w:r>
+        <w:t xml:space="preserve"> </w:t>
+      </w:r>
+      <w:r>
+        <w:t xml:space="preserve">and interface analyses are expensive and were therefore applied to five candidates per gene, but</w:t>
+      </w:r>
+      <w:r>
+        <w:t xml:space="preserve"> </w:t>
+      </w:r>
+      <w:r>
+        <w:t xml:space="preserve">the selection narrows at every stage and a candidate can fail for reasons this pipeline does not</w:t>
+      </w:r>
+      <w:r>
+        <w:t xml:space="preserve"> </w:t>
+      </w:r>
+      <w:r>
+        <w:t xml:space="preserve">test, specificity above all (Section </w:t>
+      </w:r>
+      <w:hyperlink w:anchor="sec:limitations">
+        <w:r>
+          <w:rPr>
+            <w:rStyle w:val="Hyperlink"/>
+          </w:rPr>
+          <w:t xml:space="preserve">4.11</w:t>
+        </w:r>
+      </w:hyperlink>
+      <w:r>
+        <w:t xml:space="preserve">). A ranked pool of</w:t>
+      </w:r>
+      <w:r>
+        <w:t xml:space="preserve"> </w:t>
+      </w:r>
+      <m:oMath>
+        <m:r>
+          <m:t>150</m:t>
+        </m:r>
+      </m:oMath>
+      <w:r>
+        <w:t xml:space="preserve"> </w:t>
+      </w:r>
+      <w:r>
+        <w:t xml:space="preserve">annotated</w:t>
+      </w:r>
+      <w:r>
+        <w:t xml:space="preserve"> </w:t>
+      </w:r>
+      <w:r>
+        <w:t xml:space="preserve">candidates means that the next one in line for a gene is already characterised at the sequence</w:t>
+      </w:r>
+      <w:r>
+        <w:t xml:space="preserve"> </w:t>
+      </w:r>
+      <w:r>
+        <w:t xml:space="preserve">level and can be carried forward without rerunning the retrieval, the alignment or the screening.</w:t>
+      </w:r>
+      <w:r>
+        <w:t xml:space="preserve"> </w:t>
+      </w:r>
+      <w:r>
+        <w:t xml:space="preserve">The same table is also the feature matrix that a data-driven model of probe quality would be</w:t>
+      </w:r>
+      <w:r>
+        <w:t xml:space="preserve"> </w:t>
+      </w:r>
+      <w:r>
+        <w:t xml:space="preserve">trained on, which is among the directions set out in Chapter 5.</w:t>
+      </w:r>
+    </w:p>
+    <w:bookmarkEnd w:id="149"/>
+    <w:bookmarkEnd w:id="150"/>
+    <w:bookmarkStart w:id="254" w:name="conclusions-and-future-work"/>
     <w:p>
       <w:pPr>
         <w:pStyle w:val="Heading1"/>
@@ -25900,7 +26791,7 @@
         <w:t xml:space="preserve">Conclusions and Future Work</w:t>
       </w:r>
     </w:p>
-    <w:bookmarkStart w:id="163" w:name="conclusions"/>
+    <w:bookmarkStart w:id="152" w:name="conclusions"/>
     <w:p>
       <w:pPr>
         <w:pStyle w:val="Heading2"/>
@@ -25978,7 +26869,7 @@
         <w:t xml:space="preserve"> </w:t>
       </w:r>
       <w:r>
-        <w:t xml:space="preserve">target gene into a small set of ranked, biophysically validated probe candidates, with every</w:t>
+        <w:t xml:space="preserve">target gene into a small set of ranked, biophysically screened probe candidates, with every</w:t>
       </w:r>
       <w:r>
         <w:t xml:space="preserve"> </w:t>
@@ -26034,7 +26925,7 @@
         <w:t xml:space="preserve"> </w:t>
       </w:r>
       <w:r>
-        <w:t xml:space="preserve">No-fold score, and a final three-dimensional validation with Boltz-2. Two design choices give</w:t>
+        <w:t xml:space="preserve">No-fold score, and a final three-dimensional structure prediction with Boltz-2. Two design choices give</w:t>
       </w:r>
       <w:r>
         <w:t xml:space="preserve"> </w:t>
@@ -26113,7 +27004,7 @@
         <w:t xml:space="preserve"> </w:t>
       </w:r>
       <w:r>
-        <w:t xml:space="preserve">combining conservation and the No-fold score, which concentrates the expensive 3D validation on</w:t>
+        <w:t xml:space="preserve">combining conservation and the No-fold score, which concentrates the expensive 3D prediction on</w:t>
       </w:r>
       <w:r>
         <w:t xml:space="preserve"> </w:t>
@@ -26228,7 +27119,13 @@
         <w:t xml:space="preserve"> </w:t>
       </w:r>
       <w:r>
-        <w:t xml:space="preserve">with identical metrics, enabling a direct comparison, and a curated</w:t>
+        <w:t xml:space="preserve">with identical metrics, which placed the designed probes against sequences the method did not</w:t>
+      </w:r>
+      <w:r>
+        <w:t xml:space="preserve"> </w:t>
+      </w:r>
+      <w:r>
+        <w:t xml:space="preserve">select, and a curated</w:t>
       </w:r>
       <w:r>
         <w:t xml:space="preserve"> </w:t>
@@ -26239,13 +27136,13 @@
         </m:r>
       </m:oMath>
       <w:r>
-        <w:t xml:space="preserve">-probe dataset of the</w:t>
-      </w:r>
-      <w:r>
-        <w:t xml:space="preserve"> </w:t>
-      </w:r>
-      <w:r>
-        <w:t xml:space="preserve">highest-quality candidates per gene was produced. Screening in the reference buffer changed which</w:t>
+        <w:t xml:space="preserve">-probe dataset of the highest-quality candidates per gene was</w:t>
+      </w:r>
+      <w:r>
+        <w:t xml:space="preserve"> </w:t>
+      </w:r>
+      <w:r>
+        <w:t xml:space="preserve">produced. Screening in the reference buffer changed which</w:t>
       </w:r>
       <w:r>
         <w:t xml:space="preserve"> </w:t>
@@ -26309,7 +27206,7 @@
         <w:t xml:space="preserve"> </w:t>
       </w:r>
       <w:r>
-        <w:t xml:space="preserve">clashes. Three findings follow from them.</w:t>
+        <w:t xml:space="preserve">clashes, and three findings emerged from them.</w:t>
       </w:r>
     </w:p>
     <w:p>
@@ -26644,7 +27541,7 @@
         <w:t xml:space="preserve">obtained in dilute buffer.</w:t>
       </w:r>
     </w:p>
-    <w:bookmarkStart w:id="162" w:name="objectives"/>
+    <w:bookmarkStart w:id="151" w:name="objectives"/>
     <w:p>
       <w:pPr>
         <w:pStyle w:val="Heading3"/>
@@ -26702,7 +27599,7 @@
         <w:t xml:space="preserve"> </w:t>
       </w:r>
       <w:r>
-        <w:t xml:space="preserve">from six species were defined, and their sequences are retrieved from</w:t>
+        <w:t xml:space="preserve">from five species were defined, and their sequences are retrieved from</w:t>
       </w:r>
       <w:r>
         <w:t xml:space="preserve"> </w:t>
@@ -26906,7 +27803,7 @@
           <w:b/>
           <w:bCs/>
         </w:rPr>
-        <w:t xml:space="preserve">Prioritisation and validation by three-dimensional prediction.</w:t>
+        <w:t xml:space="preserve">Prioritisation by three-dimensional structure prediction.</w:t>
       </w:r>
       <w:r>
         <w:t xml:space="preserve"> </w:t>
@@ -27071,9 +27968,9 @@
         <w:t xml:space="preserve">.</w:t>
       </w:r>
     </w:p>
-    <w:bookmarkEnd w:id="162"/>
-    <w:bookmarkEnd w:id="163"/>
-    <w:bookmarkStart w:id="264" w:name="prospects-for-future-work"/>
+    <w:bookmarkEnd w:id="151"/>
+    <w:bookmarkEnd w:id="152"/>
+    <w:bookmarkStart w:id="253" w:name="prospects-for-future-work"/>
     <w:p>
       <w:pPr>
         <w:pStyle w:val="Heading2"/>
@@ -27234,13 +28131,13 @@
         <w:t xml:space="preserve"> </w:t>
       </w:r>
       <w:r>
-        <w:t xml:space="preserve">The curated feature dataset opens the way to a machine-</w:t>
-      </w:r>
-      <w:r>
-        <w:t xml:space="preserve"> </w:t>
-      </w:r>
-      <w:r>
-        <w:t xml:space="preserve">learning model that predicts probe quality directly, potentially accelerating or</w:t>
+        <w:t xml:space="preserve">The curated feature dataset opens the way to a</w:t>
+      </w:r>
+      <w:r>
+        <w:t xml:space="preserve"> </w:t>
+      </w:r>
+      <w:r>
+        <w:t xml:space="preserve">machine-learning model that predicts probe quality directly, potentially accelerating or</w:t>
       </w:r>
       <w:r>
         <w:t xml:space="preserve"> </w:t>
@@ -27282,8 +28179,8 @@
         <w:t xml:space="preserve">largely a matter of configuration.</w:t>
       </w:r>
     </w:p>
-    <w:bookmarkStart w:id="263" w:name="refs"/>
-    <w:bookmarkStart w:id="165" w:name="ref-abramson2024"/>
+    <w:bookmarkStart w:id="252" w:name="refs"/>
+    <w:bookmarkStart w:id="154" w:name="ref-abramson2024"/>
     <w:p>
       <w:pPr>
         <w:pStyle w:val="Bibliography"/>
@@ -27328,7 +28225,7 @@
       <w:r>
         <w:t xml:space="preserve"> </w:t>
       </w:r>
-      <w:hyperlink r:id="rId164">
+      <w:hyperlink r:id="rId153">
         <w:r>
           <w:rPr>
             <w:rStyle w:val="Hyperlink"/>
@@ -27340,8 +28237,8 @@
         <w:t xml:space="preserve">.</w:t>
       </w:r>
     </w:p>
-    <w:bookmarkEnd w:id="165"/>
-    <w:bookmarkStart w:id="167" w:name="ref-bhattacharyya2020"/>
+    <w:bookmarkEnd w:id="154"/>
+    <w:bookmarkStart w:id="156" w:name="ref-bhattacharyya2020"/>
     <w:p>
       <w:pPr>
         <w:pStyle w:val="Bibliography"/>
@@ -27383,7 +28280,7 @@
       <w:r>
         <w:t xml:space="preserve"> </w:t>
       </w:r>
-      <w:hyperlink r:id="rId166">
+      <w:hyperlink r:id="rId155">
         <w:r>
           <w:rPr>
             <w:rStyle w:val="Hyperlink"/>
@@ -27395,8 +28292,8 @@
         <w:t xml:space="preserve">.</w:t>
       </w:r>
     </w:p>
-    <w:bookmarkEnd w:id="167"/>
-    <w:bookmarkStart w:id="169" w:name="ref-brakstad1992"/>
+    <w:bookmarkEnd w:id="156"/>
+    <w:bookmarkStart w:id="158" w:name="ref-brakstad1992"/>
     <w:p>
       <w:pPr>
         <w:pStyle w:val="Bibliography"/>
@@ -27461,7 +28358,7 @@
       <w:r>
         <w:t xml:space="preserve"> </w:t>
       </w:r>
-      <w:hyperlink r:id="rId168">
+      <w:hyperlink r:id="rId157">
         <w:r>
           <w:rPr>
             <w:rStyle w:val="Hyperlink"/>
@@ -27473,8 +28370,8 @@
         <w:t xml:space="preserve">.</w:t>
       </w:r>
     </w:p>
-    <w:bookmarkEnd w:id="169"/>
-    <w:bookmarkStart w:id="171" w:name="ref-campos2019"/>
+    <w:bookmarkEnd w:id="158"/>
+    <w:bookmarkStart w:id="160" w:name="ref-campos2019"/>
     <w:p>
       <w:pPr>
         <w:pStyle w:val="Bibliography"/>
@@ -27519,7 +28416,7 @@
       <w:r>
         <w:t xml:space="preserve"> </w:t>
       </w:r>
-      <w:hyperlink r:id="rId170">
+      <w:hyperlink r:id="rId159">
         <w:r>
           <w:rPr>
             <w:rStyle w:val="Hyperlink"/>
@@ -27531,8 +28428,8 @@
         <w:t xml:space="preserve">.</w:t>
       </w:r>
     </w:p>
-    <w:bookmarkEnd w:id="171"/>
-    <w:bookmarkStart w:id="173" w:name="ref-carvalho2007"/>
+    <w:bookmarkEnd w:id="160"/>
+    <w:bookmarkStart w:id="162" w:name="ref-carvalho2007"/>
     <w:p>
       <w:pPr>
         <w:pStyle w:val="Bibliography"/>
@@ -27631,7 +28528,7 @@
       <w:r>
         <w:t xml:space="preserve"> </w:t>
       </w:r>
-      <w:hyperlink r:id="rId172">
+      <w:hyperlink r:id="rId161">
         <w:r>
           <w:rPr>
             <w:rStyle w:val="Hyperlink"/>
@@ -27643,8 +28540,8 @@
         <w:t xml:space="preserve">.</w:t>
       </w:r>
     </w:p>
-    <w:bookmarkEnd w:id="173"/>
-    <w:bookmarkStart w:id="175" w:name="ref-cock2009"/>
+    <w:bookmarkEnd w:id="162"/>
+    <w:bookmarkStart w:id="164" w:name="ref-cock2009"/>
     <w:p>
       <w:pPr>
         <w:pStyle w:val="Bibliography"/>
@@ -27689,7 +28586,7 @@
       <w:r>
         <w:t xml:space="preserve"> </w:t>
       </w:r>
-      <w:hyperlink r:id="rId174">
+      <w:hyperlink r:id="rId163">
         <w:r>
           <w:rPr>
             <w:rStyle w:val="Hyperlink"/>
@@ -27701,8 +28598,8 @@
         <w:t xml:space="preserve">.</w:t>
       </w:r>
     </w:p>
-    <w:bookmarkEnd w:id="175"/>
-    <w:bookmarkStart w:id="177" w:name="ref-cshpbs2006"/>
+    <w:bookmarkEnd w:id="164"/>
+    <w:bookmarkStart w:id="166" w:name="ref-cshpbs2006"/>
     <w:p>
       <w:pPr>
         <w:pStyle w:val="Bibliography"/>
@@ -27741,7 +28638,7 @@
       <w:r>
         <w:t xml:space="preserve"> </w:t>
       </w:r>
-      <w:hyperlink r:id="rId176">
+      <w:hyperlink r:id="rId165">
         <w:r>
           <w:rPr>
             <w:rStyle w:val="Hyperlink"/>
@@ -27753,8 +28650,8 @@
         <w:t xml:space="preserve">.</w:t>
       </w:r>
     </w:p>
-    <w:bookmarkEnd w:id="177"/>
-    <w:bookmarkStart w:id="179" w:name="ref-devos1997"/>
+    <w:bookmarkEnd w:id="166"/>
+    <w:bookmarkStart w:id="168" w:name="ref-devos1997"/>
     <w:p>
       <w:pPr>
         <w:pStyle w:val="Bibliography"/>
@@ -27844,7 +28741,7 @@
       <w:r>
         <w:t xml:space="preserve"> </w:t>
       </w:r>
-      <w:hyperlink r:id="rId178">
+      <w:hyperlink r:id="rId167">
         <w:r>
           <w:rPr>
             <w:rStyle w:val="Hyperlink"/>
@@ -27856,8 +28753,8 @@
         <w:t xml:space="preserve">.</w:t>
       </w:r>
     </w:p>
-    <w:bookmarkEnd w:id="179"/>
-    <w:bookmarkStart w:id="181" w:name="ref-ellington1990"/>
+    <w:bookmarkEnd w:id="168"/>
+    <w:bookmarkStart w:id="170" w:name="ref-ellington1990"/>
     <w:p>
       <w:pPr>
         <w:pStyle w:val="Bibliography"/>
@@ -27902,7 +28799,7 @@
       <w:r>
         <w:t xml:space="preserve"> </w:t>
       </w:r>
-      <w:hyperlink r:id="rId180">
+      <w:hyperlink r:id="rId169">
         <w:r>
           <w:rPr>
             <w:rStyle w:val="Hyperlink"/>
@@ -27914,8 +28811,8 @@
         <w:t xml:space="preserve">.</w:t>
       </w:r>
     </w:p>
-    <w:bookmarkEnd w:id="181"/>
-    <w:bookmarkStart w:id="183" w:name="ref-gao2016"/>
+    <w:bookmarkEnd w:id="170"/>
+    <w:bookmarkStart w:id="172" w:name="ref-gao2016"/>
     <w:p>
       <w:pPr>
         <w:pStyle w:val="Bibliography"/>
@@ -27948,7 +28845,7 @@
       <w:r>
         <w:t xml:space="preserve"> </w:t>
       </w:r>
-      <w:hyperlink r:id="rId182">
+      <w:hyperlink r:id="rId171">
         <w:r>
           <w:rPr>
             <w:rStyle w:val="Hyperlink"/>
@@ -27960,8 +28857,8 @@
         <w:t xml:space="preserve">.</w:t>
       </w:r>
     </w:p>
-    <w:bookmarkEnd w:id="183"/>
-    <w:bookmarkStart w:id="185" w:name="ref-gao2015"/>
+    <w:bookmarkEnd w:id="172"/>
+    <w:bookmarkStart w:id="174" w:name="ref-gao2015"/>
     <w:p>
       <w:pPr>
         <w:pStyle w:val="Bibliography"/>
@@ -27994,7 +28891,7 @@
       <w:r>
         <w:t xml:space="preserve"> </w:t>
       </w:r>
-      <w:hyperlink r:id="rId184">
+      <w:hyperlink r:id="rId173">
         <w:r>
           <w:rPr>
             <w:rStyle w:val="Hyperlink"/>
@@ -28006,8 +28903,8 @@
         <w:t xml:space="preserve">.</w:t>
       </w:r>
     </w:p>
-    <w:bookmarkEnd w:id="185"/>
-    <w:bookmarkStart w:id="187" w:name="ref-gardner2002"/>
+    <w:bookmarkEnd w:id="174"/>
+    <w:bookmarkStart w:id="176" w:name="ref-gardner2002"/>
     <w:p>
       <w:pPr>
         <w:pStyle w:val="Bibliography"/>
@@ -28056,7 +28953,7 @@
       <w:r>
         <w:t xml:space="preserve"> </w:t>
       </w:r>
-      <w:hyperlink r:id="rId186">
+      <w:hyperlink r:id="rId175">
         <w:r>
           <w:rPr>
             <w:rStyle w:val="Hyperlink"/>
@@ -28068,8 +28965,8 @@
         <w:t xml:space="preserve">.</w:t>
       </w:r>
     </w:p>
-    <w:bookmarkEnd w:id="187"/>
-    <w:bookmarkStart w:id="189" w:name="ref-green2015"/>
+    <w:bookmarkEnd w:id="176"/>
+    <w:bookmarkStart w:id="178" w:name="ref-green2015"/>
     <w:p>
       <w:pPr>
         <w:pStyle w:val="Bibliography"/>
@@ -28114,7 +29011,7 @@
       <w:r>
         <w:t xml:space="preserve"> </w:t>
       </w:r>
-      <w:hyperlink r:id="rId188">
+      <w:hyperlink r:id="rId177">
         <w:r>
           <w:rPr>
             <w:rStyle w:val="Hyperlink"/>
@@ -28126,8 +29023,8 @@
         <w:t xml:space="preserve">.</w:t>
       </w:r>
     </w:p>
-    <w:bookmarkEnd w:id="189"/>
-    <w:bookmarkStart w:id="191" w:name="ref-hu2024"/>
+    <w:bookmarkEnd w:id="178"/>
+    <w:bookmarkStart w:id="180" w:name="ref-hu2024"/>
     <w:p>
       <w:pPr>
         <w:pStyle w:val="Bibliography"/>
@@ -28160,7 +29057,7 @@
       <w:r>
         <w:t xml:space="preserve"> </w:t>
       </w:r>
-      <w:hyperlink r:id="rId190">
+      <w:hyperlink r:id="rId179">
         <w:r>
           <w:rPr>
             <w:rStyle w:val="Hyperlink"/>
@@ -28172,8 +29069,8 @@
         <w:t xml:space="preserve">.</w:t>
       </w:r>
     </w:p>
-    <w:bookmarkEnd w:id="191"/>
-    <w:bookmarkStart w:id="193" w:name="ref-hwang2020"/>
+    <w:bookmarkEnd w:id="180"/>
+    <w:bookmarkStart w:id="182" w:name="ref-hwang2020"/>
     <w:p>
       <w:pPr>
         <w:pStyle w:val="Bibliography"/>
@@ -28206,7 +29103,7 @@
       <w:r>
         <w:t xml:space="preserve"> </w:t>
       </w:r>
-      <w:hyperlink r:id="rId192">
+      <w:hyperlink r:id="rId181">
         <w:r>
           <w:rPr>
             <w:rStyle w:val="Hyperlink"/>
@@ -28218,8 +29115,8 @@
         <w:t xml:space="preserve">.</w:t>
       </w:r>
     </w:p>
-    <w:bookmarkEnd w:id="193"/>
-    <w:bookmarkStart w:id="195" w:name="ref-idtoligo"/>
+    <w:bookmarkEnd w:id="182"/>
+    <w:bookmarkStart w:id="184" w:name="ref-idtoligo"/>
     <w:p>
       <w:pPr>
         <w:pStyle w:val="Bibliography"/>
@@ -28257,7 +29154,7 @@
       <w:r>
         <w:t xml:space="preserve"> </w:t>
       </w:r>
-      <w:hyperlink r:id="rId194">
+      <w:hyperlink r:id="rId183">
         <w:r>
           <w:rPr>
             <w:rStyle w:val="Hyperlink"/>
@@ -28269,8 +29166,8 @@
         <w:t xml:space="preserve">.</w:t>
       </w:r>
     </w:p>
-    <w:bookmarkEnd w:id="195"/>
-    <w:bookmarkStart w:id="197" w:name="ref-jumper2021"/>
+    <w:bookmarkEnd w:id="184"/>
+    <w:bookmarkStart w:id="186" w:name="ref-jumper2021"/>
     <w:p>
       <w:pPr>
         <w:pStyle w:val="Bibliography"/>
@@ -28315,7 +29212,7 @@
       <w:r>
         <w:t xml:space="preserve"> </w:t>
       </w:r>
-      <w:hyperlink r:id="rId196">
+      <w:hyperlink r:id="rId185">
         <w:r>
           <w:rPr>
             <w:rStyle w:val="Hyperlink"/>
@@ -28327,8 +29224,8 @@
         <w:t xml:space="preserve">.</w:t>
       </w:r>
     </w:p>
-    <w:bookmarkEnd w:id="197"/>
-    <w:bookmarkStart w:id="199" w:name="ref-katoh2013"/>
+    <w:bookmarkEnd w:id="186"/>
+    <w:bookmarkStart w:id="188" w:name="ref-katoh2013"/>
     <w:p>
       <w:pPr>
         <w:pStyle w:val="Bibliography"/>
@@ -28370,7 +29267,7 @@
       <w:r>
         <w:t xml:space="preserve"> </w:t>
       </w:r>
-      <w:hyperlink r:id="rId198">
+      <w:hyperlink r:id="rId187">
         <w:r>
           <w:rPr>
             <w:rStyle w:val="Hyperlink"/>
@@ -28382,8 +29279,8 @@
         <w:t xml:space="preserve">.</w:t>
       </w:r>
     </w:p>
-    <w:bookmarkEnd w:id="199"/>
-    <w:bookmarkStart w:id="201" w:name="ref-kesler2020"/>
+    <w:bookmarkEnd w:id="188"/>
+    <w:bookmarkStart w:id="190" w:name="ref-kesler2020"/>
     <w:p>
       <w:pPr>
         <w:pStyle w:val="Bibliography"/>
@@ -28425,7 +29322,7 @@
       <w:r>
         <w:t xml:space="preserve"> </w:t>
       </w:r>
-      <w:hyperlink r:id="rId200">
+      <w:hyperlink r:id="rId189">
         <w:r>
           <w:rPr>
             <w:rStyle w:val="Hyperlink"/>
@@ -28437,8 +29334,8 @@
         <w:t xml:space="preserve">.</w:t>
       </w:r>
     </w:p>
-    <w:bookmarkEnd w:id="201"/>
-    <w:bookmarkStart w:id="203" w:name="ref-kolm2020"/>
+    <w:bookmarkEnd w:id="190"/>
+    <w:bookmarkStart w:id="192" w:name="ref-kolm2020"/>
     <w:p>
       <w:pPr>
         <w:pStyle w:val="Bibliography"/>
@@ -28504,7 +29401,7 @@
       <w:r>
         <w:t xml:space="preserve"> </w:t>
       </w:r>
-      <w:hyperlink r:id="rId202">
+      <w:hyperlink r:id="rId191">
         <w:r>
           <w:rPr>
             <w:rStyle w:val="Hyperlink"/>
@@ -28516,8 +29413,8 @@
         <w:t xml:space="preserve">.</w:t>
       </w:r>
     </w:p>
-    <w:bookmarkEnd w:id="203"/>
-    <w:bookmarkStart w:id="205" w:name="ref-kozel2017"/>
+    <w:bookmarkEnd w:id="192"/>
+    <w:bookmarkStart w:id="194" w:name="ref-kozel2017"/>
     <w:p>
       <w:pPr>
         <w:pStyle w:val="Bibliography"/>
@@ -28550,7 +29447,7 @@
       <w:r>
         <w:t xml:space="preserve"> </w:t>
       </w:r>
-      <w:hyperlink r:id="rId204">
+      <w:hyperlink r:id="rId193">
         <w:r>
           <w:rPr>
             <w:rStyle w:val="Hyperlink"/>
@@ -28562,8 +29459,8 @@
         <w:t xml:space="preserve">.</w:t>
       </w:r>
     </w:p>
-    <w:bookmarkEnd w:id="205"/>
-    <w:bookmarkStart w:id="207" w:name="ref-krishnan2023"/>
+    <w:bookmarkEnd w:id="194"/>
+    <w:bookmarkStart w:id="196" w:name="ref-krishnan2023"/>
     <w:p>
       <w:pPr>
         <w:pStyle w:val="Bibliography"/>
@@ -28596,7 +29493,7 @@
       <w:r>
         <w:t xml:space="preserve"> </w:t>
       </w:r>
-      <w:hyperlink r:id="rId206">
+      <w:hyperlink r:id="rId195">
         <w:r>
           <w:rPr>
             <w:rStyle w:val="Hyperlink"/>
@@ -28608,8 +29505,8 @@
         <w:t xml:space="preserve">.</w:t>
       </w:r>
     </w:p>
-    <w:bookmarkEnd w:id="207"/>
-    <w:bookmarkStart w:id="209" w:name="ref-lee2013"/>
+    <w:bookmarkEnd w:id="196"/>
+    <w:bookmarkStart w:id="198" w:name="ref-lee2013"/>
     <w:p>
       <w:pPr>
         <w:pStyle w:val="Bibliography"/>
@@ -28687,7 +29584,7 @@
       <w:r>
         <w:t xml:space="preserve"> </w:t>
       </w:r>
-      <w:hyperlink r:id="rId208">
+      <w:hyperlink r:id="rId197">
         <w:r>
           <w:rPr>
             <w:rStyle w:val="Hyperlink"/>
@@ -28699,8 +29596,8 @@
         <w:t xml:space="preserve">.</w:t>
       </w:r>
     </w:p>
-    <w:bookmarkEnd w:id="209"/>
-    <w:bookmarkStart w:id="211" w:name="ref-viruscope"/>
+    <w:bookmarkEnd w:id="198"/>
+    <w:bookmarkStart w:id="200" w:name="ref-viruscope"/>
     <w:p>
       <w:pPr>
         <w:pStyle w:val="Bibliography"/>
@@ -28745,7 +29642,7 @@
       <w:r>
         <w:t xml:space="preserve"> </w:t>
       </w:r>
-      <w:hyperlink r:id="rId210">
+      <w:hyperlink r:id="rId199">
         <w:r>
           <w:rPr>
             <w:rStyle w:val="Hyperlink"/>
@@ -28757,8 +29654,8 @@
         <w:t xml:space="preserve">.</w:t>
       </w:r>
     </w:p>
-    <w:bookmarkEnd w:id="211"/>
-    <w:bookmarkStart w:id="213" w:name="ref-lu2009"/>
+    <w:bookmarkEnd w:id="200"/>
+    <w:bookmarkStart w:id="202" w:name="ref-lu2009"/>
     <w:p>
       <w:pPr>
         <w:pStyle w:val="Bibliography"/>
@@ -28791,7 +29688,7 @@
       <w:r>
         <w:t xml:space="preserve"> </w:t>
       </w:r>
-      <w:hyperlink r:id="rId212">
+      <w:hyperlink r:id="rId201">
         <w:r>
           <w:rPr>
             <w:rStyle w:val="Hyperlink"/>
@@ -28803,8 +29700,8 @@
         <w:t xml:space="preserve">.</w:t>
       </w:r>
     </w:p>
-    <w:bookmarkEnd w:id="213"/>
-    <w:bookmarkStart w:id="215" w:name="ref-muraru2020"/>
+    <w:bookmarkEnd w:id="202"/>
+    <w:bookmarkStart w:id="204" w:name="ref-muraru2020"/>
     <w:p>
       <w:pPr>
         <w:pStyle w:val="Bibliography"/>
@@ -28855,7 +29752,7 @@
       <w:r>
         <w:t xml:space="preserve"> </w:t>
       </w:r>
-      <w:hyperlink r:id="rId214">
+      <w:hyperlink r:id="rId203">
         <w:r>
           <w:rPr>
             <w:rStyle w:val="Hyperlink"/>
@@ -28867,8 +29764,8 @@
         <w:t xml:space="preserve">.</w:t>
       </w:r>
     </w:p>
-    <w:bookmarkEnd w:id="215"/>
-    <w:bookmarkStart w:id="217" w:name="ref-murray2022"/>
+    <w:bookmarkEnd w:id="204"/>
+    <w:bookmarkStart w:id="206" w:name="ref-murray2022"/>
     <w:p>
       <w:pPr>
         <w:pStyle w:val="Bibliography"/>
@@ -28904,7 +29801,7 @@
       <w:r>
         <w:t xml:space="preserve"> </w:t>
       </w:r>
-      <w:hyperlink r:id="rId216">
+      <w:hyperlink r:id="rId205">
         <w:r>
           <w:rPr>
             <w:rStyle w:val="Hyperlink"/>
@@ -28916,8 +29813,8 @@
         <w:t xml:space="preserve">.</w:t>
       </w:r>
     </w:p>
-    <w:bookmarkEnd w:id="217"/>
-    <w:bookmarkStart w:id="219" w:name="ref-nakatsuka2018"/>
+    <w:bookmarkEnd w:id="206"/>
+    <w:bookmarkStart w:id="208" w:name="ref-nakatsuka2018"/>
     <w:p>
       <w:pPr>
         <w:pStyle w:val="Bibliography"/>
@@ -28953,7 +29850,7 @@
       <w:r>
         <w:t xml:space="preserve"> </w:t>
       </w:r>
-      <w:hyperlink r:id="rId218">
+      <w:hyperlink r:id="rId207">
         <w:r>
           <w:rPr>
             <w:rStyle w:val="Hyperlink"/>
@@ -28965,8 +29862,8 @@
         <w:t xml:space="preserve">.</w:t>
       </w:r>
     </w:p>
-    <w:bookmarkEnd w:id="219"/>
-    <w:bookmarkStart w:id="221" w:name="ref-nierman2005"/>
+    <w:bookmarkEnd w:id="208"/>
+    <w:bookmarkStart w:id="210" w:name="ref-nierman2005"/>
     <w:p>
       <w:pPr>
         <w:pStyle w:val="Bibliography"/>
@@ -29021,7 +29918,7 @@
       <w:r>
         <w:t xml:space="preserve"> </w:t>
       </w:r>
-      <w:hyperlink r:id="rId220">
+      <w:hyperlink r:id="rId209">
         <w:r>
           <w:rPr>
             <w:rStyle w:val="Hyperlink"/>
@@ -29033,8 +29930,8 @@
         <w:t xml:space="preserve">.</w:t>
       </w:r>
     </w:p>
-    <w:bookmarkEnd w:id="221"/>
-    <w:bookmarkStart w:id="223" w:name="ref-novoselov2004"/>
+    <w:bookmarkEnd w:id="210"/>
+    <w:bookmarkStart w:id="212" w:name="ref-novoselov2004"/>
     <w:p>
       <w:pPr>
         <w:pStyle w:val="Bibliography"/>
@@ -29067,7 +29964,7 @@
       <w:r>
         <w:t xml:space="preserve"> </w:t>
       </w:r>
-      <w:hyperlink r:id="rId222">
+      <w:hyperlink r:id="rId211">
         <w:r>
           <w:rPr>
             <w:rStyle w:val="Hyperlink"/>
@@ -29079,8 +29976,8 @@
         <w:t xml:space="preserve">.</w:t>
       </w:r>
     </w:p>
-    <w:bookmarkEnd w:id="223"/>
-    <w:bookmarkStart w:id="225" w:name="ref-obregon2002"/>
+    <w:bookmarkEnd w:id="212"/>
+    <w:bookmarkStart w:id="214" w:name="ref-obregon2002"/>
     <w:p>
       <w:pPr>
         <w:pStyle w:val="Bibliography"/>
@@ -29129,7 +30026,7 @@
       <w:r>
         <w:t xml:space="preserve"> </w:t>
       </w:r>
-      <w:hyperlink r:id="rId224">
+      <w:hyperlink r:id="rId213">
         <w:r>
           <w:rPr>
             <w:rStyle w:val="Hyperlink"/>
@@ -29141,8 +30038,8 @@
         <w:t xml:space="preserve">.</w:t>
       </w:r>
     </w:p>
-    <w:bookmarkEnd w:id="225"/>
-    <w:bookmarkStart w:id="227" w:name="ref-ping2016"/>
+    <w:bookmarkEnd w:id="214"/>
+    <w:bookmarkStart w:id="216" w:name="ref-ping2016"/>
     <w:p>
       <w:pPr>
         <w:pStyle w:val="Bibliography"/>
@@ -29187,7 +30084,7 @@
       <w:r>
         <w:t xml:space="preserve"> </w:t>
       </w:r>
-      <w:hyperlink r:id="rId226">
+      <w:hyperlink r:id="rId215">
         <w:r>
           <w:rPr>
             <w:rStyle w:val="Hyperlink"/>
@@ -29199,8 +30096,8 @@
         <w:t xml:space="preserve">.</w:t>
       </w:r>
     </w:p>
-    <w:bookmarkEnd w:id="227"/>
-    <w:bookmarkStart w:id="229" w:name="ref-purwidyantri2021"/>
+    <w:bookmarkEnd w:id="216"/>
+    <w:bookmarkStart w:id="218" w:name="ref-purwidyantri2021"/>
     <w:p>
       <w:pPr>
         <w:pStyle w:val="Bibliography"/>
@@ -29245,7 +30142,7 @@
       <w:r>
         <w:t xml:space="preserve"> </w:t>
       </w:r>
-      <w:hyperlink r:id="rId228">
+      <w:hyperlink r:id="rId217">
         <w:r>
           <w:rPr>
             <w:rStyle w:val="Hyperlink"/>
@@ -29257,8 +30154,8 @@
         <w:t xml:space="preserve">.</w:t>
       </w:r>
     </w:p>
-    <w:bookmarkEnd w:id="229"/>
-    <w:bookmarkStart w:id="231" w:name="ref-purwidyantri2022"/>
+    <w:bookmarkEnd w:id="218"/>
+    <w:bookmarkStart w:id="220" w:name="ref-purwidyantri2022"/>
     <w:p>
       <w:pPr>
         <w:pStyle w:val="Bibliography"/>
@@ -29303,7 +30200,7 @@
       <w:r>
         <w:t xml:space="preserve"> </w:t>
       </w:r>
-      <w:hyperlink r:id="rId230">
+      <w:hyperlink r:id="rId219">
         <w:r>
           <w:rPr>
             <w:rStyle w:val="Hyperlink"/>
@@ -29315,8 +30212,8 @@
         <w:t xml:space="preserve">.</w:t>
       </w:r>
     </w:p>
-    <w:bookmarkEnd w:id="231"/>
-    <w:bookmarkStart w:id="233" w:name="ref-santalucia2004"/>
+    <w:bookmarkEnd w:id="220"/>
+    <w:bookmarkStart w:id="222" w:name="ref-santalucia2004"/>
     <w:p>
       <w:pPr>
         <w:pStyle w:val="Bibliography"/>
@@ -29361,7 +30258,7 @@
       <w:r>
         <w:t xml:space="preserve"> </w:t>
       </w:r>
-      <w:hyperlink r:id="rId232">
+      <w:hyperlink r:id="rId221">
         <w:r>
           <w:rPr>
             <w:rStyle w:val="Hyperlink"/>
@@ -29373,8 +30270,8 @@
         <w:t xml:space="preserve">.</w:t>
       </w:r>
     </w:p>
-    <w:bookmarkEnd w:id="233"/>
-    <w:bookmarkStart w:id="235" w:name="ref-schedin2007"/>
+    <w:bookmarkEnd w:id="222"/>
+    <w:bookmarkStart w:id="224" w:name="ref-schedin2007"/>
     <w:p>
       <w:pPr>
         <w:pStyle w:val="Bibliography"/>
@@ -29407,7 +30304,7 @@
       <w:r>
         <w:t xml:space="preserve"> </w:t>
       </w:r>
-      <w:hyperlink r:id="rId234">
+      <w:hyperlink r:id="rId223">
         <w:r>
           <w:rPr>
             <w:rStyle w:val="Hyperlink"/>
@@ -29419,8 +30316,8 @@
         <w:t xml:space="preserve">.</w:t>
       </w:r>
     </w:p>
-    <w:bookmarkEnd w:id="235"/>
-    <w:bookmarkStart w:id="237" w:name="ref-stephens2025"/>
+    <w:bookmarkEnd w:id="224"/>
+    <w:bookmarkStart w:id="226" w:name="ref-stephens2025"/>
     <w:p>
       <w:pPr>
         <w:pStyle w:val="Bibliography"/>
@@ -29477,7 +30374,7 @@
       <w:r>
         <w:t xml:space="preserve"> </w:t>
       </w:r>
-      <w:hyperlink r:id="rId236">
+      <w:hyperlink r:id="rId225">
         <w:r>
           <w:rPr>
             <w:rStyle w:val="Hyperlink"/>
@@ -29489,8 +30386,8 @@
         <w:t xml:space="preserve">.</w:t>
       </w:r>
     </w:p>
-    <w:bookmarkEnd w:id="237"/>
-    <w:bookmarkStart w:id="239" w:name="ref-stover2000"/>
+    <w:bookmarkEnd w:id="226"/>
+    <w:bookmarkStart w:id="228" w:name="ref-stover2000"/>
     <w:p>
       <w:pPr>
         <w:pStyle w:val="Bibliography"/>
@@ -29545,7 +30442,7 @@
       <w:r>
         <w:t xml:space="preserve"> </w:t>
       </w:r>
-      <w:hyperlink r:id="rId238">
+      <w:hyperlink r:id="rId227">
         <w:r>
           <w:rPr>
             <w:rStyle w:val="Hyperlink"/>
@@ -29557,8 +30454,8 @@
         <w:t xml:space="preserve">.</w:t>
       </w:r>
     </w:p>
-    <w:bookmarkEnd w:id="239"/>
-    <w:bookmarkStart w:id="241" w:name="ref-sun2022"/>
+    <w:bookmarkEnd w:id="228"/>
+    <w:bookmarkStart w:id="230" w:name="ref-sun2022"/>
     <w:p>
       <w:pPr>
         <w:pStyle w:val="Bibliography"/>
@@ -29591,7 +30488,7 @@
       <w:r>
         <w:t xml:space="preserve"> </w:t>
       </w:r>
-      <w:hyperlink r:id="rId240">
+      <w:hyperlink r:id="rId229">
         <w:r>
           <w:rPr>
             <w:rStyle w:val="Hyperlink"/>
@@ -29603,8 +30500,8 @@
         <w:t xml:space="preserve">.</w:t>
       </w:r>
     </w:p>
-    <w:bookmarkEnd w:id="241"/>
-    <w:bookmarkStart w:id="243" w:name="ref-tayo2023"/>
+    <w:bookmarkEnd w:id="230"/>
+    <w:bookmarkStart w:id="232" w:name="ref-tayo2023"/>
     <w:p>
       <w:pPr>
         <w:pStyle w:val="Bibliography"/>
@@ -29731,7 +30628,7 @@
       <w:r>
         <w:t xml:space="preserve"> </w:t>
       </w:r>
-      <w:hyperlink r:id="rId242">
+      <w:hyperlink r:id="rId231">
         <w:r>
           <w:rPr>
             <w:rStyle w:val="Hyperlink"/>
@@ -29743,8 +30640,8 @@
         <w:t xml:space="preserve">.</w:t>
       </w:r>
     </w:p>
-    <w:bookmarkEnd w:id="243"/>
-    <w:bookmarkStart w:id="245" w:name="ref-seqfold"/>
+    <w:bookmarkEnd w:id="232"/>
+    <w:bookmarkStart w:id="234" w:name="ref-seqfold"/>
     <w:p>
       <w:pPr>
         <w:pStyle w:val="Bibliography"/>
@@ -29789,7 +30686,7 @@
       <w:r>
         <w:t xml:space="preserve"> </w:t>
       </w:r>
-      <w:hyperlink r:id="rId244">
+      <w:hyperlink r:id="rId233">
         <w:r>
           <w:rPr>
             <w:rStyle w:val="Hyperlink"/>
@@ -29801,8 +30698,8 @@
         <w:t xml:space="preserve">.</w:t>
       </w:r>
     </w:p>
-    <w:bookmarkEnd w:id="245"/>
-    <w:bookmarkStart w:id="247" w:name="ref-tuerk1990"/>
+    <w:bookmarkEnd w:id="234"/>
+    <w:bookmarkStart w:id="236" w:name="ref-tuerk1990"/>
     <w:p>
       <w:pPr>
         <w:pStyle w:val="Bibliography"/>
@@ -29865,7 +30762,7 @@
       <w:r>
         <w:t xml:space="preserve"> </w:t>
       </w:r>
-      <w:hyperlink r:id="rId246">
+      <w:hyperlink r:id="rId235">
         <w:r>
           <w:rPr>
             <w:rStyle w:val="Hyperlink"/>
@@ -29877,8 +30774,8 @@
         <w:t xml:space="preserve">.</w:t>
       </w:r>
     </w:p>
-    <w:bookmarkEnd w:id="247"/>
-    <w:bookmarkStart w:id="249" w:name="ref-turner2010"/>
+    <w:bookmarkEnd w:id="236"/>
+    <w:bookmarkStart w:id="238" w:name="ref-turner2010"/>
     <w:p>
       <w:pPr>
         <w:pStyle w:val="Bibliography"/>
@@ -29917,7 +30814,7 @@
       <w:r>
         <w:t xml:space="preserve"> </w:t>
       </w:r>
-      <w:hyperlink r:id="rId248">
+      <w:hyperlink r:id="rId237">
         <w:r>
           <w:rPr>
             <w:rStyle w:val="Hyperlink"/>
@@ -29929,8 +30826,8 @@
         <w:t xml:space="preserve">.</w:t>
       </w:r>
     </w:p>
-    <w:bookmarkEnd w:id="249"/>
-    <w:bookmarkStart w:id="251" w:name="ref-untergasser2012"/>
+    <w:bookmarkEnd w:id="238"/>
+    <w:bookmarkStart w:id="240" w:name="ref-untergasser2012"/>
     <w:p>
       <w:pPr>
         <w:pStyle w:val="Bibliography"/>
@@ -29963,7 +30860,7 @@
       <w:r>
         <w:t xml:space="preserve"> </w:t>
       </w:r>
-      <w:hyperlink r:id="rId250">
+      <w:hyperlink r:id="rId239">
         <w:r>
           <w:rPr>
             <w:rStyle w:val="Hyperlink"/>
@@ -29975,8 +30872,8 @@
         <w:t xml:space="preserve">.</w:t>
       </w:r>
     </w:p>
-    <w:bookmarkEnd w:id="251"/>
-    <w:bookmarkStart w:id="253" w:name="ref-watsoncrick1953"/>
+    <w:bookmarkEnd w:id="240"/>
+    <w:bookmarkStart w:id="242" w:name="ref-watsoncrick1953"/>
     <w:p>
       <w:pPr>
         <w:pStyle w:val="Bibliography"/>
@@ -30009,7 +30906,7 @@
       <w:r>
         <w:t xml:space="preserve"> </w:t>
       </w:r>
-      <w:hyperlink r:id="rId252">
+      <w:hyperlink r:id="rId241">
         <w:r>
           <w:rPr>
             <w:rStyle w:val="Hyperlink"/>
@@ -30021,8 +30918,8 @@
         <w:t xml:space="preserve">.</w:t>
       </w:r>
     </w:p>
-    <w:bookmarkEnd w:id="253"/>
-    <w:bookmarkStart w:id="255" w:name="ref-wetmur1991"/>
+    <w:bookmarkEnd w:id="242"/>
+    <w:bookmarkStart w:id="244" w:name="ref-wetmur1991"/>
     <w:p>
       <w:pPr>
         <w:pStyle w:val="Bibliography"/>
@@ -30064,7 +30961,7 @@
       <w:r>
         <w:t xml:space="preserve"> </w:t>
       </w:r>
-      <w:hyperlink r:id="rId254">
+      <w:hyperlink r:id="rId243">
         <w:r>
           <w:rPr>
             <w:rStyle w:val="Hyperlink"/>
@@ -30076,8 +30973,8 @@
         <w:t xml:space="preserve">.</w:t>
       </w:r>
     </w:p>
-    <w:bookmarkEnd w:id="255"/>
-    <w:bookmarkStart w:id="257" w:name="ref-wohlwend2024"/>
+    <w:bookmarkEnd w:id="244"/>
+    <w:bookmarkStart w:id="246" w:name="ref-wohlwend2024"/>
     <w:p>
       <w:pPr>
         <w:pStyle w:val="Bibliography"/>
@@ -30116,7 +31013,7 @@
       <w:r>
         <w:t xml:space="preserve"> </w:t>
       </w:r>
-      <w:hyperlink r:id="rId256">
+      <w:hyperlink r:id="rId245">
         <w:r>
           <w:rPr>
             <w:rStyle w:val="Hyperlink"/>
@@ -30128,8 +31025,8 @@
         <w:t xml:space="preserve">.</w:t>
       </w:r>
     </w:p>
-    <w:bookmarkEnd w:id="257"/>
-    <w:bookmarkStart w:id="258" w:name="ref-who2024bppl"/>
+    <w:bookmarkEnd w:id="246"/>
+    <w:bookmarkStart w:id="247" w:name="ref-who2024bppl"/>
     <w:p>
       <w:pPr>
         <w:pStyle w:val="Bibliography"/>
@@ -30165,8 +31062,8 @@
         <w:t xml:space="preserve">. World Health Organization.</w:t>
       </w:r>
     </w:p>
-    <w:bookmarkEnd w:id="258"/>
-    <w:bookmarkStart w:id="260" w:name="ref-zadeh2011"/>
+    <w:bookmarkEnd w:id="247"/>
+    <w:bookmarkStart w:id="249" w:name="ref-zadeh2011"/>
     <w:p>
       <w:pPr>
         <w:pStyle w:val="Bibliography"/>
@@ -30205,7 +31102,7 @@
       <w:r>
         <w:t xml:space="preserve"> </w:t>
       </w:r>
-      <w:hyperlink r:id="rId259">
+      <w:hyperlink r:id="rId248">
         <w:r>
           <w:rPr>
             <w:rStyle w:val="Hyperlink"/>
@@ -30217,8 +31114,8 @@
         <w:t xml:space="preserve">.</w:t>
       </w:r>
     </w:p>
-    <w:bookmarkEnd w:id="260"/>
-    <w:bookmarkStart w:id="262" w:name="ref-zhu2015"/>
+    <w:bookmarkEnd w:id="249"/>
+    <w:bookmarkStart w:id="251" w:name="ref-zhu2015"/>
     <w:p>
       <w:pPr>
         <w:pStyle w:val="Bibliography"/>
@@ -30272,7 +31169,7 @@
       <w:r>
         <w:t xml:space="preserve"> </w:t>
       </w:r>
-      <w:hyperlink r:id="rId261">
+      <w:hyperlink r:id="rId250">
         <w:r>
           <w:rPr>
             <w:rStyle w:val="Hyperlink"/>
@@ -30284,10 +31181,10 @@
         <w:t xml:space="preserve">.</w:t>
       </w:r>
     </w:p>
-    <w:bookmarkEnd w:id="262"/>
-    <w:bookmarkEnd w:id="263"/>
-    <w:bookmarkEnd w:id="264"/>
-    <w:bookmarkEnd w:id="265"/>
+    <w:bookmarkEnd w:id="251"/>
+    <w:bookmarkEnd w:id="252"/>
+    <w:bookmarkEnd w:id="253"/>
+    <w:bookmarkEnd w:id="254"/>
     <w:sectPr>
       <w:footnotePr>
         <w:numRestart w:val="eachSect"/>
@@ -30317,7 +31214,7 @@
       </w:r>
     </w:p>
   </w:footnote>
-  <w:footnote w:id="86">
+  <w:footnote w:id="71">
     <w:p>
       <w:pPr>
         <w:pStyle w:val="FootnoteText"/>
@@ -30331,7 +31228,7 @@
       <w:r>
         <w:t xml:space="preserve"> </w:t>
       </w:r>
-      <w:hyperlink r:id="rId87">
+      <w:hyperlink r:id="rId72">
         <w:r>
           <w:rPr>
             <w:rStyle w:val="Hyperlink"/>

--- a/Thesis.docx
+++ b/Thesis.docx
@@ -168,13 +168,13 @@
         <w:t xml:space="preserve"> </w:t>
       </w:r>
       <w:r>
-        <w:t xml:space="preserve">januaryfebruarymarchaprilmayjune</w:t>
-      </w:r>
-      <w:r>
-        <w:t xml:space="preserve"> </w:t>
-      </w:r>
-      <w:r>
-        <w:t xml:space="preserve">julyaugustseptemberoctobernovemberdecember</w:t>
+        <w:t xml:space="preserve">JanuaryFebruaryMarchAprilMayJune</w:t>
+      </w:r>
+      <w:r>
+        <w:t xml:space="preserve"> </w:t>
+      </w:r>
+      <w:r>
+        <w:t xml:space="preserve">JulyAugustSeptemberOctoberNovemberDecember</w:t>
       </w:r>
       <w:r>
         <w:t xml:space="preserve"> </w:t>
@@ -378,13 +378,13 @@
         <w:t xml:space="preserve"> </w:t>
       </w:r>
       <w:r>
-        <w:t xml:space="preserve">januaryfebruarymarchaprilmayjune</w:t>
-      </w:r>
-      <w:r>
-        <w:t xml:space="preserve"> </w:t>
-      </w:r>
-      <w:r>
-        <w:t xml:space="preserve">julyaugustseptemberoctobernovemberdecember</w:t>
+        <w:t xml:space="preserve">JanuaryFebruaryMarchAprilMayJune</w:t>
+      </w:r>
+      <w:r>
+        <w:t xml:space="preserve"> </w:t>
+      </w:r>
+      <w:r>
+        <w:t xml:space="preserve">JulyAugustSeptemberOctoberNovemberDecember</w:t>
       </w:r>
       <w:r>
         <w:t xml:space="preserve"> </w:t>
@@ -658,13 +658,13 @@
         <w:t xml:space="preserve"> </w:t>
       </w:r>
       <w:r>
-        <w:t xml:space="preserve">januaryfebruarymarchaprilmayjune</w:t>
-      </w:r>
-      <w:r>
-        <w:t xml:space="preserve"> </w:t>
-      </w:r>
-      <w:r>
-        <w:t xml:space="preserve">julyaugustseptemberoctobernovemberdecember</w:t>
+        <w:t xml:space="preserve">JanuaryFebruaryMarchAprilMayJune</w:t>
+      </w:r>
+      <w:r>
+        <w:t xml:space="preserve"> </w:t>
+      </w:r>
+      <w:r>
+        <w:t xml:space="preserve">JulyAugustSeptemberOctoberNovemberDecember</w:t>
       </w:r>
     </w:p>
     <w:bookmarkEnd w:id="30"/>
@@ -2053,7 +2053,7 @@
       </w:r>
     </w:p>
     <w:bookmarkEnd w:id="38"/>
-    <w:bookmarkStart w:id="40" w:name="target-panel"/>
+    <w:bookmarkStart w:id="40" w:name="sec:targets"/>
     <w:p>
       <w:pPr>
         <w:pStyle w:val="Heading2"/>
@@ -3112,13 +3112,30 @@
         <w:t xml:space="preserve"> </w:t>
       </w:r>
       <w:r>
-        <w:t xml:space="preserve">recognises every clinical strain of it and whether it behaves well as an oligonucleotide. Both</w:t>
-      </w:r>
-      <w:r>
-        <w:t xml:space="preserve"> </w:t>
-      </w:r>
-      <w:r>
-        <w:t xml:space="preserve">are addressed in this dissertation. The two</w:t>
+        <w:t xml:space="preserve">recognises every clinical strain of it and whether it behaves well as an oligonucleotide. The</w:t>
+      </w:r>
+      <w:r>
+        <w:t xml:space="preserve"> </w:t>
+      </w:r>
+      <w:r>
+        <w:t xml:space="preserve">second is the subject of this dissertation; the first was settled by adopting marker genes already</w:t>
+      </w:r>
+      <w:r>
+        <w:t xml:space="preserve"> </w:t>
+      </w:r>
+      <w:r>
+        <w:t xml:space="preserve">established for the molecular detection of their species (Section </w:t>
+      </w:r>
+      <w:hyperlink w:anchor="sec:targets">
+        <w:r>
+          <w:rPr>
+            <w:rStyle w:val="Hyperlink"/>
+          </w:rPr>
+          <w:t xml:space="preserve">1.4</w:t>
+        </w:r>
+      </w:hyperlink>
+      <w:r>
+        <w:t xml:space="preserve">). The two</w:t>
       </w:r>
       <w:r>
         <w:t xml:space="preserve"> </w:t>
@@ -4976,7 +4993,7 @@
         <w:t xml:space="preserve">intermediate results.</w:t>
       </w:r>
     </w:p>
-    <w:bookmarkStart w:id="53" w:name="sequence-retrieval-from-ncbi"/>
+    <w:bookmarkStart w:id="53" w:name="sec:retrieval"/>
     <w:p>
       <w:pPr>
         <w:pStyle w:val="Heading2"/>
@@ -5167,13 +5184,36 @@
         <w:t xml:space="preserve"> </w:t>
       </w:r>
       <w:r>
-        <w:t xml:space="preserve">gap-ridden alignments. An automatic length-clustering step therefore retains only the dominant length</w:t>
-      </w:r>
-      <w:r>
-        <w:t xml:space="preserve"> </w:t>
-      </w:r>
-      <w:r>
-        <w:t xml:space="preserve">cluster: the sequence length whose</w:t>
+        <w:t xml:space="preserve">gap-ridden alignments. The coarse length range of the retrieval query</w:t>
+      </w:r>
+      <w:r>
+        <w:t xml:space="preserve"> </w:t>
+      </w:r>
+      <w:r>
+        <w:t xml:space="preserve">(Section </w:t>
+      </w:r>
+      <w:hyperlink w:anchor="sec:retrieval">
+        <w:r>
+          <w:rPr>
+            <w:rStyle w:val="Hyperlink"/>
+          </w:rPr>
+          <w:t xml:space="preserve">3.1</w:t>
+        </w:r>
+      </w:hyperlink>
+      <w:r>
+        <w:t xml:space="preserve">) excludes only the grossest outliers; the records that survive it still</w:t>
+      </w:r>
+      <w:r>
+        <w:t xml:space="preserve"> </w:t>
+      </w:r>
+      <w:r>
+        <w:t xml:space="preserve">differ enough in length to degrade an alignment. An automatic length-clustering step therefore</w:t>
+      </w:r>
+      <w:r>
+        <w:t xml:space="preserve"> </w:t>
+      </w:r>
+      <w:r>
+        <w:t xml:space="preserve">retains only the dominant length cluster: the sequence length whose</w:t>
       </w:r>
       <w:r>
         <w:t xml:space="preserve"> </w:t>
@@ -5199,31 +5239,37 @@
         <w:t xml:space="preserve"> </w:t>
       </w:r>
       <w:r>
-        <w:t xml:space="preserve">band contains the most records is taken as the centre, and</w:t>
-      </w:r>
-      <w:r>
-        <w:t xml:space="preserve"> </w:t>
-      </w:r>
-      <w:r>
-        <w:t xml:space="preserve">only records within that band are kept. The selection is data-driven — no per-gene minimum or maximum</w:t>
-      </w:r>
-      <w:r>
-        <w:t xml:space="preserve"> </w:t>
-      </w:r>
-      <w:r>
-        <w:t xml:space="preserve">length is tuned by hand — so the method transfers to new genes without adjustment. It is applied only</w:t>
-      </w:r>
-      <w:r>
-        <w:t xml:space="preserve"> </w:t>
-      </w:r>
-      <w:r>
-        <w:t xml:space="preserve">when at least four records are available, and a safeguard prevents the set from being reduced below two</w:t>
-      </w:r>
-      <w:r>
-        <w:t xml:space="preserve"> </w:t>
-      </w:r>
-      <w:r>
-        <w:t xml:space="preserve">sequences.</w:t>
+        <w:t xml:space="preserve">band contains the most</w:t>
+      </w:r>
+      <w:r>
+        <w:t xml:space="preserve"> </w:t>
+      </w:r>
+      <w:r>
+        <w:t xml:space="preserve">records is taken as the centre, and only records within that band are kept. Within the retrieved</w:t>
+      </w:r>
+      <w:r>
+        <w:t xml:space="preserve"> </w:t>
+      </w:r>
+      <w:r>
+        <w:t xml:space="preserve">range the selection is thus data-driven — the band is placed by the distribution of the records</w:t>
+      </w:r>
+      <w:r>
+        <w:t xml:space="preserve"> </w:t>
+      </w:r>
+      <w:r>
+        <w:t xml:space="preserve">themselves, not by a bound set by hand for each gene — so the method transfers to new genes without</w:t>
+      </w:r>
+      <w:r>
+        <w:t xml:space="preserve"> </w:t>
+      </w:r>
+      <w:r>
+        <w:t xml:space="preserve">further adjustment. It is applied only when at least four records are available, and the step is</w:t>
+      </w:r>
+      <w:r>
+        <w:t xml:space="preserve"> </w:t>
+      </w:r>
+      <w:r>
+        <w:t xml:space="preserve">skipped altogether if the dominant cluster would contain fewer than two records.</w:t>
       </w:r>
     </w:p>
     <w:bookmarkEnd w:id="54"/>
@@ -8925,32 +8971,6 @@
       </w:tr>
     </w:tbl>
     <w:bookmarkEnd w:id="65"/>
-    <w:p>
-      <w:pPr>
-        <w:pStyle w:val="BodyText"/>
-      </w:pPr>
-      <w:r>
-        <w:t xml:space="preserve">When the pipeline encounters an organism for which no profile exists and is run interactively, it prompts</w:t>
-      </w:r>
-      <w:r>
-        <w:t xml:space="preserve"> </w:t>
-      </w:r>
-      <w:r>
-        <w:t xml:space="preserve">the user for the organism type and for each threshold, proposing a suggested value that can be accepted or</w:t>
-      </w:r>
-      <w:r>
-        <w:t xml:space="preserve"> </w:t>
-      </w:r>
-      <w:r>
-        <w:t xml:space="preserve">overridden; the resulting profile is stored and reused in later runs. When run non-interactively, it applies</w:t>
-      </w:r>
-      <w:r>
-        <w:t xml:space="preserve"> </w:t>
-      </w:r>
-      <w:r>
-        <w:t xml:space="preserve">the suggested values without prompting.</w:t>
-      </w:r>
-    </w:p>
     <w:bookmarkStart w:id="67" w:name="gene-profiles."/>
     <w:p>
       <w:pPr>
@@ -10058,6 +10078,32 @@
       </w:tr>
     </w:tbl>
     <w:bookmarkEnd w:id="66"/>
+    <w:p>
+      <w:pPr>
+        <w:pStyle w:val="BodyText"/>
+      </w:pPr>
+      <w:r>
+        <w:t xml:space="preserve">When the pipeline encounters an organism for which no profile exists and is run interactively, it prompts</w:t>
+      </w:r>
+      <w:r>
+        <w:t xml:space="preserve"> </w:t>
+      </w:r>
+      <w:r>
+        <w:t xml:space="preserve">the user for the organism type and for each threshold, proposing a suggested value that can be accepted or</w:t>
+      </w:r>
+      <w:r>
+        <w:t xml:space="preserve"> </w:t>
+      </w:r>
+      <w:r>
+        <w:t xml:space="preserve">overridden; the resulting profile is stored and reused in later runs. When run non-interactively, it applies</w:t>
+      </w:r>
+      <w:r>
+        <w:t xml:space="preserve"> </w:t>
+      </w:r>
+      <w:r>
+        <w:t xml:space="preserve">the suggested values without prompting.</w:t>
+      </w:r>
+    </w:p>
     <w:bookmarkEnd w:id="67"/>
     <w:bookmarkEnd w:id="68"/>
     <w:bookmarkStart w:id="69" w:name="quality-based-selection"/>
@@ -12615,7 +12661,7 @@
     </w:p>
     <w:bookmarkEnd w:id="79"/>
     <w:bookmarkEnd w:id="80"/>
-    <w:bookmarkStart w:id="150" w:name="results-and-discussion"/>
+    <w:bookmarkStart w:id="151" w:name="results-and-discussion"/>
     <w:p>
       <w:pPr>
         <w:pStyle w:val="Heading1"/>
@@ -17737,14 +17783,14 @@
             <w:r>
               <w:drawing>
                 <wp:inline>
-                  <wp:extent cx="5334000" cy="1887415"/>
+                  <wp:extent cx="5334000" cy="2402702"/>
                   <wp:effectExtent b="0" l="0" r="0" t="0"/>
                   <wp:docPr descr="" title="" id="102" name="Picture"/>
                   <a:graphic>
                     <a:graphicData uri="http://schemas.openxmlformats.org/drawingml/2006/picture">
                       <pic:pic>
                         <pic:nvPicPr>
-                          <pic:cNvPr descr="images/rarefaction.png" id="103" name="Picture"/>
+                          <pic:cNvPr descr="images/rarefaction.pdf" id="103" name="Picture"/>
                           <pic:cNvPicPr>
                             <a:picLocks noChangeArrowheads="1" noChangeAspect="1"/>
                           </pic:cNvPicPr>
@@ -17758,7 +17804,7 @@
                         <pic:spPr bwMode="auto">
                           <a:xfrm>
                             <a:off x="0" y="0"/>
-                            <a:ext cx="5334000" cy="1887415"/>
+                            <a:ext cx="5334000" cy="2402702"/>
                           </a:xfrm>
                           <a:prstGeom prst="rect">
                             <a:avLst/>
@@ -20667,37 +20713,66 @@
         <w:t xml:space="preserve"> </w:t>
       </w:r>
       <w:r>
-        <w:t xml:space="preserve">one the duplex could adopt, so the dark segment is an upper bound: the duplex stands perpendicular</w:t>
-      </w:r>
-      <w:r>
-        <w:t xml:space="preserve"> </w:t>
-      </w:r>
-      <w:r>
-        <w:t xml:space="preserve">to the surface and touches it, and no linker is interposed. Any departure from that arrangement</w:t>
-      </w:r>
-      <w:r>
-        <w:t xml:space="preserve"> </w:t>
-      </w:r>
-      <w:r>
-        <w:t xml:space="preserve">lifts the duplex further away. Tilting it raises every base pair above the first, their height</w:t>
-      </w:r>
-      <w:r>
-        <w:t xml:space="preserve"> </w:t>
-      </w:r>
-      <w:r>
-        <w:t xml:space="preserve">becoming the rise along the helix multiplied by the cosine of the tilt; the pyrene linker used to</w:t>
-      </w:r>
-      <w:r>
-        <w:t xml:space="preserve"> </w:t>
-      </w:r>
-      <w:r>
-        <w:t xml:space="preserve">immobilise the probe adds its own length between the surface and the first nucleotide; and a</w:t>
-      </w:r>
-      <w:r>
-        <w:t xml:space="preserve"> </w:t>
-      </w:r>
-      <w:r>
-        <w:t xml:space="preserve">strand adsorbed flat rather than standing, as single-stranded DNA tends to be on graphene</w:t>
+        <w:t xml:space="preserve">one the duplex could adopt, so that segment is an upper bound: the duplex stands perpendicular to</w:t>
+      </w:r>
+      <w:r>
+        <w:t xml:space="preserve"> </w:t>
+      </w:r>
+      <w:r>
+        <w:t xml:space="preserve">the surface and touches it, and no linker is interposed.</w:t>
+      </w:r>
+    </w:p>
+    <w:bookmarkEnd w:id="126"/>
+    <w:p>
+      <w:pPr>
+        <w:pStyle w:val="BodyText"/>
+      </w:pPr>
+      <w:r>
+        <w:t xml:space="preserve">Every departure from that arrangement lifts the duplex further from the surface, so the dark segment</w:t>
+      </w:r>
+      <w:r>
+        <w:t xml:space="preserve"> </w:t>
+      </w:r>
+      <w:r>
+        <w:t xml:space="preserve">of Figure </w:t>
+      </w:r>
+      <w:hyperlink w:anchor="fig:debyescale">
+        <w:r>
+          <w:rPr>
+            <w:rStyle w:val="Hyperlink"/>
+          </w:rPr>
+          <w:t xml:space="preserve">4.6</w:t>
+        </w:r>
+      </w:hyperlink>
+      <w:r>
+        <w:t xml:space="preserve"> </w:t>
+      </w:r>
+      <w:r>
+        <w:t xml:space="preserve">is a quantity that cannot be exceeded in practice. Tilting the duplex</w:t>
+      </w:r>
+      <w:r>
+        <w:t xml:space="preserve"> </w:t>
+      </w:r>
+      <w:r>
+        <w:t xml:space="preserve">raises every base pair above the first, their height becoming the rise along the helix multiplied by</w:t>
+      </w:r>
+      <w:r>
+        <w:t xml:space="preserve"> </w:t>
+      </w:r>
+      <w:r>
+        <w:t xml:space="preserve">the cosine of the tilt. The pyrene linker used to immobilise the probe adds its own length between</w:t>
+      </w:r>
+      <w:r>
+        <w:t xml:space="preserve"> </w:t>
+      </w:r>
+      <w:r>
+        <w:t xml:space="preserve">the surface and the first nucleotide. And a strand adsorbed flat rather than standing, as</w:t>
+      </w:r>
+      <w:r>
+        <w:t xml:space="preserve"> </w:t>
+      </w:r>
+      <w:r>
+        <w:t xml:space="preserve">single-stranded DNA tends to be on graphene</w:t>
       </w:r>
       <w:r>
         <w:t xml:space="preserve"> </w:t>
@@ -20729,10 +20804,15 @@
         <w:t xml:space="preserve"> </w:t>
       </w:r>
       <w:r>
-        <w:t xml:space="preserve">but would no longer be free to hybridise.</w:t>
+        <w:t xml:space="preserve">but</w:t>
+      </w:r>
+      <w:r>
+        <w:t xml:space="preserve"> </w:t>
+      </w:r>
+      <w:r>
+        <w:t xml:space="preserve">would no longer be free to hybridise.</w:t>
       </w:r>
     </w:p>
-    <w:bookmarkEnd w:id="126"/>
     <w:p>
       <w:pPr>
         <w:pStyle w:val="BodyText"/>
@@ -26607,7 +26687,7 @@
     </w:p>
     <w:bookmarkEnd w:id="147"/>
     <w:bookmarkEnd w:id="148"/>
-    <w:bookmarkStart w:id="149" w:name="X9623e63b1d82e37c1bea850340ff09550c57664"/>
+    <w:bookmarkStart w:id="150" w:name="X9623e63b1d82e37c1bea850340ff09550c57664"/>
     <w:p>
       <w:pPr>
         <w:pStyle w:val="Heading2"/>
@@ -26693,7 +26773,1108 @@
         <w:t xml:space="preserve"> </w:t>
       </w:r>
       <w:r>
-        <w:t xml:space="preserve">candidates per gene.</w:t>
+        <w:t xml:space="preserve">candidates per gene, summarised in Table </w:t>
+      </w:r>
+      <w:hyperlink w:anchor="tab:curated">
+        <w:r>
+          <w:rPr>
+            <w:rStyle w:val="Hyperlink"/>
+          </w:rPr>
+          <w:t xml:space="preserve">4.9</w:t>
+        </w:r>
+      </w:hyperlink>
+      <w:r>
+        <w:t xml:space="preserve">.</w:t>
+      </w:r>
+    </w:p>
+    <w:bookmarkStart w:id="149" w:name="tab:curated"/>
+    <w:p>
+      <w:pPr>
+        <w:pStyle w:val="TableCaption"/>
+      </w:pPr>
+      <w:r>
+        <w:t xml:space="preserve">Median sequence-level features of the curated dataset, by gene, with the</w:t>
+      </w:r>
+      <w:r>
+        <w:t xml:space="preserve"> </w:t>
+      </w:r>
+      <w:r>
+        <w:t xml:space="preserve">whole set and the</w:t>
+      </w:r>
+      <w:r>
+        <w:t xml:space="preserve"> </w:t>
+      </w:r>
+      <m:oMath>
+        <m:r>
+          <m:t>30</m:t>
+        </m:r>
+      </m:oMath>
+      <w:r>
+        <w:t xml:space="preserve"> </w:t>
+      </w:r>
+      <w:r>
+        <w:t xml:space="preserve">probes carried into three-dimensional prediction for comparison.</w:t>
+      </w:r>
+    </w:p>
+    <w:tbl>
+      <w:tblPr>
+        <w:tblStyle w:val="Table"/>
+        <w:tblW w:type="auto" w:w="0"/>
+        <w:tblLook w:firstRow="1" w:lastRow="0" w:firstColumn="0" w:lastColumn="0" w:noHBand="0" w:noVBand="0" w:val="0020"/>
+        <w:tblCaption w:val="Median sequence-level features of the curated dataset, by gene, with the whole set and the 30 probes carried into three-dimensional prediction for comparison."/>
+      </w:tblPr>
+      <w:tblGrid>
+        <w:gridCol w:w="1320"/>
+        <w:gridCol w:w="1320"/>
+        <w:gridCol w:w="1320"/>
+        <w:gridCol w:w="1320"/>
+        <w:gridCol w:w="1320"/>
+        <w:gridCol w:w="1320"/>
+      </w:tblGrid>
+      <w:tr>
+        <w:trPr>
+          <w:tblHeader w:val="on"/>
+        </w:trPr>
+        <w:tc>
+          <w:tcPr/>
+          <w:p>
+            <w:pPr>
+              <w:pStyle w:val="Compact"/>
+              <w:jc w:val="left"/>
+            </w:pPr>
+            <w:r>
+              <w:rPr>
+                <w:b/>
+                <w:bCs/>
+              </w:rPr>
+              <w:t xml:space="preserve">Gene</w:t>
+            </w:r>
+          </w:p>
+        </w:tc>
+        <w:tc>
+          <w:tcPr/>
+          <w:p>
+            <w:pPr>
+              <w:pStyle w:val="Compact"/>
+              <w:jc w:val="center"/>
+            </w:pPr>
+            <m:oMath>
+              <m:r>
+                <m:t>n</m:t>
+              </m:r>
+            </m:oMath>
+          </w:p>
+        </w:tc>
+        <w:tc>
+          <w:tcPr/>
+          <w:p>
+            <w:pPr>
+              <w:pStyle w:val="Compact"/>
+              <w:jc w:val="center"/>
+            </w:pPr>
+            <w:r>
+              <w:rPr>
+                <w:b/>
+                <w:bCs/>
+              </w:rPr>
+              <w:t xml:space="preserve">Conservation</w:t>
+            </w:r>
+          </w:p>
+        </w:tc>
+        <w:tc>
+          <w:tcPr/>
+          <w:p>
+            <w:pPr>
+              <w:pStyle w:val="Compact"/>
+              <w:jc w:val="center"/>
+            </w:pPr>
+            <w:r>
+              <w:rPr>
+                <w:b/>
+                <w:bCs/>
+              </w:rPr>
+              <w:t xml:space="preserve">No-fold</w:t>
+            </w:r>
+          </w:p>
+        </w:tc>
+        <w:tc>
+          <w:tcPr/>
+          <w:p>
+            <w:pPr>
+              <w:pStyle w:val="Compact"/>
+              <w:jc w:val="center"/>
+            </w:pPr>
+            <m:oMath>
+              <m:sSub>
+                <m:e>
+                  <m:r>
+                    <m:t>T</m:t>
+                  </m:r>
+                </m:e>
+                <m:sub>
+                  <m:r>
+                    <m:t>m</m:t>
+                  </m:r>
+                </m:sub>
+              </m:sSub>
+            </m:oMath>
+            <w:r>
+              <w:rPr>
+                <w:b/>
+                <w:bCs/>
+              </w:rPr>
+              <w:t xml:space="preserve"> </w:t>
+            </w:r>
+            <w:r>
+              <w:rPr>
+                <w:b/>
+                <w:bCs/>
+              </w:rPr>
+              <w:t xml:space="preserve">(</w:t>
+            </w:r>
+            <m:oMath>
+              <m:sSup>
+                <m:e>
+                  <m:r>
+                    <m:t>​</m:t>
+                  </m:r>
+                </m:e>
+                <m:sup>
+                  <m:r>
+                    <m:rPr>
+                      <m:sty m:val="p"/>
+                    </m:rPr>
+                    <m:t>∘</m:t>
+                  </m:r>
+                </m:sup>
+              </m:sSup>
+            </m:oMath>
+            <w:r>
+              <w:rPr>
+                <w:b/>
+                <w:bCs/>
+              </w:rPr>
+              <w:t xml:space="preserve">C)</w:t>
+            </w:r>
+          </w:p>
+        </w:tc>
+        <w:tc>
+          <w:tcPr/>
+          <w:p>
+            <w:pPr>
+              <w:pStyle w:val="Compact"/>
+              <w:jc w:val="center"/>
+            </w:pPr>
+            <w:r>
+              <w:rPr>
+                <w:b/>
+                <w:bCs/>
+              </w:rPr>
+              <w:t xml:space="preserve">Quality</w:t>
+            </w:r>
+          </w:p>
+        </w:tc>
+      </w:tr>
+      <w:tr>
+        <w:tc>
+          <w:tcPr/>
+          <w:p>
+            <w:pPr>
+              <w:pStyle w:val="Compact"/>
+              <w:jc w:val="left"/>
+            </w:pPr>
+            <w:r>
+              <w:rPr>
+                <w:i/>
+                <w:iCs/>
+              </w:rPr>
+              <w:t xml:space="preserve">nuc</w:t>
+            </w:r>
+          </w:p>
+        </w:tc>
+        <w:tc>
+          <w:tcPr/>
+          <w:p>
+            <w:pPr>
+              <w:pStyle w:val="Compact"/>
+              <w:jc w:val="center"/>
+            </w:pPr>
+            <w:r>
+              <w:t xml:space="preserve">25</w:t>
+            </w:r>
+          </w:p>
+        </w:tc>
+        <w:tc>
+          <w:tcPr/>
+          <w:p>
+            <w:pPr>
+              <w:pStyle w:val="Compact"/>
+              <w:jc w:val="center"/>
+            </w:pPr>
+            <w:r>
+              <w:t xml:space="preserve">0.976</w:t>
+            </w:r>
+          </w:p>
+        </w:tc>
+        <w:tc>
+          <w:tcPr/>
+          <w:p>
+            <w:pPr>
+              <w:pStyle w:val="Compact"/>
+              <w:jc w:val="center"/>
+            </w:pPr>
+            <w:r>
+              <w:t xml:space="preserve">93.7</w:t>
+            </w:r>
+          </w:p>
+        </w:tc>
+        <w:tc>
+          <w:tcPr/>
+          <w:p>
+            <w:pPr>
+              <w:pStyle w:val="Compact"/>
+              <w:jc w:val="center"/>
+            </w:pPr>
+            <w:r>
+              <w:t xml:space="preserve">57.0</w:t>
+            </w:r>
+          </w:p>
+        </w:tc>
+        <w:tc>
+          <w:tcPr/>
+          <w:p>
+            <w:pPr>
+              <w:pStyle w:val="Compact"/>
+              <w:jc w:val="center"/>
+            </w:pPr>
+            <w:r>
+              <w:t xml:space="preserve">0.957</w:t>
+            </w:r>
+          </w:p>
+        </w:tc>
+      </w:tr>
+      <w:tr>
+        <w:tc>
+          <w:tcPr/>
+          <w:p>
+            <w:pPr>
+              <w:pStyle w:val="Compact"/>
+              <w:jc w:val="left"/>
+            </w:pPr>
+            <w:r>
+              <w:rPr>
+                <w:i/>
+                <w:iCs/>
+              </w:rPr>
+              <w:t xml:space="preserve">rmpM</w:t>
+            </w:r>
+          </w:p>
+        </w:tc>
+        <w:tc>
+          <w:tcPr/>
+          <w:p>
+            <w:pPr>
+              <w:pStyle w:val="Compact"/>
+              <w:jc w:val="center"/>
+            </w:pPr>
+            <w:r>
+              <w:t xml:space="preserve">25</w:t>
+            </w:r>
+          </w:p>
+        </w:tc>
+        <w:tc>
+          <w:tcPr/>
+          <w:p>
+            <w:pPr>
+              <w:pStyle w:val="Compact"/>
+              <w:jc w:val="center"/>
+            </w:pPr>
+            <w:r>
+              <w:t xml:space="preserve">0.947</w:t>
+            </w:r>
+          </w:p>
+        </w:tc>
+        <w:tc>
+          <w:tcPr/>
+          <w:p>
+            <w:pPr>
+              <w:pStyle w:val="Compact"/>
+              <w:jc w:val="center"/>
+            </w:pPr>
+            <w:r>
+              <w:t xml:space="preserve">93.5</w:t>
+            </w:r>
+          </w:p>
+        </w:tc>
+        <w:tc>
+          <w:tcPr/>
+          <w:p>
+            <w:pPr>
+              <w:pStyle w:val="Compact"/>
+              <w:jc w:val="center"/>
+            </w:pPr>
+            <w:r>
+              <w:t xml:space="preserve">64.6</w:t>
+            </w:r>
+          </w:p>
+        </w:tc>
+        <w:tc>
+          <w:tcPr/>
+          <w:p>
+            <w:pPr>
+              <w:pStyle w:val="Compact"/>
+              <w:jc w:val="center"/>
+            </w:pPr>
+            <w:r>
+              <w:t xml:space="preserve">0.942</w:t>
+            </w:r>
+          </w:p>
+        </w:tc>
+      </w:tr>
+      <w:tr>
+        <w:tc>
+          <w:tcPr/>
+          <w:p>
+            <w:pPr>
+              <w:pStyle w:val="Compact"/>
+              <w:jc w:val="left"/>
+            </w:pPr>
+            <w:r>
+              <w:rPr>
+                <w:i/>
+                <w:iCs/>
+              </w:rPr>
+              <w:t xml:space="preserve">lytA</w:t>
+            </w:r>
+          </w:p>
+        </w:tc>
+        <w:tc>
+          <w:tcPr/>
+          <w:p>
+            <w:pPr>
+              <w:pStyle w:val="Compact"/>
+              <w:jc w:val="center"/>
+            </w:pPr>
+            <w:r>
+              <w:t xml:space="preserve">25</w:t>
+            </w:r>
+          </w:p>
+        </w:tc>
+        <w:tc>
+          <w:tcPr/>
+          <w:p>
+            <w:pPr>
+              <w:pStyle w:val="Compact"/>
+              <w:jc w:val="center"/>
+            </w:pPr>
+            <w:r>
+              <w:t xml:space="preserve">0.859</w:t>
+            </w:r>
+          </w:p>
+        </w:tc>
+        <w:tc>
+          <w:tcPr/>
+          <w:p>
+            <w:pPr>
+              <w:pStyle w:val="Compact"/>
+              <w:jc w:val="center"/>
+            </w:pPr>
+            <w:r>
+              <w:t xml:space="preserve">98.2</w:t>
+            </w:r>
+          </w:p>
+        </w:tc>
+        <w:tc>
+          <w:tcPr/>
+          <w:p>
+            <w:pPr>
+              <w:pStyle w:val="Compact"/>
+              <w:jc w:val="center"/>
+            </w:pPr>
+            <w:r>
+              <w:t xml:space="preserve">60.1</w:t>
+            </w:r>
+          </w:p>
+        </w:tc>
+        <w:tc>
+          <w:tcPr/>
+          <w:p>
+            <w:pPr>
+              <w:pStyle w:val="Compact"/>
+              <w:jc w:val="center"/>
+            </w:pPr>
+            <w:r>
+              <w:t xml:space="preserve">0.916</w:t>
+            </w:r>
+          </w:p>
+        </w:tc>
+      </w:tr>
+      <w:tr>
+        <w:tc>
+          <w:tcPr/>
+          <w:p>
+            <w:pPr>
+              <w:pStyle w:val="Compact"/>
+              <w:jc w:val="left"/>
+            </w:pPr>
+            <w:r>
+              <w:rPr>
+                <w:i/>
+                <w:iCs/>
+              </w:rPr>
+              <w:t xml:space="preserve">oprL</w:t>
+            </w:r>
+          </w:p>
+        </w:tc>
+        <w:tc>
+          <w:tcPr/>
+          <w:p>
+            <w:pPr>
+              <w:pStyle w:val="Compact"/>
+              <w:jc w:val="center"/>
+            </w:pPr>
+            <w:r>
+              <w:t xml:space="preserve">25</w:t>
+            </w:r>
+          </w:p>
+        </w:tc>
+        <w:tc>
+          <w:tcPr/>
+          <w:p>
+            <w:pPr>
+              <w:pStyle w:val="Compact"/>
+              <w:jc w:val="center"/>
+            </w:pPr>
+            <w:r>
+              <w:t xml:space="preserve">0.956</w:t>
+            </w:r>
+          </w:p>
+        </w:tc>
+        <w:tc>
+          <w:tcPr/>
+          <w:p>
+            <w:pPr>
+              <w:pStyle w:val="Compact"/>
+              <w:jc w:val="center"/>
+            </w:pPr>
+            <w:r>
+              <w:t xml:space="preserve">97.3</w:t>
+            </w:r>
+          </w:p>
+        </w:tc>
+        <w:tc>
+          <w:tcPr/>
+          <w:p>
+            <w:pPr>
+              <w:pStyle w:val="Compact"/>
+              <w:jc w:val="center"/>
+            </w:pPr>
+            <w:r>
+              <w:t xml:space="preserve">64.3</w:t>
+            </w:r>
+          </w:p>
+        </w:tc>
+        <w:tc>
+          <w:tcPr/>
+          <w:p>
+            <w:pPr>
+              <w:pStyle w:val="Compact"/>
+              <w:jc w:val="center"/>
+            </w:pPr>
+            <w:r>
+              <w:t xml:space="preserve">0.965</w:t>
+            </w:r>
+          </w:p>
+        </w:tc>
+      </w:tr>
+      <w:tr>
+        <w:tc>
+          <w:tcPr/>
+          <w:p>
+            <w:pPr>
+              <w:pStyle w:val="Compact"/>
+              <w:jc w:val="left"/>
+            </w:pPr>
+            <w:r>
+              <w:rPr>
+                <w:i/>
+                <w:iCs/>
+              </w:rPr>
+              <w:t xml:space="preserve">algD</w:t>
+            </w:r>
+          </w:p>
+        </w:tc>
+        <w:tc>
+          <w:tcPr/>
+          <w:p>
+            <w:pPr>
+              <w:pStyle w:val="Compact"/>
+              <w:jc w:val="center"/>
+            </w:pPr>
+            <w:r>
+              <w:t xml:space="preserve">25</w:t>
+            </w:r>
+          </w:p>
+        </w:tc>
+        <w:tc>
+          <w:tcPr/>
+          <w:p>
+            <w:pPr>
+              <w:pStyle w:val="Compact"/>
+              <w:jc w:val="center"/>
+            </w:pPr>
+            <w:r>
+              <w:t xml:space="preserve">0.881</w:t>
+            </w:r>
+          </w:p>
+        </w:tc>
+        <w:tc>
+          <w:tcPr/>
+          <w:p>
+            <w:pPr>
+              <w:pStyle w:val="Compact"/>
+              <w:jc w:val="center"/>
+            </w:pPr>
+            <w:r>
+              <w:t xml:space="preserve">91.0</w:t>
+            </w:r>
+          </w:p>
+        </w:tc>
+        <w:tc>
+          <w:tcPr/>
+          <w:p>
+            <w:pPr>
+              <w:pStyle w:val="Compact"/>
+              <w:jc w:val="center"/>
+            </w:pPr>
+            <w:r>
+              <w:t xml:space="preserve">65.3</w:t>
+            </w:r>
+          </w:p>
+        </w:tc>
+        <w:tc>
+          <w:tcPr/>
+          <w:p>
+            <w:pPr>
+              <w:pStyle w:val="Compact"/>
+              <w:jc w:val="center"/>
+            </w:pPr>
+            <w:r>
+              <w:t xml:space="preserve">0.893</w:t>
+            </w:r>
+          </w:p>
+        </w:tc>
+      </w:tr>
+      <w:tr>
+        <w:tc>
+          <w:tcPr/>
+          <w:p>
+            <w:pPr>
+              <w:pStyle w:val="Compact"/>
+              <w:jc w:val="left"/>
+            </w:pPr>
+            <w:r>
+              <w:rPr>
+                <w:i/>
+                <w:iCs/>
+              </w:rPr>
+              <w:t xml:space="preserve">frdB</w:t>
+            </w:r>
+          </w:p>
+        </w:tc>
+        <w:tc>
+          <w:tcPr/>
+          <w:p>
+            <w:pPr>
+              <w:pStyle w:val="Compact"/>
+              <w:jc w:val="center"/>
+            </w:pPr>
+            <w:r>
+              <w:t xml:space="preserve">25</w:t>
+            </w:r>
+          </w:p>
+        </w:tc>
+        <w:tc>
+          <w:tcPr/>
+          <w:p>
+            <w:pPr>
+              <w:pStyle w:val="Compact"/>
+              <w:jc w:val="center"/>
+            </w:pPr>
+            <w:r>
+              <w:t xml:space="preserve">0.990</w:t>
+            </w:r>
+          </w:p>
+        </w:tc>
+        <w:tc>
+          <w:tcPr/>
+          <w:p>
+            <w:pPr>
+              <w:pStyle w:val="Compact"/>
+              <w:jc w:val="center"/>
+            </w:pPr>
+            <w:r>
+              <w:t xml:space="preserve">97.8</w:t>
+            </w:r>
+          </w:p>
+        </w:tc>
+        <w:tc>
+          <w:tcPr/>
+          <w:p>
+            <w:pPr>
+              <w:pStyle w:val="Compact"/>
+              <w:jc w:val="center"/>
+            </w:pPr>
+            <w:r>
+              <w:t xml:space="preserve">60.7</w:t>
+            </w:r>
+          </w:p>
+        </w:tc>
+        <w:tc>
+          <w:tcPr/>
+          <w:p>
+            <w:pPr>
+              <w:pStyle w:val="Compact"/>
+              <w:jc w:val="center"/>
+            </w:pPr>
+            <w:r>
+              <w:t xml:space="preserve">0.985</w:t>
+            </w:r>
+          </w:p>
+        </w:tc>
+      </w:tr>
+      <w:tr>
+        <w:tc>
+          <w:tcPr/>
+          <w:p>
+            <w:pPr>
+              <w:pStyle w:val="Compact"/>
+              <w:jc w:val="left"/>
+            </w:pPr>
+            <w:r>
+              <w:rPr>
+                <w:b/>
+                <w:bCs/>
+              </w:rPr>
+              <w:t xml:space="preserve">All</w:t>
+            </w:r>
+            <w:r>
+              <w:rPr>
+                <w:b/>
+                <w:bCs/>
+              </w:rPr>
+              <w:t xml:space="preserve"> </w:t>
+            </w:r>
+            <m:oMath>
+              <m:r>
+                <m:t>150</m:t>
+              </m:r>
+            </m:oMath>
+          </w:p>
+        </w:tc>
+        <w:tc>
+          <w:tcPr/>
+          <w:p>
+            <w:pPr>
+              <w:pStyle w:val="Compact"/>
+              <w:jc w:val="center"/>
+            </w:pPr>
+            <w:r>
+              <w:rPr>
+                <w:b/>
+                <w:bCs/>
+              </w:rPr>
+              <w:t xml:space="preserve">150</w:t>
+            </w:r>
+          </w:p>
+        </w:tc>
+        <w:tc>
+          <w:tcPr/>
+          <w:p>
+            <w:pPr>
+              <w:pStyle w:val="Compact"/>
+              <w:jc w:val="center"/>
+            </w:pPr>
+            <w:r>
+              <w:rPr>
+                <w:b/>
+                <w:bCs/>
+              </w:rPr>
+              <w:t xml:space="preserve">0.955</w:t>
+            </w:r>
+          </w:p>
+        </w:tc>
+        <w:tc>
+          <w:tcPr/>
+          <w:p>
+            <w:pPr>
+              <w:pStyle w:val="Compact"/>
+              <w:jc w:val="center"/>
+            </w:pPr>
+            <w:r>
+              <w:rPr>
+                <w:b/>
+                <w:bCs/>
+              </w:rPr>
+              <w:t xml:space="preserve">96.3</w:t>
+            </w:r>
+          </w:p>
+        </w:tc>
+        <w:tc>
+          <w:tcPr/>
+          <w:p>
+            <w:pPr>
+              <w:pStyle w:val="Compact"/>
+              <w:jc w:val="center"/>
+            </w:pPr>
+            <w:r>
+              <w:rPr>
+                <w:b/>
+                <w:bCs/>
+              </w:rPr>
+              <w:t xml:space="preserve">62.4</w:t>
+            </w:r>
+          </w:p>
+        </w:tc>
+        <w:tc>
+          <w:tcPr/>
+          <w:p>
+            <w:pPr>
+              <w:pStyle w:val="Compact"/>
+              <w:jc w:val="center"/>
+            </w:pPr>
+            <w:r>
+              <w:rPr>
+                <w:b/>
+                <w:bCs/>
+              </w:rPr>
+              <w:t xml:space="preserve">0.954</w:t>
+            </w:r>
+          </w:p>
+        </w:tc>
+      </w:tr>
+      <w:tr>
+        <w:tc>
+          <w:tcPr/>
+          <w:p>
+            <w:pPr>
+              <w:pStyle w:val="Compact"/>
+              <w:jc w:val="left"/>
+            </w:pPr>
+            <w:r>
+              <w:rPr>
+                <w:b/>
+                <w:bCs/>
+              </w:rPr>
+              <w:t xml:space="preserve">The</w:t>
+            </w:r>
+            <w:r>
+              <w:rPr>
+                <w:b/>
+                <w:bCs/>
+              </w:rPr>
+              <w:t xml:space="preserve"> </w:t>
+            </w:r>
+            <m:oMath>
+              <m:r>
+                <m:t>30</m:t>
+              </m:r>
+            </m:oMath>
+            <w:r>
+              <w:rPr>
+                <w:b/>
+                <w:bCs/>
+              </w:rPr>
+              <w:t xml:space="preserve"> </w:t>
+            </w:r>
+            <w:r>
+              <w:rPr>
+                <w:b/>
+                <w:bCs/>
+              </w:rPr>
+              <w:t xml:space="preserve">predicted</w:t>
+            </w:r>
+          </w:p>
+        </w:tc>
+        <w:tc>
+          <w:tcPr/>
+          <w:p>
+            <w:pPr>
+              <w:pStyle w:val="Compact"/>
+              <w:jc w:val="center"/>
+            </w:pPr>
+            <w:r>
+              <w:rPr>
+                <w:b/>
+                <w:bCs/>
+              </w:rPr>
+              <w:t xml:space="preserve">30</w:t>
+            </w:r>
+          </w:p>
+        </w:tc>
+        <w:tc>
+          <w:tcPr/>
+          <w:p>
+            <w:pPr>
+              <w:pStyle w:val="Compact"/>
+              <w:jc w:val="center"/>
+            </w:pPr>
+            <w:r>
+              <w:rPr>
+                <w:b/>
+                <w:bCs/>
+              </w:rPr>
+              <w:t xml:space="preserve">0.959</w:t>
+            </w:r>
+          </w:p>
+        </w:tc>
+        <w:tc>
+          <w:tcPr/>
+          <w:p>
+            <w:pPr>
+              <w:pStyle w:val="Compact"/>
+              <w:jc w:val="center"/>
+            </w:pPr>
+            <w:r>
+              <w:rPr>
+                <w:b/>
+                <w:bCs/>
+              </w:rPr>
+              <w:t xml:space="preserve">97.4</w:t>
+            </w:r>
+          </w:p>
+        </w:tc>
+        <w:tc>
+          <w:tcPr/>
+          <w:p>
+            <w:pPr>
+              <w:pStyle w:val="Compact"/>
+              <w:jc w:val="center"/>
+            </w:pPr>
+            <w:r>
+              <w:rPr>
+                <w:b/>
+                <w:bCs/>
+              </w:rPr>
+              <w:t xml:space="preserve">58.0</w:t>
+            </w:r>
+          </w:p>
+        </w:tc>
+        <w:tc>
+          <w:tcPr/>
+          <w:p>
+            <w:pPr>
+              <w:pStyle w:val="Compact"/>
+              <w:jc w:val="center"/>
+            </w:pPr>
+            <w:r>
+              <w:rPr>
+                <w:b/>
+                <w:bCs/>
+              </w:rPr>
+              <w:t xml:space="preserve">0.960</w:t>
+            </w:r>
+          </w:p>
+        </w:tc>
+      </w:tr>
+    </w:tbl>
+    <w:bookmarkEnd w:id="149"/>
+    <w:p>
+      <w:pPr>
+        <w:pStyle w:val="BodyText"/>
+      </w:pPr>
+      <w:r>
+        <w:t xml:space="preserve">The comparison between the last two rows is the informative one. The</w:t>
+      </w:r>
+      <w:r>
+        <w:t xml:space="preserve"> </w:t>
+      </w:r>
+      <m:oMath>
+        <m:r>
+          <m:t>30</m:t>
+        </m:r>
+      </m:oMath>
+      <w:r>
+        <w:t xml:space="preserve"> </w:t>
+      </w:r>
+      <w:r>
+        <w:t xml:space="preserve">probes selected for</w:t>
+      </w:r>
+      <w:r>
+        <w:t xml:space="preserve"> </w:t>
+      </w:r>
+      <w:r>
+        <w:t xml:space="preserve">prediction sit barely above the median of the pool they were drawn from, on every feature: a quality</w:t>
+      </w:r>
+      <w:r>
+        <w:t xml:space="preserve"> </w:t>
+      </w:r>
+      <w:r>
+        <w:t xml:space="preserve">score of</w:t>
+      </w:r>
+      <w:r>
+        <w:t xml:space="preserve"> </w:t>
+      </w:r>
+      <m:oMath>
+        <m:r>
+          <m:t>0.960</m:t>
+        </m:r>
+      </m:oMath>
+      <w:r>
+        <w:t xml:space="preserve"> </w:t>
+      </w:r>
+      <w:r>
+        <w:t xml:space="preserve">against</w:t>
+      </w:r>
+      <w:r>
+        <w:t xml:space="preserve"> </w:t>
+      </w:r>
+      <m:oMath>
+        <m:r>
+          <m:t>0.954</m:t>
+        </m:r>
+      </m:oMath>
+      <w:r>
+        <w:t xml:space="preserve">, a conservation of</w:t>
+      </w:r>
+      <w:r>
+        <w:t xml:space="preserve"> </w:t>
+      </w:r>
+      <m:oMath>
+        <m:r>
+          <m:t>0.959</m:t>
+        </m:r>
+      </m:oMath>
+      <w:r>
+        <w:t xml:space="preserve"> </w:t>
+      </w:r>
+      <w:r>
+        <w:t xml:space="preserve">against</w:t>
+      </w:r>
+      <w:r>
+        <w:t xml:space="preserve"> </w:t>
+      </w:r>
+      <m:oMath>
+        <m:r>
+          <m:t>0.955</m:t>
+        </m:r>
+      </m:oMath>
+      <w:r>
+        <w:t xml:space="preserve">, a No-fold score of</w:t>
+      </w:r>
+      <w:r>
+        <w:t xml:space="preserve"> </w:t>
+      </w:r>
+      <m:oMath>
+        <m:r>
+          <m:t>97.4</m:t>
+        </m:r>
+      </m:oMath>
+      <w:r>
+        <w:t xml:space="preserve"> </w:t>
+      </w:r>
+      <w:r>
+        <w:t xml:space="preserve">against</w:t>
+      </w:r>
+      <w:r>
+        <w:t xml:space="preserve"> </w:t>
+      </w:r>
+      <m:oMath>
+        <m:r>
+          <m:t>96.3</m:t>
+        </m:r>
+      </m:oMath>
+      <w:r>
+        <w:t xml:space="preserve">. Across the whole dataset the quality score spans only</w:t>
+      </w:r>
+      <w:r>
+        <w:t xml:space="preserve"> </w:t>
+      </w:r>
+      <m:oMath>
+        <m:r>
+          <m:t>0.890</m:t>
+        </m:r>
+      </m:oMath>
+      <w:r>
+        <w:t xml:space="preserve"> </w:t>
+      </w:r>
+      <w:r>
+        <w:t xml:space="preserve">to</w:t>
+      </w:r>
+      <w:r>
+        <w:t xml:space="preserve"> </w:t>
+      </w:r>
+      <m:oMath>
+        <m:r>
+          <m:t>0.993</m:t>
+        </m:r>
+      </m:oMath>
+      <w:r>
+        <w:t xml:space="preserve">.</w:t>
+      </w:r>
+      <w:r>
+        <w:t xml:space="preserve"> </w:t>
+      </w:r>
+      <w:r>
+        <w:t xml:space="preserve">The sequence-level criteria, in other words, do not separate these candidates strongly; by the time</w:t>
+      </w:r>
+      <w:r>
+        <w:t xml:space="preserve"> </w:t>
+      </w:r>
+      <w:r>
+        <w:t xml:space="preserve">a window has passed conservation and thermodynamic screening, the remaining differences between the</w:t>
+      </w:r>
+      <w:r>
+        <w:t xml:space="preserve"> </w:t>
+      </w:r>
+      <w:r>
+        <w:t xml:space="preserve">survivors are small. That is the quantitative reason why the structural and interface criteria of</w:t>
+      </w:r>
+      <w:r>
+        <w:t xml:space="preserve"> </w:t>
+      </w:r>
+      <w:r>
+        <w:t xml:space="preserve">Sections </w:t>
+      </w:r>
+      <w:hyperlink w:anchor="sec:boltz">
+        <w:r>
+          <w:rPr>
+            <w:rStyle w:val="Hyperlink"/>
+          </w:rPr>
+          <w:t xml:space="preserve">4.3</w:t>
+        </w:r>
+      </w:hyperlink>
+      <w:r>
+        <w:t xml:space="preserve"> </w:t>
+      </w:r>
+      <w:r>
+        <w:t xml:space="preserve">and </w:t>
+      </w:r>
+      <w:hyperlink w:anchor="sec:debyeres">
+        <w:r>
+          <w:rPr>
+            <w:rStyle w:val="Hyperlink"/>
+          </w:rPr>
+          <w:t xml:space="preserve">4.10</w:t>
+        </w:r>
+      </w:hyperlink>
+      <w:r>
+        <w:t xml:space="preserve"> </w:t>
+      </w:r>
+      <w:r>
+        <w:t xml:space="preserve">carry the selection, and why a probe ranked</w:t>
+      </w:r>
+      <w:r>
+        <w:t xml:space="preserve"> </w:t>
+      </w:r>
+      <w:r>
+        <w:t xml:space="preserve">twentieth of its gene is a reasonable substitute should one of the first five fail a test this</w:t>
+      </w:r>
+      <w:r>
+        <w:t xml:space="preserve"> </w:t>
+      </w:r>
+      <w:r>
+        <w:t xml:space="preserve">pipeline does not perform.</w:t>
       </w:r>
     </w:p>
     <w:p>
@@ -26771,8 +27952,8 @@
         <w:t xml:space="preserve">trained on, which is among the directions set out in Chapter 5.</w:t>
       </w:r>
     </w:p>
-    <w:bookmarkEnd w:id="149"/>
     <w:bookmarkEnd w:id="150"/>
+    <w:bookmarkEnd w:id="151"/>
     <w:bookmarkStart w:id="254" w:name="conclusions-and-future-work"/>
     <w:p>
       <w:pPr>
@@ -27541,13 +28722,86 @@
         <w:t xml:space="preserve">obtained in dilute buffer.</w:t>
       </w:r>
     </w:p>
-    <w:bookmarkStart w:id="151" w:name="objectives"/>
     <w:p>
       <w:pPr>
-        <w:pStyle w:val="Heading3"/>
+        <w:pStyle w:val="BodyText"/>
       </w:pPr>
       <w:r>
-        <w:t xml:space="preserve">Objectives</w:t>
+        <w:t xml:space="preserve">Neither this interface measurement nor its independence from the other criteria was among the</w:t>
+      </w:r>
+      <w:r>
+        <w:t xml:space="preserve"> </w:t>
+      </w:r>
+      <w:r>
+        <w:t xml:space="preserve">objectives set out at the start; both followed from modelling the probe against the surface</w:t>
+      </w:r>
+      <w:r>
+        <w:t xml:space="preserve"> </w:t>
+      </w:r>
+      <w:r>
+        <w:t xml:space="preserve">explicitly.</w:t>
+      </w:r>
+    </w:p>
+    <w:p>
+      <w:pPr>
+        <w:pStyle w:val="BodyText"/>
+      </w:pPr>
+      <w:r>
+        <w:t xml:space="preserve">Overall, the work delivers an extensible foundation for the computational stage of</w:t>
+      </w:r>
+      <w:r>
+        <w:t xml:space="preserve"> </w:t>
+      </w:r>
+      <w:r>
+        <w:t xml:space="preserve">gfet</w:t>
+      </w:r>
+      <w:r>
+        <w:t xml:space="preserve"> </w:t>
+      </w:r>
+      <w:r>
+        <w:t xml:space="preserve">biosensor development. It produces prioritised probe candidates under conditions</w:t>
+      </w:r>
+      <w:r>
+        <w:t xml:space="preserve"> </w:t>
+      </w:r>
+      <w:r>
+        <w:t xml:space="preserve">that match the intended application and generalises to new genes and organisms with minimal</w:t>
+      </w:r>
+      <w:r>
+        <w:t xml:space="preserve"> </w:t>
+      </w:r>
+      <w:r>
+        <w:t xml:space="preserve">configuration, within the limits set out in Section </w:t>
+      </w:r>
+      <w:hyperlink w:anchor="sec:limitations">
+        <w:r>
+          <w:rPr>
+            <w:rStyle w:val="Hyperlink"/>
+          </w:rPr>
+          <w:t xml:space="preserve">4.11</w:t>
+        </w:r>
+      </w:hyperlink>
+      <w:r>
+        <w:t xml:space="preserve">.</w:t>
+      </w:r>
+    </w:p>
+    <w:bookmarkEnd w:id="152"/>
+    <w:bookmarkStart w:id="253" w:name="prospects-for-future-work"/>
+    <w:p>
+      <w:pPr>
+        <w:pStyle w:val="Heading2"/>
+      </w:pPr>
+      <w:r>
+        <w:rPr>
+          <w:rStyle w:val="SectionNumber"/>
+        </w:rPr>
+        <w:t xml:space="preserve">5.2</w:t>
+      </w:r>
+      <w:r>
+        <w:tab/>
+      </w:r>
+      <w:r>
+        <w:t xml:space="preserve">Prospects for future work</w:t>
       </w:r>
     </w:p>
     <w:p>
@@ -27555,24 +28809,7 @@
         <w:pStyle w:val="FirstParagraph"/>
       </w:pPr>
       <w:r>
-        <w:t xml:space="preserve">Measured against the six specific objectives set out in Section </w:t>
-      </w:r>
-      <w:hyperlink w:anchor="sec:objectives">
-        <w:r>
-          <w:rPr>
-            <w:rStyle w:val="Hyperlink"/>
-          </w:rPr>
-          <w:t xml:space="preserve">1.3</w:t>
-        </w:r>
-      </w:hyperlink>
-      <w:r>
-        <w:t xml:space="preserve">, the outcome</w:t>
-      </w:r>
-      <w:r>
-        <w:t xml:space="preserve"> </w:t>
-      </w:r>
-      <w:r>
-        <w:t xml:space="preserve">is as follows.</w:t>
+        <w:t xml:space="preserve">Several directions follow naturally from this work:</w:t>
       </w:r>
     </w:p>
     <w:p>
@@ -27587,37 +28824,37 @@
           <w:b/>
           <w:bCs/>
         </w:rPr>
-        <w:t xml:space="preserve">A panel of targets, with automated retrieval and curation.</w:t>
-      </w:r>
-      <w:r>
-        <w:t xml:space="preserve"> </w:t>
-      </w:r>
-      <w:r>
-        <w:t xml:space="preserve">Met. Six marker genes</w:t>
-      </w:r>
-      <w:r>
-        <w:t xml:space="preserve"> </w:t>
-      </w:r>
-      <w:r>
-        <w:t xml:space="preserve">from five species were defined, and their sequences are retrieved from</w:t>
-      </w:r>
-      <w:r>
-        <w:t xml:space="preserve"> </w:t>
-      </w:r>
-      <w:r>
-        <w:t xml:space="preserve">ncbi</w:t>
-      </w:r>
-      <w:r>
-        <w:t xml:space="preserve"> </w:t>
-      </w:r>
-      <w:r>
-        <w:t xml:space="preserve">and</w:t>
-      </w:r>
-      <w:r>
-        <w:t xml:space="preserve"> </w:t>
-      </w:r>
-      <w:r>
-        <w:t xml:space="preserve">curated by automatic length clustering without per-gene tuning.</w:t>
+        <w:t xml:space="preserve">Experimental validation.</w:t>
+      </w:r>
+      <w:r>
+        <w:t xml:space="preserve"> </w:t>
+      </w:r>
+      <w:r>
+        <w:t xml:space="preserve">The ultimate test of the designed probes is their</w:t>
+      </w:r>
+      <w:r>
+        <w:t xml:space="preserve"> </w:t>
+      </w:r>
+      <w:r>
+        <w:t xml:space="preserve">performance on fabricated</w:t>
+      </w:r>
+      <w:r>
+        <w:t xml:space="preserve"> </w:t>
+      </w:r>
+      <w:r>
+        <w:t xml:space="preserve">gfet</w:t>
+      </w:r>
+      <w:r>
+        <w:t xml:space="preserve"> </w:t>
+      </w:r>
+      <w:r>
+        <w:t xml:space="preserve">devices; the ranked shortlist provides the</w:t>
+      </w:r>
+      <w:r>
+        <w:t xml:space="preserve"> </w:t>
+      </w:r>
+      <w:r>
+        <w:t xml:space="preserve">immediate candidates for functionalisation and characterisation.</w:t>
       </w:r>
     </w:p>
     <w:p>
@@ -27632,34 +28869,25 @@
           <w:b/>
           <w:bCs/>
         </w:rPr>
-        <w:t xml:space="preserve">Conserved regions identified by alignment and per-column scoring.</w:t>
-      </w:r>
-      <w:r>
-        <w:t xml:space="preserve"> </w:t>
-      </w:r>
-      <w:r>
-        <w:t xml:space="preserve">Met. Alignment</w:t>
-      </w:r>
-      <w:r>
-        <w:t xml:space="preserve"> </w:t>
-      </w:r>
-      <w:r>
-        <w:t xml:space="preserve">is performed with MAFFT and conservation scored by the</w:t>
-      </w:r>
-      <w:r>
-        <w:t xml:space="preserve"> </w:t>
-      </w:r>
-      <w:r>
-        <w:t xml:space="preserve">ppi</w:t>
-      </w:r>
-      <w:r>
-        <w:t xml:space="preserve">, which drove the</w:t>
-      </w:r>
-      <w:r>
-        <w:t xml:space="preserve"> </w:t>
-      </w:r>
-      <w:r>
-        <w:t xml:space="preserve">selection of all candidates reported here.</w:t>
+        <w:t xml:space="preserve">Specificity screening.</w:t>
+      </w:r>
+      <w:r>
+        <w:t xml:space="preserve"> </w:t>
+      </w:r>
+      <w:r>
+        <w:t xml:space="preserve">Adding an automated specificity check (for example a</w:t>
+      </w:r>
+      <w:r>
+        <w:t xml:space="preserve"> </w:t>
+      </w:r>
+      <w:r>
+        <w:t xml:space="preserve">BLAST step against non-target genomes and the host) would complement the current</w:t>
+      </w:r>
+      <w:r>
+        <w:t xml:space="preserve"> </w:t>
+      </w:r>
+      <w:r>
+        <w:t xml:space="preserve">conservation-driven, sensitivity-oriented selection.</w:t>
       </w:r>
     </w:p>
     <w:p>
@@ -27674,88 +28902,31 @@
           <w:b/>
           <w:bCs/>
         </w:rPr>
-        <w:t xml:space="preserve">Screening on well-founded biophysical criteria, combined into transparent</w:t>
-      </w:r>
-      <w:r>
-        <w:rPr>
-          <w:b/>
-          <w:bCs/>
-        </w:rPr>
-        <w:t xml:space="preserve"> </w:t>
-      </w:r>
-      <w:r>
-        <w:rPr>
-          <w:b/>
-          <w:bCs/>
-        </w:rPr>
-        <w:t xml:space="preserve">scores.</w:t>
-      </w:r>
-      <w:r>
-        <w:t xml:space="preserve"> </w:t>
-      </w:r>
-      <w:r>
-        <w:t xml:space="preserve">Met, and strengthened relative to the original formulation: every criterion is</w:t>
-      </w:r>
-      <w:r>
-        <w:t xml:space="preserve"> </w:t>
-      </w:r>
-      <w:r>
-        <w:t xml:space="preserve">evaluated in</w:t>
-      </w:r>
-      <w:r>
-        <w:t xml:space="preserve"> </w:t>
-      </w:r>
-      <m:oMath>
-        <m:r>
-          <m:t>1</m:t>
-        </m:r>
-        <m:r>
-          <m:rPr>
-            <m:sty m:val="p"/>
-          </m:rPr>
-          <m:t>×</m:t>
-        </m:r>
-      </m:oMath>
-      <w:r>
-        <w:t xml:space="preserve"> PBS at</w:t>
-      </w:r>
-      <w:r>
-        <w:t xml:space="preserve"> </w:t>
-      </w:r>
-      <m:oMath>
-        <m:r>
-          <m:t>37</m:t>
-        </m:r>
-        <m:sSup>
-          <m:e>
-            <m:r>
-              <m:t> </m:t>
-            </m:r>
-          </m:e>
-          <m:sup>
-            <m:r>
-              <m:rPr>
-                <m:sty m:val="p"/>
-              </m:rPr>
-              <m:t>∘</m:t>
-            </m:r>
-          </m:sup>
-        </m:sSup>
-      </m:oMath>
-      <w:r>
-        <w:t xml:space="preserve">C, so that each threshold refers to the solution</w:t>
-      </w:r>
-      <w:r>
-        <w:t xml:space="preserve"> </w:t>
-      </w:r>
-      <w:r>
-        <w:t xml:space="preserve">in which the probe is meant to work, and the folding energies are combined into a single</w:t>
-      </w:r>
-      <w:r>
-        <w:t xml:space="preserve"> </w:t>
-      </w:r>
-      <w:r>
-        <w:t xml:space="preserve">continuous No-fold score.</w:t>
+        <w:t xml:space="preserve">Refinement of the interface models.</w:t>
+      </w:r>
+      <w:r>
+        <w:t xml:space="preserve"> </w:t>
+      </w:r>
+      <w:r>
+        <w:t xml:space="preserve">The assembled models are starting</w:t>
+      </w:r>
+      <w:r>
+        <w:t xml:space="preserve"> </w:t>
+      </w:r>
+      <w:r>
+        <w:t xml:space="preserve">geometries. Molecular docking and force-field refinement would relax the probe against</w:t>
+      </w:r>
+      <w:r>
+        <w:t xml:space="preserve"> </w:t>
+      </w:r>
+      <w:r>
+        <w:t xml:space="preserve">the surface and replace the orientation sampling used here by energetically weighted</w:t>
+      </w:r>
+      <w:r>
+        <w:t xml:space="preserve"> </w:t>
+      </w:r>
+      <w:r>
+        <w:t xml:space="preserve">poses, from which the Debye coverage could be recomputed.</w:t>
       </w:r>
     </w:p>
     <w:p>
@@ -27770,25 +28941,25 @@
           <w:b/>
           <w:bCs/>
         </w:rPr>
-        <w:t xml:space="preserve">Organism-aware design criteria.</w:t>
-      </w:r>
-      <w:r>
-        <w:t xml:space="preserve"> </w:t>
-      </w:r>
-      <w:r>
-        <w:t xml:space="preserve">Met. Thresholds resolve through a layered scheme,</w:t>
-      </w:r>
-      <w:r>
-        <w:t xml:space="preserve"> </w:t>
-      </w:r>
-      <w:r>
-        <w:t xml:space="preserve">which recovered ten reference probes that a global rule rejects and rejected one that it</w:t>
-      </w:r>
-      <w:r>
-        <w:t xml:space="preserve"> </w:t>
-      </w:r>
-      <w:r>
-        <w:t xml:space="preserve">accepts.</w:t>
+        <w:t xml:space="preserve">Data-driven modelling.</w:t>
+      </w:r>
+      <w:r>
+        <w:t xml:space="preserve"> </w:t>
+      </w:r>
+      <w:r>
+        <w:t xml:space="preserve">The curated feature dataset opens the way to a</w:t>
+      </w:r>
+      <w:r>
+        <w:t xml:space="preserve"> </w:t>
+      </w:r>
+      <w:r>
+        <w:t xml:space="preserve">machine-learning model that predicts probe quality directly, potentially accelerating or</w:t>
+      </w:r>
+      <w:r>
+        <w:t xml:space="preserve"> </w:t>
+      </w:r>
+      <w:r>
+        <w:t xml:space="preserve">refining the ranking.</w:t>
       </w:r>
     </w:p>
     <w:p>
@@ -27796,361 +28967,6 @@
         <w:numPr>
           <w:ilvl w:val="0"/>
           <w:numId w:val="1002"/>
-        </w:numPr>
-      </w:pPr>
-      <w:r>
-        <w:rPr>
-          <w:b/>
-          <w:bCs/>
-        </w:rPr>
-        <w:t xml:space="preserve">Prioritisation by three-dimensional structure prediction.</w:t>
-      </w:r>
-      <w:r>
-        <w:t xml:space="preserve"> </w:t>
-      </w:r>
-      <w:r>
-        <w:t xml:space="preserve">Met, with a</w:t>
-      </w:r>
-      <w:r>
-        <w:t xml:space="preserve"> </w:t>
-      </w:r>
-      <w:r>
-        <w:t xml:space="preserve">qualification. The candidates were predicted as single strands and as duplexes, and the</w:t>
-      </w:r>
-      <w:r>
-        <w:t xml:space="preserve"> </w:t>
-      </w:r>
-      <w:r>
-        <w:t xml:space="preserve">predictions proved stable between runs; but the confidence of a short single strand is a</w:t>
-      </w:r>
-      <w:r>
-        <w:t xml:space="preserve"> </w:t>
-      </w:r>
-      <w:r>
-        <w:t xml:space="preserve">relative indicator rather than a validation, and the structures remain unverified against</w:t>
-      </w:r>
-      <w:r>
-        <w:t xml:space="preserve"> </w:t>
-      </w:r>
-      <w:r>
-        <w:t xml:space="preserve">experiment.</w:t>
-      </w:r>
-    </w:p>
-    <w:p>
-      <w:pPr>
-        <w:numPr>
-          <w:ilvl w:val="0"/>
-          <w:numId w:val="1002"/>
-        </w:numPr>
-      </w:pPr>
-      <w:r>
-        <w:rPr>
-          <w:b/>
-          <w:bCs/>
-        </w:rPr>
-        <w:t xml:space="preserve">Curated, feature-rich datasets of the prioritised candidates.</w:t>
-      </w:r>
-      <w:r>
-        <w:t xml:space="preserve"> </w:t>
-      </w:r>
-      <w:r>
-        <w:t xml:space="preserve">Met. A set of</w:t>
-      </w:r>
-      <w:r>
-        <w:t xml:space="preserve"> </w:t>
-      </w:r>
-      <m:oMath>
-        <m:r>
-          <m:t>150</m:t>
-        </m:r>
-      </m:oMath>
-      <w:r>
-        <w:t xml:space="preserve"> </w:t>
-      </w:r>
-      <w:r>
-        <w:t xml:space="preserve">probes with their sequence-level features, the</w:t>
-      </w:r>
-      <w:r>
-        <w:t xml:space="preserve"> </w:t>
-      </w:r>
-      <m:oMath>
-        <m:r>
-          <m:t>30</m:t>
-        </m:r>
-      </m:oMath>
-      <w:r>
-        <w:t xml:space="preserve"> </w:t>
-      </w:r>
-      <w:r>
-        <w:t xml:space="preserve">predicted structures and the</w:t>
-      </w:r>
-      <w:r>
-        <w:t xml:space="preserve"> </w:t>
-      </w:r>
-      <m:oMath>
-        <m:r>
-          <m:t>30</m:t>
-        </m:r>
-      </m:oMath>
-      <w:r>
-        <w:t xml:space="preserve"> </w:t>
-      </w:r>
-      <w:r>
-        <w:t xml:space="preserve">interface models are all produced by the workflow.</w:t>
-      </w:r>
-    </w:p>
-    <w:p>
-      <w:pPr>
-        <w:pStyle w:val="FirstParagraph"/>
-      </w:pPr>
-      <w:r>
-        <w:t xml:space="preserve">The work also produced a result that was not among the original objectives: a measure of how much</w:t>
-      </w:r>
-      <w:r>
-        <w:t xml:space="preserve"> </w:t>
-      </w:r>
-      <w:r>
-        <w:t xml:space="preserve">of a probe, and of its hybridised target, lies within the sensing volume of the device, together</w:t>
-      </w:r>
-      <w:r>
-        <w:t xml:space="preserve"> </w:t>
-      </w:r>
-      <w:r>
-        <w:t xml:space="preserve">with the finding that this quantity is independent of both the sequence-level ranking and the</w:t>
-      </w:r>
-      <w:r>
-        <w:t xml:space="preserve"> </w:t>
-      </w:r>
-      <w:r>
-        <w:t xml:space="preserve">structural confidence.</w:t>
-      </w:r>
-    </w:p>
-    <w:p>
-      <w:pPr>
-        <w:pStyle w:val="BodyText"/>
-      </w:pPr>
-      <w:r>
-        <w:t xml:space="preserve">Overall, the work delivers an extensible foundation for the computational stage of</w:t>
-      </w:r>
-      <w:r>
-        <w:t xml:space="preserve"> </w:t>
-      </w:r>
-      <w:r>
-        <w:t xml:space="preserve">gfet</w:t>
-      </w:r>
-      <w:r>
-        <w:t xml:space="preserve"> </w:t>
-      </w:r>
-      <w:r>
-        <w:t xml:space="preserve">biosensor development. It produces prioritised probe candidates under conditions</w:t>
-      </w:r>
-      <w:r>
-        <w:t xml:space="preserve"> </w:t>
-      </w:r>
-      <w:r>
-        <w:t xml:space="preserve">that match the intended application and generalises to new genes and organisms with minimal</w:t>
-      </w:r>
-      <w:r>
-        <w:t xml:space="preserve"> </w:t>
-      </w:r>
-      <w:r>
-        <w:t xml:space="preserve">configuration, within the limits set out in Section </w:t>
-      </w:r>
-      <w:hyperlink w:anchor="sec:limitations">
-        <w:r>
-          <w:rPr>
-            <w:rStyle w:val="Hyperlink"/>
-          </w:rPr>
-          <w:t xml:space="preserve">4.11</w:t>
-        </w:r>
-      </w:hyperlink>
-      <w:r>
-        <w:t xml:space="preserve">.</w:t>
-      </w:r>
-    </w:p>
-    <w:bookmarkEnd w:id="151"/>
-    <w:bookmarkEnd w:id="152"/>
-    <w:bookmarkStart w:id="253" w:name="prospects-for-future-work"/>
-    <w:p>
-      <w:pPr>
-        <w:pStyle w:val="Heading2"/>
-      </w:pPr>
-      <w:r>
-        <w:rPr>
-          <w:rStyle w:val="SectionNumber"/>
-        </w:rPr>
-        <w:t xml:space="preserve">5.2</w:t>
-      </w:r>
-      <w:r>
-        <w:tab/>
-      </w:r>
-      <w:r>
-        <w:t xml:space="preserve">Prospects for future work</w:t>
-      </w:r>
-    </w:p>
-    <w:p>
-      <w:pPr>
-        <w:pStyle w:val="FirstParagraph"/>
-      </w:pPr>
-      <w:r>
-        <w:t xml:space="preserve">Several directions follow naturally from this work:</w:t>
-      </w:r>
-    </w:p>
-    <w:p>
-      <w:pPr>
-        <w:numPr>
-          <w:ilvl w:val="0"/>
-          <w:numId w:val="1003"/>
-        </w:numPr>
-      </w:pPr>
-      <w:r>
-        <w:rPr>
-          <w:b/>
-          <w:bCs/>
-        </w:rPr>
-        <w:t xml:space="preserve">Experimental validation.</w:t>
-      </w:r>
-      <w:r>
-        <w:t xml:space="preserve"> </w:t>
-      </w:r>
-      <w:r>
-        <w:t xml:space="preserve">The ultimate test of the designed probes is their</w:t>
-      </w:r>
-      <w:r>
-        <w:t xml:space="preserve"> </w:t>
-      </w:r>
-      <w:r>
-        <w:t xml:space="preserve">performance on fabricated</w:t>
-      </w:r>
-      <w:r>
-        <w:t xml:space="preserve"> </w:t>
-      </w:r>
-      <w:r>
-        <w:t xml:space="preserve">gfet</w:t>
-      </w:r>
-      <w:r>
-        <w:t xml:space="preserve"> </w:t>
-      </w:r>
-      <w:r>
-        <w:t xml:space="preserve">devices; the ranked shortlist provides the</w:t>
-      </w:r>
-      <w:r>
-        <w:t xml:space="preserve"> </w:t>
-      </w:r>
-      <w:r>
-        <w:t xml:space="preserve">immediate candidates for functionalisation and characterisation.</w:t>
-      </w:r>
-    </w:p>
-    <w:p>
-      <w:pPr>
-        <w:numPr>
-          <w:ilvl w:val="0"/>
-          <w:numId w:val="1003"/>
-        </w:numPr>
-      </w:pPr>
-      <w:r>
-        <w:rPr>
-          <w:b/>
-          <w:bCs/>
-        </w:rPr>
-        <w:t xml:space="preserve">Specificity screening.</w:t>
-      </w:r>
-      <w:r>
-        <w:t xml:space="preserve"> </w:t>
-      </w:r>
-      <w:r>
-        <w:t xml:space="preserve">Adding an automated specificity check (for example a</w:t>
-      </w:r>
-      <w:r>
-        <w:t xml:space="preserve"> </w:t>
-      </w:r>
-      <w:r>
-        <w:t xml:space="preserve">BLAST step against non-target genomes and the host) would complement the current</w:t>
-      </w:r>
-      <w:r>
-        <w:t xml:space="preserve"> </w:t>
-      </w:r>
-      <w:r>
-        <w:t xml:space="preserve">conservation-driven, sensitivity-oriented selection.</w:t>
-      </w:r>
-    </w:p>
-    <w:p>
-      <w:pPr>
-        <w:numPr>
-          <w:ilvl w:val="0"/>
-          <w:numId w:val="1003"/>
-        </w:numPr>
-      </w:pPr>
-      <w:r>
-        <w:rPr>
-          <w:b/>
-          <w:bCs/>
-        </w:rPr>
-        <w:t xml:space="preserve">Refinement of the interface models.</w:t>
-      </w:r>
-      <w:r>
-        <w:t xml:space="preserve"> </w:t>
-      </w:r>
-      <w:r>
-        <w:t xml:space="preserve">The assembled models are starting</w:t>
-      </w:r>
-      <w:r>
-        <w:t xml:space="preserve"> </w:t>
-      </w:r>
-      <w:r>
-        <w:t xml:space="preserve">geometries. Molecular docking and force-field refinement would relax the probe against</w:t>
-      </w:r>
-      <w:r>
-        <w:t xml:space="preserve"> </w:t>
-      </w:r>
-      <w:r>
-        <w:t xml:space="preserve">the surface and replace the orientation sampling used here by energetically weighted</w:t>
-      </w:r>
-      <w:r>
-        <w:t xml:space="preserve"> </w:t>
-      </w:r>
-      <w:r>
-        <w:t xml:space="preserve">poses, from which the Debye coverage could be recomputed.</w:t>
-      </w:r>
-    </w:p>
-    <w:p>
-      <w:pPr>
-        <w:numPr>
-          <w:ilvl w:val="0"/>
-          <w:numId w:val="1003"/>
-        </w:numPr>
-      </w:pPr>
-      <w:r>
-        <w:rPr>
-          <w:b/>
-          <w:bCs/>
-        </w:rPr>
-        <w:t xml:space="preserve">Data-driven modelling.</w:t>
-      </w:r>
-      <w:r>
-        <w:t xml:space="preserve"> </w:t>
-      </w:r>
-      <w:r>
-        <w:t xml:space="preserve">The curated feature dataset opens the way to a</w:t>
-      </w:r>
-      <w:r>
-        <w:t xml:space="preserve"> </w:t>
-      </w:r>
-      <w:r>
-        <w:t xml:space="preserve">machine-learning model that predicts probe quality directly, potentially accelerating or</w:t>
-      </w:r>
-      <w:r>
-        <w:t xml:space="preserve"> </w:t>
-      </w:r>
-      <w:r>
-        <w:t xml:space="preserve">refining the ranking.</w:t>
-      </w:r>
-    </w:p>
-    <w:p>
-      <w:pPr>
-        <w:numPr>
-          <w:ilvl w:val="0"/>
-          <w:numId w:val="1003"/>
         </w:numPr>
       </w:pPr>
       <w:r>
@@ -31429,9 +32245,6 @@
     <w:abstractNumId w:val="991"/>
   </w:num>
   <w:num w:numId="1002">
-    <w:abstractNumId w:val="991"/>
-  </w:num>
-  <w:num w:numId="1003">
     <w:abstractNumId w:val="991"/>
   </w:num>
 </w:numbering>
